--- a/specs/CryptoPilot_Report3_SRS.docx
+++ b/specs/CryptoPilot_Report3_SRS.docx
@@ -3311,7 +3311,7 @@
                 <w:szCs w:val="19"/>
                 <w:rtl w:val="0"/>
               </w:rPr>
-              <w:t xml:space="preserve">Aligned with the implemented system: realized, fee, funding and net profit/loss of a trade and the liquidation clearance fee (BR-35, BR-36, BR-38, BR-42, sections 3.5 and 3.6, MSG23, MSG24); added Demo Trading (section 3.12; UC-54 to UC-58, SCR-45 to SCR-47, NSF-19, NSF-20, BR-68 to BR-73, demo trading entities); community forum aligned with the registered topic (Guest read access, post removal by Admin, official post categories, video posting on PRO and PREMIUM), with search and the public member page (UC-59, SCR-48, section 3.7.5) and comment notifications; Futures MARKET entry at the mark price and fills from 1-minute candles (BR-33, section 3.5.4); settled funding rates in FUNDING_RATE_HISTORY; order book and trade streams (NSF-03); timeframe and threshold units of FUNDING_RATE and OPEN_INTEREST_CHANGE alerts; rate limits and MSG50; Market List without the setup score column; English user interface first (to confirm).</w:t>
+              <w:t>Aligned with the implemented system: realized, fee, funding and net profit/loss of a trade and the liquidation clearance fee (BR-35, BR-36, BR-38, BR-42, sections 3.5 and 3.6, MSG23, MSG24); added Demo Trading (section 3.12; UC-15, UC-19, UC-20, SCR-45 to SCR-47, NSF-19, NSF-20, BR-68 to BR-73, demo trading entities); community forum aligned with the registered topic (Guest read access, post removal by Admin, official post categories, video posting on PRO and PREMIUM), with search and the public member page (UC-06, SCR-48, section 3.7.5) and comment notifications; Futures MARKET entry at the mark price and fills from 1-minute candles (BR-33, section 3.5.4); settled funding rates in FUNDING_RATE_HISTORY; order book and trade streams (NSF-03); timeframe and threshold units of FUNDING_RATE and OPEN_INTEREST_CHANGE alerts; rate limits and MSG50; Market List without the setup score column; English user interface first (to confirm).</w:t>
             </w:r>
             <w:r>
               <w:rPr>
@@ -3498,7 +3498,7 @@
         <w:rPr>
           <w:rtl w:val="0"/>
         </w:rPr>
-        <w:t xml:space="preserve">CryptoPilot collects public market data from Binance, calculates technical indicators and a setup score, and lets traders build trading plans with automatic risk calculation and warnings. Active plans are executed in a simulation against live prices, and each result is recorded in a trading journal with performance statistics. A demo trading exchange lets Traders practice placing orders with virtual funds against live Binance prices. The platform also includes a community forum, aggregated crypto news and an AI assistant that explains the analysis using the trader's own data. Traders use one of three subscription plans. FREE covers the Spot workflow with low limits. The paid plans PRO and PREMIUM are bought through VNPay or MoMo and add Futures analysis and plans, setup score details, higher limits, indicator alerts with email and push delivery, the full performance dashboard, AI news insight, the AI Assistant and video posting.</w:t>
+        <w:t>CryptoPilot collects public market data from Binance, calculates technical indicators and a setup score, and lets traders build trading plans with automatic risk calculation and warnings. Active plans are executed in a simulation against live prices, and each result is recorded in a trading journal with performance statistics. A demo trading exchange lets Traders practice placing orders with virtual funds against live Binance prices. The platform also includes a community forum, aggregated crypto news and an AI assistant that explains the analysis using the trader's own data. Traders use one of three subscription plans. FREE covers the Spot workflow with low limits. The paid plans PRO and PREMIUM are bought through MoMo and add Futures analysis and plans, setup score details, higher limits, indicator alerts with email and push delivery, the full performance dashboard, AI news insight, the AI Assistant and video posting.</w:t>
       </w:r>
     </w:p>
     <w:p>
@@ -3912,7 +3912,7 @@
                 <w:szCs w:val="19"/>
                 <w:rtl w:val="0"/>
               </w:rPr>
-              <w:t xml:space="preserve">Subscription plans FREE, PRO and PREMIUM; purchase and upgrade via VNPay and MoMo</w:t>
+              <w:t>Subscription plans FREE, PRO and PREMIUM; purchase and upgrade via MoMo</w:t>
             </w:r>
             <w:r>
               <w:rPr>
@@ -10404,7 +10404,7 @@
                 <w:szCs w:val="19"/>
                 <w:rtl w:val="0"/>
               </w:rPr>
-              <w:t xml:space="preserve">A registered, verified user with role TRADER. A Trader analyzes the market, manages the watchlist and alerts, creates trading plans, follows simulated positions, keeps a trading journal, practices on the demo trading exchange with virtual funds, participates in the community, reads news and buys subscriptions. Each Trader has exactly one effective plan: FREE by default, or PRO or PREMIUM while a paid subscription is active. The plan determines limits and features such as indicator alerts, the AI Assistant and video posting (BR-62); it is an entitlement of the Trader, not a separate role.</w:t>
+              <w:t>A registered, verified user with role TRADER. A Trader analyzes the market, manages the watchlist and alerts, creates trading plans, follows simulated positions, keeps a trading journal, practices on the demo trading exchange with virtual funds, participates in the community, reads news and buys subscriptions. Each Trader has exactly one effective plan: FREE by default, or PRO or PREMIUM while a paid subscription is active. The plan determines limits and features such as indicator alerts, the AI Assistant and video posting (BR-62); it is an entitlement of the Trader, not a separate role. A Trader can also perform every use case of a Guest (Trader specializes Guest in Figure 2.1).</w:t>
             </w:r>
             <w:r>
               <w:rPr>
@@ -10544,7 +10544,7 @@
                 <w:szCs w:val="19"/>
                 <w:rtl w:val="0"/>
               </w:rPr>
-              <w:t xml:space="preserve">External system (secondary actor) that provides public Spot and USD-M Futures market data through REST and WebSocket interfaces. No API key or user account is used. It interacts with CryptoPilot only through non-screen functions NSF-01 to NSF-04 and is therefore not associated with any use case.</w:t>
+              <w:t>External system (secondary actor) that provides public Spot and USD-M Futures market data through REST and WebSocket interfaces. No API key or user account is used. It interacts with CryptoPilot through non-screen functions NSF-01 to NSF-04 and is associated with the system use case UC-47.</w:t>
             </w:r>
             <w:r>
               <w:rPr>
@@ -10614,7 +10614,7 @@
                 <w:szCs w:val="19"/>
                 <w:rtl w:val="0"/>
               </w:rPr>
-              <w:t xml:space="preserve">External system (secondary actor), the Anthropic Claude API, that generates AI Assistant answers and news summaries.</w:t>
+              <w:t>External system (secondary actor), a large language model API, that generates AI Assistant answers and news summaries (drawn as AI Service (LLM)). The provider and the model are not fixed by this specification: they are set in the active AI configuration (UC-41) and can be changed without changing the requirements.</w:t>
             </w:r>
             <w:r>
               <w:rPr>
@@ -10684,7 +10684,7 @@
                 <w:szCs w:val="19"/>
                 <w:rtl w:val="0"/>
               </w:rPr>
-              <w:t xml:space="preserve">External systems VNPay and MoMo (secondary actors) that process subscription payments and send payment result notifications (IPN).</w:t>
+              <w:t>External system MoMo (secondary actor) that processes subscription payments and sends payment result notifications (IPN).</w:t>
             </w:r>
             <w:r>
               <w:rPr>
@@ -10970,6 +10970,61 @@
               <w:rPr>
                 <w:rtl w:val="0"/>
               </w:rPr>
+            </w:r>
+          </w:p>
+        </w:tc>
+      </w:tr>
+      <w:tr>
+        <w:trPr>
+          <w:cantSplit w:val="0"/>
+          <w:tblHeader w:val="0"/>
+        </w:trPr>
+        <w:tc>
+          <w:tcPr/>
+          <w:p>
+            <w:pPr>
+              <w:jc w:val="center"/>
+              <w:rPr/>
+            </w:pPr>
+            <w:r>
+              <w:rPr>
+                <w:sz w:val="19"/>
+                <w:szCs w:val="19"/>
+                <w:rtl w:val="0"/>
+              </w:rPr>
+              <w:t>11</w:t>
+            </w:r>
+          </w:p>
+        </w:tc>
+        <w:tc>
+          <w:tcPr/>
+          <w:p>
+            <w:pPr>
+              <w:rPr/>
+            </w:pPr>
+            <w:r>
+              <w:rPr>
+                <w:sz w:val="19"/>
+                <w:szCs w:val="19"/>
+                <w:rtl w:val="0"/>
+              </w:rPr>
+              <w:t>Scheduler (Timer)</w:t>
+            </w:r>
+          </w:p>
+        </w:tc>
+        <w:tc>
+          <w:tcPr/>
+          <w:p>
+            <w:pPr>
+              <w:rPr/>
+            </w:pPr>
+            <w:r>
+              <w:rPr>
+                <w:sz w:val="19"/>
+                <w:szCs w:val="19"/>
+                <w:rtl w:val="0"/>
+              </w:rPr>
+              <w:t>Internal timer (secondary actor) that starts the system use cases UC-47 to UC-52, which are realized by the non-screen functions of Section 3.1.4.</w:t>
             </w:r>
           </w:p>
         </w:tc>
@@ -11023,776 +11078,9 @@
         <w:rPr>
           <w:rtl w:val="0"/>
         </w:rPr>
-        <w:t xml:space="preserve">The use cases are presented in seven diagrams, one per functional area. The included use case UC-53 is drawn in every diagram whose use cases include it:</w:t>
+        <w:t>All use cases are presented in one diagram (Figure 2.1). Trader specializes Guest and inherits its use cases. Included use cases are UC-16 (included by UC-13, UC-14 and UC-15), UC-17 (included by UC-16), UC-32 (included by UC-30 and UC-31), UC-33 (included by UC-29 and UC-32), UC-36 (included by UC-34 and UC-35) and UC-48 (included by UC-47); UC-18 extends UC-16 and UC-29 extends UC-26. UC-47 to UC-52 are system use cases started by the Scheduler.</w:t>
       </w:r>
     </w:p>
-    <w:tbl>
-      <w:tblPr>
-        <w:tblStyle w:val="Table5"/>
-        <w:tblW w:w="8928.0" w:type="dxa"/>
-        <w:jc w:val="center"/>
-        <w:tblBorders>
-          <w:top w:color="000000" w:space="0" w:sz="4" w:val="single"/>
-          <w:left w:color="000000" w:space="0" w:sz="4" w:val="single"/>
-          <w:bottom w:color="000000" w:space="0" w:sz="4" w:val="single"/>
-          <w:right w:color="000000" w:space="0" w:sz="4" w:val="single"/>
-          <w:insideH w:color="000000" w:space="0" w:sz="4" w:val="single"/>
-          <w:insideV w:color="000000" w:space="0" w:sz="4" w:val="single"/>
-        </w:tblBorders>
-        <w:tblLayout w:type="fixed"/>
-        <w:tblLook w:val="0400"/>
-      </w:tblPr>
-      <w:tblGrid>
-        <w:gridCol w:w="1152"/>
-        <w:gridCol w:w="2448"/>
-        <w:gridCol w:w="1728"/>
-        <w:gridCol w:w="3600"/>
-        <w:tblGridChange w:id="0">
-          <w:tblGrid>
-            <w:gridCol w:w="1152"/>
-            <w:gridCol w:w="2448"/>
-            <w:gridCol w:w="1728"/>
-            <w:gridCol w:w="3600"/>
-          </w:tblGrid>
-        </w:tblGridChange>
-      </w:tblGrid>
-      <w:tr>
-        <w:trPr>
-          <w:cantSplit w:val="0"/>
-          <w:tblHeader w:val="1"/>
-        </w:trPr>
-        <w:tc>
-          <w:tcPr>
-            <w:shd w:fill="ffe8e1" w:val="clear"/>
-          </w:tcPr>
-          <w:p>
-            <w:pPr>
-              <w:rPr/>
-            </w:pPr>
-            <w:r>
-              <w:rPr>
-                <w:b w:val="1"/>
-                <w:bCs w:val="1"/>
-                <w:sz w:val="19"/>
-                <w:szCs w:val="19"/>
-                <w:rtl w:val="0"/>
-              </w:rPr>
-              <w:t xml:space="preserve">Figure</w:t>
-            </w:r>
-            <w:r>
-              <w:rPr>
-                <w:rtl w:val="0"/>
-              </w:rPr>
-            </w:r>
-          </w:p>
-        </w:tc>
-        <w:tc>
-          <w:tcPr>
-            <w:shd w:fill="ffe8e1" w:val="clear"/>
-          </w:tcPr>
-          <w:p>
-            <w:pPr>
-              <w:rPr/>
-            </w:pPr>
-            <w:r>
-              <w:rPr>
-                <w:b w:val="1"/>
-                <w:bCs w:val="1"/>
-                <w:sz w:val="19"/>
-                <w:szCs w:val="19"/>
-                <w:rtl w:val="0"/>
-              </w:rPr>
-              <w:t xml:space="preserve">Area</w:t>
-            </w:r>
-            <w:r>
-              <w:rPr>
-                <w:rtl w:val="0"/>
-              </w:rPr>
-            </w:r>
-          </w:p>
-        </w:tc>
-        <w:tc>
-          <w:tcPr>
-            <w:shd w:fill="ffe8e1" w:val="clear"/>
-          </w:tcPr>
-          <w:p>
-            <w:pPr>
-              <w:rPr/>
-            </w:pPr>
-            <w:r>
-              <w:rPr>
-                <w:b w:val="1"/>
-                <w:bCs w:val="1"/>
-                <w:sz w:val="19"/>
-                <w:szCs w:val="19"/>
-                <w:rtl w:val="0"/>
-              </w:rPr>
-              <w:t xml:space="preserve">Use cases</w:t>
-            </w:r>
-            <w:r>
-              <w:rPr>
-                <w:rtl w:val="0"/>
-              </w:rPr>
-            </w:r>
-          </w:p>
-        </w:tc>
-        <w:tc>
-          <w:tcPr>
-            <w:shd w:fill="ffe8e1" w:val="clear"/>
-          </w:tcPr>
-          <w:p>
-            <w:pPr>
-              <w:rPr/>
-            </w:pPr>
-            <w:r>
-              <w:rPr>
-                <w:b w:val="1"/>
-                <w:bCs w:val="1"/>
-                <w:sz w:val="19"/>
-                <w:szCs w:val="19"/>
-                <w:rtl w:val="0"/>
-              </w:rPr>
-              <w:t xml:space="preserve">Actors</w:t>
-            </w:r>
-            <w:r>
-              <w:rPr>
-                <w:rtl w:val="0"/>
-              </w:rPr>
-            </w:r>
-          </w:p>
-        </w:tc>
-      </w:tr>
-      <w:tr>
-        <w:trPr>
-          <w:cantSplit w:val="0"/>
-          <w:tblHeader w:val="0"/>
-        </w:trPr>
-        <w:tc>
-          <w:tcPr/>
-          <w:p>
-            <w:pPr>
-              <w:rPr/>
-            </w:pPr>
-            <w:r>
-              <w:rPr>
-                <w:sz w:val="19"/>
-                <w:szCs w:val="19"/>
-                <w:rtl w:val="0"/>
-              </w:rPr>
-              <w:t xml:space="preserve">Figure 2.1</w:t>
-            </w:r>
-            <w:r>
-              <w:rPr>
-                <w:rtl w:val="0"/>
-              </w:rPr>
-            </w:r>
-          </w:p>
-        </w:tc>
-        <w:tc>
-          <w:tcPr/>
-          <w:p>
-            <w:pPr>
-              <w:rPr/>
-            </w:pPr>
-            <w:r>
-              <w:rPr>
-                <w:sz w:val="19"/>
-                <w:szCs w:val="19"/>
-                <w:rtl w:val="0"/>
-              </w:rPr>
-              <w:t xml:space="preserve">Authentication and Account</w:t>
-            </w:r>
-            <w:r>
-              <w:rPr>
-                <w:rtl w:val="0"/>
-              </w:rPr>
-            </w:r>
-          </w:p>
-        </w:tc>
-        <w:tc>
-          <w:tcPr/>
-          <w:p>
-            <w:pPr>
-              <w:rPr/>
-            </w:pPr>
-            <w:r>
-              <w:rPr>
-                <w:sz w:val="19"/>
-                <w:szCs w:val="19"/>
-                <w:rtl w:val="0"/>
-              </w:rPr>
-              <w:t xml:space="preserve">UC-01 to UC-08</w:t>
-            </w:r>
-            <w:r>
-              <w:rPr>
-                <w:rtl w:val="0"/>
-              </w:rPr>
-            </w:r>
-          </w:p>
-        </w:tc>
-        <w:tc>
-          <w:tcPr/>
-          <w:p>
-            <w:pPr>
-              <w:rPr/>
-            </w:pPr>
-            <w:r>
-              <w:rPr>
-                <w:sz w:val="19"/>
-                <w:szCs w:val="19"/>
-                <w:rtl w:val="0"/>
-              </w:rPr>
-              <w:t xml:space="preserve">Guest, Trader, Admin, Email Service, Media Storage</w:t>
-            </w:r>
-            <w:r>
-              <w:rPr>
-                <w:rtl w:val="0"/>
-              </w:rPr>
-            </w:r>
-          </w:p>
-        </w:tc>
-      </w:tr>
-      <w:tr>
-        <w:trPr>
-          <w:cantSplit w:val="0"/>
-          <w:tblHeader w:val="0"/>
-        </w:trPr>
-        <w:tc>
-          <w:tcPr/>
-          <w:p>
-            <w:pPr>
-              <w:rPr/>
-            </w:pPr>
-            <w:r>
-              <w:rPr>
-                <w:sz w:val="19"/>
-                <w:szCs w:val="19"/>
-                <w:rtl w:val="0"/>
-              </w:rPr>
-              <w:t xml:space="preserve">Figure 2.2</w:t>
-            </w:r>
-            <w:r>
-              <w:rPr>
-                <w:rtl w:val="0"/>
-              </w:rPr>
-            </w:r>
-          </w:p>
-        </w:tc>
-        <w:tc>
-          <w:tcPr/>
-          <w:p>
-            <w:pPr>
-              <w:rPr/>
-            </w:pPr>
-            <w:r>
-              <w:rPr>
-                <w:sz w:val="19"/>
-                <w:szCs w:val="19"/>
-                <w:rtl w:val="0"/>
-              </w:rPr>
-              <w:t xml:space="preserve">Market Analysis and Trading Plan</w:t>
-            </w:r>
-            <w:r>
-              <w:rPr>
-                <w:rtl w:val="0"/>
-              </w:rPr>
-            </w:r>
-          </w:p>
-        </w:tc>
-        <w:tc>
-          <w:tcPr/>
-          <w:p>
-            <w:pPr>
-              <w:rPr/>
-            </w:pPr>
-            <w:r>
-              <w:rPr>
-                <w:sz w:val="19"/>
-                <w:szCs w:val="19"/>
-                <w:rtl w:val="0"/>
-              </w:rPr>
-              <w:t xml:space="preserve">UC-09 to UC-11, UC-16 to UC-21, UC-53</w:t>
-            </w:r>
-            <w:r>
-              <w:rPr>
-                <w:rtl w:val="0"/>
-              </w:rPr>
-            </w:r>
-          </w:p>
-        </w:tc>
-        <w:tc>
-          <w:tcPr/>
-          <w:p>
-            <w:pPr>
-              <w:rPr/>
-            </w:pPr>
-            <w:r>
-              <w:rPr>
-                <w:sz w:val="19"/>
-                <w:szCs w:val="19"/>
-                <w:rtl w:val="0"/>
-              </w:rPr>
-              <w:t xml:space="preserve">Guest, Trader</w:t>
-            </w:r>
-            <w:r>
-              <w:rPr>
-                <w:rtl w:val="0"/>
-              </w:rPr>
-            </w:r>
-          </w:p>
-        </w:tc>
-      </w:tr>
-      <w:tr>
-        <w:trPr>
-          <w:cantSplit w:val="0"/>
-          <w:tblHeader w:val="0"/>
-        </w:trPr>
-        <w:tc>
-          <w:tcPr/>
-          <w:p>
-            <w:pPr>
-              <w:rPr/>
-            </w:pPr>
-            <w:r>
-              <w:rPr>
-                <w:sz w:val="19"/>
-                <w:szCs w:val="19"/>
-                <w:rtl w:val="0"/>
-              </w:rPr>
-              <w:t xml:space="preserve">Figure 2.3</w:t>
-            </w:r>
-            <w:r>
-              <w:rPr>
-                <w:rtl w:val="0"/>
-              </w:rPr>
-            </w:r>
-          </w:p>
-        </w:tc>
-        <w:tc>
-          <w:tcPr/>
-          <w:p>
-            <w:pPr>
-              <w:rPr/>
-            </w:pPr>
-            <w:r>
-              <w:rPr>
-                <w:sz w:val="19"/>
-                <w:szCs w:val="19"/>
-                <w:rtl w:val="0"/>
-              </w:rPr>
-              <w:t xml:space="preserve">Watchlist, Trading Journal and Alert</w:t>
-            </w:r>
-            <w:r>
-              <w:rPr>
-                <w:rtl w:val="0"/>
-              </w:rPr>
-            </w:r>
-          </w:p>
-        </w:tc>
-        <w:tc>
-          <w:tcPr/>
-          <w:p>
-            <w:pPr>
-              <w:rPr/>
-            </w:pPr>
-            <w:r>
-              <w:rPr>
-                <w:sz w:val="19"/>
-                <w:szCs w:val="19"/>
-                <w:rtl w:val="0"/>
-              </w:rPr>
-              <w:t xml:space="preserve">UC-12 to UC-15, UC-22 to UC-25, UC-53</w:t>
-            </w:r>
-            <w:r>
-              <w:rPr>
-                <w:rtl w:val="0"/>
-              </w:rPr>
-            </w:r>
-          </w:p>
-        </w:tc>
-        <w:tc>
-          <w:tcPr/>
-          <w:p>
-            <w:pPr>
-              <w:rPr/>
-            </w:pPr>
-            <w:r>
-              <w:rPr>
-                <w:sz w:val="19"/>
-                <w:szCs w:val="19"/>
-                <w:rtl w:val="0"/>
-              </w:rPr>
-              <w:t xml:space="preserve">Trader</w:t>
-            </w:r>
-            <w:r>
-              <w:rPr>
-                <w:rtl w:val="0"/>
-              </w:rPr>
-            </w:r>
-          </w:p>
-        </w:tc>
-      </w:tr>
-      <w:tr>
-        <w:trPr>
-          <w:cantSplit w:val="0"/>
-          <w:tblHeader w:val="0"/>
-        </w:trPr>
-        <w:tc>
-          <w:tcPr/>
-          <w:p>
-            <w:pPr>
-              <w:rPr/>
-            </w:pPr>
-            <w:r>
-              <w:rPr>
-                <w:sz w:val="19"/>
-                <w:szCs w:val="19"/>
-                <w:rtl w:val="0"/>
-              </w:rPr>
-              <w:t xml:space="preserve">Figure 2.4</w:t>
-            </w:r>
-            <w:r>
-              <w:rPr>
-                <w:rtl w:val="0"/>
-              </w:rPr>
-            </w:r>
-          </w:p>
-        </w:tc>
-        <w:tc>
-          <w:tcPr/>
-          <w:p>
-            <w:pPr>
-              <w:rPr/>
-            </w:pPr>
-            <w:r>
-              <w:rPr>
-                <w:sz w:val="19"/>
-                <w:szCs w:val="19"/>
-                <w:rtl w:val="0"/>
-              </w:rPr>
-              <w:t xml:space="preserve">Community and News</w:t>
-            </w:r>
-            <w:r>
-              <w:rPr>
-                <w:rtl w:val="0"/>
-              </w:rPr>
-            </w:r>
-          </w:p>
-        </w:tc>
-        <w:tc>
-          <w:tcPr/>
-          <w:p>
-            <w:pPr>
-              <w:rPr/>
-            </w:pPr>
-            <w:r>
-              <w:rPr>
-                <w:sz w:val="19"/>
-                <w:szCs w:val="19"/>
-                <w:rtl w:val="0"/>
-              </w:rPr>
-              <w:t xml:space="preserve">UC-26 to UC-34, UC-53, UC-59</w:t>
-            </w:r>
-            <w:r>
-              <w:rPr>
-                <w:rtl w:val="0"/>
-              </w:rPr>
-            </w:r>
-          </w:p>
-        </w:tc>
-        <w:tc>
-          <w:tcPr/>
-          <w:p>
-            <w:pPr>
-              <w:rPr/>
-            </w:pPr>
-            <w:r>
-              <w:rPr>
-                <w:sz w:val="19"/>
-                <w:szCs w:val="19"/>
-                <w:rtl w:val="0"/>
-              </w:rPr>
-              <w:t xml:space="preserve">Guest, Trader, Media Storage</w:t>
-            </w:r>
-            <w:r>
-              <w:rPr>
-                <w:rtl w:val="0"/>
-              </w:rPr>
-            </w:r>
-          </w:p>
-        </w:tc>
-      </w:tr>
-      <w:tr>
-        <w:trPr>
-          <w:cantSplit w:val="0"/>
-          <w:tblHeader w:val="0"/>
-        </w:trPr>
-        <w:tc>
-          <w:tcPr/>
-          <w:p>
-            <w:pPr>
-              <w:rPr/>
-            </w:pPr>
-            <w:r>
-              <w:rPr>
-                <w:sz w:val="19"/>
-                <w:szCs w:val="19"/>
-                <w:rtl w:val="0"/>
-              </w:rPr>
-              <w:t xml:space="preserve">Figure 2.5</w:t>
-            </w:r>
-            <w:r>
-              <w:rPr>
-                <w:rtl w:val="0"/>
-              </w:rPr>
-            </w:r>
-          </w:p>
-        </w:tc>
-        <w:tc>
-          <w:tcPr/>
-          <w:p>
-            <w:pPr>
-              <w:rPr/>
-            </w:pPr>
-            <w:r>
-              <w:rPr>
-                <w:sz w:val="19"/>
-                <w:szCs w:val="19"/>
-                <w:rtl w:val="0"/>
-              </w:rPr>
-              <w:t xml:space="preserve">AI Assistant and Subscription</w:t>
-            </w:r>
-            <w:r>
-              <w:rPr>
-                <w:rtl w:val="0"/>
-              </w:rPr>
-            </w:r>
-          </w:p>
-        </w:tc>
-        <w:tc>
-          <w:tcPr/>
-          <w:p>
-            <w:pPr>
-              <w:rPr/>
-            </w:pPr>
-            <w:r>
-              <w:rPr>
-                <w:sz w:val="19"/>
-                <w:szCs w:val="19"/>
-                <w:rtl w:val="0"/>
-              </w:rPr>
-              <w:t xml:space="preserve">UC-35 to UC-39, UC-53</w:t>
-            </w:r>
-            <w:r>
-              <w:rPr>
-                <w:rtl w:val="0"/>
-              </w:rPr>
-            </w:r>
-          </w:p>
-        </w:tc>
-        <w:tc>
-          <w:tcPr/>
-          <w:p>
-            <w:pPr>
-              <w:rPr/>
-            </w:pPr>
-            <w:r>
-              <w:rPr>
-                <w:sz w:val="19"/>
-                <w:szCs w:val="19"/>
-                <w:rtl w:val="0"/>
-              </w:rPr>
-              <w:t xml:space="preserve">Trader, LLM Provider, Payment Gateway</w:t>
-            </w:r>
-            <w:r>
-              <w:rPr>
-                <w:rtl w:val="0"/>
-              </w:rPr>
-            </w:r>
-          </w:p>
-        </w:tc>
-      </w:tr>
-      <w:tr>
-        <w:trPr>
-          <w:cantSplit w:val="0"/>
-          <w:tblHeader w:val="0"/>
-        </w:trPr>
-        <w:tc>
-          <w:tcPr/>
-          <w:p>
-            <w:pPr>
-              <w:rPr/>
-            </w:pPr>
-            <w:r>
-              <w:rPr>
-                <w:sz w:val="19"/>
-                <w:szCs w:val="19"/>
-                <w:rtl w:val="0"/>
-              </w:rPr>
-              <w:t xml:space="preserve">Figure 2.6</w:t>
-            </w:r>
-            <w:r>
-              <w:rPr>
-                <w:rtl w:val="0"/>
-              </w:rPr>
-            </w:r>
-          </w:p>
-        </w:tc>
-        <w:tc>
-          <w:tcPr/>
-          <w:p>
-            <w:pPr>
-              <w:rPr/>
-            </w:pPr>
-            <w:r>
-              <w:rPr>
-                <w:sz w:val="19"/>
-                <w:szCs w:val="19"/>
-                <w:rtl w:val="0"/>
-              </w:rPr>
-              <w:t xml:space="preserve">Administration</w:t>
-            </w:r>
-            <w:r>
-              <w:rPr>
-                <w:rtl w:val="0"/>
-              </w:rPr>
-            </w:r>
-          </w:p>
-        </w:tc>
-        <w:tc>
-          <w:tcPr/>
-          <w:p>
-            <w:pPr>
-              <w:rPr/>
-            </w:pPr>
-            <w:r>
-              <w:rPr>
-                <w:sz w:val="19"/>
-                <w:szCs w:val="19"/>
-                <w:rtl w:val="0"/>
-              </w:rPr>
-              <w:t xml:space="preserve">UC-40 to UC-52</w:t>
-            </w:r>
-            <w:r>
-              <w:rPr>
-                <w:rtl w:val="0"/>
-              </w:rPr>
-            </w:r>
-          </w:p>
-        </w:tc>
-        <w:tc>
-          <w:tcPr/>
-          <w:p>
-            <w:pPr>
-              <w:rPr/>
-            </w:pPr>
-            <w:r>
-              <w:rPr>
-                <w:sz w:val="19"/>
-                <w:szCs w:val="19"/>
-                <w:rtl w:val="0"/>
-              </w:rPr>
-              <w:t xml:space="preserve">Admin, Media Storage, Payment Gateway, News Source</w:t>
-            </w:r>
-            <w:r>
-              <w:rPr>
-                <w:rtl w:val="0"/>
-              </w:rPr>
-            </w:r>
-          </w:p>
-        </w:tc>
-      </w:tr>
-      <w:tr>
-        <w:trPr>
-          <w:cantSplit w:val="0"/>
-          <w:tblHeader w:val="0"/>
-        </w:trPr>
-        <w:tc>
-          <w:tcPr/>
-          <w:p>
-            <w:pPr>
-              <w:rPr/>
-            </w:pPr>
-            <w:r>
-              <w:rPr>
-                <w:sz w:val="19"/>
-                <w:szCs w:val="19"/>
-                <w:rtl w:val="0"/>
-              </w:rPr>
-              <w:t xml:space="preserve">Figure 2.7</w:t>
-            </w:r>
-            <w:r>
-              <w:rPr>
-                <w:rtl w:val="0"/>
-              </w:rPr>
-            </w:r>
-          </w:p>
-        </w:tc>
-        <w:tc>
-          <w:tcPr/>
-          <w:p>
-            <w:pPr>
-              <w:rPr/>
-            </w:pPr>
-            <w:r>
-              <w:rPr>
-                <w:sz w:val="19"/>
-                <w:szCs w:val="19"/>
-                <w:rtl w:val="0"/>
-              </w:rPr>
-              <w:t xml:space="preserve">Demo Trading</w:t>
-            </w:r>
-            <w:r>
-              <w:rPr>
-                <w:rtl w:val="0"/>
-              </w:rPr>
-            </w:r>
-          </w:p>
-        </w:tc>
-        <w:tc>
-          <w:tcPr/>
-          <w:p>
-            <w:pPr>
-              <w:rPr/>
-            </w:pPr>
-            <w:r>
-              <w:rPr>
-                <w:sz w:val="19"/>
-                <w:szCs w:val="19"/>
-                <w:rtl w:val="0"/>
-              </w:rPr>
-              <w:t xml:space="preserve">UC-54 to UC-58</w:t>
-            </w:r>
-            <w:r>
-              <w:rPr>
-                <w:rtl w:val="0"/>
-              </w:rPr>
-            </w:r>
-          </w:p>
-        </w:tc>
-        <w:tc>
-          <w:tcPr/>
-          <w:p>
-            <w:pPr>
-              <w:rPr/>
-            </w:pPr>
-            <w:r>
-              <w:rPr>
-                <w:sz w:val="19"/>
-                <w:szCs w:val="19"/>
-                <w:rtl w:val="0"/>
-              </w:rPr>
-              <w:t xml:space="preserve">Trader</w:t>
-            </w:r>
-            <w:r>
-              <w:rPr>
-                <w:rtl w:val="0"/>
-              </w:rPr>
-            </w:r>
-          </w:p>
-        </w:tc>
-      </w:tr>
-    </w:tbl>
     <w:p>
       <w:pPr>
         <w:spacing w:after="120" w:lineRule="auto"/>
@@ -11802,7 +11090,7 @@
         <w:rPr>
           <w:rtl w:val="0"/>
         </w:rPr>
-        <w:t xml:space="preserve">Primary actors are drawn on the left of each diagram and secondary actors (external systems) on the right. A secondary actor is associated with a use case only when CryptoPilot exchanges data with it to produce the result of that use case, either within the use case flow or through a non-screen function that the use case triggers and waits for. External systems that only supply or receive data through scheduled or event-driven non-screen functions (Section 3.1.4) are not associated with the use cases that later read the stored data. Steps, alternative flows and variants of a use case are specified in Section 3 and are not drawn as separate use cases.</w:t>
+        <w:t>Guest and Trader are drawn on the left of the diagram, Admin and the external systems on the right. A secondary actor is associated with a use case only when CryptoPilot exchanges data with it to produce the result of that use case. Steps, alternative flows and variants of a use case are specified in Section 3 and are not drawn as separate use cases; the function description of each requirement in Section 3 names the use cases it realizes.</w:t>
       </w:r>
     </w:p>
     <w:p>
@@ -11830,35 +11118,22 @@
         <w:rPr/>
       </w:pPr>
       <w:r>
-        <w:rPr>
-          <w:i w:val="1"/>
-          <w:iCs w:val="1"/>
-          <w:color w:val="808080"/>
-          <w:rtl w:val="0"/>
-        </w:rPr>
-        <w:br w:type="textWrapping"/>
-      </w:r>
-      <w:r>
-        <w:rPr>
-          <w:i w:val="1"/>
-          <w:iCs w:val="1"/>
-          <w:color w:val="808080"/>
-        </w:rPr>
         <w:drawing>
-          <wp:inline distB="114300" distT="114300" distL="114300" distR="114300">
-            <wp:extent cx="5746440" cy="5432488"/>
-            <wp:effectExtent b="0" l="0" r="0" t="0"/>
-            <wp:docPr id="2" name="image2.png"/>
+          <wp:inline>
+            <wp:extent cx="5746750" cy="5561086"/>
+            <wp:docPr id="12" name="Picture 12"/>
+            <wp:cNvGraphicFramePr>
+              <a:graphicFrameLocks noChangeAspect="1"/>
+            </wp:cNvGraphicFramePr>
             <a:graphic>
               <a:graphicData uri="http://schemas.openxmlformats.org/drawingml/2006/picture">
                 <pic:pic>
                   <pic:nvPicPr>
-                    <pic:cNvPr id="0" name="image2.png"/>
-                    <pic:cNvPicPr preferRelativeResize="0"/>
+                    <pic:cNvPr id="0" name="uc_diagram.png"/>
+                    <pic:cNvPicPr/>
                   </pic:nvPicPr>
                   <pic:blipFill>
-                    <a:blip r:embed="rId8"/>
-                    <a:srcRect b="0" l="0" r="0" t="0"/>
+                    <a:blip r:embed="rId18"/>
                     <a:stretch>
                       <a:fillRect/>
                     </a:stretch>
@@ -11866,30 +11141,15 @@
                   <pic:spPr>
                     <a:xfrm>
                       <a:off x="0" y="0"/>
-                      <a:ext cx="5746440" cy="5432488"/>
+                      <a:ext cx="5746750" cy="5561086"/>
                     </a:xfrm>
                     <a:prstGeom prst="rect"/>
-                    <a:ln/>
                   </pic:spPr>
                 </pic:pic>
               </a:graphicData>
             </a:graphic>
           </wp:inline>
         </w:drawing>
-      </w:r>
-      <w:r>
-        <w:rPr>
-          <w:i w:val="1"/>
-          <w:iCs w:val="1"/>
-          <w:color w:val="808080"/>
-          <w:rtl w:val="0"/>
-        </w:rPr>
-        <w:br w:type="textWrapping"/>
-      </w:r>
-      <w:r>
-        <w:rPr>
-          <w:rtl w:val="0"/>
-        </w:rPr>
       </w:r>
     </w:p>
     <w:p>
@@ -11922,616 +11182,7 @@
           <w:szCs w:val="18"/>
           <w:rtl w:val="0"/>
         </w:rPr>
-        <w:t xml:space="preserve">Figure 2.1: Use Case Diagram – Authentication and Account</w:t>
-      </w:r>
-    </w:p>
-    <w:p>
-      <w:pPr>
-        <w:keepNext w:val="1"/>
-        <w:pBdr>
-          <w:top w:color="808080" w:space="8" w:sz="6" w:val="dashed"/>
-          <w:left w:color="808080" w:space="8" w:sz="6" w:val="dashed"/>
-          <w:bottom w:color="808080" w:space="8" w:sz="6" w:val="dashed"/>
-          <w:right w:color="808080" w:space="8" w:sz="6" w:val="dashed"/>
-        </w:pBdr>
-        <w:spacing w:after="80" w:before="240" w:lineRule="auto"/>
-        <w:jc w:val="center"/>
-        <w:rPr/>
-      </w:pPr>
-      <w:r>
-        <w:rPr>
-          <w:i w:val="1"/>
-          <w:iCs w:val="1"/>
-          <w:color w:val="808080"/>
-          <w:rtl w:val="0"/>
-        </w:rPr>
-        <w:br w:type="textWrapping"/>
-      </w:r>
-      <w:r>
-        <w:rPr>
-          <w:i w:val="1"/>
-          <w:iCs w:val="1"/>
-          <w:color w:val="808080"/>
-        </w:rPr>
-        <w:drawing>
-          <wp:inline distB="114300" distT="114300" distL="114300" distR="114300">
-            <wp:extent cx="5746440" cy="4349460"/>
-            <wp:effectExtent b="0" l="0" r="0" t="0"/>
-            <wp:docPr id="5" name="image7.png"/>
-            <a:graphic>
-              <a:graphicData uri="http://schemas.openxmlformats.org/drawingml/2006/picture">
-                <pic:pic>
-                  <pic:nvPicPr>
-                    <pic:cNvPr id="0" name="image7.png"/>
-                    <pic:cNvPicPr preferRelativeResize="0"/>
-                  </pic:nvPicPr>
-                  <pic:blipFill>
-                    <a:blip r:embed="rId9"/>
-                    <a:srcRect b="0" l="0" r="0" t="0"/>
-                    <a:stretch>
-                      <a:fillRect/>
-                    </a:stretch>
-                  </pic:blipFill>
-                  <pic:spPr>
-                    <a:xfrm>
-                      <a:off x="0" y="0"/>
-                      <a:ext cx="5746440" cy="4349460"/>
-                    </a:xfrm>
-                    <a:prstGeom prst="rect"/>
-                    <a:ln/>
-                  </pic:spPr>
-                </pic:pic>
-              </a:graphicData>
-            </a:graphic>
-          </wp:inline>
-        </w:drawing>
-      </w:r>
-      <w:r>
-        <w:rPr>
-          <w:i w:val="1"/>
-          <w:iCs w:val="1"/>
-          <w:color w:val="808080"/>
-          <w:rtl w:val="0"/>
-        </w:rPr>
-        <w:br w:type="textWrapping"/>
-      </w:r>
-      <w:r>
-        <w:rPr>
-          <w:rtl w:val="0"/>
-        </w:rPr>
-      </w:r>
-    </w:p>
-    <w:p>
-      <w:pPr>
-        <w:pBdr>
-          <w:top w:space="0" w:sz="0" w:val="nil"/>
-          <w:left w:space="0" w:sz="0" w:val="nil"/>
-          <w:bottom w:space="0" w:sz="0" w:val="nil"/>
-          <w:right w:space="0" w:sz="0" w:val="nil"/>
-          <w:between w:space="0" w:sz="0" w:val="nil"/>
-        </w:pBdr>
-        <w:spacing w:after="200" w:before="60" w:line="360" w:lineRule="auto"/>
-        <w:jc w:val="center"/>
-        <w:rPr>
-          <w:rFonts w:ascii="Arial" w:cs="Arial" w:eastAsia="Arial" w:hAnsi="Arial"/>
-          <w:b w:val="1"/>
-          <w:bCs w:val="1"/>
-          <w:color w:val="44546a"/>
-          <w:sz w:val="18"/>
-          <w:szCs w:val="18"/>
-        </w:rPr>
-      </w:pPr>
-      <w:r>
-        <w:rPr>
-          <w:rFonts w:ascii="Arial" w:cs="Arial" w:eastAsia="Arial" w:hAnsi="Arial"/>
-          <w:b w:val="1"/>
-          <w:bCs w:val="1"/>
-          <w:color w:val="44546a"/>
-          <w:sz w:val="18"/>
-          <w:szCs w:val="18"/>
-          <w:rtl w:val="0"/>
-        </w:rPr>
-        <w:t xml:space="preserve">Figure 2.2: Use Case Diagram – Market Analysis and Trading Plan</w:t>
-      </w:r>
-    </w:p>
-    <w:p>
-      <w:pPr>
-        <w:keepNext w:val="1"/>
-        <w:pBdr>
-          <w:top w:color="808080" w:space="8" w:sz="6" w:val="dashed"/>
-          <w:left w:color="808080" w:space="8" w:sz="6" w:val="dashed"/>
-          <w:bottom w:color="808080" w:space="8" w:sz="6" w:val="dashed"/>
-          <w:right w:color="808080" w:space="8" w:sz="6" w:val="dashed"/>
-        </w:pBdr>
-        <w:spacing w:after="80" w:before="240" w:lineRule="auto"/>
-        <w:jc w:val="center"/>
-        <w:rPr/>
-      </w:pPr>
-      <w:r>
-        <w:rPr>
-          <w:i w:val="1"/>
-          <w:iCs w:val="1"/>
-          <w:color w:val="808080"/>
-          <w:rtl w:val="0"/>
-        </w:rPr>
-        <w:br w:type="textWrapping"/>
-      </w:r>
-      <w:r>
-        <w:rPr>
-          <w:i w:val="1"/>
-          <w:iCs w:val="1"/>
-          <w:color w:val="808080"/>
-        </w:rPr>
-        <w:drawing>
-          <wp:inline distB="114300" distT="114300" distL="114300" distR="114300">
-            <wp:extent cx="5746440" cy="3233444"/>
-            <wp:effectExtent b="0" l="0" r="0" t="0"/>
-            <wp:docPr id="4" name="image10.png"/>
-            <a:graphic>
-              <a:graphicData uri="http://schemas.openxmlformats.org/drawingml/2006/picture">
-                <pic:pic>
-                  <pic:nvPicPr>
-                    <pic:cNvPr id="0" name="image10.png"/>
-                    <pic:cNvPicPr preferRelativeResize="0"/>
-                  </pic:nvPicPr>
-                  <pic:blipFill>
-                    <a:blip r:embed="rId10"/>
-                    <a:srcRect b="0" l="0" r="0" t="0"/>
-                    <a:stretch>
-                      <a:fillRect/>
-                    </a:stretch>
-                  </pic:blipFill>
-                  <pic:spPr>
-                    <a:xfrm>
-                      <a:off x="0" y="0"/>
-                      <a:ext cx="5746440" cy="3233444"/>
-                    </a:xfrm>
-                    <a:prstGeom prst="rect"/>
-                    <a:ln/>
-                  </pic:spPr>
-                </pic:pic>
-              </a:graphicData>
-            </a:graphic>
-          </wp:inline>
-        </w:drawing>
-      </w:r>
-      <w:r>
-        <w:rPr>
-          <w:i w:val="1"/>
-          <w:iCs w:val="1"/>
-          <w:color w:val="808080"/>
-          <w:rtl w:val="0"/>
-        </w:rPr>
-        <w:br w:type="textWrapping"/>
-      </w:r>
-      <w:r>
-        <w:rPr>
-          <w:rtl w:val="0"/>
-        </w:rPr>
-      </w:r>
-    </w:p>
-    <w:p>
-      <w:pPr>
-        <w:pBdr>
-          <w:top w:space="0" w:sz="0" w:val="nil"/>
-          <w:left w:space="0" w:sz="0" w:val="nil"/>
-          <w:bottom w:space="0" w:sz="0" w:val="nil"/>
-          <w:right w:space="0" w:sz="0" w:val="nil"/>
-          <w:between w:space="0" w:sz="0" w:val="nil"/>
-        </w:pBdr>
-        <w:spacing w:after="200" w:before="60" w:line="360" w:lineRule="auto"/>
-        <w:jc w:val="center"/>
-        <w:rPr>
-          <w:rFonts w:ascii="Arial" w:cs="Arial" w:eastAsia="Arial" w:hAnsi="Arial"/>
-          <w:b w:val="1"/>
-          <w:bCs w:val="1"/>
-          <w:color w:val="44546a"/>
-          <w:sz w:val="18"/>
-          <w:szCs w:val="18"/>
-        </w:rPr>
-      </w:pPr>
-      <w:r>
-        <w:rPr>
-          <w:rFonts w:ascii="Arial" w:cs="Arial" w:eastAsia="Arial" w:hAnsi="Arial"/>
-          <w:b w:val="1"/>
-          <w:bCs w:val="1"/>
-          <w:color w:val="44546a"/>
-          <w:sz w:val="18"/>
-          <w:szCs w:val="18"/>
-          <w:rtl w:val="0"/>
-        </w:rPr>
-        <w:t xml:space="preserve">Figure 2.3: Use Case Diagram – Watchlist, Trading Journal and Alert</w:t>
-      </w:r>
-    </w:p>
-    <w:p>
-      <w:pPr>
-        <w:keepNext w:val="1"/>
-        <w:pBdr>
-          <w:top w:color="808080" w:space="8" w:sz="6" w:val="dashed"/>
-          <w:left w:color="808080" w:space="8" w:sz="6" w:val="dashed"/>
-          <w:bottom w:color="808080" w:space="8" w:sz="6" w:val="dashed"/>
-          <w:right w:color="808080" w:space="8" w:sz="6" w:val="dashed"/>
-        </w:pBdr>
-        <w:spacing w:after="80" w:before="240" w:lineRule="auto"/>
-        <w:jc w:val="center"/>
-        <w:rPr/>
-      </w:pPr>
-      <w:r>
-        <w:rPr>
-          <w:i w:val="1"/>
-          <w:iCs w:val="1"/>
-          <w:color w:val="808080"/>
-          <w:rtl w:val="0"/>
-        </w:rPr>
-        <w:br w:type="textWrapping"/>
-      </w:r>
-      <w:r>
-        <w:rPr>
-          <w:i w:val="1"/>
-          <w:iCs w:val="1"/>
-          <w:color w:val="808080"/>
-        </w:rPr>
-        <w:drawing>
-          <wp:inline distB="114300" distT="114300" distL="114300" distR="114300">
-            <wp:extent cx="5746440" cy="4275740"/>
-            <wp:effectExtent b="0" l="0" r="0" t="0"/>
-            <wp:docPr id="7" name="image4.png"/>
-            <a:graphic>
-              <a:graphicData uri="http://schemas.openxmlformats.org/drawingml/2006/picture">
-                <pic:pic>
-                  <pic:nvPicPr>
-                    <pic:cNvPr id="0" name="image4.png"/>
-                    <pic:cNvPicPr preferRelativeResize="0"/>
-                  </pic:nvPicPr>
-                  <pic:blipFill>
-                    <a:blip r:embed="rId11"/>
-                    <a:srcRect b="0" l="0" r="0" t="0"/>
-                    <a:stretch>
-                      <a:fillRect/>
-                    </a:stretch>
-                  </pic:blipFill>
-                  <pic:spPr>
-                    <a:xfrm>
-                      <a:off x="0" y="0"/>
-                      <a:ext cx="5746440" cy="4275740"/>
-                    </a:xfrm>
-                    <a:prstGeom prst="rect"/>
-                    <a:ln/>
-                  </pic:spPr>
-                </pic:pic>
-              </a:graphicData>
-            </a:graphic>
-          </wp:inline>
-        </w:drawing>
-      </w:r>
-      <w:r>
-        <w:rPr>
-          <w:rtl w:val="0"/>
-        </w:rPr>
-      </w:r>
-    </w:p>
-    <w:p>
-      <w:pPr>
-        <w:pBdr>
-          <w:top w:space="0" w:sz="0" w:val="nil"/>
-          <w:left w:space="0" w:sz="0" w:val="nil"/>
-          <w:bottom w:space="0" w:sz="0" w:val="nil"/>
-          <w:right w:space="0" w:sz="0" w:val="nil"/>
-          <w:between w:space="0" w:sz="0" w:val="nil"/>
-        </w:pBdr>
-        <w:spacing w:after="200" w:before="60" w:line="360" w:lineRule="auto"/>
-        <w:jc w:val="center"/>
-        <w:rPr>
-          <w:rFonts w:ascii="Arial" w:cs="Arial" w:eastAsia="Arial" w:hAnsi="Arial"/>
-          <w:b w:val="1"/>
-          <w:bCs w:val="1"/>
-          <w:color w:val="44546a"/>
-          <w:sz w:val="18"/>
-          <w:szCs w:val="18"/>
-        </w:rPr>
-      </w:pPr>
-      <w:r>
-        <w:rPr>
-          <w:rFonts w:ascii="Arial" w:cs="Arial" w:eastAsia="Arial" w:hAnsi="Arial"/>
-          <w:b w:val="1"/>
-          <w:bCs w:val="1"/>
-          <w:color w:val="44546a"/>
-          <w:sz w:val="18"/>
-          <w:szCs w:val="18"/>
-          <w:rtl w:val="0"/>
-        </w:rPr>
-        <w:t xml:space="preserve">Figure 2.4: Use Case Diagram – Community and News</w:t>
-      </w:r>
-    </w:p>
-    <w:p>
-      <w:pPr>
-        <w:keepNext w:val="1"/>
-        <w:pBdr>
-          <w:top w:color="808080" w:space="8" w:sz="6" w:val="dashed"/>
-          <w:left w:color="808080" w:space="8" w:sz="6" w:val="dashed"/>
-          <w:bottom w:color="808080" w:space="8" w:sz="6" w:val="dashed"/>
-          <w:right w:color="808080" w:space="8" w:sz="6" w:val="dashed"/>
-        </w:pBdr>
-        <w:spacing w:after="80" w:before="240" w:lineRule="auto"/>
-        <w:jc w:val="center"/>
-        <w:rPr/>
-      </w:pPr>
-      <w:r>
-        <w:rPr>
-          <w:i w:val="1"/>
-          <w:iCs w:val="1"/>
-          <w:color w:val="808080"/>
-          <w:rtl w:val="0"/>
-        </w:rPr>
-        <w:br w:type="textWrapping"/>
-      </w:r>
-      <w:r>
-        <w:rPr>
-          <w:i w:val="1"/>
-          <w:iCs w:val="1"/>
-          <w:color w:val="808080"/>
-        </w:rPr>
-        <w:drawing>
-          <wp:inline distB="114300" distT="114300" distL="114300" distR="114300">
-            <wp:extent cx="5746440" cy="2748713"/>
-            <wp:effectExtent b="0" l="0" r="0" t="0"/>
-            <wp:docPr id="6" name="image6.png"/>
-            <a:graphic>
-              <a:graphicData uri="http://schemas.openxmlformats.org/drawingml/2006/picture">
-                <pic:pic>
-                  <pic:nvPicPr>
-                    <pic:cNvPr id="0" name="image6.png"/>
-                    <pic:cNvPicPr preferRelativeResize="0"/>
-                  </pic:nvPicPr>
-                  <pic:blipFill>
-                    <a:blip r:embed="rId12"/>
-                    <a:srcRect b="0" l="0" r="0" t="0"/>
-                    <a:stretch>
-                      <a:fillRect/>
-                    </a:stretch>
-                  </pic:blipFill>
-                  <pic:spPr>
-                    <a:xfrm>
-                      <a:off x="0" y="0"/>
-                      <a:ext cx="5746440" cy="2748713"/>
-                    </a:xfrm>
-                    <a:prstGeom prst="rect"/>
-                    <a:ln/>
-                  </pic:spPr>
-                </pic:pic>
-              </a:graphicData>
-            </a:graphic>
-          </wp:inline>
-        </w:drawing>
-      </w:r>
-      <w:r>
-        <w:rPr>
-          <w:i w:val="1"/>
-          <w:iCs w:val="1"/>
-          <w:color w:val="808080"/>
-          <w:rtl w:val="0"/>
-        </w:rPr>
-        <w:br w:type="textWrapping"/>
-      </w:r>
-      <w:r>
-        <w:rPr>
-          <w:rtl w:val="0"/>
-        </w:rPr>
-      </w:r>
-    </w:p>
-    <w:p>
-      <w:pPr>
-        <w:pBdr>
-          <w:top w:space="0" w:sz="0" w:val="nil"/>
-          <w:left w:space="0" w:sz="0" w:val="nil"/>
-          <w:bottom w:space="0" w:sz="0" w:val="nil"/>
-          <w:right w:space="0" w:sz="0" w:val="nil"/>
-          <w:between w:space="0" w:sz="0" w:val="nil"/>
-        </w:pBdr>
-        <w:spacing w:after="200" w:before="60" w:line="360" w:lineRule="auto"/>
-        <w:jc w:val="center"/>
-        <w:rPr>
-          <w:rFonts w:ascii="Arial" w:cs="Arial" w:eastAsia="Arial" w:hAnsi="Arial"/>
-          <w:b w:val="1"/>
-          <w:bCs w:val="1"/>
-          <w:color w:val="44546a"/>
-          <w:sz w:val="18"/>
-          <w:szCs w:val="18"/>
-        </w:rPr>
-      </w:pPr>
-      <w:r>
-        <w:rPr>
-          <w:rFonts w:ascii="Arial" w:cs="Arial" w:eastAsia="Arial" w:hAnsi="Arial"/>
-          <w:b w:val="1"/>
-          <w:bCs w:val="1"/>
-          <w:color w:val="44546a"/>
-          <w:sz w:val="18"/>
-          <w:szCs w:val="18"/>
-          <w:rtl w:val="0"/>
-        </w:rPr>
-        <w:t xml:space="preserve">Figure 2.5: Use Case Diagram – AI Assistant and Subscription</w:t>
-      </w:r>
-    </w:p>
-    <w:p>
-      <w:pPr>
-        <w:keepNext w:val="1"/>
-        <w:pBdr>
-          <w:top w:color="808080" w:space="8" w:sz="6" w:val="dashed"/>
-          <w:left w:color="808080" w:space="8" w:sz="6" w:val="dashed"/>
-          <w:bottom w:color="808080" w:space="8" w:sz="6" w:val="dashed"/>
-          <w:right w:color="808080" w:space="8" w:sz="6" w:val="dashed"/>
-        </w:pBdr>
-        <w:spacing w:after="80" w:before="240" w:lineRule="auto"/>
-        <w:jc w:val="center"/>
-        <w:rPr/>
-      </w:pPr>
-      <w:r>
-        <w:rPr>
-          <w:i w:val="1"/>
-          <w:iCs w:val="1"/>
-          <w:color w:val="808080"/>
-          <w:rtl w:val="0"/>
-        </w:rPr>
-        <w:br w:type="textWrapping"/>
-      </w:r>
-      <w:r>
-        <w:rPr>
-          <w:i w:val="1"/>
-          <w:iCs w:val="1"/>
-          <w:color w:val="808080"/>
-        </w:rPr>
-        <w:drawing>
-          <wp:inline distB="114300" distT="114300" distL="114300" distR="114300">
-            <wp:extent cx="5746440" cy="6573927"/>
-            <wp:effectExtent b="0" l="0" r="0" t="0"/>
-            <wp:docPr id="9" name="image3.png"/>
-            <a:graphic>
-              <a:graphicData uri="http://schemas.openxmlformats.org/drawingml/2006/picture">
-                <pic:pic>
-                  <pic:nvPicPr>
-                    <pic:cNvPr id="0" name="image3.png"/>
-                    <pic:cNvPicPr preferRelativeResize="0"/>
-                  </pic:nvPicPr>
-                  <pic:blipFill>
-                    <a:blip r:embed="rId13"/>
-                    <a:srcRect b="0" l="0" r="0" t="0"/>
-                    <a:stretch>
-                      <a:fillRect/>
-                    </a:stretch>
-                  </pic:blipFill>
-                  <pic:spPr>
-                    <a:xfrm>
-                      <a:off x="0" y="0"/>
-                      <a:ext cx="5746440" cy="6573927"/>
-                    </a:xfrm>
-                    <a:prstGeom prst="rect"/>
-                    <a:ln/>
-                  </pic:spPr>
-                </pic:pic>
-              </a:graphicData>
-            </a:graphic>
-          </wp:inline>
-        </w:drawing>
-      </w:r>
-      <w:r>
-        <w:rPr>
-          <w:i w:val="1"/>
-          <w:iCs w:val="1"/>
-          <w:color w:val="808080"/>
-          <w:rtl w:val="0"/>
-        </w:rPr>
-        <w:br w:type="textWrapping"/>
-      </w:r>
-      <w:r>
-        <w:rPr>
-          <w:rtl w:val="0"/>
-        </w:rPr>
-      </w:r>
-    </w:p>
-    <w:p>
-      <w:pPr>
-        <w:pBdr>
-          <w:top w:space="0" w:sz="0" w:val="nil"/>
-          <w:left w:space="0" w:sz="0" w:val="nil"/>
-          <w:bottom w:space="0" w:sz="0" w:val="nil"/>
-          <w:right w:space="0" w:sz="0" w:val="nil"/>
-          <w:between w:space="0" w:sz="0" w:val="nil"/>
-        </w:pBdr>
-        <w:spacing w:after="200" w:before="60" w:line="360" w:lineRule="auto"/>
-        <w:jc w:val="center"/>
-        <w:rPr>
-          <w:rFonts w:ascii="Arial" w:cs="Arial" w:eastAsia="Arial" w:hAnsi="Arial"/>
-          <w:b w:val="1"/>
-          <w:bCs w:val="1"/>
-          <w:color w:val="44546a"/>
-          <w:sz w:val="18"/>
-          <w:szCs w:val="18"/>
-        </w:rPr>
-      </w:pPr>
-      <w:r>
-        <w:rPr>
-          <w:rFonts w:ascii="Arial" w:cs="Arial" w:eastAsia="Arial" w:hAnsi="Arial"/>
-          <w:b w:val="1"/>
-          <w:bCs w:val="1"/>
-          <w:color w:val="44546a"/>
-          <w:sz w:val="18"/>
-          <w:szCs w:val="18"/>
-          <w:rtl w:val="0"/>
-        </w:rPr>
-        <w:t xml:space="preserve">Figure 2.6: Use Case Diagram – Administration</w:t>
-      </w:r>
-    </w:p>
-    <w:p>
-      <w:pPr>
-        <w:pBdr>
-          <w:top w:space="0" w:sz="0" w:val="nil"/>
-          <w:left w:space="0" w:sz="0" w:val="nil"/>
-          <w:bottom w:space="0" w:sz="0" w:val="nil"/>
-          <w:right w:space="0" w:sz="0" w:val="nil"/>
-          <w:between w:space="0" w:sz="0" w:val="nil"/>
-        </w:pBdr>
-        <w:spacing w:after="200" w:before="60" w:line="360" w:lineRule="auto"/>
-        <w:jc w:val="center"/>
-        <w:rPr>
-          <w:rFonts w:ascii="Arial" w:cs="Arial" w:eastAsia="Arial" w:hAnsi="Arial"/>
-          <w:b w:val="1"/>
-          <w:bCs w:val="1"/>
-          <w:color w:val="44546a"/>
-          <w:sz w:val="18"/>
-          <w:szCs w:val="18"/>
-        </w:rPr>
-      </w:pPr>
-      <w:r>
-        <w:rPr>
-          <w:rFonts w:ascii="Arial" w:cs="Arial" w:eastAsia="Arial" w:hAnsi="Arial"/>
-          <w:b w:val="0"/>
-          <w:bCs w:val="0"/>
-          <w:i w:val="1"/>
-          <w:iCs w:val="1"/>
-          <w:color w:val="44546a"/>
-          <w:sz w:val="18"/>
-          <w:szCs w:val="18"/>
-          <w:rtl w:val="0"/>
-        </w:rPr>
-        <w:t xml:space="preserve">[ Insert use case diagram (UC-54 to UC-58) ]</w:t>
-      </w:r>
-      <w:r>
-        <w:rPr>
-          <w:rtl w:val="0"/>
-        </w:rPr>
-      </w:r>
-    </w:p>
-    <w:p>
-      <w:pPr>
-        <w:pBdr>
-          <w:top w:space="0" w:sz="0" w:val="nil"/>
-          <w:left w:space="0" w:sz="0" w:val="nil"/>
-          <w:bottom w:space="0" w:sz="0" w:val="nil"/>
-          <w:right w:space="0" w:sz="0" w:val="nil"/>
-          <w:between w:space="0" w:sz="0" w:val="nil"/>
-        </w:pBdr>
-        <w:spacing w:after="200" w:before="60" w:line="360" w:lineRule="auto"/>
-        <w:jc w:val="center"/>
-        <w:rPr>
-          <w:rFonts w:ascii="Arial" w:cs="Arial" w:eastAsia="Arial" w:hAnsi="Arial"/>
-          <w:b w:val="1"/>
-          <w:bCs w:val="1"/>
-          <w:color w:val="44546a"/>
-          <w:sz w:val="18"/>
-          <w:szCs w:val="18"/>
-        </w:rPr>
-      </w:pPr>
-      <w:r>
-        <w:rPr>
-          <w:rFonts w:ascii="Arial" w:cs="Arial" w:eastAsia="Arial" w:hAnsi="Arial"/>
-          <w:b w:val="1"/>
-          <w:bCs w:val="1"/>
-          <w:color w:val="44546a"/>
-          <w:sz w:val="18"/>
-          <w:szCs w:val="18"/>
-          <w:rtl w:val="0"/>
-        </w:rPr>
-        <w:t xml:space="preserve">Figure 2.7: Use Case Diagram – Demo Trading</w:t>
+        <w:t>Figure 2.1: Use Case Diagram of CryptoPilot</w:t>
       </w:r>
     </w:p>
     <w:p>
@@ -12702,75 +11353,55 @@
                 <w:szCs w:val="18"/>
                 <w:rtl w:val="0"/>
               </w:rPr>
-              <w:t xml:space="preserve">UC-01</w:t>
-            </w:r>
-            <w:r>
-              <w:rPr>
-                <w:rtl w:val="0"/>
-              </w:rPr>
-            </w:r>
-          </w:p>
-        </w:tc>
-        <w:tc>
-          <w:tcPr/>
-          <w:p>
-            <w:pPr>
-              <w:rPr/>
-            </w:pPr>
-            <w:r>
-              <w:rPr>
-                <w:sz w:val="18"/>
-                <w:szCs w:val="18"/>
-                <w:rtl w:val="0"/>
-              </w:rPr>
-              <w:t xml:space="preserve">Register Account</w:t>
-            </w:r>
-            <w:r>
-              <w:rPr>
-                <w:rtl w:val="0"/>
-              </w:rPr>
-            </w:r>
-          </w:p>
-        </w:tc>
-        <w:tc>
-          <w:tcPr/>
-          <w:p>
-            <w:pPr>
-              <w:rPr/>
-            </w:pPr>
-            <w:r>
-              <w:rPr>
-                <w:sz w:val="18"/>
-                <w:szCs w:val="18"/>
-                <w:rtl w:val="0"/>
-              </w:rPr>
-              <w:t xml:space="preserve">Guest, Email Service</w:t>
-            </w:r>
-            <w:r>
-              <w:rPr>
-                <w:rtl w:val="0"/>
-              </w:rPr>
-            </w:r>
-          </w:p>
-        </w:tc>
-        <w:tc>
-          <w:tcPr/>
-          <w:p>
-            <w:pPr>
-              <w:rPr/>
-            </w:pPr>
-            <w:r>
-              <w:rPr>
-                <w:sz w:val="18"/>
-                <w:szCs w:val="18"/>
-                <w:rtl w:val="0"/>
-              </w:rPr>
-              <w:t xml:space="preserve">Guest creates a Trader account with email and password and receives a verification email.</w:t>
-            </w:r>
-            <w:r>
-              <w:rPr>
-                <w:rtl w:val="0"/>
-              </w:rPr>
+              <w:t>UC-01</w:t>
+            </w:r>
+          </w:p>
+        </w:tc>
+        <w:tc>
+          <w:tcPr/>
+          <w:p>
+            <w:pPr>
+              <w:rPr/>
+            </w:pPr>
+            <w:r>
+              <w:rPr>
+                <w:sz w:val="18"/>
+                <w:szCs w:val="18"/>
+                <w:rtl w:val="0"/>
+              </w:rPr>
+              <w:t>Log In</w:t>
+            </w:r>
+          </w:p>
+        </w:tc>
+        <w:tc>
+          <w:tcPr/>
+          <w:p>
+            <w:pPr>
+              <w:rPr/>
+            </w:pPr>
+            <w:r>
+              <w:rPr>
+                <w:sz w:val="18"/>
+                <w:szCs w:val="18"/>
+                <w:rtl w:val="0"/>
+              </w:rPr>
+              <w:t>Guest, Admin</w:t>
+            </w:r>
+          </w:p>
+        </w:tc>
+        <w:tc>
+          <w:tcPr/>
+          <w:p>
+            <w:pPr>
+              <w:rPr/>
+            </w:pPr>
+            <w:r>
+              <w:rPr>
+                <w:sz w:val="18"/>
+                <w:szCs w:val="18"/>
+                <w:rtl w:val="0"/>
+              </w:rPr>
+              <w:t>A registered user authenticates with email and password and is routed to the Trader or Admin area according to role. The user can log out, which revokes the refresh token, and a Guest can reset a forgotten password through an emailed link.</w:t>
             </w:r>
           </w:p>
         </w:tc>
@@ -12792,75 +11423,55 @@
                 <w:szCs w:val="18"/>
                 <w:rtl w:val="0"/>
               </w:rPr>
-              <w:t xml:space="preserve">UC-02</w:t>
-            </w:r>
-            <w:r>
-              <w:rPr>
-                <w:rtl w:val="0"/>
-              </w:rPr>
-            </w:r>
-          </w:p>
-        </w:tc>
-        <w:tc>
-          <w:tcPr/>
-          <w:p>
-            <w:pPr>
-              <w:rPr/>
-            </w:pPr>
-            <w:r>
-              <w:rPr>
-                <w:sz w:val="18"/>
-                <w:szCs w:val="18"/>
-                <w:rtl w:val="0"/>
-              </w:rPr>
-              <w:t xml:space="preserve">Verify Email</w:t>
-            </w:r>
-            <w:r>
-              <w:rPr>
-                <w:rtl w:val="0"/>
-              </w:rPr>
-            </w:r>
-          </w:p>
-        </w:tc>
-        <w:tc>
-          <w:tcPr/>
-          <w:p>
-            <w:pPr>
-              <w:rPr/>
-            </w:pPr>
-            <w:r>
-              <w:rPr>
-                <w:sz w:val="18"/>
-                <w:szCs w:val="18"/>
-                <w:rtl w:val="0"/>
-              </w:rPr>
-              <w:t xml:space="preserve">Guest, Email Service</w:t>
-            </w:r>
-            <w:r>
-              <w:rPr>
-                <w:rtl w:val="0"/>
-              </w:rPr>
-            </w:r>
-          </w:p>
-        </w:tc>
-        <w:tc>
-          <w:tcPr/>
-          <w:p>
-            <w:pPr>
-              <w:rPr/>
-            </w:pPr>
-            <w:r>
-              <w:rPr>
-                <w:sz w:val="18"/>
-                <w:szCs w:val="18"/>
-                <w:rtl w:val="0"/>
-              </w:rPr>
-              <w:t xml:space="preserve">Guest confirms ownership of the email address through the verification link, or requests a new verification email when the link is invalid or expired.</w:t>
-            </w:r>
-            <w:r>
-              <w:rPr>
-                <w:rtl w:val="0"/>
-              </w:rPr>
+              <w:t>UC-02</w:t>
+            </w:r>
+          </w:p>
+        </w:tc>
+        <w:tc>
+          <w:tcPr/>
+          <w:p>
+            <w:pPr>
+              <w:rPr/>
+            </w:pPr>
+            <w:r>
+              <w:rPr>
+                <w:sz w:val="18"/>
+                <w:szCs w:val="18"/>
+                <w:rtl w:val="0"/>
+              </w:rPr>
+              <w:t>Register Account</w:t>
+            </w:r>
+          </w:p>
+        </w:tc>
+        <w:tc>
+          <w:tcPr/>
+          <w:p>
+            <w:pPr>
+              <w:rPr/>
+            </w:pPr>
+            <w:r>
+              <w:rPr>
+                <w:sz w:val="18"/>
+                <w:szCs w:val="18"/>
+                <w:rtl w:val="0"/>
+              </w:rPr>
+              <w:t>Guest</w:t>
+            </w:r>
+          </w:p>
+        </w:tc>
+        <w:tc>
+          <w:tcPr/>
+          <w:p>
+            <w:pPr>
+              <w:rPr/>
+            </w:pPr>
+            <w:r>
+              <w:rPr>
+                <w:sz w:val="18"/>
+                <w:szCs w:val="18"/>
+                <w:rtl w:val="0"/>
+              </w:rPr>
+              <w:t>Guest creates a Trader account with email and password and confirms the email address through the verification link, or requests a new verification email when the link is invalid or expired.</w:t>
             </w:r>
           </w:p>
         </w:tc>
@@ -12882,75 +11493,55 @@
                 <w:szCs w:val="18"/>
                 <w:rtl w:val="0"/>
               </w:rPr>
-              <w:t xml:space="preserve">UC-03</w:t>
-            </w:r>
-            <w:r>
-              <w:rPr>
-                <w:rtl w:val="0"/>
-              </w:rPr>
-            </w:r>
-          </w:p>
-        </w:tc>
-        <w:tc>
-          <w:tcPr/>
-          <w:p>
-            <w:pPr>
-              <w:rPr/>
-            </w:pPr>
-            <w:r>
-              <w:rPr>
-                <w:sz w:val="18"/>
-                <w:szCs w:val="18"/>
-                <w:rtl w:val="0"/>
-              </w:rPr>
-              <w:t xml:space="preserve">Log In</w:t>
-            </w:r>
-            <w:r>
-              <w:rPr>
-                <w:rtl w:val="0"/>
-              </w:rPr>
-            </w:r>
-          </w:p>
-        </w:tc>
-        <w:tc>
-          <w:tcPr/>
-          <w:p>
-            <w:pPr>
-              <w:rPr/>
-            </w:pPr>
-            <w:r>
-              <w:rPr>
-                <w:sz w:val="18"/>
-                <w:szCs w:val="18"/>
-                <w:rtl w:val="0"/>
-              </w:rPr>
-              <w:t xml:space="preserve">Guest</w:t>
-            </w:r>
-            <w:r>
-              <w:rPr>
-                <w:rtl w:val="0"/>
-              </w:rPr>
-            </w:r>
-          </w:p>
-        </w:tc>
-        <w:tc>
-          <w:tcPr/>
-          <w:p>
-            <w:pPr>
-              <w:rPr/>
-            </w:pPr>
-            <w:r>
-              <w:rPr>
-                <w:sz w:val="18"/>
-                <w:szCs w:val="18"/>
-                <w:rtl w:val="0"/>
-              </w:rPr>
-              <w:t xml:space="preserve">A registered user authenticates with email and password and is routed to the Trader or Admin area according to role.</w:t>
-            </w:r>
-            <w:r>
-              <w:rPr>
-                <w:rtl w:val="0"/>
-              </w:rPr>
+              <w:t>UC-03</w:t>
+            </w:r>
+          </w:p>
+        </w:tc>
+        <w:tc>
+          <w:tcPr/>
+          <w:p>
+            <w:pPr>
+              <w:rPr/>
+            </w:pPr>
+            <w:r>
+              <w:rPr>
+                <w:sz w:val="18"/>
+                <w:szCs w:val="18"/>
+                <w:rtl w:val="0"/>
+              </w:rPr>
+              <w:t>View Market Overview (Spot &amp; Futures)</w:t>
+            </w:r>
+          </w:p>
+        </w:tc>
+        <w:tc>
+          <w:tcPr/>
+          <w:p>
+            <w:pPr>
+              <w:rPr/>
+            </w:pPr>
+            <w:r>
+              <w:rPr>
+                <w:sz w:val="18"/>
+                <w:szCs w:val="18"/>
+                <w:rtl w:val="0"/>
+              </w:rPr>
+              <w:t>Guest</w:t>
+            </w:r>
+          </w:p>
+        </w:tc>
+        <w:tc>
+          <w:tcPr/>
+          <w:p>
+            <w:pPr>
+              <w:rPr/>
+            </w:pPr>
+            <w:r>
+              <w:rPr>
+                <w:sz w:val="18"/>
+                <w:szCs w:val="18"/>
+                <w:rtl w:val="0"/>
+              </w:rPr>
+              <w:t>User views realtime prices and 24h statistics of the Spot and Futures pairs enabled by Admin.</w:t>
             </w:r>
           </w:p>
         </w:tc>
@@ -12972,75 +11563,55 @@
                 <w:szCs w:val="18"/>
                 <w:rtl w:val="0"/>
               </w:rPr>
-              <w:t xml:space="preserve">UC-04</w:t>
-            </w:r>
-            <w:r>
-              <w:rPr>
-                <w:rtl w:val="0"/>
-              </w:rPr>
-            </w:r>
-          </w:p>
-        </w:tc>
-        <w:tc>
-          <w:tcPr/>
-          <w:p>
-            <w:pPr>
-              <w:rPr/>
-            </w:pPr>
-            <w:r>
-              <w:rPr>
-                <w:sz w:val="18"/>
-                <w:szCs w:val="18"/>
-                <w:rtl w:val="0"/>
-              </w:rPr>
-              <w:t xml:space="preserve">Reset Password</w:t>
-            </w:r>
-            <w:r>
-              <w:rPr>
-                <w:rtl w:val="0"/>
-              </w:rPr>
-            </w:r>
-          </w:p>
-        </w:tc>
-        <w:tc>
-          <w:tcPr/>
-          <w:p>
-            <w:pPr>
-              <w:rPr/>
-            </w:pPr>
-            <w:r>
-              <w:rPr>
-                <w:sz w:val="18"/>
-                <w:szCs w:val="18"/>
-                <w:rtl w:val="0"/>
-              </w:rPr>
-              <w:t xml:space="preserve">Guest, Email Service</w:t>
-            </w:r>
-            <w:r>
-              <w:rPr>
-                <w:rtl w:val="0"/>
-              </w:rPr>
-            </w:r>
-          </w:p>
-        </w:tc>
-        <w:tc>
-          <w:tcPr/>
-          <w:p>
-            <w:pPr>
-              <w:rPr/>
-            </w:pPr>
-            <w:r>
-              <w:rPr>
-                <w:sz w:val="18"/>
-                <w:szCs w:val="18"/>
-                <w:rtl w:val="0"/>
-              </w:rPr>
-              <w:t xml:space="preserve">Guest requests a reset link by email and sets a new password.</w:t>
-            </w:r>
-            <w:r>
-              <w:rPr>
-                <w:rtl w:val="0"/>
-              </w:rPr>
+              <w:t>UC-04</w:t>
+            </w:r>
+          </w:p>
+        </w:tc>
+        <w:tc>
+          <w:tcPr/>
+          <w:p>
+            <w:pPr>
+              <w:rPr/>
+            </w:pPr>
+            <w:r>
+              <w:rPr>
+                <w:sz w:val="18"/>
+                <w:szCs w:val="18"/>
+                <w:rtl w:val="0"/>
+              </w:rPr>
+              <w:t>Search Crypto Pairs</w:t>
+            </w:r>
+          </w:p>
+        </w:tc>
+        <w:tc>
+          <w:tcPr/>
+          <w:p>
+            <w:pPr>
+              <w:rPr/>
+            </w:pPr>
+            <w:r>
+              <w:rPr>
+                <w:sz w:val="18"/>
+                <w:szCs w:val="18"/>
+                <w:rtl w:val="0"/>
+              </w:rPr>
+              <w:t>Guest</w:t>
+            </w:r>
+          </w:p>
+        </w:tc>
+        <w:tc>
+          <w:tcPr/>
+          <w:p>
+            <w:pPr>
+              <w:rPr/>
+            </w:pPr>
+            <w:r>
+              <w:rPr>
+                <w:sz w:val="18"/>
+                <w:szCs w:val="18"/>
+                <w:rtl w:val="0"/>
+              </w:rPr>
+              <w:t>User searches the enabled pairs by symbol or coin name.</w:t>
             </w:r>
           </w:p>
         </w:tc>
@@ -13062,75 +11633,55 @@
                 <w:szCs w:val="18"/>
                 <w:rtl w:val="0"/>
               </w:rPr>
-              <w:t xml:space="preserve">UC-05</w:t>
-            </w:r>
-            <w:r>
-              <w:rPr>
-                <w:rtl w:val="0"/>
-              </w:rPr>
-            </w:r>
-          </w:p>
-        </w:tc>
-        <w:tc>
-          <w:tcPr/>
-          <w:p>
-            <w:pPr>
-              <w:rPr/>
-            </w:pPr>
-            <w:r>
-              <w:rPr>
-                <w:sz w:val="18"/>
-                <w:szCs w:val="18"/>
-                <w:rtl w:val="0"/>
-              </w:rPr>
-              <w:t xml:space="preserve">Log Out</w:t>
-            </w:r>
-            <w:r>
-              <w:rPr>
-                <w:rtl w:val="0"/>
-              </w:rPr>
-            </w:r>
-          </w:p>
-        </w:tc>
-        <w:tc>
-          <w:tcPr/>
-          <w:p>
-            <w:pPr>
-              <w:rPr/>
-            </w:pPr>
-            <w:r>
-              <w:rPr>
-                <w:sz w:val="18"/>
-                <w:szCs w:val="18"/>
-                <w:rtl w:val="0"/>
-              </w:rPr>
-              <w:t xml:space="preserve">Trader, Admin</w:t>
-            </w:r>
-            <w:r>
-              <w:rPr>
-                <w:rtl w:val="0"/>
-              </w:rPr>
-            </w:r>
-          </w:p>
-        </w:tc>
-        <w:tc>
-          <w:tcPr/>
-          <w:p>
-            <w:pPr>
-              <w:rPr/>
-            </w:pPr>
-            <w:r>
-              <w:rPr>
-                <w:sz w:val="18"/>
-                <w:szCs w:val="18"/>
-                <w:rtl w:val="0"/>
-              </w:rPr>
-              <w:t xml:space="preserve">User ends the current session; the refresh token is revoked.</w:t>
-            </w:r>
-            <w:r>
-              <w:rPr>
-                <w:rtl w:val="0"/>
-              </w:rPr>
+              <w:t>UC-05</w:t>
+            </w:r>
+          </w:p>
+        </w:tc>
+        <w:tc>
+          <w:tcPr/>
+          <w:p>
+            <w:pPr>
+              <w:rPr/>
+            </w:pPr>
+            <w:r>
+              <w:rPr>
+                <w:sz w:val="18"/>
+                <w:szCs w:val="18"/>
+                <w:rtl w:val="0"/>
+              </w:rPr>
+              <w:t>View Coin Detail &amp; Candlestick Chart</w:t>
+            </w:r>
+          </w:p>
+        </w:tc>
+        <w:tc>
+          <w:tcPr/>
+          <w:p>
+            <w:pPr>
+              <w:rPr/>
+            </w:pPr>
+            <w:r>
+              <w:rPr>
+                <w:sz w:val="18"/>
+                <w:szCs w:val="18"/>
+                <w:rtl w:val="0"/>
+              </w:rPr>
+              <w:t>Guest</w:t>
+            </w:r>
+          </w:p>
+        </w:tc>
+        <w:tc>
+          <w:tcPr/>
+          <w:p>
+            <w:pPr>
+              <w:rPr/>
+            </w:pPr>
+            <w:r>
+              <w:rPr>
+                <w:sz w:val="18"/>
+                <w:szCs w:val="18"/>
+                <w:rtl w:val="0"/>
+              </w:rPr>
+              <w:t>User opens a pair and views its candlestick chart; a Guest sees a basic price chart without indicators.</w:t>
             </w:r>
           </w:p>
         </w:tc>
@@ -13152,75 +11703,55 @@
                 <w:szCs w:val="18"/>
                 <w:rtl w:val="0"/>
               </w:rPr>
-              <w:t xml:space="preserve">UC-06</w:t>
-            </w:r>
-            <w:r>
-              <w:rPr>
-                <w:rtl w:val="0"/>
-              </w:rPr>
-            </w:r>
-          </w:p>
-        </w:tc>
-        <w:tc>
-          <w:tcPr/>
-          <w:p>
-            <w:pPr>
-              <w:rPr/>
-            </w:pPr>
-            <w:r>
-              <w:rPr>
-                <w:sz w:val="18"/>
-                <w:szCs w:val="18"/>
-                <w:rtl w:val="0"/>
-              </w:rPr>
-              <w:t xml:space="preserve">Update Profile</w:t>
-            </w:r>
-            <w:r>
-              <w:rPr>
-                <w:rtl w:val="0"/>
-              </w:rPr>
-            </w:r>
-          </w:p>
-        </w:tc>
-        <w:tc>
-          <w:tcPr/>
-          <w:p>
-            <w:pPr>
-              <w:rPr/>
-            </w:pPr>
-            <w:r>
-              <w:rPr>
-                <w:sz w:val="18"/>
-                <w:szCs w:val="18"/>
-                <w:rtl w:val="0"/>
-              </w:rPr>
-              <w:t xml:space="preserve">Trader, Media Storage</w:t>
-            </w:r>
-            <w:r>
-              <w:rPr>
-                <w:rtl w:val="0"/>
-              </w:rPr>
-            </w:r>
-          </w:p>
-        </w:tc>
-        <w:tc>
-          <w:tcPr/>
-          <w:p>
-            <w:pPr>
-              <w:rPr/>
-            </w:pPr>
-            <w:r>
-              <w:rPr>
-                <w:sz w:val="18"/>
-                <w:szCs w:val="18"/>
-                <w:rtl w:val="0"/>
-              </w:rPr>
-              <w:t xml:space="preserve">Trader updates display name, avatar, default trading parameters, trading style and risk profile, optionally using the profile suggested by the risk questionnaire.</w:t>
-            </w:r>
-            <w:r>
-              <w:rPr>
-                <w:rtl w:val="0"/>
-              </w:rPr>
+              <w:t>UC-06</w:t>
+            </w:r>
+          </w:p>
+        </w:tc>
+        <w:tc>
+          <w:tcPr/>
+          <w:p>
+            <w:pPr>
+              <w:rPr/>
+            </w:pPr>
+            <w:r>
+              <w:rPr>
+                <w:sz w:val="18"/>
+                <w:szCs w:val="18"/>
+                <w:rtl w:val="0"/>
+              </w:rPr>
+              <w:t>View Public Forum Posts</w:t>
+            </w:r>
+          </w:p>
+        </w:tc>
+        <w:tc>
+          <w:tcPr/>
+          <w:p>
+            <w:pPr>
+              <w:rPr/>
+            </w:pPr>
+            <w:r>
+              <w:rPr>
+                <w:sz w:val="18"/>
+                <w:szCs w:val="18"/>
+                <w:rtl w:val="0"/>
+              </w:rPr>
+              <w:t>Guest</w:t>
+            </w:r>
+          </w:p>
+        </w:tc>
+        <w:tc>
+          <w:tcPr/>
+          <w:p>
+            <w:pPr>
+              <w:rPr/>
+            </w:pPr>
+            <w:r>
+              <w:rPr>
+                <w:sz w:val="18"/>
+                <w:szCs w:val="18"/>
+                <w:rtl w:val="0"/>
+              </w:rPr>
+              <w:t>User browses, searches, filters and opens community posts and official announcements and views the public page of a community member; a Guest can only read.</w:t>
             </w:r>
           </w:p>
         </w:tc>
@@ -13242,75 +11773,55 @@
                 <w:szCs w:val="18"/>
                 <w:rtl w:val="0"/>
               </w:rPr>
-              <w:t xml:space="preserve">UC-07</w:t>
-            </w:r>
-            <w:r>
-              <w:rPr>
-                <w:rtl w:val="0"/>
-              </w:rPr>
-            </w:r>
-          </w:p>
-        </w:tc>
-        <w:tc>
-          <w:tcPr/>
-          <w:p>
-            <w:pPr>
-              <w:rPr/>
-            </w:pPr>
-            <w:r>
-              <w:rPr>
-                <w:sz w:val="18"/>
-                <w:szCs w:val="18"/>
-                <w:rtl w:val="0"/>
-              </w:rPr>
-              <w:t xml:space="preserve">Change Password</w:t>
-            </w:r>
-            <w:r>
-              <w:rPr>
-                <w:rtl w:val="0"/>
-              </w:rPr>
-            </w:r>
-          </w:p>
-        </w:tc>
-        <w:tc>
-          <w:tcPr/>
-          <w:p>
-            <w:pPr>
-              <w:rPr/>
-            </w:pPr>
-            <w:r>
-              <w:rPr>
-                <w:sz w:val="18"/>
-                <w:szCs w:val="18"/>
-                <w:rtl w:val="0"/>
-              </w:rPr>
-              <w:t xml:space="preserve">Trader, Admin</w:t>
-            </w:r>
-            <w:r>
-              <w:rPr>
-                <w:rtl w:val="0"/>
-              </w:rPr>
-            </w:r>
-          </w:p>
-        </w:tc>
-        <w:tc>
-          <w:tcPr/>
-          <w:p>
-            <w:pPr>
-              <w:rPr/>
-            </w:pPr>
-            <w:r>
-              <w:rPr>
-                <w:sz w:val="18"/>
-                <w:szCs w:val="18"/>
-                <w:rtl w:val="0"/>
-              </w:rPr>
-              <w:t xml:space="preserve">User changes the password after confirming the current one.</w:t>
-            </w:r>
-            <w:r>
-              <w:rPr>
-                <w:rtl w:val="0"/>
-              </w:rPr>
+              <w:t>UC-07</w:t>
+            </w:r>
+          </w:p>
+        </w:tc>
+        <w:tc>
+          <w:tcPr/>
+          <w:p>
+            <w:pPr>
+              <w:rPr/>
+            </w:pPr>
+            <w:r>
+              <w:rPr>
+                <w:sz w:val="18"/>
+                <w:szCs w:val="18"/>
+                <w:rtl w:val="0"/>
+              </w:rPr>
+              <w:t>Manage Personal Profile</w:t>
+            </w:r>
+          </w:p>
+        </w:tc>
+        <w:tc>
+          <w:tcPr/>
+          <w:p>
+            <w:pPr>
+              <w:rPr/>
+            </w:pPr>
+            <w:r>
+              <w:rPr>
+                <w:sz w:val="18"/>
+                <w:szCs w:val="18"/>
+                <w:rtl w:val="0"/>
+              </w:rPr>
+              <w:t>Trader</w:t>
+            </w:r>
+          </w:p>
+        </w:tc>
+        <w:tc>
+          <w:tcPr/>
+          <w:p>
+            <w:pPr>
+              <w:rPr/>
+            </w:pPr>
+            <w:r>
+              <w:rPr>
+                <w:sz w:val="18"/>
+                <w:szCs w:val="18"/>
+                <w:rtl w:val="0"/>
+              </w:rPr>
+              <w:t>Trader updates display name and avatar, changes the password and enables or disables email and push notifications.</w:t>
             </w:r>
           </w:p>
         </w:tc>
@@ -13332,75 +11843,55 @@
                 <w:szCs w:val="18"/>
                 <w:rtl w:val="0"/>
               </w:rPr>
-              <w:t xml:space="preserve">UC-08</w:t>
-            </w:r>
-            <w:r>
-              <w:rPr>
-                <w:rtl w:val="0"/>
-              </w:rPr>
-            </w:r>
-          </w:p>
-        </w:tc>
-        <w:tc>
-          <w:tcPr/>
-          <w:p>
-            <w:pPr>
-              <w:rPr/>
-            </w:pPr>
-            <w:r>
-              <w:rPr>
-                <w:sz w:val="18"/>
-                <w:szCs w:val="18"/>
-                <w:rtl w:val="0"/>
-              </w:rPr>
-              <w:t xml:space="preserve">Configure Notification Preferences</w:t>
-            </w:r>
-            <w:r>
-              <w:rPr>
-                <w:rtl w:val="0"/>
-              </w:rPr>
-            </w:r>
-          </w:p>
-        </w:tc>
-        <w:tc>
-          <w:tcPr/>
-          <w:p>
-            <w:pPr>
-              <w:rPr/>
-            </w:pPr>
-            <w:r>
-              <w:rPr>
-                <w:sz w:val="18"/>
-                <w:szCs w:val="18"/>
-                <w:rtl w:val="0"/>
-              </w:rPr>
-              <w:t xml:space="preserve">Trader</w:t>
-            </w:r>
-            <w:r>
-              <w:rPr>
-                <w:rtl w:val="0"/>
-              </w:rPr>
-            </w:r>
-          </w:p>
-        </w:tc>
-        <w:tc>
-          <w:tcPr/>
-          <w:p>
-            <w:pPr>
-              <w:rPr/>
-            </w:pPr>
-            <w:r>
-              <w:rPr>
-                <w:sz w:val="18"/>
-                <w:szCs w:val="18"/>
-                <w:rtl w:val="0"/>
-              </w:rPr>
-              <w:t xml:space="preserve">Trader enables or disables email and push notifications.</w:t>
-            </w:r>
-            <w:r>
-              <w:rPr>
-                <w:rtl w:val="0"/>
-              </w:rPr>
+              <w:t>UC-08</w:t>
+            </w:r>
+          </w:p>
+        </w:tc>
+        <w:tc>
+          <w:tcPr/>
+          <w:p>
+            <w:pPr>
+              <w:rPr/>
+            </w:pPr>
+            <w:r>
+              <w:rPr>
+                <w:sz w:val="18"/>
+                <w:szCs w:val="18"/>
+                <w:rtl w:val="0"/>
+              </w:rPr>
+              <w:t>Configure Trading Capital &amp; Max Risk %</w:t>
+            </w:r>
+          </w:p>
+        </w:tc>
+        <w:tc>
+          <w:tcPr/>
+          <w:p>
+            <w:pPr>
+              <w:rPr/>
+            </w:pPr>
+            <w:r>
+              <w:rPr>
+                <w:sz w:val="18"/>
+                <w:szCs w:val="18"/>
+                <w:rtl w:val="0"/>
+              </w:rPr>
+              <w:t>Trader</w:t>
+            </w:r>
+          </w:p>
+        </w:tc>
+        <w:tc>
+          <w:tcPr/>
+          <w:p>
+            <w:pPr>
+              <w:rPr/>
+            </w:pPr>
+            <w:r>
+              <w:rPr>
+                <w:sz w:val="18"/>
+                <w:szCs w:val="18"/>
+                <w:rtl w:val="0"/>
+              </w:rPr>
+              <w:t>Trader sets the default capital and the maximum risk per trade and the risk profile, optionally using the profile suggested by the risk questionnaire; the values pre-fill new trading plans.</w:t>
             </w:r>
           </w:p>
         </w:tc>
@@ -13422,75 +11913,55 @@
                 <w:szCs w:val="18"/>
                 <w:rtl w:val="0"/>
               </w:rPr>
-              <w:t xml:space="preserve">UC-09</w:t>
-            </w:r>
-            <w:r>
-              <w:rPr>
-                <w:rtl w:val="0"/>
-              </w:rPr>
-            </w:r>
-          </w:p>
-        </w:tc>
-        <w:tc>
-          <w:tcPr/>
-          <w:p>
-            <w:pPr>
-              <w:rPr/>
-            </w:pPr>
-            <w:r>
-              <w:rPr>
-                <w:sz w:val="18"/>
-                <w:szCs w:val="18"/>
-                <w:rtl w:val="0"/>
-              </w:rPr>
-              <w:t xml:space="preserve">View Market Overview</w:t>
-            </w:r>
-            <w:r>
-              <w:rPr>
-                <w:rtl w:val="0"/>
-              </w:rPr>
-            </w:r>
-          </w:p>
-        </w:tc>
-        <w:tc>
-          <w:tcPr/>
-          <w:p>
-            <w:pPr>
-              <w:rPr/>
-            </w:pPr>
-            <w:r>
-              <w:rPr>
-                <w:sz w:val="18"/>
-                <w:szCs w:val="18"/>
-                <w:rtl w:val="0"/>
-              </w:rPr>
-              <w:t xml:space="preserve">Guest, Trader</w:t>
-            </w:r>
-            <w:r>
-              <w:rPr>
-                <w:rtl w:val="0"/>
-              </w:rPr>
-            </w:r>
-          </w:p>
-        </w:tc>
-        <w:tc>
-          <w:tcPr/>
-          <w:p>
-            <w:pPr>
-              <w:rPr/>
-            </w:pPr>
-            <w:r>
-              <w:rPr>
-                <w:sz w:val="18"/>
-                <w:szCs w:val="18"/>
-                <w:rtl w:val="0"/>
-              </w:rPr>
-              <w:t xml:space="preserve">User views realtime prices and 24h statistics of enabled pairs and a basic price chart.</w:t>
-            </w:r>
-            <w:r>
-              <w:rPr>
-                <w:rtl w:val="0"/>
-              </w:rPr>
+              <w:t>UC-09</w:t>
+            </w:r>
+          </w:p>
+        </w:tc>
+        <w:tc>
+          <w:tcPr/>
+          <w:p>
+            <w:pPr>
+              <w:rPr/>
+            </w:pPr>
+            <w:r>
+              <w:rPr>
+                <w:sz w:val="18"/>
+                <w:szCs w:val="18"/>
+                <w:rtl w:val="0"/>
+              </w:rPr>
+              <w:t>Select Trading Style &amp; Market of Interest</w:t>
+            </w:r>
+          </w:p>
+        </w:tc>
+        <w:tc>
+          <w:tcPr/>
+          <w:p>
+            <w:pPr>
+              <w:rPr/>
+            </w:pPr>
+            <w:r>
+              <w:rPr>
+                <w:sz w:val="18"/>
+                <w:szCs w:val="18"/>
+                <w:rtl w:val="0"/>
+              </w:rPr>
+              <w:t>Trader</w:t>
+            </w:r>
+          </w:p>
+        </w:tc>
+        <w:tc>
+          <w:tcPr/>
+          <w:p>
+            <w:pPr>
+              <w:rPr/>
+            </w:pPr>
+            <w:r>
+              <w:rPr>
+                <w:sz w:val="18"/>
+                <w:szCs w:val="18"/>
+                <w:rtl w:val="0"/>
+              </w:rPr>
+              <w:t>Trader selects the trading style, which determines the setup score preset, and the market of interest (Spot or Futures).</w:t>
             </w:r>
           </w:p>
         </w:tc>
@@ -13512,75 +11983,55 @@
                 <w:szCs w:val="18"/>
                 <w:rtl w:val="0"/>
               </w:rPr>
-              <w:t xml:space="preserve">UC-10</w:t>
-            </w:r>
-            <w:r>
-              <w:rPr>
-                <w:rtl w:val="0"/>
-              </w:rPr>
-            </w:r>
-          </w:p>
-        </w:tc>
-        <w:tc>
-          <w:tcPr/>
-          <w:p>
-            <w:pPr>
-              <w:rPr/>
-            </w:pPr>
-            <w:r>
-              <w:rPr>
-                <w:sz w:val="18"/>
-                <w:szCs w:val="18"/>
-                <w:rtl w:val="0"/>
-              </w:rPr>
-              <w:t xml:space="preserve">Analyze Spot Pair</w:t>
-            </w:r>
-            <w:r>
-              <w:rPr>
-                <w:rtl w:val="0"/>
-              </w:rPr>
-            </w:r>
-          </w:p>
-        </w:tc>
-        <w:tc>
-          <w:tcPr/>
-          <w:p>
-            <w:pPr>
-              <w:rPr/>
-            </w:pPr>
-            <w:r>
-              <w:rPr>
-                <w:sz w:val="18"/>
-                <w:szCs w:val="18"/>
-                <w:rtl w:val="0"/>
-              </w:rPr>
-              <w:t xml:space="preserve">Trader</w:t>
-            </w:r>
-            <w:r>
-              <w:rPr>
-                <w:rtl w:val="0"/>
-              </w:rPr>
-            </w:r>
-          </w:p>
-        </w:tc>
-        <w:tc>
-          <w:tcPr/>
-          <w:p>
-            <w:pPr>
-              <w:rPr/>
-            </w:pPr>
-            <w:r>
-              <w:rPr>
-                <w:sz w:val="18"/>
-                <w:szCs w:val="18"/>
-                <w:rtl w:val="0"/>
-              </w:rPr>
-              <w:t xml:space="preserve">Trader views the spot chart with indicators, support/resistance and setup score of a pair.</w:t>
-            </w:r>
-            <w:r>
-              <w:rPr>
-                <w:rtl w:val="0"/>
-              </w:rPr>
+              <w:t>UC-10</w:t>
+            </w:r>
+          </w:p>
+        </w:tc>
+        <w:tc>
+          <w:tcPr/>
+          <w:p>
+            <w:pPr>
+              <w:rPr/>
+            </w:pPr>
+            <w:r>
+              <w:rPr>
+                <w:sz w:val="18"/>
+                <w:szCs w:val="18"/>
+                <w:rtl w:val="0"/>
+              </w:rPr>
+              <w:t>View Indicators, S/R Zones &amp; Setup Score</w:t>
+            </w:r>
+          </w:p>
+        </w:tc>
+        <w:tc>
+          <w:tcPr/>
+          <w:p>
+            <w:pPr>
+              <w:rPr/>
+            </w:pPr>
+            <w:r>
+              <w:rPr>
+                <w:sz w:val="18"/>
+                <w:szCs w:val="18"/>
+                <w:rtl w:val="0"/>
+              </w:rPr>
+              <w:t>Trader</w:t>
+            </w:r>
+          </w:p>
+        </w:tc>
+        <w:tc>
+          <w:tcPr/>
+          <w:p>
+            <w:pPr>
+              <w:rPr/>
+            </w:pPr>
+            <w:r>
+              <w:rPr>
+                <w:sz w:val="18"/>
+                <w:szCs w:val="18"/>
+                <w:rtl w:val="0"/>
+              </w:rPr>
+              <w:t>Trader views the indicators, support/resistance zones and setup score of a pair; the setup score components are shown on the PRO and PREMIUM plans.</w:t>
             </w:r>
           </w:p>
         </w:tc>
@@ -13602,75 +12053,55 @@
                 <w:szCs w:val="18"/>
                 <w:rtl w:val="0"/>
               </w:rPr>
-              <w:t xml:space="preserve">UC-11</w:t>
-            </w:r>
-            <w:r>
-              <w:rPr>
-                <w:rtl w:val="0"/>
-              </w:rPr>
-            </w:r>
-          </w:p>
-        </w:tc>
-        <w:tc>
-          <w:tcPr/>
-          <w:p>
-            <w:pPr>
-              <w:rPr/>
-            </w:pPr>
-            <w:r>
-              <w:rPr>
-                <w:sz w:val="18"/>
-                <w:szCs w:val="18"/>
-                <w:rtl w:val="0"/>
-              </w:rPr>
-              <w:t xml:space="preserve">Analyze Futures Pair</w:t>
-            </w:r>
-            <w:r>
-              <w:rPr>
-                <w:rtl w:val="0"/>
-              </w:rPr>
-            </w:r>
-          </w:p>
-        </w:tc>
-        <w:tc>
-          <w:tcPr/>
-          <w:p>
-            <w:pPr>
-              <w:rPr/>
-            </w:pPr>
-            <w:r>
-              <w:rPr>
-                <w:sz w:val="18"/>
-                <w:szCs w:val="18"/>
-                <w:rtl w:val="0"/>
-              </w:rPr>
-              <w:t xml:space="preserve">Trader</w:t>
-            </w:r>
-            <w:r>
-              <w:rPr>
-                <w:rtl w:val="0"/>
-              </w:rPr>
-            </w:r>
-          </w:p>
-        </w:tc>
-        <w:tc>
-          <w:tcPr/>
-          <w:p>
-            <w:pPr>
-              <w:rPr/>
-            </w:pPr>
-            <w:r>
-              <w:rPr>
-                <w:sz w:val="18"/>
-                <w:szCs w:val="18"/>
-                <w:rtl w:val="0"/>
-              </w:rPr>
-              <w:t xml:space="preserve">Trader with a PRO or PREMIUM plan views the futures chart with mark price, funding rate, open interest, long/short ratio and setup score.</w:t>
-            </w:r>
-            <w:r>
-              <w:rPr>
-                <w:rtl w:val="0"/>
-              </w:rPr>
+              <w:t>UC-11</w:t>
+            </w:r>
+          </w:p>
+        </w:tc>
+        <w:tc>
+          <w:tcPr/>
+          <w:p>
+            <w:pPr>
+              <w:rPr/>
+            </w:pPr>
+            <w:r>
+              <w:rPr>
+                <w:sz w:val="18"/>
+                <w:szCs w:val="18"/>
+                <w:rtl w:val="0"/>
+              </w:rPr>
+              <w:t>View Futures Metrics &amp; Liquidation Risk</w:t>
+            </w:r>
+          </w:p>
+        </w:tc>
+        <w:tc>
+          <w:tcPr/>
+          <w:p>
+            <w:pPr>
+              <w:rPr/>
+            </w:pPr>
+            <w:r>
+              <w:rPr>
+                <w:sz w:val="18"/>
+                <w:szCs w:val="18"/>
+                <w:rtl w:val="0"/>
+              </w:rPr>
+              <w:t>Trader</w:t>
+            </w:r>
+          </w:p>
+        </w:tc>
+        <w:tc>
+          <w:tcPr/>
+          <w:p>
+            <w:pPr>
+              <w:rPr/>
+            </w:pPr>
+            <w:r>
+              <w:rPr>
+                <w:sz w:val="18"/>
+                <w:szCs w:val="18"/>
+                <w:rtl w:val="0"/>
+              </w:rPr>
+              <w:t>Trader with a PRO or PREMIUM plan views the Futures chart with mark price, funding rate, open interest, long/short ratio and setup score, and the liquidation risk of a planned position.</w:t>
             </w:r>
           </w:p>
         </w:tc>
@@ -13692,75 +12123,55 @@
                 <w:szCs w:val="18"/>
                 <w:rtl w:val="0"/>
               </w:rPr>
-              <w:t xml:space="preserve">UC-12</w:t>
-            </w:r>
-            <w:r>
-              <w:rPr>
-                <w:rtl w:val="0"/>
-              </w:rPr>
-            </w:r>
-          </w:p>
-        </w:tc>
-        <w:tc>
-          <w:tcPr/>
-          <w:p>
-            <w:pPr>
-              <w:rPr/>
-            </w:pPr>
-            <w:r>
-              <w:rPr>
-                <w:sz w:val="18"/>
-                <w:szCs w:val="18"/>
-                <w:rtl w:val="0"/>
-              </w:rPr>
-              <w:t xml:space="preserve">Manage Watchlist</w:t>
-            </w:r>
-            <w:r>
-              <w:rPr>
-                <w:rtl w:val="0"/>
-              </w:rPr>
-            </w:r>
-          </w:p>
-        </w:tc>
-        <w:tc>
-          <w:tcPr/>
-          <w:p>
-            <w:pPr>
-              <w:rPr/>
-            </w:pPr>
-            <w:r>
-              <w:rPr>
-                <w:sz w:val="18"/>
-                <w:szCs w:val="18"/>
-                <w:rtl w:val="0"/>
-              </w:rPr>
-              <w:t xml:space="preserve">Trader</w:t>
-            </w:r>
-            <w:r>
-              <w:rPr>
-                <w:rtl w:val="0"/>
-              </w:rPr>
-            </w:r>
-          </w:p>
-        </w:tc>
-        <w:tc>
-          <w:tcPr/>
-          <w:p>
-            <w:pPr>
-              <w:rPr/>
-            </w:pPr>
-            <w:r>
-              <w:rPr>
-                <w:sz w:val="18"/>
-                <w:szCs w:val="18"/>
-                <w:rtl w:val="0"/>
-              </w:rPr>
-              <w:t xml:space="preserve">Trader adds, removes, groups and reorders pairs in the watchlist within the limit of the subscription plan.</w:t>
-            </w:r>
-            <w:r>
-              <w:rPr>
-                <w:rtl w:val="0"/>
-              </w:rPr>
+              <w:t>UC-12</w:t>
+            </w:r>
+          </w:p>
+        </w:tc>
+        <w:tc>
+          <w:tcPr/>
+          <w:p>
+            <w:pPr>
+              <w:rPr/>
+            </w:pPr>
+            <w:r>
+              <w:rPr>
+                <w:sz w:val="18"/>
+                <w:szCs w:val="18"/>
+                <w:rtl w:val="0"/>
+              </w:rPr>
+              <w:t>View Aggregated Crypto News</w:t>
+            </w:r>
+          </w:p>
+        </w:tc>
+        <w:tc>
+          <w:tcPr/>
+          <w:p>
+            <w:pPr>
+              <w:rPr/>
+            </w:pPr>
+            <w:r>
+              <w:rPr>
+                <w:sz w:val="18"/>
+                <w:szCs w:val="18"/>
+                <w:rtl w:val="0"/>
+              </w:rPr>
+              <w:t>Trader</w:t>
+            </w:r>
+          </w:p>
+        </w:tc>
+        <w:tc>
+          <w:tcPr/>
+          <w:p>
+            <w:pPr>
+              <w:rPr/>
+            </w:pPr>
+            <w:r>
+              <w:rPr>
+                <w:sz w:val="18"/>
+                <w:szCs w:val="18"/>
+                <w:rtl w:val="0"/>
+              </w:rPr>
+              <w:t>Trader reads aggregated news filtered by coin; AI summaries and sentiment are shown on the PRO and PREMIUM plans.</w:t>
             </w:r>
           </w:p>
         </w:tc>
@@ -13782,75 +12193,55 @@
                 <w:szCs w:val="18"/>
                 <w:rtl w:val="0"/>
               </w:rPr>
-              <w:t xml:space="preserve">UC-13</w:t>
-            </w:r>
-            <w:r>
-              <w:rPr>
-                <w:rtl w:val="0"/>
-              </w:rPr>
-            </w:r>
-          </w:p>
-        </w:tc>
-        <w:tc>
-          <w:tcPr/>
-          <w:p>
-            <w:pPr>
-              <w:rPr/>
-            </w:pPr>
-            <w:r>
-              <w:rPr>
-                <w:sz w:val="18"/>
-                <w:szCs w:val="18"/>
-                <w:rtl w:val="0"/>
-              </w:rPr>
-              <w:t xml:space="preserve">Create Alert</w:t>
-            </w:r>
-            <w:r>
-              <w:rPr>
-                <w:rtl w:val="0"/>
-              </w:rPr>
-            </w:r>
-          </w:p>
-        </w:tc>
-        <w:tc>
-          <w:tcPr/>
-          <w:p>
-            <w:pPr>
-              <w:rPr/>
-            </w:pPr>
-            <w:r>
-              <w:rPr>
-                <w:sz w:val="18"/>
-                <w:szCs w:val="18"/>
-                <w:rtl w:val="0"/>
-              </w:rPr>
-              <w:t xml:space="preserve">Trader</w:t>
-            </w:r>
-            <w:r>
-              <w:rPr>
-                <w:rtl w:val="0"/>
-              </w:rPr>
-            </w:r>
-          </w:p>
-        </w:tc>
-        <w:tc>
-          <w:tcPr/>
-          <w:p>
-            <w:pPr>
-              <w:rPr/>
-            </w:pPr>
-            <w:r>
-              <w:rPr>
-                <w:sz w:val="18"/>
-                <w:szCs w:val="18"/>
-                <w:rtl w:val="0"/>
-              </w:rPr>
-              <w:t xml:space="preserve">Trader creates a price alert, or an indicator alert on PRO and PREMIUM plans, on a watchlist pair within the active alert limit of the subscription plan.</w:t>
-            </w:r>
-            <w:r>
-              <w:rPr>
-                <w:rtl w:val="0"/>
-              </w:rPr>
+              <w:t>UC-13</w:t>
+            </w:r>
+          </w:p>
+        </w:tc>
+        <w:tc>
+          <w:tcPr/>
+          <w:p>
+            <w:pPr>
+              <w:rPr/>
+            </w:pPr>
+            <w:r>
+              <w:rPr>
+                <w:sz w:val="18"/>
+                <w:szCs w:val="18"/>
+                <w:rtl w:val="0"/>
+              </w:rPr>
+              <w:t>Create Trading Plan (Spot / Futures)</w:t>
+            </w:r>
+          </w:p>
+        </w:tc>
+        <w:tc>
+          <w:tcPr/>
+          <w:p>
+            <w:pPr>
+              <w:rPr/>
+            </w:pPr>
+            <w:r>
+              <w:rPr>
+                <w:sz w:val="18"/>
+                <w:szCs w:val="18"/>
+                <w:rtl w:val="0"/>
+              </w:rPr>
+              <w:t>Trader</w:t>
+            </w:r>
+          </w:p>
+        </w:tc>
+        <w:tc>
+          <w:tcPr/>
+          <w:p>
+            <w:pPr>
+              <w:rPr/>
+            </w:pPr>
+            <w:r>
+              <w:rPr>
+                <w:sz w:val="18"/>
+                <w:szCs w:val="18"/>
+                <w:rtl w:val="0"/>
+              </w:rPr>
+              <w:t>Trader enters entry, stop loss, take profit, capital, risk and leverage and receives the risk calculation and warnings, edits the plan while it is in DRAFT status or cancels it; Futures plans require a PRO or PREMIUM plan. Includes UC-16.</w:t>
             </w:r>
           </w:p>
         </w:tc>
@@ -13872,75 +12263,55 @@
                 <w:szCs w:val="18"/>
                 <w:rtl w:val="0"/>
               </w:rPr>
-              <w:t xml:space="preserve">UC-14</w:t>
-            </w:r>
-            <w:r>
-              <w:rPr>
-                <w:rtl w:val="0"/>
-              </w:rPr>
-            </w:r>
-          </w:p>
-        </w:tc>
-        <w:tc>
-          <w:tcPr/>
-          <w:p>
-            <w:pPr>
-              <w:rPr/>
-            </w:pPr>
-            <w:r>
-              <w:rPr>
-                <w:sz w:val="18"/>
-                <w:szCs w:val="18"/>
-                <w:rtl w:val="0"/>
-              </w:rPr>
-              <w:t xml:space="preserve">Manage Alerts</w:t>
-            </w:r>
-            <w:r>
-              <w:rPr>
-                <w:rtl w:val="0"/>
-              </w:rPr>
-            </w:r>
-          </w:p>
-        </w:tc>
-        <w:tc>
-          <w:tcPr/>
-          <w:p>
-            <w:pPr>
-              <w:rPr/>
-            </w:pPr>
-            <w:r>
-              <w:rPr>
-                <w:sz w:val="18"/>
-                <w:szCs w:val="18"/>
-                <w:rtl w:val="0"/>
-              </w:rPr>
-              <w:t xml:space="preserve">Trader</w:t>
-            </w:r>
-            <w:r>
-              <w:rPr>
-                <w:rtl w:val="0"/>
-              </w:rPr>
-            </w:r>
-          </w:p>
-        </w:tc>
-        <w:tc>
-          <w:tcPr/>
-          <w:p>
-            <w:pPr>
-              <w:rPr/>
-            </w:pPr>
-            <w:r>
-              <w:rPr>
-                <w:sz w:val="18"/>
-                <w:szCs w:val="18"/>
-                <w:rtl w:val="0"/>
-              </w:rPr>
-              <w:t xml:space="preserve">Trader edits, pauses, resumes or deletes alerts and views their trigger history.</w:t>
-            </w:r>
-            <w:r>
-              <w:rPr>
-                <w:rtl w:val="0"/>
-              </w:rPr>
+              <w:t>UC-14</w:t>
+            </w:r>
+          </w:p>
+        </w:tc>
+        <w:tc>
+          <w:tcPr/>
+          <w:p>
+            <w:pPr>
+              <w:rPr/>
+            </w:pPr>
+            <w:r>
+              <w:rPr>
+                <w:sz w:val="18"/>
+                <w:szCs w:val="18"/>
+                <w:rtl w:val="0"/>
+              </w:rPr>
+              <w:t>Execute Trade from Plan</w:t>
+            </w:r>
+          </w:p>
+        </w:tc>
+        <w:tc>
+          <w:tcPr/>
+          <w:p>
+            <w:pPr>
+              <w:rPr/>
+            </w:pPr>
+            <w:r>
+              <w:rPr>
+                <w:sz w:val="18"/>
+                <w:szCs w:val="18"/>
+                <w:rtl w:val="0"/>
+              </w:rPr>
+              <w:t>Trader</w:t>
+            </w:r>
+          </w:p>
+        </w:tc>
+        <w:tc>
+          <w:tcPr/>
+          <w:p>
+            <w:pPr>
+              <w:rPr/>
+            </w:pPr>
+            <w:r>
+              <w:rPr>
+                <w:sz w:val="18"/>
+                <w:szCs w:val="18"/>
+                <w:rtl w:val="0"/>
+              </w:rPr>
+              <w:t>Trader activates a plan without blocking warnings, within the plan limit of ACTIVE plans and open positions, so that the simulation executes it against live prices. Includes UC-16.</w:t>
             </w:r>
           </w:p>
         </w:tc>
@@ -13962,75 +12333,55 @@
                 <w:szCs w:val="18"/>
                 <w:rtl w:val="0"/>
               </w:rPr>
-              <w:t xml:space="preserve">UC-15</w:t>
-            </w:r>
-            <w:r>
-              <w:rPr>
-                <w:rtl w:val="0"/>
-              </w:rPr>
-            </w:r>
-          </w:p>
-        </w:tc>
-        <w:tc>
-          <w:tcPr/>
-          <w:p>
-            <w:pPr>
-              <w:rPr/>
-            </w:pPr>
-            <w:r>
-              <w:rPr>
-                <w:sz w:val="18"/>
-                <w:szCs w:val="18"/>
-                <w:rtl w:val="0"/>
-              </w:rPr>
-              <w:t xml:space="preserve">View Notifications</w:t>
-            </w:r>
-            <w:r>
-              <w:rPr>
-                <w:rtl w:val="0"/>
-              </w:rPr>
-            </w:r>
-          </w:p>
-        </w:tc>
-        <w:tc>
-          <w:tcPr/>
-          <w:p>
-            <w:pPr>
-              <w:rPr/>
-            </w:pPr>
-            <w:r>
-              <w:rPr>
-                <w:sz w:val="18"/>
-                <w:szCs w:val="18"/>
-                <w:rtl w:val="0"/>
-              </w:rPr>
-              <w:t xml:space="preserve">Trader</w:t>
-            </w:r>
-            <w:r>
-              <w:rPr>
-                <w:rtl w:val="0"/>
-              </w:rPr>
-            </w:r>
-          </w:p>
-        </w:tc>
-        <w:tc>
-          <w:tcPr/>
-          <w:p>
-            <w:pPr>
-              <w:rPr/>
-            </w:pPr>
-            <w:r>
-              <w:rPr>
-                <w:sz w:val="18"/>
-                <w:szCs w:val="18"/>
-                <w:rtl w:val="0"/>
-              </w:rPr>
-              <w:t xml:space="preserve">Trader views in-app notifications, marks them as read and opens the referenced alert, plan, post or subscription.</w:t>
-            </w:r>
-            <w:r>
-              <w:rPr>
-                <w:rtl w:val="0"/>
-              </w:rPr>
+              <w:t>UC-15</w:t>
+            </w:r>
+          </w:p>
+        </w:tc>
+        <w:tc>
+          <w:tcPr/>
+          <w:p>
+            <w:pPr>
+              <w:rPr/>
+            </w:pPr>
+            <w:r>
+              <w:rPr>
+                <w:sz w:val="18"/>
+                <w:szCs w:val="18"/>
+                <w:rtl w:val="0"/>
+              </w:rPr>
+              <w:t>Place Direct Order (No Plan)</w:t>
+            </w:r>
+          </w:p>
+        </w:tc>
+        <w:tc>
+          <w:tcPr/>
+          <w:p>
+            <w:pPr>
+              <w:rPr/>
+            </w:pPr>
+            <w:r>
+              <w:rPr>
+                <w:sz w:val="18"/>
+                <w:szCs w:val="18"/>
+                <w:rtl w:val="0"/>
+              </w:rPr>
+              <w:t>Trader</w:t>
+            </w:r>
+          </w:p>
+        </w:tc>
+        <w:tc>
+          <w:tcPr/>
+          <w:p>
+            <w:pPr>
+              <w:rPr/>
+            </w:pPr>
+            <w:r>
+              <w:rPr>
+                <w:sz w:val="18"/>
+                <w:szCs w:val="18"/>
+                <w:rtl w:val="0"/>
+              </w:rPr>
+              <w:t>Trader places a demo Spot order (limit, market, post-only, stop, trailing stop, OCO, OTO, OTOCO) without a trading plan; the order is matched against live Binance prices and order book. Includes UC-16.</w:t>
             </w:r>
           </w:p>
         </w:tc>
@@ -14052,75 +12403,55 @@
                 <w:szCs w:val="18"/>
                 <w:rtl w:val="0"/>
               </w:rPr>
-              <w:t xml:space="preserve">UC-16</w:t>
-            </w:r>
-            <w:r>
-              <w:rPr>
-                <w:rtl w:val="0"/>
-              </w:rPr>
-            </w:r>
-          </w:p>
-        </w:tc>
-        <w:tc>
-          <w:tcPr/>
-          <w:p>
-            <w:pPr>
-              <w:rPr/>
-            </w:pPr>
-            <w:r>
-              <w:rPr>
-                <w:sz w:val="18"/>
-                <w:szCs w:val="18"/>
-                <w:rtl w:val="0"/>
-              </w:rPr>
-              <w:t xml:space="preserve">Create Trading Plan</w:t>
-            </w:r>
-            <w:r>
-              <w:rPr>
-                <w:rtl w:val="0"/>
-              </w:rPr>
-            </w:r>
-          </w:p>
-        </w:tc>
-        <w:tc>
-          <w:tcPr/>
-          <w:p>
-            <w:pPr>
-              <w:rPr/>
-            </w:pPr>
-            <w:r>
-              <w:rPr>
-                <w:sz w:val="18"/>
-                <w:szCs w:val="18"/>
-                <w:rtl w:val="0"/>
-              </w:rPr>
-              <w:t xml:space="preserve">Trader</w:t>
-            </w:r>
-            <w:r>
-              <w:rPr>
-                <w:rtl w:val="0"/>
-              </w:rPr>
-            </w:r>
-          </w:p>
-        </w:tc>
-        <w:tc>
-          <w:tcPr/>
-          <w:p>
-            <w:pPr>
-              <w:rPr/>
-            </w:pPr>
-            <w:r>
-              <w:rPr>
-                <w:sz w:val="18"/>
-                <w:szCs w:val="18"/>
-                <w:rtl w:val="0"/>
-              </w:rPr>
-              <w:t xml:space="preserve">Trader enters entry, stop loss, take profit, capital, risk and leverage and receives the risk calculation and warnings; Futures plans require a PRO or PREMIUM plan.</w:t>
-            </w:r>
-            <w:r>
-              <w:rPr>
-                <w:rtl w:val="0"/>
-              </w:rPr>
+              <w:t>UC-16</w:t>
+            </w:r>
+          </w:p>
+        </w:tc>
+        <w:tc>
+          <w:tcPr/>
+          <w:p>
+            <w:pPr>
+              <w:rPr/>
+            </w:pPr>
+            <w:r>
+              <w:rPr>
+                <w:sz w:val="18"/>
+                <w:szCs w:val="18"/>
+                <w:rtl w:val="0"/>
+              </w:rPr>
+              <w:t>Validate Trading Rules</w:t>
+            </w:r>
+          </w:p>
+        </w:tc>
+        <w:tc>
+          <w:tcPr/>
+          <w:p>
+            <w:pPr>
+              <w:rPr/>
+            </w:pPr>
+            <w:r>
+              <w:rPr>
+                <w:sz w:val="18"/>
+                <w:szCs w:val="18"/>
+                <w:rtl w:val="0"/>
+              </w:rPr>
+              <w:t>Trader (included use case)</w:t>
+            </w:r>
+          </w:p>
+        </w:tc>
+        <w:tc>
+          <w:tcPr/>
+          <w:p>
+            <w:pPr>
+              <w:rPr/>
+            </w:pPr>
+            <w:r>
+              <w:rPr>
+                <w:sz w:val="18"/>
+                <w:szCs w:val="18"/>
+                <w:rtl w:val="0"/>
+              </w:rPr>
+              <w:t>System validates a plan or an order against the trading rules, the exchange filters of the pair and the limits of the subscription plan before it is saved, activated or placed. Includes UC-17; extended by UC-18.</w:t>
             </w:r>
           </w:p>
         </w:tc>
@@ -14142,75 +12473,55 @@
                 <w:szCs w:val="18"/>
                 <w:rtl w:val="0"/>
               </w:rPr>
-              <w:t xml:space="preserve">UC-17</w:t>
-            </w:r>
-            <w:r>
-              <w:rPr>
-                <w:rtl w:val="0"/>
-              </w:rPr>
-            </w:r>
-          </w:p>
-        </w:tc>
-        <w:tc>
-          <w:tcPr/>
-          <w:p>
-            <w:pPr>
-              <w:rPr/>
-            </w:pPr>
-            <w:r>
-              <w:rPr>
-                <w:sz w:val="18"/>
-                <w:szCs w:val="18"/>
-                <w:rtl w:val="0"/>
-              </w:rPr>
-              <w:t xml:space="preserve">Edit Trading Plan</w:t>
-            </w:r>
-            <w:r>
-              <w:rPr>
-                <w:rtl w:val="0"/>
-              </w:rPr>
-            </w:r>
-          </w:p>
-        </w:tc>
-        <w:tc>
-          <w:tcPr/>
-          <w:p>
-            <w:pPr>
-              <w:rPr/>
-            </w:pPr>
-            <w:r>
-              <w:rPr>
-                <w:sz w:val="18"/>
-                <w:szCs w:val="18"/>
-                <w:rtl w:val="0"/>
-              </w:rPr>
-              <w:t xml:space="preserve">Trader</w:t>
-            </w:r>
-            <w:r>
-              <w:rPr>
-                <w:rtl w:val="0"/>
-              </w:rPr>
-            </w:r>
-          </w:p>
-        </w:tc>
-        <w:tc>
-          <w:tcPr/>
-          <w:p>
-            <w:pPr>
-              <w:rPr/>
-            </w:pPr>
-            <w:r>
-              <w:rPr>
-                <w:sz w:val="18"/>
-                <w:szCs w:val="18"/>
-                <w:rtl w:val="0"/>
-              </w:rPr>
-              <w:t xml:space="preserve">Trader modifies a plan that is still in DRAFT status.</w:t>
-            </w:r>
-            <w:r>
-              <w:rPr>
-                <w:rtl w:val="0"/>
-              </w:rPr>
+              <w:t>UC-17</w:t>
+            </w:r>
+          </w:p>
+        </w:tc>
+        <w:tc>
+          <w:tcPr/>
+          <w:p>
+            <w:pPr>
+              <w:rPr/>
+            </w:pPr>
+            <w:r>
+              <w:rPr>
+                <w:sz w:val="18"/>
+                <w:szCs w:val="18"/>
+                <w:rtl w:val="0"/>
+              </w:rPr>
+              <w:t>Calculate R/R, Position Size &amp; Liq. Price</w:t>
+            </w:r>
+          </w:p>
+        </w:tc>
+        <w:tc>
+          <w:tcPr/>
+          <w:p>
+            <w:pPr>
+              <w:rPr/>
+            </w:pPr>
+            <w:r>
+              <w:rPr>
+                <w:sz w:val="18"/>
+                <w:szCs w:val="18"/>
+                <w:rtl w:val="0"/>
+              </w:rPr>
+              <w:t>Trader (included use case)</w:t>
+            </w:r>
+          </w:p>
+        </w:tc>
+        <w:tc>
+          <w:tcPr/>
+          <w:p>
+            <w:pPr>
+              <w:rPr/>
+            </w:pPr>
+            <w:r>
+              <w:rPr>
+                <w:sz w:val="18"/>
+                <w:szCs w:val="18"/>
+                <w:rtl w:val="0"/>
+              </w:rPr>
+              <w:t>System calculates the position size, the risk/reward ratio, the maximum loss and, for Futures, the liquidation price.</w:t>
             </w:r>
           </w:p>
         </w:tc>
@@ -14232,75 +12543,55 @@
                 <w:szCs w:val="18"/>
                 <w:rtl w:val="0"/>
               </w:rPr>
-              <w:t xml:space="preserve">UC-18</w:t>
-            </w:r>
-            <w:r>
-              <w:rPr>
-                <w:rtl w:val="0"/>
-              </w:rPr>
-            </w:r>
-          </w:p>
-        </w:tc>
-        <w:tc>
-          <w:tcPr/>
-          <w:p>
-            <w:pPr>
-              <w:rPr/>
-            </w:pPr>
-            <w:r>
-              <w:rPr>
-                <w:sz w:val="18"/>
-                <w:szCs w:val="18"/>
-                <w:rtl w:val="0"/>
-              </w:rPr>
-              <w:t xml:space="preserve">Activate Trading Plan</w:t>
-            </w:r>
-            <w:r>
-              <w:rPr>
-                <w:rtl w:val="0"/>
-              </w:rPr>
-            </w:r>
-          </w:p>
-        </w:tc>
-        <w:tc>
-          <w:tcPr/>
-          <w:p>
-            <w:pPr>
-              <w:rPr/>
-            </w:pPr>
-            <w:r>
-              <w:rPr>
-                <w:sz w:val="18"/>
-                <w:szCs w:val="18"/>
-                <w:rtl w:val="0"/>
-              </w:rPr>
-              <w:t xml:space="preserve">Trader</w:t>
-            </w:r>
-            <w:r>
-              <w:rPr>
-                <w:rtl w:val="0"/>
-              </w:rPr>
-            </w:r>
-          </w:p>
-        </w:tc>
-        <w:tc>
-          <w:tcPr/>
-          <w:p>
-            <w:pPr>
-              <w:rPr/>
-            </w:pPr>
-            <w:r>
-              <w:rPr>
-                <w:sz w:val="18"/>
-                <w:szCs w:val="18"/>
-                <w:rtl w:val="0"/>
-              </w:rPr>
-              <w:t xml:space="preserve">Trader activates a plan without blocking warnings, within the subscription plan limit of ACTIVE plans and open positions, so that the simulation can execute it.</w:t>
-            </w:r>
-            <w:r>
-              <w:rPr>
-                <w:rtl w:val="0"/>
-              </w:rPr>
+              <w:t>UC-18</w:t>
+            </w:r>
+          </w:p>
+        </w:tc>
+        <w:tc>
+          <w:tcPr/>
+          <w:p>
+            <w:pPr>
+              <w:rPr/>
+            </w:pPr>
+            <w:r>
+              <w:rPr>
+                <w:sz w:val="18"/>
+                <w:szCs w:val="18"/>
+                <w:rtl w:val="0"/>
+              </w:rPr>
+              <w:t>Show Risk Warnings</w:t>
+            </w:r>
+          </w:p>
+        </w:tc>
+        <w:tc>
+          <w:tcPr/>
+          <w:p>
+            <w:pPr>
+              <w:rPr/>
+            </w:pPr>
+            <w:r>
+              <w:rPr>
+                <w:sz w:val="18"/>
+                <w:szCs w:val="18"/>
+                <w:rtl w:val="0"/>
+              </w:rPr>
+              <w:t>Trader (extending use case)</w:t>
+            </w:r>
+          </w:p>
+        </w:tc>
+        <w:tc>
+          <w:tcPr/>
+          <w:p>
+            <w:pPr>
+              <w:rPr/>
+            </w:pPr>
+            <w:r>
+              <w:rPr>
+                <w:sz w:val="18"/>
+                <w:szCs w:val="18"/>
+                <w:rtl w:val="0"/>
+              </w:rPr>
+              <w:t>System shows the soft and blocking risk warnings whose conditions hold (BR-28, BR-29); a blocking warning prevents activation.</w:t>
             </w:r>
           </w:p>
         </w:tc>
@@ -14322,75 +12613,55 @@
                 <w:szCs w:val="18"/>
                 <w:rtl w:val="0"/>
               </w:rPr>
-              <w:t xml:space="preserve">UC-19</w:t>
-            </w:r>
-            <w:r>
-              <w:rPr>
-                <w:rtl w:val="0"/>
-              </w:rPr>
-            </w:r>
-          </w:p>
-        </w:tc>
-        <w:tc>
-          <w:tcPr/>
-          <w:p>
-            <w:pPr>
-              <w:rPr/>
-            </w:pPr>
-            <w:r>
-              <w:rPr>
-                <w:sz w:val="18"/>
-                <w:szCs w:val="18"/>
-                <w:rtl w:val="0"/>
-              </w:rPr>
-              <w:t xml:space="preserve">Cancel Trading Plan</w:t>
-            </w:r>
-            <w:r>
-              <w:rPr>
-                <w:rtl w:val="0"/>
-              </w:rPr>
-            </w:r>
-          </w:p>
-        </w:tc>
-        <w:tc>
-          <w:tcPr/>
-          <w:p>
-            <w:pPr>
-              <w:rPr/>
-            </w:pPr>
-            <w:r>
-              <w:rPr>
-                <w:sz w:val="18"/>
-                <w:szCs w:val="18"/>
-                <w:rtl w:val="0"/>
-              </w:rPr>
-              <w:t xml:space="preserve">Trader</w:t>
-            </w:r>
-            <w:r>
-              <w:rPr>
-                <w:rtl w:val="0"/>
-              </w:rPr>
-            </w:r>
-          </w:p>
-        </w:tc>
-        <w:tc>
-          <w:tcPr/>
-          <w:p>
-            <w:pPr>
-              <w:rPr/>
-            </w:pPr>
-            <w:r>
-              <w:rPr>
-                <w:sz w:val="18"/>
-                <w:szCs w:val="18"/>
-                <w:rtl w:val="0"/>
-              </w:rPr>
-              <w:t xml:space="preserve">Trader cancels a DRAFT or ACTIVE plan.</w:t>
-            </w:r>
-            <w:r>
-              <w:rPr>
-                <w:rtl w:val="0"/>
-              </w:rPr>
+              <w:t>UC-19</w:t>
+            </w:r>
+          </w:p>
+        </w:tc>
+        <w:tc>
+          <w:tcPr/>
+          <w:p>
+            <w:pPr>
+              <w:rPr/>
+            </w:pPr>
+            <w:r>
+              <w:rPr>
+                <w:sz w:val="18"/>
+                <w:szCs w:val="18"/>
+                <w:rtl w:val="0"/>
+              </w:rPr>
+              <w:t>Manage Open Orders &amp; Positions</w:t>
+            </w:r>
+          </w:p>
+        </w:tc>
+        <w:tc>
+          <w:tcPr/>
+          <w:p>
+            <w:pPr>
+              <w:rPr/>
+            </w:pPr>
+            <w:r>
+              <w:rPr>
+                <w:sz w:val="18"/>
+                <w:szCs w:val="18"/>
+                <w:rtl w:val="0"/>
+              </w:rPr>
+              <w:t>Trader</w:t>
+            </w:r>
+          </w:p>
+        </w:tc>
+        <w:tc>
+          <w:tcPr/>
+          <w:p>
+            <w:pPr>
+              <w:rPr/>
+            </w:pPr>
+            <w:r>
+              <w:rPr>
+                <w:sz w:val="18"/>
+                <w:szCs w:val="18"/>
+                <w:rtl w:val="0"/>
+              </w:rPr>
+              <w:t>Trader lists plans by status, open demo orders and simulated positions, cancels a plan or open demo orders, closes an open simulated position at the current market price and views the order and trade history.</w:t>
             </w:r>
           </w:p>
         </w:tc>
@@ -14412,75 +12683,55 @@
                 <w:szCs w:val="18"/>
                 <w:rtl w:val="0"/>
               </w:rPr>
-              <w:t xml:space="preserve">UC-20</w:t>
-            </w:r>
-            <w:r>
-              <w:rPr>
-                <w:rtl w:val="0"/>
-              </w:rPr>
-            </w:r>
-          </w:p>
-        </w:tc>
-        <w:tc>
-          <w:tcPr/>
-          <w:p>
-            <w:pPr>
-              <w:rPr/>
-            </w:pPr>
-            <w:r>
-              <w:rPr>
-                <w:sz w:val="18"/>
-                <w:szCs w:val="18"/>
-                <w:rtl w:val="0"/>
-              </w:rPr>
-              <w:t xml:space="preserve">View Trading Plans</w:t>
-            </w:r>
-            <w:r>
-              <w:rPr>
-                <w:rtl w:val="0"/>
-              </w:rPr>
-            </w:r>
-          </w:p>
-        </w:tc>
-        <w:tc>
-          <w:tcPr/>
-          <w:p>
-            <w:pPr>
-              <w:rPr/>
-            </w:pPr>
-            <w:r>
-              <w:rPr>
-                <w:sz w:val="18"/>
-                <w:szCs w:val="18"/>
-                <w:rtl w:val="0"/>
-              </w:rPr>
-              <w:t xml:space="preserve">Trader</w:t>
-            </w:r>
-            <w:r>
-              <w:rPr>
-                <w:rtl w:val="0"/>
-              </w:rPr>
-            </w:r>
-          </w:p>
-        </w:tc>
-        <w:tc>
-          <w:tcPr/>
-          <w:p>
-            <w:pPr>
-              <w:rPr/>
-            </w:pPr>
-            <w:r>
-              <w:rPr>
-                <w:sz w:val="18"/>
-                <w:szCs w:val="18"/>
-                <w:rtl w:val="0"/>
-              </w:rPr>
-              <w:t xml:space="preserve">Trader lists plans by status and views plan details and live position status.</w:t>
-            </w:r>
-            <w:r>
-              <w:rPr>
-                <w:rtl w:val="0"/>
-              </w:rPr>
+              <w:t>UC-20</w:t>
+            </w:r>
+          </w:p>
+        </w:tc>
+        <w:tc>
+          <w:tcPr/>
+          <w:p>
+            <w:pPr>
+              <w:rPr/>
+            </w:pPr>
+            <w:r>
+              <w:rPr>
+                <w:sz w:val="18"/>
+                <w:szCs w:val="18"/>
+                <w:rtl w:val="0"/>
+              </w:rPr>
+              <w:t>Manage Virtual Wallet</w:t>
+            </w:r>
+          </w:p>
+        </w:tc>
+        <w:tc>
+          <w:tcPr/>
+          <w:p>
+            <w:pPr>
+              <w:rPr/>
+            </w:pPr>
+            <w:r>
+              <w:rPr>
+                <w:sz w:val="18"/>
+                <w:szCs w:val="18"/>
+                <w:rtl w:val="0"/>
+              </w:rPr>
+              <w:t>Trader</w:t>
+            </w:r>
+          </w:p>
+        </w:tc>
+        <w:tc>
+          <w:tcPr/>
+          <w:p>
+            <w:pPr>
+              <w:rPr/>
+            </w:pPr>
+            <w:r>
+              <w:rPr>
+                <w:sz w:val="18"/>
+                <w:szCs w:val="18"/>
+                <w:rtl w:val="0"/>
+              </w:rPr>
+              <w:t>Trader opens the demo account once and receives the virtual starting funds, views the Spot and Futures wallet balances and their estimated value, moves USDT between the wallets and views the ledger and the PnL analysis of the account.</w:t>
             </w:r>
           </w:p>
         </w:tc>
@@ -14502,75 +12753,55 @@
                 <w:szCs w:val="18"/>
                 <w:rtl w:val="0"/>
               </w:rPr>
-              <w:t xml:space="preserve">UC-21</w:t>
-            </w:r>
-            <w:r>
-              <w:rPr>
-                <w:rtl w:val="0"/>
-              </w:rPr>
-            </w:r>
-          </w:p>
-        </w:tc>
-        <w:tc>
-          <w:tcPr/>
-          <w:p>
-            <w:pPr>
-              <w:rPr/>
-            </w:pPr>
-            <w:r>
-              <w:rPr>
-                <w:sz w:val="18"/>
-                <w:szCs w:val="18"/>
-                <w:rtl w:val="0"/>
-              </w:rPr>
-              <w:t xml:space="preserve">Close Simulated Position</w:t>
-            </w:r>
-            <w:r>
-              <w:rPr>
-                <w:rtl w:val="0"/>
-              </w:rPr>
-            </w:r>
-          </w:p>
-        </w:tc>
-        <w:tc>
-          <w:tcPr/>
-          <w:p>
-            <w:pPr>
-              <w:rPr/>
-            </w:pPr>
-            <w:r>
-              <w:rPr>
-                <w:sz w:val="18"/>
-                <w:szCs w:val="18"/>
-                <w:rtl w:val="0"/>
-              </w:rPr>
-              <w:t xml:space="preserve">Trader</w:t>
-            </w:r>
-            <w:r>
-              <w:rPr>
-                <w:rtl w:val="0"/>
-              </w:rPr>
-            </w:r>
-          </w:p>
-        </w:tc>
-        <w:tc>
-          <w:tcPr/>
-          <w:p>
-            <w:pPr>
-              <w:rPr/>
-            </w:pPr>
-            <w:r>
-              <w:rPr>
-                <w:sz w:val="18"/>
-                <w:szCs w:val="18"/>
-                <w:rtl w:val="0"/>
-              </w:rPr>
-              <w:t xml:space="preserve">Trader closes an open simulated position at the current market price.</w:t>
-            </w:r>
-            <w:r>
-              <w:rPr>
-                <w:rtl w:val="0"/>
-              </w:rPr>
+              <w:t>UC-21</w:t>
+            </w:r>
+          </w:p>
+        </w:tc>
+        <w:tc>
+          <w:tcPr/>
+          <w:p>
+            <w:pPr>
+              <w:rPr/>
+            </w:pPr>
+            <w:r>
+              <w:rPr>
+                <w:sz w:val="18"/>
+                <w:szCs w:val="18"/>
+                <w:rtl w:val="0"/>
+              </w:rPr>
+              <w:t>View &amp; Annotate Trading Journal</w:t>
+            </w:r>
+          </w:p>
+        </w:tc>
+        <w:tc>
+          <w:tcPr/>
+          <w:p>
+            <w:pPr>
+              <w:rPr/>
+            </w:pPr>
+            <w:r>
+              <w:rPr>
+                <w:sz w:val="18"/>
+                <w:szCs w:val="18"/>
+                <w:rtl w:val="0"/>
+              </w:rPr>
+              <w:t>Trader</w:t>
+            </w:r>
+          </w:p>
+        </w:tc>
+        <w:tc>
+          <w:tcPr/>
+          <w:p>
+            <w:pPr>
+              <w:rPr/>
+            </w:pPr>
+            <w:r>
+              <w:rPr>
+                <w:sz w:val="18"/>
+                <w:szCs w:val="18"/>
+                <w:rtl w:val="0"/>
+              </w:rPr>
+              <w:t>Trader lists simulated and manual trades with their results, records a trade executed on another platform and writes a review of a trade (setup description, lessons learned, mistakes, strategy and a chart image).</w:t>
             </w:r>
           </w:p>
         </w:tc>
@@ -14592,75 +12823,55 @@
                 <w:szCs w:val="18"/>
                 <w:rtl w:val="0"/>
               </w:rPr>
-              <w:t xml:space="preserve">UC-22</w:t>
-            </w:r>
-            <w:r>
-              <w:rPr>
-                <w:rtl w:val="0"/>
-              </w:rPr>
-            </w:r>
-          </w:p>
-        </w:tc>
-        <w:tc>
-          <w:tcPr/>
-          <w:p>
-            <w:pPr>
-              <w:rPr/>
-            </w:pPr>
-            <w:r>
-              <w:rPr>
-                <w:sz w:val="18"/>
-                <w:szCs w:val="18"/>
-                <w:rtl w:val="0"/>
-              </w:rPr>
-              <w:t xml:space="preserve">View Trading Journal</w:t>
-            </w:r>
-            <w:r>
-              <w:rPr>
-                <w:rtl w:val="0"/>
-              </w:rPr>
-            </w:r>
-          </w:p>
-        </w:tc>
-        <w:tc>
-          <w:tcPr/>
-          <w:p>
-            <w:pPr>
-              <w:rPr/>
-            </w:pPr>
-            <w:r>
-              <w:rPr>
-                <w:sz w:val="18"/>
-                <w:szCs w:val="18"/>
-                <w:rtl w:val="0"/>
-              </w:rPr>
-              <w:t xml:space="preserve">Trader</w:t>
-            </w:r>
-            <w:r>
-              <w:rPr>
-                <w:rtl w:val="0"/>
-              </w:rPr>
-            </w:r>
-          </w:p>
-        </w:tc>
-        <w:tc>
-          <w:tcPr/>
-          <w:p>
-            <w:pPr>
-              <w:rPr/>
-            </w:pPr>
-            <w:r>
-              <w:rPr>
-                <w:sz w:val="18"/>
-                <w:szCs w:val="18"/>
-                <w:rtl w:val="0"/>
-              </w:rPr>
-              <w:t xml:space="preserve">Trader lists simulated and manual trades with their results.</w:t>
-            </w:r>
-            <w:r>
-              <w:rPr>
-                <w:rtl w:val="0"/>
-              </w:rPr>
+              <w:t>UC-22</w:t>
+            </w:r>
+          </w:p>
+        </w:tc>
+        <w:tc>
+          <w:tcPr/>
+          <w:p>
+            <w:pPr>
+              <w:rPr/>
+            </w:pPr>
+            <w:r>
+              <w:rPr>
+                <w:sz w:val="18"/>
+                <w:szCs w:val="18"/>
+                <w:rtl w:val="0"/>
+              </w:rPr>
+              <w:t>View Performance Dashboard</w:t>
+            </w:r>
+          </w:p>
+        </w:tc>
+        <w:tc>
+          <w:tcPr/>
+          <w:p>
+            <w:pPr>
+              <w:rPr/>
+            </w:pPr>
+            <w:r>
+              <w:rPr>
+                <w:sz w:val="18"/>
+                <w:szCs w:val="18"/>
+                <w:rtl w:val="0"/>
+              </w:rPr>
+              <w:t>Trader</w:t>
+            </w:r>
+          </w:p>
+        </w:tc>
+        <w:tc>
+          <w:tcPr/>
+          <w:p>
+            <w:pPr>
+              <w:rPr/>
+            </w:pPr>
+            <w:r>
+              <w:rPr>
+                <w:sz w:val="18"/>
+                <w:szCs w:val="18"/>
+                <w:rtl w:val="0"/>
+              </w:rPr>
+              <w:t>Trader views basic statistics (FREE) or the full dashboard with R-multiple, equity curve and breakdowns by coin, strategy and market (PRO, PREMIUM).</w:t>
             </w:r>
           </w:p>
         </w:tc>
@@ -14682,75 +12893,55 @@
                 <w:szCs w:val="18"/>
                 <w:rtl w:val="0"/>
               </w:rPr>
-              <w:t xml:space="preserve">UC-23</w:t>
-            </w:r>
-            <w:r>
-              <w:rPr>
-                <w:rtl w:val="0"/>
-              </w:rPr>
-            </w:r>
-          </w:p>
-        </w:tc>
-        <w:tc>
-          <w:tcPr/>
-          <w:p>
-            <w:pPr>
-              <w:rPr/>
-            </w:pPr>
-            <w:r>
-              <w:rPr>
-                <w:sz w:val="18"/>
-                <w:szCs w:val="18"/>
-                <w:rtl w:val="0"/>
-              </w:rPr>
-              <w:t xml:space="preserve">Write Trade Review</w:t>
-            </w:r>
-            <w:r>
-              <w:rPr>
-                <w:rtl w:val="0"/>
-              </w:rPr>
-            </w:r>
-          </w:p>
-        </w:tc>
-        <w:tc>
-          <w:tcPr/>
-          <w:p>
-            <w:pPr>
-              <w:rPr/>
-            </w:pPr>
-            <w:r>
-              <w:rPr>
-                <w:sz w:val="18"/>
-                <w:szCs w:val="18"/>
-                <w:rtl w:val="0"/>
-              </w:rPr>
-              <w:t xml:space="preserve">Trader</w:t>
-            </w:r>
-            <w:r>
-              <w:rPr>
-                <w:rtl w:val="0"/>
-              </w:rPr>
-            </w:r>
-          </w:p>
-        </w:tc>
-        <w:tc>
-          <w:tcPr/>
-          <w:p>
-            <w:pPr>
-              <w:rPr/>
-            </w:pPr>
-            <w:r>
-              <w:rPr>
-                <w:sz w:val="18"/>
-                <w:szCs w:val="18"/>
-                <w:rtl w:val="0"/>
-              </w:rPr>
-              <w:t xml:space="preserve">Trader records setup description, lessons learned, mistakes, strategy and a chart image for a trade.</w:t>
-            </w:r>
-            <w:r>
-              <w:rPr>
-                <w:rtl w:val="0"/>
-              </w:rPr>
+              <w:t>UC-23</w:t>
+            </w:r>
+          </w:p>
+        </w:tc>
+        <w:tc>
+          <w:tcPr/>
+          <w:p>
+            <w:pPr>
+              <w:rPr/>
+            </w:pPr>
+            <w:r>
+              <w:rPr>
+                <w:sz w:val="18"/>
+                <w:szCs w:val="18"/>
+                <w:rtl w:val="0"/>
+              </w:rPr>
+              <w:t>Manage Watchlist</w:t>
+            </w:r>
+          </w:p>
+        </w:tc>
+        <w:tc>
+          <w:tcPr/>
+          <w:p>
+            <w:pPr>
+              <w:rPr/>
+            </w:pPr>
+            <w:r>
+              <w:rPr>
+                <w:sz w:val="18"/>
+                <w:szCs w:val="18"/>
+                <w:rtl w:val="0"/>
+              </w:rPr>
+              <w:t>Trader</w:t>
+            </w:r>
+          </w:p>
+        </w:tc>
+        <w:tc>
+          <w:tcPr/>
+          <w:p>
+            <w:pPr>
+              <w:rPr/>
+            </w:pPr>
+            <w:r>
+              <w:rPr>
+                <w:sz w:val="18"/>
+                <w:szCs w:val="18"/>
+                <w:rtl w:val="0"/>
+              </w:rPr>
+              <w:t>Trader adds, removes, groups and reorders pairs in the watchlist within the limit of the subscription plan.</w:t>
             </w:r>
           </w:p>
         </w:tc>
@@ -14772,75 +12963,55 @@
                 <w:szCs w:val="18"/>
                 <w:rtl w:val="0"/>
               </w:rPr>
-              <w:t xml:space="preserve">UC-24</w:t>
-            </w:r>
-            <w:r>
-              <w:rPr>
-                <w:rtl w:val="0"/>
-              </w:rPr>
-            </w:r>
-          </w:p>
-        </w:tc>
-        <w:tc>
-          <w:tcPr/>
-          <w:p>
-            <w:pPr>
-              <w:rPr/>
-            </w:pPr>
-            <w:r>
-              <w:rPr>
-                <w:sz w:val="18"/>
-                <w:szCs w:val="18"/>
-                <w:rtl w:val="0"/>
-              </w:rPr>
-              <w:t xml:space="preserve">Record Manual Trade</w:t>
-            </w:r>
-            <w:r>
-              <w:rPr>
-                <w:rtl w:val="0"/>
-              </w:rPr>
-            </w:r>
-          </w:p>
-        </w:tc>
-        <w:tc>
-          <w:tcPr/>
-          <w:p>
-            <w:pPr>
-              <w:rPr/>
-            </w:pPr>
-            <w:r>
-              <w:rPr>
-                <w:sz w:val="18"/>
-                <w:szCs w:val="18"/>
-                <w:rtl w:val="0"/>
-              </w:rPr>
-              <w:t xml:space="preserve">Trader</w:t>
-            </w:r>
-            <w:r>
-              <w:rPr>
-                <w:rtl w:val="0"/>
-              </w:rPr>
-            </w:r>
-          </w:p>
-        </w:tc>
-        <w:tc>
-          <w:tcPr/>
-          <w:p>
-            <w:pPr>
-              <w:rPr/>
-            </w:pPr>
-            <w:r>
-              <w:rPr>
-                <w:sz w:val="18"/>
-                <w:szCs w:val="18"/>
-                <w:rtl w:val="0"/>
-              </w:rPr>
-              <w:t xml:space="preserve">Trader records a trade executed on another platform.</w:t>
-            </w:r>
-            <w:r>
-              <w:rPr>
-                <w:rtl w:val="0"/>
-              </w:rPr>
+              <w:t>UC-24</w:t>
+            </w:r>
+          </w:p>
+        </w:tc>
+        <w:tc>
+          <w:tcPr/>
+          <w:p>
+            <w:pPr>
+              <w:rPr/>
+            </w:pPr>
+            <w:r>
+              <w:rPr>
+                <w:sz w:val="18"/>
+                <w:szCs w:val="18"/>
+                <w:rtl w:val="0"/>
+              </w:rPr>
+              <w:t>Manage Price / Indicator Alerts</w:t>
+            </w:r>
+          </w:p>
+        </w:tc>
+        <w:tc>
+          <w:tcPr/>
+          <w:p>
+            <w:pPr>
+              <w:rPr/>
+            </w:pPr>
+            <w:r>
+              <w:rPr>
+                <w:sz w:val="18"/>
+                <w:szCs w:val="18"/>
+                <w:rtl w:val="0"/>
+              </w:rPr>
+              <w:t>Trader</w:t>
+            </w:r>
+          </w:p>
+        </w:tc>
+        <w:tc>
+          <w:tcPr/>
+          <w:p>
+            <w:pPr>
+              <w:rPr/>
+            </w:pPr>
+            <w:r>
+              <w:rPr>
+                <w:sz w:val="18"/>
+                <w:szCs w:val="18"/>
+                <w:rtl w:val="0"/>
+              </w:rPr>
+              <w:t>Trader creates a price alert, or an indicator alert on the PRO and PREMIUM plans, within the active alert limit of the subscription plan, and edits, pauses, resumes or deletes alerts and views their trigger history.</w:t>
             </w:r>
           </w:p>
         </w:tc>
@@ -14862,75 +13033,55 @@
                 <w:szCs w:val="18"/>
                 <w:rtl w:val="0"/>
               </w:rPr>
-              <w:t xml:space="preserve">UC-25</w:t>
-            </w:r>
-            <w:r>
-              <w:rPr>
-                <w:rtl w:val="0"/>
-              </w:rPr>
-            </w:r>
-          </w:p>
-        </w:tc>
-        <w:tc>
-          <w:tcPr/>
-          <w:p>
-            <w:pPr>
-              <w:rPr/>
-            </w:pPr>
-            <w:r>
-              <w:rPr>
-                <w:sz w:val="18"/>
-                <w:szCs w:val="18"/>
-                <w:rtl w:val="0"/>
-              </w:rPr>
-              <w:t xml:space="preserve">View Performance Dashboard</w:t>
-            </w:r>
-            <w:r>
-              <w:rPr>
-                <w:rtl w:val="0"/>
-              </w:rPr>
-            </w:r>
-          </w:p>
-        </w:tc>
-        <w:tc>
-          <w:tcPr/>
-          <w:p>
-            <w:pPr>
-              <w:rPr/>
-            </w:pPr>
-            <w:r>
-              <w:rPr>
-                <w:sz w:val="18"/>
-                <w:szCs w:val="18"/>
-                <w:rtl w:val="0"/>
-              </w:rPr>
-              <w:t xml:space="preserve">Trader</w:t>
-            </w:r>
-            <w:r>
-              <w:rPr>
-                <w:rtl w:val="0"/>
-              </w:rPr>
-            </w:r>
-          </w:p>
-        </w:tc>
-        <w:tc>
-          <w:tcPr/>
-          <w:p>
-            <w:pPr>
-              <w:rPr/>
-            </w:pPr>
-            <w:r>
-              <w:rPr>
-                <w:sz w:val="18"/>
-                <w:szCs w:val="18"/>
-                <w:rtl w:val="0"/>
-              </w:rPr>
-              <w:t xml:space="preserve">Trader views basic statistics (FREE) or the full dashboard with R-multiple, equity curve and breakdowns by coin, strategy and market (PRO, PREMIUM).</w:t>
-            </w:r>
-            <w:r>
-              <w:rPr>
-                <w:rtl w:val="0"/>
-              </w:rPr>
+              <w:t>UC-25</w:t>
+            </w:r>
+          </w:p>
+        </w:tc>
+        <w:tc>
+          <w:tcPr/>
+          <w:p>
+            <w:pPr>
+              <w:rPr/>
+            </w:pPr>
+            <w:r>
+              <w:rPr>
+                <w:sz w:val="18"/>
+                <w:szCs w:val="18"/>
+                <w:rtl w:val="0"/>
+              </w:rPr>
+              <w:t>View Notifications</w:t>
+            </w:r>
+          </w:p>
+        </w:tc>
+        <w:tc>
+          <w:tcPr/>
+          <w:p>
+            <w:pPr>
+              <w:rPr/>
+            </w:pPr>
+            <w:r>
+              <w:rPr>
+                <w:sz w:val="18"/>
+                <w:szCs w:val="18"/>
+                <w:rtl w:val="0"/>
+              </w:rPr>
+              <w:t>Trader</w:t>
+            </w:r>
+          </w:p>
+        </w:tc>
+        <w:tc>
+          <w:tcPr/>
+          <w:p>
+            <w:pPr>
+              <w:rPr/>
+            </w:pPr>
+            <w:r>
+              <w:rPr>
+                <w:sz w:val="18"/>
+                <w:szCs w:val="18"/>
+                <w:rtl w:val="0"/>
+              </w:rPr>
+              <w:t>Trader views in-app notifications, marks them as read and opens the referenced alert, plan, post or subscription.</w:t>
             </w:r>
           </w:p>
         </w:tc>
@@ -14952,75 +13103,55 @@
                 <w:szCs w:val="18"/>
                 <w:rtl w:val="0"/>
               </w:rPr>
-              <w:t xml:space="preserve">UC-26</w:t>
-            </w:r>
-            <w:r>
-              <w:rPr>
-                <w:rtl w:val="0"/>
-              </w:rPr>
-            </w:r>
-          </w:p>
-        </w:tc>
-        <w:tc>
-          <w:tcPr/>
-          <w:p>
-            <w:pPr>
-              <w:rPr/>
-            </w:pPr>
-            <w:r>
-              <w:rPr>
-                <w:sz w:val="18"/>
-                <w:szCs w:val="18"/>
-                <w:rtl w:val="0"/>
-              </w:rPr>
-              <w:t xml:space="preserve">View Community Feed</w:t>
-            </w:r>
-            <w:r>
-              <w:rPr>
-                <w:rtl w:val="0"/>
-              </w:rPr>
-            </w:r>
-          </w:p>
-        </w:tc>
-        <w:tc>
-          <w:tcPr/>
-          <w:p>
-            <w:pPr>
-              <w:rPr/>
-            </w:pPr>
-            <w:r>
-              <w:rPr>
-                <w:sz w:val="18"/>
-                <w:szCs w:val="18"/>
-                <w:rtl w:val="0"/>
-              </w:rPr>
-              <w:t xml:space="preserve">Guest, Trader</w:t>
-            </w:r>
-            <w:r>
-              <w:rPr>
-                <w:rtl w:val="0"/>
-              </w:rPr>
-            </w:r>
-          </w:p>
-        </w:tc>
-        <w:tc>
-          <w:tcPr/>
-          <w:p>
-            <w:pPr>
-              <w:rPr/>
-            </w:pPr>
-            <w:r>
-              <w:rPr>
-                <w:sz w:val="18"/>
-                <w:szCs w:val="18"/>
-                <w:rtl w:val="0"/>
-              </w:rPr>
-              <w:t xml:space="preserve">User browses, searches, filters and opens community posts and official announcements; a Guest can only read.</w:t>
-            </w:r>
-            <w:r>
-              <w:rPr>
-                <w:rtl w:val="0"/>
-              </w:rPr>
+              <w:t>UC-26</w:t>
+            </w:r>
+          </w:p>
+        </w:tc>
+        <w:tc>
+          <w:tcPr/>
+          <w:p>
+            <w:pPr>
+              <w:rPr/>
+            </w:pPr>
+            <w:r>
+              <w:rPr>
+                <w:sz w:val="18"/>
+                <w:szCs w:val="18"/>
+                <w:rtl w:val="0"/>
+              </w:rPr>
+              <w:t>Create Forum Post</w:t>
+            </w:r>
+          </w:p>
+        </w:tc>
+        <w:tc>
+          <w:tcPr/>
+          <w:p>
+            <w:pPr>
+              <w:rPr/>
+            </w:pPr>
+            <w:r>
+              <w:rPr>
+                <w:sz w:val="18"/>
+                <w:szCs w:val="18"/>
+                <w:rtl w:val="0"/>
+              </w:rPr>
+              <w:t>Trader</w:t>
+            </w:r>
+          </w:p>
+        </w:tc>
+        <w:tc>
+          <w:tcPr/>
+          <w:p>
+            <w:pPr>
+              <w:rPr/>
+            </w:pPr>
+            <w:r>
+              <w:rPr>
+                <w:sz w:val="18"/>
+                <w:szCs w:val="18"/>
+                <w:rtl w:val="0"/>
+              </w:rPr>
+              <w:t>Trader publishes a text post with optional images, coin tags and market type, and edits or deletes own posts. Extended by UC-29.</w:t>
             </w:r>
           </w:p>
         </w:tc>
@@ -15042,75 +13173,55 @@
                 <w:szCs w:val="18"/>
                 <w:rtl w:val="0"/>
               </w:rPr>
-              <w:t xml:space="preserve">UC-27</w:t>
-            </w:r>
-            <w:r>
-              <w:rPr>
-                <w:rtl w:val="0"/>
-              </w:rPr>
-            </w:r>
-          </w:p>
-        </w:tc>
-        <w:tc>
-          <w:tcPr/>
-          <w:p>
-            <w:pPr>
-              <w:rPr/>
-            </w:pPr>
-            <w:r>
-              <w:rPr>
-                <w:sz w:val="18"/>
-                <w:szCs w:val="18"/>
-                <w:rtl w:val="0"/>
-              </w:rPr>
-              <w:t xml:space="preserve">Create Post</w:t>
-            </w:r>
-            <w:r>
-              <w:rPr>
-                <w:rtl w:val="0"/>
-              </w:rPr>
-            </w:r>
-          </w:p>
-        </w:tc>
-        <w:tc>
-          <w:tcPr/>
-          <w:p>
-            <w:pPr>
-              <w:rPr/>
-            </w:pPr>
-            <w:r>
-              <w:rPr>
-                <w:sz w:val="18"/>
-                <w:szCs w:val="18"/>
-                <w:rtl w:val="0"/>
-              </w:rPr>
-              <w:t xml:space="preserve">Trader, Media Storage</w:t>
-            </w:r>
-            <w:r>
-              <w:rPr>
-                <w:rtl w:val="0"/>
-              </w:rPr>
-            </w:r>
-          </w:p>
-        </w:tc>
-        <w:tc>
-          <w:tcPr/>
-          <w:p>
-            <w:pPr>
-              <w:rPr/>
-            </w:pPr>
-            <w:r>
-              <w:rPr>
-                <w:sz w:val="18"/>
-                <w:szCs w:val="18"/>
-                <w:rtl w:val="0"/>
-              </w:rPr>
-              <w:t xml:space="preserve">Trader publishes a text post with optional images, coin tags and market type.</w:t>
-            </w:r>
-            <w:r>
-              <w:rPr>
-                <w:rtl w:val="0"/>
-              </w:rPr>
+              <w:t>UC-27</w:t>
+            </w:r>
+          </w:p>
+        </w:tc>
+        <w:tc>
+          <w:tcPr/>
+          <w:p>
+            <w:pPr>
+              <w:rPr/>
+            </w:pPr>
+            <w:r>
+              <w:rPr>
+                <w:sz w:val="18"/>
+                <w:szCs w:val="18"/>
+                <w:rtl w:val="0"/>
+              </w:rPr>
+              <w:t>Comment, Like &amp; Save Posts</w:t>
+            </w:r>
+          </w:p>
+        </w:tc>
+        <w:tc>
+          <w:tcPr/>
+          <w:p>
+            <w:pPr>
+              <w:rPr/>
+            </w:pPr>
+            <w:r>
+              <w:rPr>
+                <w:sz w:val="18"/>
+                <w:szCs w:val="18"/>
+                <w:rtl w:val="0"/>
+              </w:rPr>
+              <w:t>Trader</w:t>
+            </w:r>
+          </w:p>
+        </w:tc>
+        <w:tc>
+          <w:tcPr/>
+          <w:p>
+            <w:pPr>
+              <w:rPr/>
+            </w:pPr>
+            <w:r>
+              <w:rPr>
+                <w:sz w:val="18"/>
+                <w:szCs w:val="18"/>
+                <w:rtl w:val="0"/>
+              </w:rPr>
+              <w:t>Trader comments on a post or replies to a comment and edits or deletes own comments, likes or unlikes a post or a comment, and bookmarks posts and views the saved posts.</w:t>
             </w:r>
           </w:p>
         </w:tc>
@@ -15132,75 +13243,55 @@
                 <w:szCs w:val="18"/>
                 <w:rtl w:val="0"/>
               </w:rPr>
-              <w:t xml:space="preserve">UC-28</w:t>
-            </w:r>
-            <w:r>
-              <w:rPr>
-                <w:rtl w:val="0"/>
-              </w:rPr>
-            </w:r>
-          </w:p>
-        </w:tc>
-        <w:tc>
-          <w:tcPr/>
-          <w:p>
-            <w:pPr>
-              <w:rPr/>
-            </w:pPr>
-            <w:r>
-              <w:rPr>
-                <w:sz w:val="18"/>
-                <w:szCs w:val="18"/>
-                <w:rtl w:val="0"/>
-              </w:rPr>
-              <w:t xml:space="preserve">Post Video</w:t>
-            </w:r>
-            <w:r>
-              <w:rPr>
-                <w:rtl w:val="0"/>
-              </w:rPr>
-            </w:r>
-          </w:p>
-        </w:tc>
-        <w:tc>
-          <w:tcPr/>
-          <w:p>
-            <w:pPr>
-              <w:rPr/>
-            </w:pPr>
-            <w:r>
-              <w:rPr>
-                <w:sz w:val="18"/>
-                <w:szCs w:val="18"/>
-                <w:rtl w:val="0"/>
-              </w:rPr>
-              <w:t xml:space="preserve">Trader (PRO, PREMIUM), Media Storage</w:t>
-            </w:r>
-            <w:r>
-              <w:rPr>
-                <w:rtl w:val="0"/>
-              </w:rPr>
-            </w:r>
-          </w:p>
-        </w:tc>
-        <w:tc>
-          <w:tcPr/>
-          <w:p>
-            <w:pPr>
-              <w:rPr/>
-            </w:pPr>
-            <w:r>
-              <w:rPr>
-                <w:sz w:val="18"/>
-                <w:szCs w:val="18"/>
-                <w:rtl w:val="0"/>
-              </w:rPr>
-              <w:t xml:space="preserve">Trader with an active PRO or PREMIUM plan publishes a video post.</w:t>
-            </w:r>
-            <w:r>
-              <w:rPr>
-                <w:rtl w:val="0"/>
-              </w:rPr>
+              <w:t>UC-28</w:t>
+            </w:r>
+          </w:p>
+        </w:tc>
+        <w:tc>
+          <w:tcPr/>
+          <w:p>
+            <w:pPr>
+              <w:rPr/>
+            </w:pPr>
+            <w:r>
+              <w:rPr>
+                <w:sz w:val="18"/>
+                <w:szCs w:val="18"/>
+                <w:rtl w:val="0"/>
+              </w:rPr>
+              <w:t>Report Post</w:t>
+            </w:r>
+          </w:p>
+        </w:tc>
+        <w:tc>
+          <w:tcPr/>
+          <w:p>
+            <w:pPr>
+              <w:rPr/>
+            </w:pPr>
+            <w:r>
+              <w:rPr>
+                <w:sz w:val="18"/>
+                <w:szCs w:val="18"/>
+                <w:rtl w:val="0"/>
+              </w:rPr>
+              <w:t>Trader</w:t>
+            </w:r>
+          </w:p>
+        </w:tc>
+        <w:tc>
+          <w:tcPr/>
+          <w:p>
+            <w:pPr>
+              <w:rPr/>
+            </w:pPr>
+            <w:r>
+              <w:rPr>
+                <w:sz w:val="18"/>
+                <w:szCs w:val="18"/>
+                <w:rtl w:val="0"/>
+              </w:rPr>
+              <w:t>Trader reports a post that violates community rules.</w:t>
             </w:r>
           </w:p>
         </w:tc>
@@ -15222,75 +13313,55 @@
                 <w:szCs w:val="18"/>
                 <w:rtl w:val="0"/>
               </w:rPr>
-              <w:t xml:space="preserve">UC-29</w:t>
-            </w:r>
-            <w:r>
-              <w:rPr>
-                <w:rtl w:val="0"/>
-              </w:rPr>
-            </w:r>
-          </w:p>
-        </w:tc>
-        <w:tc>
-          <w:tcPr/>
-          <w:p>
-            <w:pPr>
-              <w:rPr/>
-            </w:pPr>
-            <w:r>
-              <w:rPr>
-                <w:sz w:val="18"/>
-                <w:szCs w:val="18"/>
-                <w:rtl w:val="0"/>
-              </w:rPr>
-              <w:t xml:space="preserve">Manage Own Posts</w:t>
-            </w:r>
-            <w:r>
-              <w:rPr>
-                <w:rtl w:val="0"/>
-              </w:rPr>
-            </w:r>
-          </w:p>
-        </w:tc>
-        <w:tc>
-          <w:tcPr/>
-          <w:p>
-            <w:pPr>
-              <w:rPr/>
-            </w:pPr>
-            <w:r>
-              <w:rPr>
-                <w:sz w:val="18"/>
-                <w:szCs w:val="18"/>
-                <w:rtl w:val="0"/>
-              </w:rPr>
-              <w:t xml:space="preserve">Trader, Media Storage</w:t>
-            </w:r>
-            <w:r>
-              <w:rPr>
-                <w:rtl w:val="0"/>
-              </w:rPr>
-            </w:r>
-          </w:p>
-        </w:tc>
-        <w:tc>
-          <w:tcPr/>
-          <w:p>
-            <w:pPr>
-              <w:rPr/>
-            </w:pPr>
-            <w:r>
-              <w:rPr>
-                <w:sz w:val="18"/>
-                <w:szCs w:val="18"/>
-                <w:rtl w:val="0"/>
-              </w:rPr>
-              <w:t xml:space="preserve">Trader edits or deletes own posts.</w:t>
-            </w:r>
-            <w:r>
-              <w:rPr>
-                <w:rtl w:val="0"/>
-              </w:rPr>
+              <w:t>UC-29</w:t>
+            </w:r>
+          </w:p>
+        </w:tc>
+        <w:tc>
+          <w:tcPr/>
+          <w:p>
+            <w:pPr>
+              <w:rPr/>
+            </w:pPr>
+            <w:r>
+              <w:rPr>
+                <w:sz w:val="18"/>
+                <w:szCs w:val="18"/>
+                <w:rtl w:val="0"/>
+              </w:rPr>
+              <w:t>Attach Video to Post</w:t>
+            </w:r>
+          </w:p>
+        </w:tc>
+        <w:tc>
+          <w:tcPr/>
+          <w:p>
+            <w:pPr>
+              <w:rPr/>
+            </w:pPr>
+            <w:r>
+              <w:rPr>
+                <w:sz w:val="18"/>
+                <w:szCs w:val="18"/>
+                <w:rtl w:val="0"/>
+              </w:rPr>
+              <w:t>Trader, Media Storage</w:t>
+            </w:r>
+          </w:p>
+        </w:tc>
+        <w:tc>
+          <w:tcPr/>
+          <w:p>
+            <w:pPr>
+              <w:rPr/>
+            </w:pPr>
+            <w:r>
+              <w:rPr>
+                <w:sz w:val="18"/>
+                <w:szCs w:val="18"/>
+                <w:rtl w:val="0"/>
+              </w:rPr>
+              <w:t>Trader with an active PRO or PREMIUM plan attaches a video to a post, within the number of video posts per calendar month of the plan (BR-43, BR-62). Extends UC-26; includes UC-33.</w:t>
             </w:r>
           </w:p>
         </w:tc>
@@ -15312,75 +13383,55 @@
                 <w:szCs w:val="18"/>
                 <w:rtl w:val="0"/>
               </w:rPr>
-              <w:t xml:space="preserve">UC-30</w:t>
-            </w:r>
-            <w:r>
-              <w:rPr>
-                <w:rtl w:val="0"/>
-              </w:rPr>
-            </w:r>
-          </w:p>
-        </w:tc>
-        <w:tc>
-          <w:tcPr/>
-          <w:p>
-            <w:pPr>
-              <w:rPr/>
-            </w:pPr>
-            <w:r>
-              <w:rPr>
-                <w:sz w:val="18"/>
-                <w:szCs w:val="18"/>
-                <w:rtl w:val="0"/>
-              </w:rPr>
-              <w:t xml:space="preserve">Comment on Post</w:t>
-            </w:r>
-            <w:r>
-              <w:rPr>
-                <w:rtl w:val="0"/>
-              </w:rPr>
-            </w:r>
-          </w:p>
-        </w:tc>
-        <w:tc>
-          <w:tcPr/>
-          <w:p>
-            <w:pPr>
-              <w:rPr/>
-            </w:pPr>
-            <w:r>
-              <w:rPr>
-                <w:sz w:val="18"/>
-                <w:szCs w:val="18"/>
-                <w:rtl w:val="0"/>
-              </w:rPr>
-              <w:t xml:space="preserve">Trader</w:t>
-            </w:r>
-            <w:r>
-              <w:rPr>
-                <w:rtl w:val="0"/>
-              </w:rPr>
-            </w:r>
-          </w:p>
-        </w:tc>
-        <w:tc>
-          <w:tcPr/>
-          <w:p>
-            <w:pPr>
-              <w:rPr/>
-            </w:pPr>
-            <w:r>
-              <w:rPr>
-                <w:sz w:val="18"/>
-                <w:szCs w:val="18"/>
-                <w:rtl w:val="0"/>
-              </w:rPr>
-              <w:t xml:space="preserve">Trader comments on a post or replies to a comment, and edits or deletes own comments.</w:t>
-            </w:r>
-            <w:r>
-              <w:rPr>
-                <w:rtl w:val="0"/>
-              </w:rPr>
+              <w:t>UC-30</w:t>
+            </w:r>
+          </w:p>
+        </w:tc>
+        <w:tc>
+          <w:tcPr/>
+          <w:p>
+            <w:pPr>
+              <w:rPr/>
+            </w:pPr>
+            <w:r>
+              <w:rPr>
+                <w:sz w:val="18"/>
+                <w:szCs w:val="18"/>
+                <w:rtl w:val="0"/>
+              </w:rPr>
+              <w:t>Ask AI to Explain Analysis &amp; Risk</w:t>
+            </w:r>
+          </w:p>
+        </w:tc>
+        <w:tc>
+          <w:tcPr/>
+          <w:p>
+            <w:pPr>
+              <w:rPr/>
+            </w:pPr>
+            <w:r>
+              <w:rPr>
+                <w:sz w:val="18"/>
+                <w:szCs w:val="18"/>
+                <w:rtl w:val="0"/>
+              </w:rPr>
+              <w:t>Trader</w:t>
+            </w:r>
+          </w:p>
+        </w:tc>
+        <w:tc>
+          <w:tcPr/>
+          <w:p>
+            <w:pPr>
+              <w:rPr/>
+            </w:pPr>
+            <w:r>
+              <w:rPr>
+                <w:sz w:val="18"/>
+                <w:szCs w:val="18"/>
+                <w:rtl w:val="0"/>
+              </w:rPr>
+              <w:t>Trader with a PRO or PREMIUM plan asks questions about a pair or a trading plan within the daily quota of the plan and receives an explanation; the Trader views, renames and deletes AI conversations, which remain readable after the paid plan ends. Includes UC-32.</w:t>
             </w:r>
           </w:p>
         </w:tc>
@@ -15402,75 +13453,55 @@
                 <w:szCs w:val="18"/>
                 <w:rtl w:val="0"/>
               </w:rPr>
-              <w:t xml:space="preserve">UC-31</w:t>
-            </w:r>
-            <w:r>
-              <w:rPr>
-                <w:rtl w:val="0"/>
-              </w:rPr>
-            </w:r>
-          </w:p>
-        </w:tc>
-        <w:tc>
-          <w:tcPr/>
-          <w:p>
-            <w:pPr>
-              <w:rPr/>
-            </w:pPr>
-            <w:r>
-              <w:rPr>
-                <w:sz w:val="18"/>
-                <w:szCs w:val="18"/>
-                <w:rtl w:val="0"/>
-              </w:rPr>
-              <w:t xml:space="preserve">React to Content</w:t>
-            </w:r>
-            <w:r>
-              <w:rPr>
-                <w:rtl w:val="0"/>
-              </w:rPr>
-            </w:r>
-          </w:p>
-        </w:tc>
-        <w:tc>
-          <w:tcPr/>
-          <w:p>
-            <w:pPr>
-              <w:rPr/>
-            </w:pPr>
-            <w:r>
-              <w:rPr>
-                <w:sz w:val="18"/>
-                <w:szCs w:val="18"/>
-                <w:rtl w:val="0"/>
-              </w:rPr>
-              <w:t xml:space="preserve">Trader</w:t>
-            </w:r>
-            <w:r>
-              <w:rPr>
-                <w:rtl w:val="0"/>
-              </w:rPr>
-            </w:r>
-          </w:p>
-        </w:tc>
-        <w:tc>
-          <w:tcPr/>
-          <w:p>
-            <w:pPr>
-              <w:rPr/>
-            </w:pPr>
-            <w:r>
-              <w:rPr>
-                <w:sz w:val="18"/>
-                <w:szCs w:val="18"/>
-                <w:rtl w:val="0"/>
-              </w:rPr>
-              <w:t xml:space="preserve">Trader likes or unlikes a post or a comment.</w:t>
-            </w:r>
-            <w:r>
-              <w:rPr>
-                <w:rtl w:val="0"/>
-              </w:rPr>
+              <w:t>UC-31</w:t>
+            </w:r>
+          </w:p>
+        </w:tc>
+        <w:tc>
+          <w:tcPr/>
+          <w:p>
+            <w:pPr>
+              <w:rPr/>
+            </w:pPr>
+            <w:r>
+              <w:rPr>
+                <w:sz w:val="18"/>
+                <w:szCs w:val="18"/>
+                <w:rtl w:val="0"/>
+              </w:rPr>
+              <w:t>Request AI Review of Trading Journal</w:t>
+            </w:r>
+          </w:p>
+        </w:tc>
+        <w:tc>
+          <w:tcPr/>
+          <w:p>
+            <w:pPr>
+              <w:rPr/>
+            </w:pPr>
+            <w:r>
+              <w:rPr>
+                <w:sz w:val="18"/>
+                <w:szCs w:val="18"/>
+                <w:rtl w:val="0"/>
+              </w:rPr>
+              <w:t>Trader</w:t>
+            </w:r>
+          </w:p>
+        </w:tc>
+        <w:tc>
+          <w:tcPr/>
+          <w:p>
+            <w:pPr>
+              <w:rPr/>
+            </w:pPr>
+            <w:r>
+              <w:rPr>
+                <w:sz w:val="18"/>
+                <w:szCs w:val="18"/>
+                <w:rtl w:val="0"/>
+              </w:rPr>
+              <w:t>Trader with a PREMIUM plan asks the AI Assistant to review the own trading journal and performance summary. Includes UC-32.</w:t>
             </w:r>
           </w:p>
         </w:tc>
@@ -15492,75 +13523,55 @@
                 <w:szCs w:val="18"/>
                 <w:rtl w:val="0"/>
               </w:rPr>
-              <w:t xml:space="preserve">UC-32</w:t>
-            </w:r>
-            <w:r>
-              <w:rPr>
-                <w:rtl w:val="0"/>
-              </w:rPr>
-            </w:r>
-          </w:p>
-        </w:tc>
-        <w:tc>
-          <w:tcPr/>
-          <w:p>
-            <w:pPr>
-              <w:rPr/>
-            </w:pPr>
-            <w:r>
-              <w:rPr>
-                <w:sz w:val="18"/>
-                <w:szCs w:val="18"/>
-                <w:rtl w:val="0"/>
-              </w:rPr>
-              <w:t xml:space="preserve">Save Post</w:t>
-            </w:r>
-            <w:r>
-              <w:rPr>
-                <w:rtl w:val="0"/>
-              </w:rPr>
-            </w:r>
-          </w:p>
-        </w:tc>
-        <w:tc>
-          <w:tcPr/>
-          <w:p>
-            <w:pPr>
-              <w:rPr/>
-            </w:pPr>
-            <w:r>
-              <w:rPr>
-                <w:sz w:val="18"/>
-                <w:szCs w:val="18"/>
-                <w:rtl w:val="0"/>
-              </w:rPr>
-              <w:t xml:space="preserve">Trader</w:t>
-            </w:r>
-            <w:r>
-              <w:rPr>
-                <w:rtl w:val="0"/>
-              </w:rPr>
-            </w:r>
-          </w:p>
-        </w:tc>
-        <w:tc>
-          <w:tcPr/>
-          <w:p>
-            <w:pPr>
-              <w:rPr/>
-            </w:pPr>
-            <w:r>
-              <w:rPr>
-                <w:sz w:val="18"/>
-                <w:szCs w:val="18"/>
-                <w:rtl w:val="0"/>
-              </w:rPr>
-              <w:t xml:space="preserve">Trader bookmarks a post and views saved posts.</w:t>
-            </w:r>
-            <w:r>
-              <w:rPr>
-                <w:rtl w:val="0"/>
-              </w:rPr>
+              <w:t>UC-32</w:t>
+            </w:r>
+          </w:p>
+        </w:tc>
+        <w:tc>
+          <w:tcPr/>
+          <w:p>
+            <w:pPr>
+              <w:rPr/>
+            </w:pPr>
+            <w:r>
+              <w:rPr>
+                <w:sz w:val="18"/>
+                <w:szCs w:val="18"/>
+                <w:rtl w:val="0"/>
+              </w:rPr>
+              <w:t>Generate Guarded AI Response</w:t>
+            </w:r>
+          </w:p>
+        </w:tc>
+        <w:tc>
+          <w:tcPr/>
+          <w:p>
+            <w:pPr>
+              <w:rPr/>
+            </w:pPr>
+            <w:r>
+              <w:rPr>
+                <w:sz w:val="18"/>
+                <w:szCs w:val="18"/>
+                <w:rtl w:val="0"/>
+              </w:rPr>
+              <w:t>LLM Provider</w:t>
+            </w:r>
+          </w:p>
+        </w:tc>
+        <w:tc>
+          <w:tcPr/>
+          <w:p>
+            <w:pPr>
+              <w:rPr/>
+            </w:pPr>
+            <w:r>
+              <w:rPr>
+                <w:sz w:val="18"/>
+                <w:szCs w:val="18"/>
+                <w:rtl w:val="0"/>
+              </w:rPr>
+              <w:t>System builds the context snapshot, sends the question to the LLM Provider with the active AI configuration, applies the guardrail (current disclaimer, no buy/sell directive) and stores the answer and token usage. Includes UC-33.</w:t>
             </w:r>
           </w:p>
         </w:tc>
@@ -15582,75 +13593,55 @@
                 <w:szCs w:val="18"/>
                 <w:rtl w:val="0"/>
               </w:rPr>
-              <w:t xml:space="preserve">UC-33</w:t>
-            </w:r>
-            <w:r>
-              <w:rPr>
-                <w:rtl w:val="0"/>
-              </w:rPr>
-            </w:r>
-          </w:p>
-        </w:tc>
-        <w:tc>
-          <w:tcPr/>
-          <w:p>
-            <w:pPr>
-              <w:rPr/>
-            </w:pPr>
-            <w:r>
-              <w:rPr>
-                <w:sz w:val="18"/>
-                <w:szCs w:val="18"/>
-                <w:rtl w:val="0"/>
-              </w:rPr>
-              <w:t xml:space="preserve">Report Post</w:t>
-            </w:r>
-            <w:r>
-              <w:rPr>
-                <w:rtl w:val="0"/>
-              </w:rPr>
-            </w:r>
-          </w:p>
-        </w:tc>
-        <w:tc>
-          <w:tcPr/>
-          <w:p>
-            <w:pPr>
-              <w:rPr/>
-            </w:pPr>
-            <w:r>
-              <w:rPr>
-                <w:sz w:val="18"/>
-                <w:szCs w:val="18"/>
-                <w:rtl w:val="0"/>
-              </w:rPr>
-              <w:t xml:space="preserve">Trader</w:t>
-            </w:r>
-            <w:r>
-              <w:rPr>
-                <w:rtl w:val="0"/>
-              </w:rPr>
-            </w:r>
-          </w:p>
-        </w:tc>
-        <w:tc>
-          <w:tcPr/>
-          <w:p>
-            <w:pPr>
-              <w:rPr/>
-            </w:pPr>
-            <w:r>
-              <w:rPr>
-                <w:sz w:val="18"/>
-                <w:szCs w:val="18"/>
-                <w:rtl w:val="0"/>
-              </w:rPr>
-              <w:t xml:space="preserve">Trader reports a post that violates community rules.</w:t>
-            </w:r>
-            <w:r>
-              <w:rPr>
-                <w:rtl w:val="0"/>
-              </w:rPr>
+              <w:t>UC-33</w:t>
+            </w:r>
+          </w:p>
+        </w:tc>
+        <w:tc>
+          <w:tcPr/>
+          <w:p>
+            <w:pPr>
+              <w:rPr/>
+            </w:pPr>
+            <w:r>
+              <w:rPr>
+                <w:sz w:val="18"/>
+                <w:szCs w:val="18"/>
+                <w:rtl w:val="0"/>
+              </w:rPr>
+              <w:t>Verify Active Package</w:t>
+            </w:r>
+          </w:p>
+        </w:tc>
+        <w:tc>
+          <w:tcPr/>
+          <w:p>
+            <w:pPr>
+              <w:rPr/>
+            </w:pPr>
+            <w:r>
+              <w:rPr>
+                <w:sz w:val="18"/>
+                <w:szCs w:val="18"/>
+                <w:rtl w:val="0"/>
+              </w:rPr>
+              <w:t>Trader (included use case)</w:t>
+            </w:r>
+          </w:p>
+        </w:tc>
+        <w:tc>
+          <w:tcPr/>
+          <w:p>
+            <w:pPr>
+              <w:rPr/>
+            </w:pPr>
+            <w:r>
+              <w:rPr>
+                <w:sz w:val="18"/>
+                <w:szCs w:val="18"/>
+                <w:rtl w:val="0"/>
+              </w:rPr>
+              <w:t>System determines the effective plan of the Trader and checks the feature, limit or daily quota before the action; drawn as included by UC-29 and UC-32 and applied to every action whose availability depends on the plan (Table 3.1).</w:t>
             </w:r>
           </w:p>
         </w:tc>
@@ -15672,75 +13663,55 @@
                 <w:szCs w:val="18"/>
                 <w:rtl w:val="0"/>
               </w:rPr>
-              <w:t xml:space="preserve">UC-34</w:t>
-            </w:r>
-            <w:r>
-              <w:rPr>
-                <w:rtl w:val="0"/>
-              </w:rPr>
-            </w:r>
-          </w:p>
-        </w:tc>
-        <w:tc>
-          <w:tcPr/>
-          <w:p>
-            <w:pPr>
-              <w:rPr/>
-            </w:pPr>
-            <w:r>
-              <w:rPr>
-                <w:sz w:val="18"/>
-                <w:szCs w:val="18"/>
-                <w:rtl w:val="0"/>
-              </w:rPr>
-              <w:t xml:space="preserve">View News Feed</w:t>
-            </w:r>
-            <w:r>
-              <w:rPr>
-                <w:rtl w:val="0"/>
-              </w:rPr>
-            </w:r>
-          </w:p>
-        </w:tc>
-        <w:tc>
-          <w:tcPr/>
-          <w:p>
-            <w:pPr>
-              <w:rPr/>
-            </w:pPr>
-            <w:r>
-              <w:rPr>
-                <w:sz w:val="18"/>
-                <w:szCs w:val="18"/>
-                <w:rtl w:val="0"/>
-              </w:rPr>
-              <w:t xml:space="preserve">Trader</w:t>
-            </w:r>
-            <w:r>
-              <w:rPr>
-                <w:rtl w:val="0"/>
-              </w:rPr>
-            </w:r>
-          </w:p>
-        </w:tc>
-        <w:tc>
-          <w:tcPr/>
-          <w:p>
-            <w:pPr>
-              <w:rPr/>
-            </w:pPr>
-            <w:r>
-              <w:rPr>
-                <w:sz w:val="18"/>
-                <w:szCs w:val="18"/>
-                <w:rtl w:val="0"/>
-              </w:rPr>
-              <w:t xml:space="preserve">Trader reads aggregated news filtered by coin; AI summaries and sentiment are shown on PRO and PREMIUM plans.</w:t>
-            </w:r>
-            <w:r>
-              <w:rPr>
-                <w:rtl w:val="0"/>
-              </w:rPr>
+              <w:t>UC-34</w:t>
+            </w:r>
+          </w:p>
+        </w:tc>
+        <w:tc>
+          <w:tcPr/>
+          <w:p>
+            <w:pPr>
+              <w:rPr/>
+            </w:pPr>
+            <w:r>
+              <w:rPr>
+                <w:sz w:val="18"/>
+                <w:szCs w:val="18"/>
+                <w:rtl w:val="0"/>
+              </w:rPr>
+              <w:t>Purchase Subscription Package</w:t>
+            </w:r>
+          </w:p>
+        </w:tc>
+        <w:tc>
+          <w:tcPr/>
+          <w:p>
+            <w:pPr>
+              <w:rPr/>
+            </w:pPr>
+            <w:r>
+              <w:rPr>
+                <w:sz w:val="18"/>
+                <w:szCs w:val="18"/>
+                <w:rtl w:val="0"/>
+              </w:rPr>
+              <w:t>Trader</w:t>
+            </w:r>
+          </w:p>
+        </w:tc>
+        <w:tc>
+          <w:tcPr/>
+          <w:p>
+            <w:pPr>
+              <w:rPr/>
+            </w:pPr>
+            <w:r>
+              <w:rPr>
+                <w:sz w:val="18"/>
+                <w:szCs w:val="18"/>
+                <w:rtl w:val="0"/>
+              </w:rPr>
+              <w:t>Trader buys a PRO or PREMIUM package through MoMo. Includes UC-36.</w:t>
             </w:r>
           </w:p>
         </w:tc>
@@ -15762,75 +13733,55 @@
                 <w:szCs w:val="18"/>
                 <w:rtl w:val="0"/>
               </w:rPr>
-              <w:t xml:space="preserve">UC-35</w:t>
-            </w:r>
-            <w:r>
-              <w:rPr>
-                <w:rtl w:val="0"/>
-              </w:rPr>
-            </w:r>
-          </w:p>
-        </w:tc>
-        <w:tc>
-          <w:tcPr/>
-          <w:p>
-            <w:pPr>
-              <w:rPr/>
-            </w:pPr>
-            <w:r>
-              <w:rPr>
-                <w:sz w:val="18"/>
-                <w:szCs w:val="18"/>
-                <w:rtl w:val="0"/>
-              </w:rPr>
-              <w:t xml:space="preserve">Ask AI Assistant</w:t>
-            </w:r>
-            <w:r>
-              <w:rPr>
-                <w:rtl w:val="0"/>
-              </w:rPr>
-            </w:r>
-          </w:p>
-        </w:tc>
-        <w:tc>
-          <w:tcPr/>
-          <w:p>
-            <w:pPr>
-              <w:rPr/>
-            </w:pPr>
-            <w:r>
-              <w:rPr>
-                <w:sz w:val="18"/>
-                <w:szCs w:val="18"/>
-                <w:rtl w:val="0"/>
-              </w:rPr>
-              <w:t xml:space="preserve">Trader (PRO, PREMIUM), LLM Provider</w:t>
-            </w:r>
-            <w:r>
-              <w:rPr>
-                <w:rtl w:val="0"/>
-              </w:rPr>
-            </w:r>
-          </w:p>
-        </w:tc>
-        <w:tc>
-          <w:tcPr/>
-          <w:p>
-            <w:pPr>
-              <w:rPr/>
-            </w:pPr>
-            <w:r>
-              <w:rPr>
-                <w:sz w:val="18"/>
-                <w:szCs w:val="18"/>
-                <w:rtl w:val="0"/>
-              </w:rPr>
-              <w:t xml:space="preserve">Trader with a PRO or PREMIUM plan asks questions about a pair, a trading plan or, on PREMIUM, own performance and receives an explanation, within the daily quota of the subscription plan.</w:t>
-            </w:r>
-            <w:r>
-              <w:rPr>
-                <w:rtl w:val="0"/>
-              </w:rPr>
+              <w:t>UC-35</w:t>
+            </w:r>
+          </w:p>
+        </w:tc>
+        <w:tc>
+          <w:tcPr/>
+          <w:p>
+            <w:pPr>
+              <w:rPr/>
+            </w:pPr>
+            <w:r>
+              <w:rPr>
+                <w:sz w:val="18"/>
+                <w:szCs w:val="18"/>
+                <w:rtl w:val="0"/>
+              </w:rPr>
+              <w:t>View, Renew &amp; Upgrade Package</w:t>
+            </w:r>
+          </w:p>
+        </w:tc>
+        <w:tc>
+          <w:tcPr/>
+          <w:p>
+            <w:pPr>
+              <w:rPr/>
+            </w:pPr>
+            <w:r>
+              <w:rPr>
+                <w:sz w:val="18"/>
+                <w:szCs w:val="18"/>
+                <w:rtl w:val="0"/>
+              </w:rPr>
+              <w:t>Trader</w:t>
+            </w:r>
+          </w:p>
+        </w:tc>
+        <w:tc>
+          <w:tcPr/>
+          <w:p>
+            <w:pPr>
+              <w:rPr/>
+            </w:pPr>
+            <w:r>
+              <w:rPr>
+                <w:sz w:val="18"/>
+                <w:szCs w:val="18"/>
+                <w:rtl w:val="0"/>
+              </w:rPr>
+              <w:t>Trader compares the FREE, PRO and PREMIUM plans, views the current and scheduled subscriptions and the payment history, and renews, upgrades or buys a lower-tier package; an upgrade is charged the package price less the unused value of the current subscriptions. Includes UC-36.</w:t>
             </w:r>
           </w:p>
         </w:tc>
@@ -15852,75 +13803,55 @@
                 <w:szCs w:val="18"/>
                 <w:rtl w:val="0"/>
               </w:rPr>
-              <w:t xml:space="preserve">UC-36</w:t>
-            </w:r>
-            <w:r>
-              <w:rPr>
-                <w:rtl w:val="0"/>
-              </w:rPr>
-            </w:r>
-          </w:p>
-        </w:tc>
-        <w:tc>
-          <w:tcPr/>
-          <w:p>
-            <w:pPr>
-              <w:rPr/>
-            </w:pPr>
-            <w:r>
-              <w:rPr>
-                <w:sz w:val="18"/>
-                <w:szCs w:val="18"/>
-                <w:rtl w:val="0"/>
-              </w:rPr>
-              <w:t xml:space="preserve">Manage AI Conversations</w:t>
-            </w:r>
-            <w:r>
-              <w:rPr>
-                <w:rtl w:val="0"/>
-              </w:rPr>
-            </w:r>
-          </w:p>
-        </w:tc>
-        <w:tc>
-          <w:tcPr/>
-          <w:p>
-            <w:pPr>
-              <w:rPr/>
-            </w:pPr>
-            <w:r>
-              <w:rPr>
-                <w:sz w:val="18"/>
-                <w:szCs w:val="18"/>
-                <w:rtl w:val="0"/>
-              </w:rPr>
-              <w:t xml:space="preserve">Trader</w:t>
-            </w:r>
-            <w:r>
-              <w:rPr>
-                <w:rtl w:val="0"/>
-              </w:rPr>
-            </w:r>
-          </w:p>
-        </w:tc>
-        <w:tc>
-          <w:tcPr/>
-          <w:p>
-            <w:pPr>
-              <w:rPr/>
-            </w:pPr>
-            <w:r>
-              <w:rPr>
-                <w:sz w:val="18"/>
-                <w:szCs w:val="18"/>
-                <w:rtl w:val="0"/>
-              </w:rPr>
-              <w:t xml:space="preserve">Trader views, renames and deletes AI conversations; conversations remain readable after the paid plan ends.</w:t>
-            </w:r>
-            <w:r>
-              <w:rPr>
-                <w:rtl w:val="0"/>
-              </w:rPr>
+              <w:t>UC-36</w:t>
+            </w:r>
+          </w:p>
+        </w:tc>
+        <w:tc>
+          <w:tcPr/>
+          <w:p>
+            <w:pPr>
+              <w:rPr/>
+            </w:pPr>
+            <w:r>
+              <w:rPr>
+                <w:sz w:val="18"/>
+                <w:szCs w:val="18"/>
+                <w:rtl w:val="0"/>
+              </w:rPr>
+              <w:t>Process Payment &amp; Activate Package</w:t>
+            </w:r>
+          </w:p>
+        </w:tc>
+        <w:tc>
+          <w:tcPr/>
+          <w:p>
+            <w:pPr>
+              <w:rPr/>
+            </w:pPr>
+            <w:r>
+              <w:rPr>
+                <w:sz w:val="18"/>
+                <w:szCs w:val="18"/>
+                <w:rtl w:val="0"/>
+              </w:rPr>
+              <w:t>Payment Gateway</w:t>
+            </w:r>
+          </w:p>
+        </w:tc>
+        <w:tc>
+          <w:tcPr/>
+          <w:p>
+            <w:pPr>
+              <w:rPr/>
+            </w:pPr>
+            <w:r>
+              <w:rPr>
+                <w:sz w:val="18"/>
+                <w:szCs w:val="18"/>
+                <w:rtl w:val="0"/>
+              </w:rPr>
+              <w:t>System redirects the Trader to MoMo, verifies the payment result notification (IPN), updates the order and activates or schedules the subscription on confirmed payment.</w:t>
             </w:r>
           </w:p>
         </w:tc>
@@ -15942,75 +13873,55 @@
                 <w:szCs w:val="18"/>
                 <w:rtl w:val="0"/>
               </w:rPr>
-              <w:t xml:space="preserve">UC-37</w:t>
-            </w:r>
-            <w:r>
-              <w:rPr>
-                <w:rtl w:val="0"/>
-              </w:rPr>
-            </w:r>
-          </w:p>
-        </w:tc>
-        <w:tc>
-          <w:tcPr/>
-          <w:p>
-            <w:pPr>
-              <w:rPr/>
-            </w:pPr>
-            <w:r>
-              <w:rPr>
-                <w:sz w:val="18"/>
-                <w:szCs w:val="18"/>
-                <w:rtl w:val="0"/>
-              </w:rPr>
-              <w:t xml:space="preserve">View Subscription Plans</w:t>
-            </w:r>
-            <w:r>
-              <w:rPr>
-                <w:rtl w:val="0"/>
-              </w:rPr>
-            </w:r>
-          </w:p>
-        </w:tc>
-        <w:tc>
-          <w:tcPr/>
-          <w:p>
-            <w:pPr>
-              <w:rPr/>
-            </w:pPr>
-            <w:r>
-              <w:rPr>
-                <w:sz w:val="18"/>
-                <w:szCs w:val="18"/>
-                <w:rtl w:val="0"/>
-              </w:rPr>
-              <w:t xml:space="preserve">Trader</w:t>
-            </w:r>
-            <w:r>
-              <w:rPr>
-                <w:rtl w:val="0"/>
-              </w:rPr>
-            </w:r>
-          </w:p>
-        </w:tc>
-        <w:tc>
-          <w:tcPr/>
-          <w:p>
-            <w:pPr>
-              <w:rPr/>
-            </w:pPr>
-            <w:r>
-              <w:rPr>
-                <w:sz w:val="18"/>
-                <w:szCs w:val="18"/>
-                <w:rtl w:val="0"/>
-              </w:rPr>
-              <w:t xml:space="preserve">Trader compares the FREE, PRO and PREMIUM plans, the packages for sale and the current and scheduled subscriptions.</w:t>
-            </w:r>
-            <w:r>
-              <w:rPr>
-                <w:rtl w:val="0"/>
-              </w:rPr>
+              <w:t>UC-37</w:t>
+            </w:r>
+          </w:p>
+        </w:tc>
+        <w:tc>
+          <w:tcPr/>
+          <w:p>
+            <w:pPr>
+              <w:rPr/>
+            </w:pPr>
+            <w:r>
+              <w:rPr>
+                <w:sz w:val="18"/>
+                <w:szCs w:val="18"/>
+                <w:rtl w:val="0"/>
+              </w:rPr>
+              <w:t>Manage User Account Status</w:t>
+            </w:r>
+          </w:p>
+        </w:tc>
+        <w:tc>
+          <w:tcPr/>
+          <w:p>
+            <w:pPr>
+              <w:rPr/>
+            </w:pPr>
+            <w:r>
+              <w:rPr>
+                <w:sz w:val="18"/>
+                <w:szCs w:val="18"/>
+                <w:rtl w:val="0"/>
+              </w:rPr>
+              <w:t>Admin</w:t>
+            </w:r>
+          </w:p>
+        </w:tc>
+        <w:tc>
+          <w:tcPr/>
+          <w:p>
+            <w:pPr>
+              <w:rPr/>
+            </w:pPr>
+            <w:r>
+              <w:rPr>
+                <w:sz w:val="18"/>
+                <w:szCs w:val="18"/>
+                <w:rtl w:val="0"/>
+              </w:rPr>
+              <w:t>Admin searches accounts, locks, unlocks or bans them and assigns roles.</w:t>
             </w:r>
           </w:p>
         </w:tc>
@@ -16032,75 +13943,55 @@
                 <w:szCs w:val="18"/>
                 <w:rtl w:val="0"/>
               </w:rPr>
-              <w:t xml:space="preserve">UC-38</w:t>
-            </w:r>
-            <w:r>
-              <w:rPr>
-                <w:rtl w:val="0"/>
-              </w:rPr>
-            </w:r>
-          </w:p>
-        </w:tc>
-        <w:tc>
-          <w:tcPr/>
-          <w:p>
-            <w:pPr>
-              <w:rPr/>
-            </w:pPr>
-            <w:r>
-              <w:rPr>
-                <w:sz w:val="18"/>
-                <w:szCs w:val="18"/>
-                <w:rtl w:val="0"/>
-              </w:rPr>
-              <w:t xml:space="preserve">Purchase Subscription</w:t>
-            </w:r>
-            <w:r>
-              <w:rPr>
-                <w:rtl w:val="0"/>
-              </w:rPr>
-            </w:r>
-          </w:p>
-        </w:tc>
-        <w:tc>
-          <w:tcPr/>
-          <w:p>
-            <w:pPr>
-              <w:rPr/>
-            </w:pPr>
-            <w:r>
-              <w:rPr>
-                <w:sz w:val="18"/>
-                <w:szCs w:val="18"/>
-                <w:rtl w:val="0"/>
-              </w:rPr>
-              <w:t xml:space="preserve">Trader, Payment Gateway</w:t>
-            </w:r>
-            <w:r>
-              <w:rPr>
-                <w:rtl w:val="0"/>
-              </w:rPr>
-            </w:r>
-          </w:p>
-        </w:tc>
-        <w:tc>
-          <w:tcPr/>
-          <w:p>
-            <w:pPr>
-              <w:rPr/>
-            </w:pPr>
-            <w:r>
-              <w:rPr>
-                <w:sz w:val="18"/>
-                <w:szCs w:val="18"/>
-                <w:rtl w:val="0"/>
-              </w:rPr>
-              <w:t xml:space="preserve">Trader buys a new, renewal, upgrade or lower-tier package through VNPay or MoMo; an upgrade is charged the package price less the unused value of the current subscriptions. The subscription is activated or scheduled on confirmed payment.</w:t>
-            </w:r>
-            <w:r>
-              <w:rPr>
-                <w:rtl w:val="0"/>
-              </w:rPr>
+              <w:t>UC-38</w:t>
+            </w:r>
+          </w:p>
+        </w:tc>
+        <w:tc>
+          <w:tcPr/>
+          <w:p>
+            <w:pPr>
+              <w:rPr/>
+            </w:pPr>
+            <w:r>
+              <w:rPr>
+                <w:sz w:val="18"/>
+                <w:szCs w:val="18"/>
+                <w:rtl w:val="0"/>
+              </w:rPr>
+              <w:t>Manage Trading Pairs &amp; Market Types</w:t>
+            </w:r>
+          </w:p>
+        </w:tc>
+        <w:tc>
+          <w:tcPr/>
+          <w:p>
+            <w:pPr>
+              <w:rPr/>
+            </w:pPr>
+            <w:r>
+              <w:rPr>
+                <w:sz w:val="18"/>
+                <w:szCs w:val="18"/>
+                <w:rtl w:val="0"/>
+              </w:rPr>
+              <w:t>Admin</w:t>
+            </w:r>
+          </w:p>
+        </w:tc>
+        <w:tc>
+          <w:tcPr/>
+          <w:p>
+            <w:pPr>
+              <w:rPr/>
+            </w:pPr>
+            <w:r>
+              <w:rPr>
+                <w:sz w:val="18"/>
+                <w:szCs w:val="18"/>
+                <w:rtl w:val="0"/>
+              </w:rPr>
+              <w:t>Admin enables, disables and orders the pairs and markets supported by the system, maintains the leverage brackets used for liquidation price calculation and maintains fee rates, warning thresholds and other system limits.</w:t>
             </w:r>
           </w:p>
         </w:tc>
@@ -16122,75 +14013,55 @@
                 <w:szCs w:val="18"/>
                 <w:rtl w:val="0"/>
               </w:rPr>
-              <w:t xml:space="preserve">UC-39</w:t>
-            </w:r>
-            <w:r>
-              <w:rPr>
-                <w:rtl w:val="0"/>
-              </w:rPr>
-            </w:r>
-          </w:p>
-        </w:tc>
-        <w:tc>
-          <w:tcPr/>
-          <w:p>
-            <w:pPr>
-              <w:rPr/>
-            </w:pPr>
-            <w:r>
-              <w:rPr>
-                <w:sz w:val="18"/>
-                <w:szCs w:val="18"/>
-                <w:rtl w:val="0"/>
-              </w:rPr>
-              <w:t xml:space="preserve">View Payment History</w:t>
-            </w:r>
-            <w:r>
-              <w:rPr>
-                <w:rtl w:val="0"/>
-              </w:rPr>
-            </w:r>
-          </w:p>
-        </w:tc>
-        <w:tc>
-          <w:tcPr/>
-          <w:p>
-            <w:pPr>
-              <w:rPr/>
-            </w:pPr>
-            <w:r>
-              <w:rPr>
-                <w:sz w:val="18"/>
-                <w:szCs w:val="18"/>
-                <w:rtl w:val="0"/>
-              </w:rPr>
-              <w:t xml:space="preserve">Trader</w:t>
-            </w:r>
-            <w:r>
-              <w:rPr>
-                <w:rtl w:val="0"/>
-              </w:rPr>
-            </w:r>
-          </w:p>
-        </w:tc>
-        <w:tc>
-          <w:tcPr/>
-          <w:p>
-            <w:pPr>
-              <w:rPr/>
-            </w:pPr>
-            <w:r>
-              <w:rPr>
-                <w:sz w:val="18"/>
-                <w:szCs w:val="18"/>
-                <w:rtl w:val="0"/>
-              </w:rPr>
-              <w:t xml:space="preserve">Trader views own subscription orders and their status.</w:t>
-            </w:r>
-            <w:r>
-              <w:rPr>
-                <w:rtl w:val="0"/>
-              </w:rPr>
+              <w:t>UC-39</w:t>
+            </w:r>
+          </w:p>
+        </w:tc>
+        <w:tc>
+          <w:tcPr/>
+          <w:p>
+            <w:pPr>
+              <w:rPr/>
+            </w:pPr>
+            <w:r>
+              <w:rPr>
+                <w:sz w:val="18"/>
+                <w:szCs w:val="18"/>
+                <w:rtl w:val="0"/>
+              </w:rPr>
+              <w:t>Publish Official Posts &amp; Announcements</w:t>
+            </w:r>
+          </w:p>
+        </w:tc>
+        <w:tc>
+          <w:tcPr/>
+          <w:p>
+            <w:pPr>
+              <w:rPr/>
+            </w:pPr>
+            <w:r>
+              <w:rPr>
+                <w:sz w:val="18"/>
+                <w:szCs w:val="18"/>
+                <w:rtl w:val="0"/>
+              </w:rPr>
+              <w:t>Admin</w:t>
+            </w:r>
+          </w:p>
+        </w:tc>
+        <w:tc>
+          <w:tcPr/>
+          <w:p>
+            <w:pPr>
+              <w:rPr/>
+            </w:pPr>
+            <w:r>
+              <w:rPr>
+                <w:sz w:val="18"/>
+                <w:szCs w:val="18"/>
+                <w:rtl w:val="0"/>
+              </w:rPr>
+              <w:t>Admin publishes a pinned official post with a category (announcement, platform update or education) to the community.</w:t>
             </w:r>
           </w:p>
         </w:tc>
@@ -16212,75 +14083,55 @@
                 <w:szCs w:val="18"/>
                 <w:rtl w:val="0"/>
               </w:rPr>
-              <w:t xml:space="preserve">UC-40</w:t>
-            </w:r>
-            <w:r>
-              <w:rPr>
-                <w:rtl w:val="0"/>
-              </w:rPr>
-            </w:r>
-          </w:p>
-        </w:tc>
-        <w:tc>
-          <w:tcPr/>
-          <w:p>
-            <w:pPr>
-              <w:rPr/>
-            </w:pPr>
-            <w:r>
-              <w:rPr>
-                <w:sz w:val="18"/>
-                <w:szCs w:val="18"/>
-                <w:rtl w:val="0"/>
-              </w:rPr>
-              <w:t xml:space="preserve">View Admin Dashboard</w:t>
-            </w:r>
-            <w:r>
-              <w:rPr>
-                <w:rtl w:val="0"/>
-              </w:rPr>
-            </w:r>
-          </w:p>
-        </w:tc>
-        <w:tc>
-          <w:tcPr/>
-          <w:p>
-            <w:pPr>
-              <w:rPr/>
-            </w:pPr>
-            <w:r>
-              <w:rPr>
-                <w:sz w:val="18"/>
-                <w:szCs w:val="18"/>
-                <w:rtl w:val="0"/>
-              </w:rPr>
-              <w:t xml:space="preserve">Admin</w:t>
-            </w:r>
-            <w:r>
-              <w:rPr>
-                <w:rtl w:val="0"/>
-              </w:rPr>
-            </w:r>
-          </w:p>
-        </w:tc>
-        <w:tc>
-          <w:tcPr/>
-          <w:p>
-            <w:pPr>
-              <w:rPr/>
-            </w:pPr>
-            <w:r>
-              <w:rPr>
-                <w:sz w:val="18"/>
-                <w:szCs w:val="18"/>
-                <w:rtl w:val="0"/>
-              </w:rPr>
-              <w:t xml:space="preserve">Admin views key indicators on users, revenue, reports, AI usage and data ingestion status.</w:t>
-            </w:r>
-            <w:r>
-              <w:rPr>
-                <w:rtl w:val="0"/>
-              </w:rPr>
+              <w:t>UC-40</w:t>
+            </w:r>
+          </w:p>
+        </w:tc>
+        <w:tc>
+          <w:tcPr/>
+          <w:p>
+            <w:pPr>
+              <w:rPr/>
+            </w:pPr>
+            <w:r>
+              <w:rPr>
+                <w:sz w:val="18"/>
+                <w:szCs w:val="18"/>
+                <w:rtl w:val="0"/>
+              </w:rPr>
+              <w:t>Moderate Reported Posts</w:t>
+            </w:r>
+          </w:p>
+        </w:tc>
+        <w:tc>
+          <w:tcPr/>
+          <w:p>
+            <w:pPr>
+              <w:rPr/>
+            </w:pPr>
+            <w:r>
+              <w:rPr>
+                <w:sz w:val="18"/>
+                <w:szCs w:val="18"/>
+                <w:rtl w:val="0"/>
+              </w:rPr>
+              <w:t>Admin</w:t>
+            </w:r>
+          </w:p>
+        </w:tc>
+        <w:tc>
+          <w:tcPr/>
+          <w:p>
+            <w:pPr>
+              <w:rPr/>
+            </w:pPr>
+            <w:r>
+              <w:rPr>
+                <w:sz w:val="18"/>
+                <w:szCs w:val="18"/>
+                <w:rtl w:val="0"/>
+              </w:rPr>
+              <w:t>Admin reviews reported posts and hides or removes content, dismisses reports, warns or bans users.</w:t>
             </w:r>
           </w:p>
         </w:tc>
@@ -16302,75 +14153,55 @@
                 <w:szCs w:val="18"/>
                 <w:rtl w:val="0"/>
               </w:rPr>
-              <w:t xml:space="preserve">UC-41</w:t>
-            </w:r>
-            <w:r>
-              <w:rPr>
-                <w:rtl w:val="0"/>
-              </w:rPr>
-            </w:r>
-          </w:p>
-        </w:tc>
-        <w:tc>
-          <w:tcPr/>
-          <w:p>
-            <w:pPr>
-              <w:rPr/>
-            </w:pPr>
-            <w:r>
-              <w:rPr>
-                <w:sz w:val="18"/>
-                <w:szCs w:val="18"/>
-                <w:rtl w:val="0"/>
-              </w:rPr>
-              <w:t xml:space="preserve">Generate Management Report</w:t>
-            </w:r>
-            <w:r>
-              <w:rPr>
-                <w:rtl w:val="0"/>
-              </w:rPr>
-            </w:r>
-          </w:p>
-        </w:tc>
-        <w:tc>
-          <w:tcPr/>
-          <w:p>
-            <w:pPr>
-              <w:rPr/>
-            </w:pPr>
-            <w:r>
-              <w:rPr>
-                <w:sz w:val="18"/>
-                <w:szCs w:val="18"/>
-                <w:rtl w:val="0"/>
-              </w:rPr>
-              <w:t xml:space="preserve">Admin</w:t>
-            </w:r>
-            <w:r>
-              <w:rPr>
-                <w:rtl w:val="0"/>
-              </w:rPr>
-            </w:r>
-          </w:p>
-        </w:tc>
-        <w:tc>
-          <w:tcPr/>
-          <w:p>
-            <w:pPr>
-              <w:rPr/>
-            </w:pPr>
-            <w:r>
-              <w:rPr>
-                <w:sz w:val="18"/>
-                <w:szCs w:val="18"/>
-                <w:rtl w:val="0"/>
-              </w:rPr>
-              <w:t xml:space="preserve">Admin generates revenue and user activity reports for a period and exports them.</w:t>
-            </w:r>
-            <w:r>
-              <w:rPr>
-                <w:rtl w:val="0"/>
-              </w:rPr>
+              <w:t>UC-41</w:t>
+            </w:r>
+          </w:p>
+        </w:tc>
+        <w:tc>
+          <w:tcPr/>
+          <w:p>
+            <w:pPr>
+              <w:rPr/>
+            </w:pPr>
+            <w:r>
+              <w:rPr>
+                <w:sz w:val="18"/>
+                <w:szCs w:val="18"/>
+                <w:rtl w:val="0"/>
+              </w:rPr>
+              <w:t>Configure AI Prompt Templates &amp; Disclaimer</w:t>
+            </w:r>
+          </w:p>
+        </w:tc>
+        <w:tc>
+          <w:tcPr/>
+          <w:p>
+            <w:pPr>
+              <w:rPr/>
+            </w:pPr>
+            <w:r>
+              <w:rPr>
+                <w:sz w:val="18"/>
+                <w:szCs w:val="18"/>
+                <w:rtl w:val="0"/>
+              </w:rPr>
+              <w:t>Admin</w:t>
+            </w:r>
+          </w:p>
+        </w:tc>
+        <w:tc>
+          <w:tcPr/>
+          <w:p>
+            <w:pPr>
+              <w:rPr/>
+            </w:pPr>
+            <w:r>
+              <w:rPr>
+                <w:sz w:val="18"/>
+                <w:szCs w:val="18"/>
+                <w:rtl w:val="0"/>
+              </w:rPr>
+              <w:t>Admin creates and activates AI configuration versions: provider model, system prompt and templates, disclaimer and generation parameters.</w:t>
             </w:r>
           </w:p>
         </w:tc>
@@ -16392,75 +14223,55 @@
                 <w:szCs w:val="18"/>
                 <w:rtl w:val="0"/>
               </w:rPr>
-              <w:t xml:space="preserve">UC-42</w:t>
-            </w:r>
-            <w:r>
-              <w:rPr>
-                <w:rtl w:val="0"/>
-              </w:rPr>
-            </w:r>
-          </w:p>
-        </w:tc>
-        <w:tc>
-          <w:tcPr/>
-          <w:p>
-            <w:pPr>
-              <w:rPr/>
-            </w:pPr>
-            <w:r>
-              <w:rPr>
-                <w:sz w:val="18"/>
-                <w:szCs w:val="18"/>
-                <w:rtl w:val="0"/>
-              </w:rPr>
-              <w:t xml:space="preserve">Manage User Accounts</w:t>
-            </w:r>
-            <w:r>
-              <w:rPr>
-                <w:rtl w:val="0"/>
-              </w:rPr>
-            </w:r>
-          </w:p>
-        </w:tc>
-        <w:tc>
-          <w:tcPr/>
-          <w:p>
-            <w:pPr>
-              <w:rPr/>
-            </w:pPr>
-            <w:r>
-              <w:rPr>
-                <w:sz w:val="18"/>
-                <w:szCs w:val="18"/>
-                <w:rtl w:val="0"/>
-              </w:rPr>
-              <w:t xml:space="preserve">Admin</w:t>
-            </w:r>
-            <w:r>
-              <w:rPr>
-                <w:rtl w:val="0"/>
-              </w:rPr>
-            </w:r>
-          </w:p>
-        </w:tc>
-        <w:tc>
-          <w:tcPr/>
-          <w:p>
-            <w:pPr>
-              <w:rPr/>
-            </w:pPr>
-            <w:r>
-              <w:rPr>
-                <w:sz w:val="18"/>
-                <w:szCs w:val="18"/>
-                <w:rtl w:val="0"/>
-              </w:rPr>
-              <w:t xml:space="preserve">Admin searches accounts, locks, unlocks or bans them and assigns roles.</w:t>
-            </w:r>
-            <w:r>
-              <w:rPr>
-                <w:rtl w:val="0"/>
-              </w:rPr>
+              <w:t>UC-42</w:t>
+            </w:r>
+          </w:p>
+        </w:tc>
+        <w:tc>
+          <w:tcPr/>
+          <w:p>
+            <w:pPr>
+              <w:rPr/>
+            </w:pPr>
+            <w:r>
+              <w:rPr>
+                <w:sz w:val="18"/>
+                <w:szCs w:val="18"/>
+                <w:rtl w:val="0"/>
+              </w:rPr>
+              <w:t>Manage Subscription Packages</w:t>
+            </w:r>
+          </w:p>
+        </w:tc>
+        <w:tc>
+          <w:tcPr/>
+          <w:p>
+            <w:pPr>
+              <w:rPr/>
+            </w:pPr>
+            <w:r>
+              <w:rPr>
+                <w:sz w:val="18"/>
+                <w:szCs w:val="18"/>
+                <w:rtl w:val="0"/>
+              </w:rPr>
+              <w:t>Admin</w:t>
+            </w:r>
+          </w:p>
+        </w:tc>
+        <w:tc>
+          <w:tcPr/>
+          <w:p>
+            <w:pPr>
+              <w:rPr/>
+            </w:pPr>
+            <w:r>
+              <w:rPr>
+                <w:sz w:val="18"/>
+                <w:szCs w:val="18"/>
+                <w:rtl w:val="0"/>
+              </w:rPr>
+              <w:t>Admin creates, updates and deactivates subscription packages and maintains the limits of each plan tier.</w:t>
             </w:r>
           </w:p>
         </w:tc>
@@ -16482,75 +14293,55 @@
                 <w:szCs w:val="18"/>
                 <w:rtl w:val="0"/>
               </w:rPr>
-              <w:t xml:space="preserve">UC-43</w:t>
-            </w:r>
-            <w:r>
-              <w:rPr>
-                <w:rtl w:val="0"/>
-              </w:rPr>
-            </w:r>
-          </w:p>
-        </w:tc>
-        <w:tc>
-          <w:tcPr/>
-          <w:p>
-            <w:pPr>
-              <w:rPr/>
-            </w:pPr>
-            <w:r>
-              <w:rPr>
-                <w:sz w:val="18"/>
-                <w:szCs w:val="18"/>
-                <w:rtl w:val="0"/>
-              </w:rPr>
-              <w:t xml:space="preserve">Moderate Reported Posts</w:t>
-            </w:r>
-            <w:r>
-              <w:rPr>
-                <w:rtl w:val="0"/>
-              </w:rPr>
-            </w:r>
-          </w:p>
-        </w:tc>
-        <w:tc>
-          <w:tcPr/>
-          <w:p>
-            <w:pPr>
-              <w:rPr/>
-            </w:pPr>
-            <w:r>
-              <w:rPr>
-                <w:sz w:val="18"/>
-                <w:szCs w:val="18"/>
-                <w:rtl w:val="0"/>
-              </w:rPr>
-              <w:t xml:space="preserve">Admin</w:t>
-            </w:r>
-            <w:r>
-              <w:rPr>
-                <w:rtl w:val="0"/>
-              </w:rPr>
-            </w:r>
-          </w:p>
-        </w:tc>
-        <w:tc>
-          <w:tcPr/>
-          <w:p>
-            <w:pPr>
-              <w:rPr/>
-            </w:pPr>
-            <w:r>
-              <w:rPr>
-                <w:sz w:val="18"/>
-                <w:szCs w:val="18"/>
-                <w:rtl w:val="0"/>
-              </w:rPr>
-              <w:t xml:space="preserve">Admin reviews reported posts and hides or removes content, dismisses reports, warns or bans users.</w:t>
-            </w:r>
-            <w:r>
-              <w:rPr>
-                <w:rtl w:val="0"/>
-              </w:rPr>
+              <w:t>UC-43</w:t>
+            </w:r>
+          </w:p>
+        </w:tc>
+        <w:tc>
+          <w:tcPr/>
+          <w:p>
+            <w:pPr>
+              <w:rPr/>
+            </w:pPr>
+            <w:r>
+              <w:rPr>
+                <w:sz w:val="18"/>
+                <w:szCs w:val="18"/>
+                <w:rtl w:val="0"/>
+              </w:rPr>
+              <w:t>Manage User Subscriptions &amp; Payments</w:t>
+            </w:r>
+          </w:p>
+        </w:tc>
+        <w:tc>
+          <w:tcPr/>
+          <w:p>
+            <w:pPr>
+              <w:rPr/>
+            </w:pPr>
+            <w:r>
+              <w:rPr>
+                <w:sz w:val="18"/>
+                <w:szCs w:val="18"/>
+                <w:rtl w:val="0"/>
+              </w:rPr>
+              <w:t>Admin</w:t>
+            </w:r>
+          </w:p>
+        </w:tc>
+        <w:tc>
+          <w:tcPr/>
+          <w:p>
+            <w:pPr>
+              <w:rPr/>
+            </w:pPr>
+            <w:r>
+              <w:rPr>
+                <w:sz w:val="18"/>
+                <w:szCs w:val="18"/>
+                <w:rtl w:val="0"/>
+              </w:rPr>
+              <w:t>Admin views subscriptions and subscription orders, triggers reconciliation of a pending order with the gateway and marks flagged orders as handled.</w:t>
             </w:r>
           </w:p>
         </w:tc>
@@ -16572,75 +14363,55 @@
                 <w:szCs w:val="18"/>
                 <w:rtl w:val="0"/>
               </w:rPr>
-              <w:t xml:space="preserve">UC-44</w:t>
-            </w:r>
-            <w:r>
-              <w:rPr>
-                <w:rtl w:val="0"/>
-              </w:rPr>
-            </w:r>
-          </w:p>
-        </w:tc>
-        <w:tc>
-          <w:tcPr/>
-          <w:p>
-            <w:pPr>
-              <w:rPr/>
-            </w:pPr>
-            <w:r>
-              <w:rPr>
-                <w:sz w:val="18"/>
-                <w:szCs w:val="18"/>
-                <w:rtl w:val="0"/>
-              </w:rPr>
-              <w:t xml:space="preserve">Publish Official Announcement</w:t>
-            </w:r>
-            <w:r>
-              <w:rPr>
-                <w:rtl w:val="0"/>
-              </w:rPr>
-            </w:r>
-          </w:p>
-        </w:tc>
-        <w:tc>
-          <w:tcPr/>
-          <w:p>
-            <w:pPr>
-              <w:rPr/>
-            </w:pPr>
-            <w:r>
-              <w:rPr>
-                <w:sz w:val="18"/>
-                <w:szCs w:val="18"/>
-                <w:rtl w:val="0"/>
-              </w:rPr>
-              <w:t xml:space="preserve">Admin, Media Storage</w:t>
-            </w:r>
-            <w:r>
-              <w:rPr>
-                <w:rtl w:val="0"/>
-              </w:rPr>
-            </w:r>
-          </w:p>
-        </w:tc>
-        <w:tc>
-          <w:tcPr/>
-          <w:p>
-            <w:pPr>
-              <w:rPr/>
-            </w:pPr>
-            <w:r>
-              <w:rPr>
-                <w:sz w:val="18"/>
-                <w:szCs w:val="18"/>
-                <w:rtl w:val="0"/>
-              </w:rPr>
-              <w:t xml:space="preserve">Admin publishes a pinned official post with a category (announcement, platform update or education) to the community.</w:t>
-            </w:r>
-            <w:r>
-              <w:rPr>
-                <w:rtl w:val="0"/>
-              </w:rPr>
+              <w:t>UC-44</w:t>
+            </w:r>
+          </w:p>
+        </w:tc>
+        <w:tc>
+          <w:tcPr/>
+          <w:p>
+            <w:pPr>
+              <w:rPr/>
+            </w:pPr>
+            <w:r>
+              <w:rPr>
+                <w:sz w:val="18"/>
+                <w:szCs w:val="18"/>
+                <w:rtl w:val="0"/>
+              </w:rPr>
+              <w:t>Manage News Sources &amp; Crawl Schedule</w:t>
+            </w:r>
+          </w:p>
+        </w:tc>
+        <w:tc>
+          <w:tcPr/>
+          <w:p>
+            <w:pPr>
+              <w:rPr/>
+            </w:pPr>
+            <w:r>
+              <w:rPr>
+                <w:sz w:val="18"/>
+                <w:szCs w:val="18"/>
+                <w:rtl w:val="0"/>
+              </w:rPr>
+              <w:t>Admin</w:t>
+            </w:r>
+          </w:p>
+        </w:tc>
+        <w:tc>
+          <w:tcPr/>
+          <w:p>
+            <w:pPr>
+              <w:rPr/>
+            </w:pPr>
+            <w:r>
+              <w:rPr>
+                <w:sz w:val="18"/>
+                <w:szCs w:val="18"/>
+                <w:rtl w:val="0"/>
+              </w:rPr>
+              <w:t>Admin maintains RSS sources and their crawl interval and views crawl logs.</w:t>
             </w:r>
           </w:p>
         </w:tc>
@@ -16662,75 +14433,55 @@
                 <w:szCs w:val="18"/>
                 <w:rtl w:val="0"/>
               </w:rPr>
-              <w:t xml:space="preserve">UC-45</w:t>
-            </w:r>
-            <w:r>
-              <w:rPr>
-                <w:rtl w:val="0"/>
-              </w:rPr>
-            </w:r>
-          </w:p>
-        </w:tc>
-        <w:tc>
-          <w:tcPr/>
-          <w:p>
-            <w:pPr>
-              <w:rPr/>
-            </w:pPr>
-            <w:r>
-              <w:rPr>
-                <w:sz w:val="18"/>
-                <w:szCs w:val="18"/>
-                <w:rtl w:val="0"/>
-              </w:rPr>
-              <w:t xml:space="preserve">Manage Supported Pairs</w:t>
-            </w:r>
-            <w:r>
-              <w:rPr>
-                <w:rtl w:val="0"/>
-              </w:rPr>
-            </w:r>
-          </w:p>
-        </w:tc>
-        <w:tc>
-          <w:tcPr/>
-          <w:p>
-            <w:pPr>
-              <w:rPr/>
-            </w:pPr>
-            <w:r>
-              <w:rPr>
-                <w:sz w:val="18"/>
-                <w:szCs w:val="18"/>
-                <w:rtl w:val="0"/>
-              </w:rPr>
-              <w:t xml:space="preserve">Admin</w:t>
-            </w:r>
-            <w:r>
-              <w:rPr>
-                <w:rtl w:val="0"/>
-              </w:rPr>
-            </w:r>
-          </w:p>
-        </w:tc>
-        <w:tc>
-          <w:tcPr/>
-          <w:p>
-            <w:pPr>
-              <w:rPr/>
-            </w:pPr>
-            <w:r>
-              <w:rPr>
-                <w:sz w:val="18"/>
-                <w:szCs w:val="18"/>
-                <w:rtl w:val="0"/>
-              </w:rPr>
-              <w:t xml:space="preserve">Admin enables, disables and orders the pairs and markets supported by the system.</w:t>
-            </w:r>
-            <w:r>
-              <w:rPr>
-                <w:rtl w:val="0"/>
-              </w:rPr>
+              <w:t>UC-45</w:t>
+            </w:r>
+          </w:p>
+        </w:tc>
+        <w:tc>
+          <w:tcPr/>
+          <w:p>
+            <w:pPr>
+              <w:rPr/>
+            </w:pPr>
+            <w:r>
+              <w:rPr>
+                <w:sz w:val="18"/>
+                <w:szCs w:val="18"/>
+                <w:rtl w:val="0"/>
+              </w:rPr>
+              <w:t>View System Reports &amp; Dashboards</w:t>
+            </w:r>
+          </w:p>
+        </w:tc>
+        <w:tc>
+          <w:tcPr/>
+          <w:p>
+            <w:pPr>
+              <w:rPr/>
+            </w:pPr>
+            <w:r>
+              <w:rPr>
+                <w:sz w:val="18"/>
+                <w:szCs w:val="18"/>
+                <w:rtl w:val="0"/>
+              </w:rPr>
+              <w:t>Admin</w:t>
+            </w:r>
+          </w:p>
+        </w:tc>
+        <w:tc>
+          <w:tcPr/>
+          <w:p>
+            <w:pPr>
+              <w:rPr/>
+            </w:pPr>
+            <w:r>
+              <w:rPr>
+                <w:sz w:val="18"/>
+                <w:szCs w:val="18"/>
+                <w:rtl w:val="0"/>
+              </w:rPr>
+              <w:t>Admin views key indicators on users, revenue, reports, AI usage and data ingestion, and generates and exports revenue and user activity reports for a period.</w:t>
             </w:r>
           </w:p>
         </w:tc>
@@ -16752,75 +14503,55 @@
                 <w:szCs w:val="18"/>
                 <w:rtl w:val="0"/>
               </w:rPr>
-              <w:t xml:space="preserve">UC-46</w:t>
-            </w:r>
-            <w:r>
-              <w:rPr>
-                <w:rtl w:val="0"/>
-              </w:rPr>
-            </w:r>
-          </w:p>
-        </w:tc>
-        <w:tc>
-          <w:tcPr/>
-          <w:p>
-            <w:pPr>
-              <w:rPr/>
-            </w:pPr>
-            <w:r>
-              <w:rPr>
-                <w:sz w:val="18"/>
-                <w:szCs w:val="18"/>
-                <w:rtl w:val="0"/>
-              </w:rPr>
-              <w:t xml:space="preserve">Configure Leverage Brackets</w:t>
-            </w:r>
-            <w:r>
-              <w:rPr>
-                <w:rtl w:val="0"/>
-              </w:rPr>
-            </w:r>
-          </w:p>
-        </w:tc>
-        <w:tc>
-          <w:tcPr/>
-          <w:p>
-            <w:pPr>
-              <w:rPr/>
-            </w:pPr>
-            <w:r>
-              <w:rPr>
-                <w:sz w:val="18"/>
-                <w:szCs w:val="18"/>
-                <w:rtl w:val="0"/>
-              </w:rPr>
-              <w:t xml:space="preserve">Admin</w:t>
-            </w:r>
-            <w:r>
-              <w:rPr>
-                <w:rtl w:val="0"/>
-              </w:rPr>
-            </w:r>
-          </w:p>
-        </w:tc>
-        <w:tc>
-          <w:tcPr/>
-          <w:p>
-            <w:pPr>
-              <w:rPr/>
-            </w:pPr>
-            <w:r>
-              <w:rPr>
-                <w:sz w:val="18"/>
-                <w:szCs w:val="18"/>
-                <w:rtl w:val="0"/>
-              </w:rPr>
-              <w:t xml:space="preserve">Admin maintains maintenance margin tiers used for liquidation price calculation.</w:t>
-            </w:r>
-            <w:r>
-              <w:rPr>
-                <w:rtl w:val="0"/>
-              </w:rPr>
+              <w:t>UC-46</w:t>
+            </w:r>
+          </w:p>
+        </w:tc>
+        <w:tc>
+          <w:tcPr/>
+          <w:p>
+            <w:pPr>
+              <w:rPr/>
+            </w:pPr>
+            <w:r>
+              <w:rPr>
+                <w:sz w:val="18"/>
+                <w:szCs w:val="18"/>
+                <w:rtl w:val="0"/>
+              </w:rPr>
+              <w:t>View System Logs &amp; API Health</w:t>
+            </w:r>
+          </w:p>
+        </w:tc>
+        <w:tc>
+          <w:tcPr/>
+          <w:p>
+            <w:pPr>
+              <w:rPr/>
+            </w:pPr>
+            <w:r>
+              <w:rPr>
+                <w:sz w:val="18"/>
+                <w:szCs w:val="18"/>
+                <w:rtl w:val="0"/>
+              </w:rPr>
+              <w:t>Admin</w:t>
+            </w:r>
+          </w:p>
+        </w:tc>
+        <w:tc>
+          <w:tcPr/>
+          <w:p>
+            <w:pPr>
+              <w:rPr/>
+            </w:pPr>
+            <w:r>
+              <w:rPr>
+                <w:sz w:val="18"/>
+                <w:szCs w:val="18"/>
+                <w:rtl w:val="0"/>
+              </w:rPr>
+              <w:t>Admin views the status of the external APIs and of data ingestion and searches the log of administrative and security-relevant actions.</w:t>
             </w:r>
           </w:p>
         </w:tc>
@@ -16842,75 +14573,55 @@
                 <w:szCs w:val="18"/>
                 <w:rtl w:val="0"/>
               </w:rPr>
-              <w:t xml:space="preserve">UC-47</w:t>
-            </w:r>
-            <w:r>
-              <w:rPr>
-                <w:rtl w:val="0"/>
-              </w:rPr>
-            </w:r>
-          </w:p>
-        </w:tc>
-        <w:tc>
-          <w:tcPr/>
-          <w:p>
-            <w:pPr>
-              <w:rPr/>
-            </w:pPr>
-            <w:r>
-              <w:rPr>
-                <w:sz w:val="18"/>
-                <w:szCs w:val="18"/>
-                <w:rtl w:val="0"/>
-              </w:rPr>
-              <w:t xml:space="preserve">Manage Subscription Packages</w:t>
-            </w:r>
-            <w:r>
-              <w:rPr>
-                <w:rtl w:val="0"/>
-              </w:rPr>
-            </w:r>
-          </w:p>
-        </w:tc>
-        <w:tc>
-          <w:tcPr/>
-          <w:p>
-            <w:pPr>
-              <w:rPr/>
-            </w:pPr>
-            <w:r>
-              <w:rPr>
-                <w:sz w:val="18"/>
-                <w:szCs w:val="18"/>
-                <w:rtl w:val="0"/>
-              </w:rPr>
-              <w:t xml:space="preserve">Admin</w:t>
-            </w:r>
-            <w:r>
-              <w:rPr>
-                <w:rtl w:val="0"/>
-              </w:rPr>
-            </w:r>
-          </w:p>
-        </w:tc>
-        <w:tc>
-          <w:tcPr/>
-          <w:p>
-            <w:pPr>
-              <w:rPr/>
-            </w:pPr>
-            <w:r>
-              <w:rPr>
-                <w:sz w:val="18"/>
-                <w:szCs w:val="18"/>
-                <w:rtl w:val="0"/>
-              </w:rPr>
-              <w:t xml:space="preserve">Admin creates, updates and deactivates subscription packages and maintains the limits of each plan tier.</w:t>
-            </w:r>
-            <w:r>
-              <w:rPr>
-                <w:rtl w:val="0"/>
-              </w:rPr>
+              <w:t>UC-47</w:t>
+            </w:r>
+          </w:p>
+        </w:tc>
+        <w:tc>
+          <w:tcPr/>
+          <w:p>
+            <w:pPr>
+              <w:rPr/>
+            </w:pPr>
+            <w:r>
+              <w:rPr>
+                <w:sz w:val="18"/>
+                <w:szCs w:val="18"/>
+                <w:rtl w:val="0"/>
+              </w:rPr>
+              <w:t>Sync Realtime &amp; Historical Market Data</w:t>
+            </w:r>
+          </w:p>
+        </w:tc>
+        <w:tc>
+          <w:tcPr/>
+          <w:p>
+            <w:pPr>
+              <w:rPr/>
+            </w:pPr>
+            <w:r>
+              <w:rPr>
+                <w:sz w:val="18"/>
+                <w:szCs w:val="18"/>
+                <w:rtl w:val="0"/>
+              </w:rPr>
+              <w:t>Scheduler, Binance Market Data API</w:t>
+            </w:r>
+          </w:p>
+        </w:tc>
+        <w:tc>
+          <w:tcPr/>
+          <w:p>
+            <w:pPr>
+              <w:rPr/>
+            </w:pPr>
+            <w:r>
+              <w:rPr>
+                <w:sz w:val="18"/>
+                <w:szCs w:val="18"/>
+                <w:rtl w:val="0"/>
+              </w:rPr>
+              <w:t>System synchronizes symbols, backfills historical candles and ingests the realtime streams and Futures metrics of enabled pairs (NSF-01 to NSF-04). Includes UC-48.</w:t>
             </w:r>
           </w:p>
         </w:tc>
@@ -16932,75 +14643,55 @@
                 <w:szCs w:val="18"/>
                 <w:rtl w:val="0"/>
               </w:rPr>
-              <w:t xml:space="preserve">UC-48</w:t>
-            </w:r>
-            <w:r>
-              <w:rPr>
-                <w:rtl w:val="0"/>
-              </w:rPr>
-            </w:r>
-          </w:p>
-        </w:tc>
-        <w:tc>
-          <w:tcPr/>
-          <w:p>
-            <w:pPr>
-              <w:rPr/>
-            </w:pPr>
-            <w:r>
-              <w:rPr>
-                <w:sz w:val="18"/>
-                <w:szCs w:val="18"/>
-                <w:rtl w:val="0"/>
-              </w:rPr>
-              <w:t xml:space="preserve">Manage Payment Transactions</w:t>
-            </w:r>
-            <w:r>
-              <w:rPr>
-                <w:rtl w:val="0"/>
-              </w:rPr>
-            </w:r>
-          </w:p>
-        </w:tc>
-        <w:tc>
-          <w:tcPr/>
-          <w:p>
-            <w:pPr>
-              <w:rPr/>
-            </w:pPr>
-            <w:r>
-              <w:rPr>
-                <w:sz w:val="18"/>
-                <w:szCs w:val="18"/>
-                <w:rtl w:val="0"/>
-              </w:rPr>
-              <w:t xml:space="preserve">Admin, Payment Gateway</w:t>
-            </w:r>
-            <w:r>
-              <w:rPr>
-                <w:rtl w:val="0"/>
-              </w:rPr>
-            </w:r>
-          </w:p>
-        </w:tc>
-        <w:tc>
-          <w:tcPr/>
-          <w:p>
-            <w:pPr>
-              <w:rPr/>
-            </w:pPr>
-            <w:r>
-              <w:rPr>
-                <w:sz w:val="18"/>
-                <w:szCs w:val="18"/>
-                <w:rtl w:val="0"/>
-              </w:rPr>
-              <w:t xml:space="preserve">Admin views subscription orders, triggers reconciliation of a pending order with the gateway and marks flagged orders as handled.</w:t>
-            </w:r>
-            <w:r>
-              <w:rPr>
-                <w:rtl w:val="0"/>
-              </w:rPr>
+              <w:t>UC-48</w:t>
+            </w:r>
+          </w:p>
+        </w:tc>
+        <w:tc>
+          <w:tcPr/>
+          <w:p>
+            <w:pPr>
+              <w:rPr/>
+            </w:pPr>
+            <w:r>
+              <w:rPr>
+                <w:sz w:val="18"/>
+                <w:szCs w:val="18"/>
+                <w:rtl w:val="0"/>
+              </w:rPr>
+              <w:t>Compute Indicators &amp; Setup Score</w:t>
+            </w:r>
+          </w:p>
+        </w:tc>
+        <w:tc>
+          <w:tcPr/>
+          <w:p>
+            <w:pPr>
+              <w:rPr/>
+            </w:pPr>
+            <w:r>
+              <w:rPr>
+                <w:sz w:val="18"/>
+                <w:szCs w:val="18"/>
+                <w:rtl w:val="0"/>
+              </w:rPr>
+              <w:t>Scheduler (included use case)</w:t>
+            </w:r>
+          </w:p>
+        </w:tc>
+        <w:tc>
+          <w:tcPr/>
+          <w:p>
+            <w:pPr>
+              <w:rPr/>
+            </w:pPr>
+            <w:r>
+              <w:rPr>
+                <w:sz w:val="18"/>
+                <w:szCs w:val="18"/>
+                <w:rtl w:val="0"/>
+              </w:rPr>
+              <w:t>System calculates the indicators, support/resistance and setup score components after each closed candle and pushes the result to clients (NSF-05).</w:t>
             </w:r>
           </w:p>
         </w:tc>
@@ -17022,75 +14713,55 @@
                 <w:szCs w:val="18"/>
                 <w:rtl w:val="0"/>
               </w:rPr>
-              <w:t xml:space="preserve">UC-49</w:t>
-            </w:r>
-            <w:r>
-              <w:rPr>
-                <w:rtl w:val="0"/>
-              </w:rPr>
-            </w:r>
-          </w:p>
-        </w:tc>
-        <w:tc>
-          <w:tcPr/>
-          <w:p>
-            <w:pPr>
-              <w:rPr/>
-            </w:pPr>
-            <w:r>
-              <w:rPr>
-                <w:sz w:val="18"/>
-                <w:szCs w:val="18"/>
-                <w:rtl w:val="0"/>
-              </w:rPr>
-              <w:t xml:space="preserve">Manage News Sources</w:t>
-            </w:r>
-            <w:r>
-              <w:rPr>
-                <w:rtl w:val="0"/>
-              </w:rPr>
-            </w:r>
-          </w:p>
-        </w:tc>
-        <w:tc>
-          <w:tcPr/>
-          <w:p>
-            <w:pPr>
-              <w:rPr/>
-            </w:pPr>
-            <w:r>
-              <w:rPr>
-                <w:sz w:val="18"/>
-                <w:szCs w:val="18"/>
-                <w:rtl w:val="0"/>
-              </w:rPr>
-              <w:t xml:space="preserve">Admin, News Source</w:t>
-            </w:r>
-            <w:r>
-              <w:rPr>
-                <w:rtl w:val="0"/>
-              </w:rPr>
-            </w:r>
-          </w:p>
-        </w:tc>
-        <w:tc>
-          <w:tcPr/>
-          <w:p>
-            <w:pPr>
-              <w:rPr/>
-            </w:pPr>
-            <w:r>
-              <w:rPr>
-                <w:sz w:val="18"/>
-                <w:szCs w:val="18"/>
-                <w:rtl w:val="0"/>
-              </w:rPr>
-              <w:t xml:space="preserve">Admin maintains RSS sources and views crawl logs.</w:t>
-            </w:r>
-            <w:r>
-              <w:rPr>
-                <w:rtl w:val="0"/>
-              </w:rPr>
+              <w:t>UC-49</w:t>
+            </w:r>
+          </w:p>
+        </w:tc>
+        <w:tc>
+          <w:tcPr/>
+          <w:p>
+            <w:pPr>
+              <w:rPr/>
+            </w:pPr>
+            <w:r>
+              <w:rPr>
+                <w:sz w:val="18"/>
+                <w:szCs w:val="18"/>
+                <w:rtl w:val="0"/>
+              </w:rPr>
+              <w:t>Scan Alerts &amp; Send Notifications</w:t>
+            </w:r>
+          </w:p>
+        </w:tc>
+        <w:tc>
+          <w:tcPr/>
+          <w:p>
+            <w:pPr>
+              <w:rPr/>
+            </w:pPr>
+            <w:r>
+              <w:rPr>
+                <w:sz w:val="18"/>
+                <w:szCs w:val="18"/>
+                <w:rtl w:val="0"/>
+              </w:rPr>
+              <w:t>Scheduler</w:t>
+            </w:r>
+          </w:p>
+        </w:tc>
+        <w:tc>
+          <w:tcPr/>
+          <w:p>
+            <w:pPr>
+              <w:rPr/>
+            </w:pPr>
+            <w:r>
+              <w:rPr>
+                <w:sz w:val="18"/>
+                <w:szCs w:val="18"/>
+                <w:rtl w:val="0"/>
+              </w:rPr>
+              <w:t>System evaluates price and indicator alerts and delivers the resulting notifications in-app, by email and by push (NSF-06, NSF-15).</w:t>
             </w:r>
           </w:p>
         </w:tc>
@@ -17112,75 +14783,55 @@
                 <w:szCs w:val="18"/>
                 <w:rtl w:val="0"/>
               </w:rPr>
-              <w:t xml:space="preserve">UC-50</w:t>
-            </w:r>
-            <w:r>
-              <w:rPr>
-                <w:rtl w:val="0"/>
-              </w:rPr>
-            </w:r>
-          </w:p>
-        </w:tc>
-        <w:tc>
-          <w:tcPr/>
-          <w:p>
-            <w:pPr>
-              <w:rPr/>
-            </w:pPr>
-            <w:r>
-              <w:rPr>
-                <w:sz w:val="18"/>
-                <w:szCs w:val="18"/>
-                <w:rtl w:val="0"/>
-              </w:rPr>
-              <w:t xml:space="preserve">Configure AI Assistant</w:t>
-            </w:r>
-            <w:r>
-              <w:rPr>
-                <w:rtl w:val="0"/>
-              </w:rPr>
-            </w:r>
-          </w:p>
-        </w:tc>
-        <w:tc>
-          <w:tcPr/>
-          <w:p>
-            <w:pPr>
-              <w:rPr/>
-            </w:pPr>
-            <w:r>
-              <w:rPr>
-                <w:sz w:val="18"/>
-                <w:szCs w:val="18"/>
-                <w:rtl w:val="0"/>
-              </w:rPr>
-              <w:t xml:space="preserve">Admin</w:t>
-            </w:r>
-            <w:r>
-              <w:rPr>
-                <w:rtl w:val="0"/>
-              </w:rPr>
-            </w:r>
-          </w:p>
-        </w:tc>
-        <w:tc>
-          <w:tcPr/>
-          <w:p>
-            <w:pPr>
-              <w:rPr/>
-            </w:pPr>
-            <w:r>
-              <w:rPr>
-                <w:sz w:val="18"/>
-                <w:szCs w:val="18"/>
-                <w:rtl w:val="0"/>
-              </w:rPr>
-              <w:t xml:space="preserve">Admin creates and activates AI configuration versions (model, system prompt, parameters).</w:t>
-            </w:r>
-            <w:r>
-              <w:rPr>
-                <w:rtl w:val="0"/>
-              </w:rPr>
+              <w:t>UC-50</w:t>
+            </w:r>
+          </w:p>
+        </w:tc>
+        <w:tc>
+          <w:tcPr/>
+          <w:p>
+            <w:pPr>
+              <w:rPr/>
+            </w:pPr>
+            <w:r>
+              <w:rPr>
+                <w:sz w:val="18"/>
+                <w:szCs w:val="18"/>
+                <w:rtl w:val="0"/>
+              </w:rPr>
+              <w:t>Process Orders, TP/SL &amp; Liquidation</w:t>
+            </w:r>
+          </w:p>
+        </w:tc>
+        <w:tc>
+          <w:tcPr/>
+          <w:p>
+            <w:pPr>
+              <w:rPr/>
+            </w:pPr>
+            <w:r>
+              <w:rPr>
+                <w:sz w:val="18"/>
+                <w:szCs w:val="18"/>
+                <w:rtl w:val="0"/>
+              </w:rPr>
+              <w:t>Scheduler</w:t>
+            </w:r>
+          </w:p>
+        </w:tc>
+        <w:tc>
+          <w:tcPr/>
+          <w:p>
+            <w:pPr>
+              <w:rPr/>
+            </w:pPr>
+            <w:r>
+              <w:rPr>
+                <w:sz w:val="18"/>
+                <w:szCs w:val="18"/>
+                <w:rtl w:val="0"/>
+              </w:rPr>
+              <w:t>System fills plan entries and demo orders, closes simulated positions at take profit, stop loss or liquidation, settles funding and expires or invalidates plans (NSF-07 to NSF-09, NSF-19).</w:t>
             </w:r>
           </w:p>
         </w:tc>
@@ -17202,75 +14853,55 @@
                 <w:szCs w:val="18"/>
                 <w:rtl w:val="0"/>
               </w:rPr>
-              <w:t xml:space="preserve">UC-51</w:t>
-            </w:r>
-            <w:r>
-              <w:rPr>
-                <w:rtl w:val="0"/>
-              </w:rPr>
-            </w:r>
-          </w:p>
-        </w:tc>
-        <w:tc>
-          <w:tcPr/>
-          <w:p>
-            <w:pPr>
-              <w:rPr/>
-            </w:pPr>
-            <w:r>
-              <w:rPr>
-                <w:sz w:val="18"/>
-                <w:szCs w:val="18"/>
-                <w:rtl w:val="0"/>
-              </w:rPr>
-              <w:t xml:space="preserve">Configure System Settings</w:t>
-            </w:r>
-            <w:r>
-              <w:rPr>
-                <w:rtl w:val="0"/>
-              </w:rPr>
-            </w:r>
-          </w:p>
-        </w:tc>
-        <w:tc>
-          <w:tcPr/>
-          <w:p>
-            <w:pPr>
-              <w:rPr/>
-            </w:pPr>
-            <w:r>
-              <w:rPr>
-                <w:sz w:val="18"/>
-                <w:szCs w:val="18"/>
-                <w:rtl w:val="0"/>
-              </w:rPr>
-              <w:t xml:space="preserve">Admin</w:t>
-            </w:r>
-            <w:r>
-              <w:rPr>
-                <w:rtl w:val="0"/>
-              </w:rPr>
-            </w:r>
-          </w:p>
-        </w:tc>
-        <w:tc>
-          <w:tcPr/>
-          <w:p>
-            <w:pPr>
-              <w:rPr/>
-            </w:pPr>
-            <w:r>
-              <w:rPr>
-                <w:sz w:val="18"/>
-                <w:szCs w:val="18"/>
-                <w:rtl w:val="0"/>
-              </w:rPr>
-              <w:t xml:space="preserve">Admin maintains fee rates, warning thresholds and other system limits.</w:t>
-            </w:r>
-            <w:r>
-              <w:rPr>
-                <w:rtl w:val="0"/>
-              </w:rPr>
+              <w:t>UC-51</w:t>
+            </w:r>
+          </w:p>
+        </w:tc>
+        <w:tc>
+          <w:tcPr/>
+          <w:p>
+            <w:pPr>
+              <w:rPr/>
+            </w:pPr>
+            <w:r>
+              <w:rPr>
+                <w:sz w:val="18"/>
+                <w:szCs w:val="18"/>
+                <w:rtl w:val="0"/>
+              </w:rPr>
+              <w:t>Expire Subscriptions</w:t>
+            </w:r>
+          </w:p>
+        </w:tc>
+        <w:tc>
+          <w:tcPr/>
+          <w:p>
+            <w:pPr>
+              <w:rPr/>
+            </w:pPr>
+            <w:r>
+              <w:rPr>
+                <w:sz w:val="18"/>
+                <w:szCs w:val="18"/>
+                <w:rtl w:val="0"/>
+              </w:rPr>
+              <w:t>Scheduler</w:t>
+            </w:r>
+          </w:p>
+        </w:tc>
+        <w:tc>
+          <w:tcPr/>
+          <w:p>
+            <w:pPr>
+              <w:rPr/>
+            </w:pPr>
+            <w:r>
+              <w:rPr>
+                <w:sz w:val="18"/>
+                <w:szCs w:val="18"/>
+                <w:rtl w:val="0"/>
+              </w:rPr>
+              <w:t>System ends expired subscriptions, starts scheduled subscriptions, applies the limits of the new effective plan and reminds Traders (NSF-14).</w:t>
             </w:r>
           </w:p>
         </w:tc>
@@ -17292,705 +14923,55 @@
                 <w:szCs w:val="18"/>
                 <w:rtl w:val="0"/>
               </w:rPr>
-              <w:t xml:space="preserve">UC-52</w:t>
-            </w:r>
-            <w:r>
-              <w:rPr>
-                <w:rtl w:val="0"/>
-              </w:rPr>
-            </w:r>
-          </w:p>
-        </w:tc>
-        <w:tc>
-          <w:tcPr/>
-          <w:p>
-            <w:pPr>
-              <w:rPr/>
-            </w:pPr>
-            <w:r>
-              <w:rPr>
-                <w:sz w:val="18"/>
-                <w:szCs w:val="18"/>
-                <w:rtl w:val="0"/>
-              </w:rPr>
-              <w:t xml:space="preserve">View Audit Log</w:t>
-            </w:r>
-            <w:r>
-              <w:rPr>
-                <w:rtl w:val="0"/>
-              </w:rPr>
-            </w:r>
-          </w:p>
-        </w:tc>
-        <w:tc>
-          <w:tcPr/>
-          <w:p>
-            <w:pPr>
-              <w:rPr/>
-            </w:pPr>
-            <w:r>
-              <w:rPr>
-                <w:sz w:val="18"/>
-                <w:szCs w:val="18"/>
-                <w:rtl w:val="0"/>
-              </w:rPr>
-              <w:t xml:space="preserve">Admin</w:t>
-            </w:r>
-            <w:r>
-              <w:rPr>
-                <w:rtl w:val="0"/>
-              </w:rPr>
-            </w:r>
-          </w:p>
-        </w:tc>
-        <w:tc>
-          <w:tcPr/>
-          <w:p>
-            <w:pPr>
-              <w:rPr/>
-            </w:pPr>
-            <w:r>
-              <w:rPr>
-                <w:sz w:val="18"/>
-                <w:szCs w:val="18"/>
-                <w:rtl w:val="0"/>
-              </w:rPr>
-              <w:t xml:space="preserve">Admin searches the log of administrative and security-relevant actions.</w:t>
-            </w:r>
-            <w:r>
-              <w:rPr>
-                <w:rtl w:val="0"/>
-              </w:rPr>
-            </w:r>
-          </w:p>
-        </w:tc>
-      </w:tr>
-      <w:tr>
-        <w:trPr>
-          <w:cantSplit w:val="0"/>
-          <w:tblHeader w:val="0"/>
-        </w:trPr>
-        <w:tc>
-          <w:tcPr/>
-          <w:p>
-            <w:pPr>
-              <w:rPr/>
-            </w:pPr>
-            <w:r>
-              <w:rPr>
-                <w:sz w:val="18"/>
-                <w:szCs w:val="18"/>
-                <w:rtl w:val="0"/>
-              </w:rPr>
-              <w:t xml:space="preserve">UC-53</w:t>
-            </w:r>
-            <w:r>
-              <w:rPr>
-                <w:rtl w:val="0"/>
-              </w:rPr>
-            </w:r>
-          </w:p>
-        </w:tc>
-        <w:tc>
-          <w:tcPr/>
-          <w:p>
-            <w:pPr>
-              <w:rPr/>
-            </w:pPr>
-            <w:r>
-              <w:rPr>
-                <w:sz w:val="18"/>
-                <w:szCs w:val="18"/>
-                <w:rtl w:val="0"/>
-              </w:rPr>
-              <w:t xml:space="preserve">Check Plan Entitlement and Quota</w:t>
-            </w:r>
-            <w:r>
-              <w:rPr>
-                <w:rtl w:val="0"/>
-              </w:rPr>
-            </w:r>
-          </w:p>
-        </w:tc>
-        <w:tc>
-          <w:tcPr/>
-          <w:p>
-            <w:pPr>
-              <w:rPr/>
-            </w:pPr>
-            <w:r>
-              <w:rPr>
-                <w:sz w:val="18"/>
-                <w:szCs w:val="18"/>
-                <w:rtl w:val="0"/>
-              </w:rPr>
-              <w:t xml:space="preserve">Trader (included use case)</w:t>
-            </w:r>
-            <w:r>
-              <w:rPr>
-                <w:rtl w:val="0"/>
-              </w:rPr>
-            </w:r>
-          </w:p>
-        </w:tc>
-        <w:tc>
-          <w:tcPr/>
-          <w:p>
-            <w:pPr>
-              <w:rPr/>
-            </w:pPr>
-            <w:r>
-              <w:rPr>
-                <w:sz w:val="18"/>
-                <w:szCs w:val="18"/>
-                <w:rtl w:val="0"/>
-              </w:rPr>
-              <w:t xml:space="preserve">System determines the effective plan of the Trader and checks the feature, limit or daily quota before the action; included by UC-10, UC-11, UC-12, UC-13, UC-14, UC-16, UC-17, UC-18, UC-25, UC-28, UC-34 and UC-35.</w:t>
-            </w:r>
-            <w:r>
-              <w:rPr>
-                <w:rtl w:val="0"/>
-              </w:rPr>
-            </w:r>
-          </w:p>
-        </w:tc>
-      </w:tr>
-      <w:tr>
-        <w:trPr>
-          <w:cantSplit w:val="0"/>
-          <w:tblHeader w:val="0"/>
-        </w:trPr>
-        <w:tc>
-          <w:tcPr/>
-          <w:p>
-            <w:pPr>
-              <w:rPr/>
-            </w:pPr>
-            <w:r>
-              <w:rPr>
-                <w:sz w:val="18"/>
-                <w:szCs w:val="18"/>
-                <w:rtl w:val="0"/>
-              </w:rPr>
-              <w:t xml:space="preserve">UC-54</w:t>
-            </w:r>
-            <w:r>
-              <w:rPr>
-                <w:rtl w:val="0"/>
-              </w:rPr>
-            </w:r>
-          </w:p>
-        </w:tc>
-        <w:tc>
-          <w:tcPr/>
-          <w:p>
-            <w:pPr>
-              <w:rPr/>
-            </w:pPr>
-            <w:r>
-              <w:rPr>
-                <w:sz w:val="18"/>
-                <w:szCs w:val="18"/>
-                <w:rtl w:val="0"/>
-              </w:rPr>
-              <w:t xml:space="preserve">Open Demo Account</w:t>
-            </w:r>
-            <w:r>
-              <w:rPr>
-                <w:rtl w:val="0"/>
-              </w:rPr>
-            </w:r>
-          </w:p>
-        </w:tc>
-        <w:tc>
-          <w:tcPr/>
-          <w:p>
-            <w:pPr>
-              <w:rPr/>
-            </w:pPr>
-            <w:r>
-              <w:rPr>
-                <w:sz w:val="18"/>
-                <w:szCs w:val="18"/>
-                <w:rtl w:val="0"/>
-              </w:rPr>
-              <w:t xml:space="preserve">Trader</w:t>
-            </w:r>
-            <w:r>
-              <w:rPr>
-                <w:rtl w:val="0"/>
-              </w:rPr>
-            </w:r>
-          </w:p>
-        </w:tc>
-        <w:tc>
-          <w:tcPr/>
-          <w:p>
-            <w:pPr>
-              <w:rPr/>
-            </w:pPr>
-            <w:r>
-              <w:rPr>
-                <w:sz w:val="18"/>
-                <w:szCs w:val="18"/>
-                <w:rtl w:val="0"/>
-              </w:rPr>
-              <w:t xml:space="preserve">Trader opens the demo trading account once, receives the virtual starting funds in the Spot and Futures wallets and views the wallet balances and their estimated value.</w:t>
-            </w:r>
-            <w:r>
-              <w:rPr>
-                <w:rtl w:val="0"/>
-              </w:rPr>
-            </w:r>
-          </w:p>
-        </w:tc>
-      </w:tr>
-      <w:tr>
-        <w:trPr>
-          <w:cantSplit w:val="0"/>
-          <w:tblHeader w:val="0"/>
-        </w:trPr>
-        <w:tc>
-          <w:tcPr/>
-          <w:p>
-            <w:pPr>
-              <w:rPr/>
-            </w:pPr>
-            <w:r>
-              <w:rPr>
-                <w:sz w:val="18"/>
-                <w:szCs w:val="18"/>
-                <w:rtl w:val="0"/>
-              </w:rPr>
-              <w:t xml:space="preserve">UC-55</w:t>
-            </w:r>
-            <w:r>
-              <w:rPr>
-                <w:rtl w:val="0"/>
-              </w:rPr>
-            </w:r>
-          </w:p>
-        </w:tc>
-        <w:tc>
-          <w:tcPr/>
-          <w:p>
-            <w:pPr>
-              <w:rPr/>
-            </w:pPr>
-            <w:r>
-              <w:rPr>
-                <w:sz w:val="18"/>
-                <w:szCs w:val="18"/>
-                <w:rtl w:val="0"/>
-              </w:rPr>
-              <w:t xml:space="preserve">Transfer Demo Funds</w:t>
-            </w:r>
-            <w:r>
-              <w:rPr>
-                <w:rtl w:val="0"/>
-              </w:rPr>
-            </w:r>
-          </w:p>
-        </w:tc>
-        <w:tc>
-          <w:tcPr/>
-          <w:p>
-            <w:pPr>
-              <w:rPr/>
-            </w:pPr>
-            <w:r>
-              <w:rPr>
-                <w:sz w:val="18"/>
-                <w:szCs w:val="18"/>
-                <w:rtl w:val="0"/>
-              </w:rPr>
-              <w:t xml:space="preserve">Trader</w:t>
-            </w:r>
-            <w:r>
-              <w:rPr>
-                <w:rtl w:val="0"/>
-              </w:rPr>
-            </w:r>
-          </w:p>
-        </w:tc>
-        <w:tc>
-          <w:tcPr/>
-          <w:p>
-            <w:pPr>
-              <w:rPr/>
-            </w:pPr>
-            <w:r>
-              <w:rPr>
-                <w:sz w:val="18"/>
-                <w:szCs w:val="18"/>
-                <w:rtl w:val="0"/>
-              </w:rPr>
-              <w:t xml:space="preserve">Trader moves USDT between the Spot and Futures demo wallets and views the transfer history.</w:t>
-            </w:r>
-            <w:r>
-              <w:rPr>
-                <w:rtl w:val="0"/>
-              </w:rPr>
-            </w:r>
-          </w:p>
-        </w:tc>
-      </w:tr>
-      <w:tr>
-        <w:trPr>
-          <w:cantSplit w:val="0"/>
-          <w:tblHeader w:val="0"/>
-        </w:trPr>
-        <w:tc>
-          <w:tcPr/>
-          <w:p>
-            <w:pPr>
-              <w:rPr/>
-            </w:pPr>
-            <w:r>
-              <w:rPr>
-                <w:sz w:val="18"/>
-                <w:szCs w:val="18"/>
-                <w:rtl w:val="0"/>
-              </w:rPr>
-              <w:t xml:space="preserve">UC-56</w:t>
-            </w:r>
-            <w:r>
-              <w:rPr>
-                <w:rtl w:val="0"/>
-              </w:rPr>
-            </w:r>
-          </w:p>
-        </w:tc>
-        <w:tc>
-          <w:tcPr/>
-          <w:p>
-            <w:pPr>
-              <w:rPr/>
-            </w:pPr>
-            <w:r>
-              <w:rPr>
-                <w:sz w:val="18"/>
-                <w:szCs w:val="18"/>
-                <w:rtl w:val="0"/>
-              </w:rPr>
-              <w:t xml:space="preserve">Place Demo Spot Order</w:t>
-            </w:r>
-            <w:r>
-              <w:rPr>
-                <w:rtl w:val="0"/>
-              </w:rPr>
-            </w:r>
-          </w:p>
-        </w:tc>
-        <w:tc>
-          <w:tcPr/>
-          <w:p>
-            <w:pPr>
-              <w:rPr/>
-            </w:pPr>
-            <w:r>
-              <w:rPr>
-                <w:sz w:val="18"/>
-                <w:szCs w:val="18"/>
-                <w:rtl w:val="0"/>
-              </w:rPr>
-              <w:t xml:space="preserve">Trader</w:t>
-            </w:r>
-            <w:r>
-              <w:rPr>
-                <w:rtl w:val="0"/>
-              </w:rPr>
-            </w:r>
-          </w:p>
-        </w:tc>
-        <w:tc>
-          <w:tcPr/>
-          <w:p>
-            <w:pPr>
-              <w:rPr/>
-            </w:pPr>
-            <w:r>
-              <w:rPr>
-                <w:sz w:val="18"/>
-                <w:szCs w:val="18"/>
-                <w:rtl w:val="0"/>
-              </w:rPr>
-              <w:t xml:space="preserve">Trader places a demo Spot order (limit, market, post-only, stop, trailing stop, OCO, OTO, OTOCO) that is matched against live Binance prices and order book.</w:t>
-            </w:r>
-            <w:r>
-              <w:rPr>
-                <w:rtl w:val="0"/>
-              </w:rPr>
-            </w:r>
-          </w:p>
-        </w:tc>
-      </w:tr>
-      <w:tr>
-        <w:trPr>
-          <w:cantSplit w:val="0"/>
-          <w:tblHeader w:val="0"/>
-        </w:trPr>
-        <w:tc>
-          <w:tcPr/>
-          <w:p>
-            <w:pPr>
-              <w:rPr/>
-            </w:pPr>
-            <w:r>
-              <w:rPr>
-                <w:sz w:val="18"/>
-                <w:szCs w:val="18"/>
-                <w:rtl w:val="0"/>
-              </w:rPr>
-              <w:t xml:space="preserve">UC-57</w:t>
-            </w:r>
-            <w:r>
-              <w:rPr>
-                <w:rtl w:val="0"/>
-              </w:rPr>
-            </w:r>
-          </w:p>
-        </w:tc>
-        <w:tc>
-          <w:tcPr/>
-          <w:p>
-            <w:pPr>
-              <w:rPr/>
-            </w:pPr>
-            <w:r>
-              <w:rPr>
-                <w:sz w:val="18"/>
-                <w:szCs w:val="18"/>
-                <w:rtl w:val="0"/>
-              </w:rPr>
-              <w:t xml:space="preserve">Manage Demo Orders</w:t>
-            </w:r>
-            <w:r>
-              <w:rPr>
-                <w:rtl w:val="0"/>
-              </w:rPr>
-            </w:r>
-          </w:p>
-        </w:tc>
-        <w:tc>
-          <w:tcPr/>
-          <w:p>
-            <w:pPr>
-              <w:rPr/>
-            </w:pPr>
-            <w:r>
-              <w:rPr>
-                <w:sz w:val="18"/>
-                <w:szCs w:val="18"/>
-                <w:rtl w:val="0"/>
-              </w:rPr>
-              <w:t xml:space="preserve">Trader</w:t>
-            </w:r>
-            <w:r>
-              <w:rPr>
-                <w:rtl w:val="0"/>
-              </w:rPr>
-            </w:r>
-          </w:p>
-        </w:tc>
-        <w:tc>
-          <w:tcPr/>
-          <w:p>
-            <w:pPr>
-              <w:rPr/>
-            </w:pPr>
-            <w:r>
-              <w:rPr>
-                <w:sz w:val="18"/>
-                <w:szCs w:val="18"/>
-                <w:rtl w:val="0"/>
-              </w:rPr>
-              <w:t xml:space="preserve">Trader cancels open demo orders, one or all of a pair, and views open orders, order history, trade history and the ledger.</w:t>
-            </w:r>
-            <w:r>
-              <w:rPr>
-                <w:rtl w:val="0"/>
-              </w:rPr>
-            </w:r>
-          </w:p>
-        </w:tc>
-      </w:tr>
-      <w:tr>
-        <w:trPr>
-          <w:cantSplit w:val="0"/>
-          <w:tblHeader w:val="0"/>
-        </w:trPr>
-        <w:tc>
-          <w:tcPr/>
-          <w:p>
-            <w:pPr>
-              <w:rPr/>
-            </w:pPr>
-            <w:r>
-              <w:rPr>
-                <w:sz w:val="18"/>
-                <w:szCs w:val="18"/>
-                <w:rtl w:val="0"/>
-              </w:rPr>
-              <w:t xml:space="preserve">UC-58</w:t>
-            </w:r>
-            <w:r>
-              <w:rPr>
-                <w:rtl w:val="0"/>
-              </w:rPr>
-            </w:r>
-          </w:p>
-        </w:tc>
-        <w:tc>
-          <w:tcPr/>
-          <w:p>
-            <w:pPr>
-              <w:rPr/>
-            </w:pPr>
-            <w:r>
-              <w:rPr>
-                <w:sz w:val="18"/>
-                <w:szCs w:val="18"/>
-                <w:rtl w:val="0"/>
-              </w:rPr>
-              <w:t xml:space="preserve">View Demo PnL Analysis</w:t>
-            </w:r>
-            <w:r>
-              <w:rPr>
-                <w:rtl w:val="0"/>
-              </w:rPr>
-            </w:r>
-          </w:p>
-        </w:tc>
-        <w:tc>
-          <w:tcPr/>
-          <w:p>
-            <w:pPr>
-              <w:rPr/>
-            </w:pPr>
-            <w:r>
-              <w:rPr>
-                <w:sz w:val="18"/>
-                <w:szCs w:val="18"/>
-                <w:rtl w:val="0"/>
-              </w:rPr>
-              <w:t xml:space="preserve">Trader</w:t>
-            </w:r>
-            <w:r>
-              <w:rPr>
-                <w:rtl w:val="0"/>
-              </w:rPr>
-            </w:r>
-          </w:p>
-        </w:tc>
-        <w:tc>
-          <w:tcPr/>
-          <w:p>
-            <w:pPr>
-              <w:rPr/>
-            </w:pPr>
-            <w:r>
-              <w:rPr>
-                <w:sz w:val="18"/>
-                <w:szCs w:val="18"/>
-                <w:rtl w:val="0"/>
-              </w:rPr>
-              <w:t xml:space="preserve">Trader views the account worth, today's PnL, the worth over 7, 30 or 90 days and the average cost and unrealized PnL of each Spot coin.</w:t>
-            </w:r>
-            <w:r>
-              <w:rPr>
-                <w:rtl w:val="0"/>
-              </w:rPr>
-            </w:r>
-          </w:p>
-        </w:tc>
-      </w:tr>
-      <w:tr>
-        <w:trPr>
-          <w:cantSplit w:val="0"/>
-          <w:tblHeader w:val="0"/>
-        </w:trPr>
-        <w:tc>
-          <w:tcPr/>
-          <w:p>
-            <w:pPr>
-              <w:rPr/>
-            </w:pPr>
-            <w:r>
-              <w:rPr>
-                <w:sz w:val="18"/>
-                <w:szCs w:val="18"/>
-                <w:rtl w:val="0"/>
-              </w:rPr>
-              <w:t xml:space="preserve">UC-59</w:t>
-            </w:r>
-            <w:r>
-              <w:rPr>
-                <w:rtl w:val="0"/>
-              </w:rPr>
-            </w:r>
-          </w:p>
-        </w:tc>
-        <w:tc>
-          <w:tcPr/>
-          <w:p>
-            <w:pPr>
-              <w:rPr/>
-            </w:pPr>
-            <w:r>
-              <w:rPr>
-                <w:sz w:val="18"/>
-                <w:szCs w:val="18"/>
-                <w:rtl w:val="0"/>
-              </w:rPr>
-              <w:t xml:space="preserve">View Member Page</w:t>
-            </w:r>
-            <w:r>
-              <w:rPr>
-                <w:rtl w:val="0"/>
-              </w:rPr>
-            </w:r>
-          </w:p>
-        </w:tc>
-        <w:tc>
-          <w:tcPr/>
-          <w:p>
-            <w:pPr>
-              <w:rPr/>
-            </w:pPr>
-            <w:r>
-              <w:rPr>
-                <w:sz w:val="18"/>
-                <w:szCs w:val="18"/>
-                <w:rtl w:val="0"/>
-              </w:rPr>
-              <w:t xml:space="preserve">Guest, Trader</w:t>
-            </w:r>
-            <w:r>
-              <w:rPr>
-                <w:rtl w:val="0"/>
-              </w:rPr>
-            </w:r>
-          </w:p>
-        </w:tc>
-        <w:tc>
-          <w:tcPr/>
-          <w:p>
-            <w:pPr>
-              <w:rPr/>
-            </w:pPr>
-            <w:r>
-              <w:rPr>
-                <w:sz w:val="18"/>
-                <w:szCs w:val="18"/>
-                <w:rtl w:val="0"/>
-              </w:rPr>
-              <w:t xml:space="preserve">User views the public page of a community member with display name, avatar, join date, number of posts, likes received and the member's posts.</w:t>
-            </w:r>
-            <w:r>
-              <w:rPr>
-                <w:rtl w:val="0"/>
-              </w:rPr>
+              <w:t>UC-52</w:t>
+            </w:r>
+          </w:p>
+        </w:tc>
+        <w:tc>
+          <w:tcPr/>
+          <w:p>
+            <w:pPr>
+              <w:rPr/>
+            </w:pPr>
+            <w:r>
+              <w:rPr>
+                <w:sz w:val="18"/>
+                <w:szCs w:val="18"/>
+                <w:rtl w:val="0"/>
+              </w:rPr>
+              <w:t>Crawl, De-duplicate &amp; Tag News</w:t>
+            </w:r>
+          </w:p>
+        </w:tc>
+        <w:tc>
+          <w:tcPr/>
+          <w:p>
+            <w:pPr>
+              <w:rPr/>
+            </w:pPr>
+            <w:r>
+              <w:rPr>
+                <w:sz w:val="18"/>
+                <w:szCs w:val="18"/>
+                <w:rtl w:val="0"/>
+              </w:rPr>
+              <w:t>Scheduler, News Source</w:t>
+            </w:r>
+          </w:p>
+        </w:tc>
+        <w:tc>
+          <w:tcPr/>
+          <w:p>
+            <w:pPr>
+              <w:rPr/>
+            </w:pPr>
+            <w:r>
+              <w:rPr>
+                <w:sz w:val="18"/>
+                <w:szCs w:val="18"/>
+                <w:rtl w:val="0"/>
+              </w:rPr>
+              <w:t>System fetches the RSS feeds of active sources, removes duplicates, tags coins and requests AI summaries (NSF-10, NSF-11).</w:t>
             </w:r>
           </w:p>
         </w:tc>
@@ -21277,7 +18258,7 @@
                 <w:szCs w:val="18"/>
                 <w:rtl w:val="0"/>
               </w:rPr>
-              <w:t xml:space="preserve">Comparison of the FREE, PRO and PREMIUM plans, packages for sale, current and scheduled subscriptions, upgrade credit and checkout with gateway selection.</w:t>
+              <w:t>Comparison of the FREE, PRO and PREMIUM plans, packages for sale, current and scheduled subscriptions, upgrade credit and checkout through MoMo.</w:t>
             </w:r>
             <w:r>
               <w:rPr>
@@ -27278,7 +24259,7 @@
                 <w:szCs w:val="18"/>
                 <w:rtl w:val="0"/>
               </w:rPr>
-              <w:t xml:space="preserve">Receives and verifies IPN from VNPay/MoMo, updates the order, activates, schedules or upgrades the subscription according to the order type and acknowledges the gateway.</w:t>
+              <w:t>Receives and verifies IPN from MoMo, updates the order, activates, schedules or upgrades the subscription according to the order type and acknowledges the gateway.</w:t>
             </w:r>
             <w:r>
               <w:rPr>
@@ -30657,7 +27638,7 @@
                 <w:szCs w:val="18"/>
                 <w:rtl w:val="0"/>
               </w:rPr>
-              <w:t xml:space="preserve">Package of a plan tier (FREE, PRO, PREMIUM) with tier rank, price, duration, purchasable flag, active flag and the entitlements of the tier (Table 3.1): Futures analysis, setup score components, maximum ACTIVE plans and open positions, watchlist items, active alerts, indicator alerts, external alert channels, full performance dashboard, news AI insight, AI daily quota, AI performance context, video posting. FREE is a single package that cannot be purchased.</w:t>
+              <w:t>Package of a plan tier (FREE, PRO, PREMIUM) with tier rank, price, duration, purchasable flag, active flag and the entitlements of the tier (Table 3.1): Futures analysis, setup score components, maximum ACTIVE plans and open positions, watchlist items, active alerts, indicator alerts, external alert channels, full performance dashboard, news AI insight, AI daily quota, AI performance context, video posts per calendar month. FREE is a single package that cannot be purchased.</w:t>
             </w:r>
             <w:r>
               <w:rPr>
@@ -31548,7 +28529,7 @@
         <w:rPr>
           <w:rtl w:val="0"/>
         </w:rPr>
-        <w:t xml:space="preserve">Allows a Guest to create a Trader account (UC-01). Output: an unverified account and a Verification Email sent through the Email Service.</w:t>
+        <w:t>Allows a Guest to create a Trader account (UC-02). Output: an unverified account and a Verification Email sent through the Email Service.</w:t>
       </w:r>
     </w:p>
     <w:p>
@@ -31988,7 +28969,7 @@
         <w:rPr>
           <w:rtl w:val="0"/>
         </w:rPr>
-        <w:t xml:space="preserve">Authenticates a Trader or Admin and issues the session tokens (UC-03, UC-05).</w:t>
+        <w:t>Authenticates a Trader or Admin and issues the session tokens (UC-01).</w:t>
       </w:r>
     </w:p>
     <w:p>
@@ -32238,7 +29219,7 @@
         <w:rPr>
           <w:rtl w:val="0"/>
         </w:rPr>
-        <w:t xml:space="preserve">Allows a user to set a new password through an emailed link (UC-04).</w:t>
+        <w:t>Allows a user to set a new password through an emailed link (UC-01).</w:t>
       </w:r>
     </w:p>
     <w:p>
@@ -32428,7 +29409,7 @@
         <w:rPr>
           <w:rtl w:val="0"/>
         </w:rPr>
-        <w:t xml:space="preserve">Allows a Trader to update profile, password and notification preferences (UC-06, UC-07, UC-08). Admin uses only the Security tab.</w:t>
+        <w:t>Allows a Trader to update profile, password, notification preferences, default capital and risk, trading style and market of interest (UC-07, UC-08, UC-09). Admin uses only the Security tab.</w:t>
       </w:r>
     </w:p>
     <w:p>
@@ -32499,7 +29480,7 @@
           <w:color w:val="000000"/>
           <w:rtl w:val="0"/>
         </w:rPr>
-        <w:t xml:space="preserve">Profile tab: display name (2-50 characters), avatar (JPG, PNG or WEBP, maximum 2 MB, stored in Media Storage), default capital (greater than 0), default risk % (0.1-10, BR-30; initially the risk per trade of the risk profile), trading style (SCALPING, DAY, SWING, POSITION; selects the setup score preset, BR-13) and risk profile (CONSERVATIVE, BALANCED, AGGRESSIVE; default CONSERVATIVE, BR-66). Default capital and risk % pre-fill new trading plans.</w:t>
+        <w:t>Profile tab: display name (2-50 characters), avatar (JPG, PNG or WEBP, maximum 2 MB, stored in Media Storage), default capital (greater than 0), default risk % (0.1-10, BR-30; initially the risk per trade of the risk profile), trading style (SCALPING, DAY, SWING, POSITION; selects the setup score preset, BR-13) and risk profile (CONSERVATIVE, BALANCED, AGGRESSIVE; default CONSERVATIVE, BR-66) and market of interest (SPOT or FUTURES; default SPOT), which opens the market overview and a new trading plan on that market; FUTURES is applied only while the effective plan includes Futures analysis (BR-62). Default capital and risk % pre-fill new trading plans.</w:t>
       </w:r>
       <w:r>
         <w:rPr>
@@ -32753,7 +29734,7 @@
         <w:rPr>
           <w:rtl w:val="0"/>
         </w:rPr>
-        <w:t xml:space="preserve">Shows the realtime overview of pairs enabled by Admin (UC-09).</w:t>
+        <w:t>Shows the realtime overview of pairs enabled by Admin (UC-03, UC-04).</w:t>
       </w:r>
     </w:p>
     <w:p>
@@ -33003,7 +29984,7 @@
         <w:rPr>
           <w:rtl w:val="0"/>
         </w:rPr>
-        <w:t xml:space="preserve">Provides the technical analysis of a spot pair (UC-10).</w:t>
+        <w:t>Provides the technical analysis of a spot pair (UC-05, UC-10).</w:t>
       </w:r>
     </w:p>
     <w:p>
@@ -33593,7 +30574,7 @@
         <w:rPr>
           <w:rtl w:val="0"/>
         </w:rPr>
-        <w:t xml:space="preserve">Collects and stores public market data from the Binance Market Data API (BR-09). No user interface.</w:t>
+        <w:t>Collects and stores public market data from the Binance Market Data API (BR-09; UC-47). No user interface.</w:t>
       </w:r>
     </w:p>
     <w:p>
@@ -33849,7 +30830,7 @@
         <w:rPr>
           <w:rtl w:val="0"/>
         </w:rPr>
-        <w:t xml:space="preserve">Computes indicators, support/resistance and setup score for the closed candle.</w:t>
+        <w:t>Computes indicators, support/resistance and setup score for the closed candle (UC-48).</w:t>
       </w:r>
     </w:p>
     <w:p>
@@ -34047,7 +31028,7 @@
         <w:rPr>
           <w:rtl w:val="0"/>
         </w:rPr>
-        <w:t xml:space="preserve">Maintains the list of pairs followed by the Trader (UC-12).</w:t>
+        <w:t>Maintains the list of pairs followed by the Trader (UC-23).</w:t>
       </w:r>
     </w:p>
     <w:p>
@@ -34237,7 +31218,7 @@
         <w:rPr>
           <w:rtl w:val="0"/>
         </w:rPr>
-        <w:t xml:space="preserve">Defines a price or indicator alert (UC-13).</w:t>
+        <w:t>Defines a price or indicator alert (UC-24).</w:t>
       </w:r>
     </w:p>
     <w:p>
@@ -34517,7 +31498,7 @@
         <w:rPr>
           <w:rtl w:val="0"/>
         </w:rPr>
-        <w:t xml:space="preserve">Lists and manages the Trader's alerts (UC-14).</w:t>
+        <w:t>Lists and manages the Trader's alerts (UC-24).</w:t>
       </w:r>
     </w:p>
     <w:p>
@@ -34737,7 +31718,7 @@
         <w:rPr>
           <w:rtl w:val="0"/>
         </w:rPr>
-        <w:t xml:space="preserve">Checks alert conditions and creates notifications.</w:t>
+        <w:t>Checks alert conditions and creates notifications (UC-49).</w:t>
       </w:r>
     </w:p>
     <w:p>
@@ -34950,7 +31931,7 @@
         <w:rPr>
           <w:rtl w:val="0"/>
         </w:rPr>
-        <w:t xml:space="preserve">Shows the Trader's in-app notifications (UC-15). Delivery by email and push is performed by NSF-15 and is not part of this use case.</w:t>
+        <w:t>Shows the Trader's in-app notifications (UC-25). Delivery by email and push is performed by NSF-15 and is not part of this use case.</w:t>
       </w:r>
     </w:p>
     <w:p>
@@ -35155,7 +32136,7 @@
         <w:rPr>
           <w:rtl w:val="0"/>
         </w:rPr>
-        <w:t xml:space="preserve">Captures a trading plan and calculates its risk (UC-16, UC-17).</w:t>
+        <w:t>Captures a trading plan and calculates its risk (UC-13, UC-16, UC-17, UC-18).</w:t>
       </w:r>
     </w:p>
     <w:p>
@@ -35418,7 +32399,7 @@
         <w:rPr>
           <w:rtl w:val="0"/>
         </w:rPr>
-        <w:t xml:space="preserve">Lists the Trader's plans (UC-20).</w:t>
+        <w:t>Lists the Trader's plans (UC-19).</w:t>
       </w:r>
     </w:p>
     <w:p>
@@ -35609,7 +32590,7 @@
         <w:rPr>
           <w:rtl w:val="0"/>
         </w:rPr>
-        <w:t xml:space="preserve">Shows plan details and allows activation, cancellation and manual closing (UC-18, UC-19, UC-21).</w:t>
+        <w:t>Shows plan details and allows activation, cancellation and manual closing (UC-14, UC-19).</w:t>
       </w:r>
     </w:p>
     <w:p>
@@ -35830,7 +32811,7 @@
         <w:rPr>
           <w:rtl w:val="0"/>
         </w:rPr>
-        <w:t xml:space="preserve">Executes active plans against live prices and settles simulated positions.</w:t>
+        <w:t>Executes active plans against live prices and settles simulated positions (UC-50).</w:t>
       </w:r>
     </w:p>
     <w:p>
@@ -36119,7 +33100,7 @@
         <w:rPr>
           <w:rtl w:val="0"/>
         </w:rPr>
-        <w:t xml:space="preserve">Lists trades and lets the Trader review them (UC-22, UC-23).</w:t>
+        <w:t>Lists trades and lets the Trader review them (UC-21).</w:t>
       </w:r>
     </w:p>
     <w:p>
@@ -36309,7 +33290,7 @@
         <w:rPr>
           <w:rtl w:val="0"/>
         </w:rPr>
-        <w:t xml:space="preserve">Records a trade executed outside CryptoPilot (UC-24).</w:t>
+        <w:t>Records a trade executed outside CryptoPilot (UC-21).</w:t>
       </w:r>
     </w:p>
     <w:p>
@@ -36499,7 +33480,7 @@
         <w:rPr>
           <w:rtl w:val="0"/>
         </w:rPr>
-        <w:t xml:space="preserve">Shows statistics of closed trades (UC-25).</w:t>
+        <w:t>Shows statistics of closed trades (UC-22).</w:t>
       </w:r>
     </w:p>
     <w:p>
@@ -36734,7 +33715,7 @@
         <w:rPr>
           <w:rtl w:val="0"/>
         </w:rPr>
-        <w:t xml:space="preserve">Displays community posts and their discussions (UC-26).</w:t>
+        <w:t>Displays community posts and their discussions (UC-06).</w:t>
       </w:r>
     </w:p>
     <w:p>
@@ -36954,7 +33935,7 @@
         <w:rPr>
           <w:rtl w:val="0"/>
         </w:rPr>
-        <w:t xml:space="preserve">Publishes or updates a post (UC-27, UC-28, UC-29, UC-44).</w:t>
+        <w:t>Publishes or updates a post (UC-26, UC-29, UC-39).</w:t>
       </w:r>
     </w:p>
     <w:p>
@@ -37055,7 +34036,7 @@
           <w:color w:val="000000"/>
           <w:rtl w:val="0"/>
         </w:rPr>
-        <w:t xml:space="preserve">Posting a video requires an active PRO or PREMIUM plan (BR-43, BR-62); otherwise MSG29 is shown.</w:t>
+        <w:t>Posting a video requires an active PRO or PREMIUM plan (BR-43, BR-62); otherwise MSG29 is shown. Posting a video beyond the number of video posts per calendar month of the plan shows MSG27.</w:t>
       </w:r>
       <w:r>
         <w:rPr>
@@ -37198,7 +34179,7 @@
         <w:rPr>
           <w:rtl w:val="0"/>
         </w:rPr>
-        <w:t xml:space="preserve">Adds comments, replies, likes and bookmarks (UC-30, UC-31, UC-32).</w:t>
+        <w:t>Adds comments, replies, likes and bookmarks (UC-27).</w:t>
       </w:r>
     </w:p>
     <w:p>
@@ -37388,7 +34369,7 @@
         <w:rPr>
           <w:rtl w:val="0"/>
         </w:rPr>
-        <w:t xml:space="preserve">Reports a post that violates community rules (UC-33).</w:t>
+        <w:t>Reports a post that violates community rules (UC-28).</w:t>
       </w:r>
     </w:p>
     <w:p>
@@ -37548,7 +34529,7 @@
         <w:rPr>
           <w:rtl w:val="0"/>
         </w:rPr>
-        <w:t xml:space="preserve">Shows the public page of a community member (UC-59).</w:t>
+        <w:t>Shows the public page of a community member (UC-06).</w:t>
       </w:r>
     </w:p>
     <w:p>
@@ -37723,7 +34704,7 @@
         <w:rPr>
           <w:rtl w:val="0"/>
         </w:rPr>
-        <w:t xml:space="preserve">Displays aggregated crypto news (UC-34).</w:t>
+        <w:t>Displays aggregated crypto news (UC-12).</w:t>
       </w:r>
     </w:p>
     <w:p>
@@ -37913,7 +34894,7 @@
         <w:rPr>
           <w:rtl w:val="0"/>
         </w:rPr>
-        <w:t xml:space="preserve">Collects, deduplicates, tags and summarizes articles.</w:t>
+        <w:t>Collects, deduplicates, tags and summarizes articles (UC-52).</w:t>
       </w:r>
     </w:p>
     <w:p>
@@ -38171,7 +35152,7 @@
         <w:rPr>
           <w:rtl w:val="0"/>
         </w:rPr>
-        <w:t xml:space="preserve">Answers the Trader's questions using the data of the system (UC-35, UC-36).</w:t>
+        <w:t>Answers the Trader's questions using the data of the system (UC-30, UC-31).</w:t>
       </w:r>
     </w:p>
     <w:p>
@@ -38481,7 +35462,7 @@
         <w:rPr>
           <w:rtl w:val="0"/>
         </w:rPr>
-        <w:t xml:space="preserve">Calls the LLM Provider through the separate AI Service.</w:t>
+        <w:t>Calls the LLM Provider through the separate AI Service (UC-32).</w:t>
       </w:r>
     </w:p>
     <w:p>
@@ -40191,12 +37172,7 @@
                 <w:szCs w:val="18"/>
                 <w:rtl w:val="0"/>
               </w:rPr>
-              <w:t xml:space="preserve">Video posting</w:t>
-            </w:r>
-            <w:r>
-              <w:rPr>
-                <w:rtl w:val="0"/>
-              </w:rPr>
+              <w:t>Video posts per calendar month (maximum)</w:t>
             </w:r>
           </w:p>
         </w:tc>
@@ -40213,12 +37189,7 @@
                 <w:szCs w:val="18"/>
                 <w:rtl w:val="0"/>
               </w:rPr>
-              <w:t xml:space="preserve">No</w:t>
-            </w:r>
-            <w:r>
-              <w:rPr>
-                <w:rtl w:val="0"/>
-              </w:rPr>
+              <w:t>0 (no video posting)</w:t>
             </w:r>
           </w:p>
         </w:tc>
@@ -40235,12 +37206,7 @@
                 <w:szCs w:val="18"/>
                 <w:rtl w:val="0"/>
               </w:rPr>
-              <w:t xml:space="preserve">Yes</w:t>
-            </w:r>
-            <w:r>
-              <w:rPr>
-                <w:rtl w:val="0"/>
-              </w:rPr>
+              <w:t>5</w:t>
             </w:r>
           </w:p>
         </w:tc>
@@ -40257,12 +37223,7 @@
                 <w:szCs w:val="18"/>
                 <w:rtl w:val="0"/>
               </w:rPr>
-              <w:t xml:space="preserve">Yes</w:t>
-            </w:r>
-            <w:r>
-              <w:rPr>
-                <w:rtl w:val="0"/>
-              </w:rPr>
+              <w:t>30</w:t>
             </w:r>
           </w:p>
         </w:tc>
@@ -40424,7 +37385,7 @@
         <w:rPr>
           <w:rtl w:val="0"/>
         </w:rPr>
-        <w:t xml:space="preserve">Lets the Trader buy a package through VNPay or MoMo (UC-37, UC-38).</w:t>
+        <w:t>Lets the Trader buy a package through MoMo (UC-34, UC-35).</w:t>
       </w:r>
     </w:p>
     <w:p>
@@ -40585,7 +37546,7 @@
           <w:color w:val="000000"/>
           <w:rtl w:val="0"/>
         </w:rPr>
-        <w:t xml:space="preserve">The Trader selects a package and a gateway; the system creates a SUBSCRIPTION_ORDER with status PENDING, a unique order code, the order type, the list price (BR-56), the credit, the amount and an expiry of 15 minutes (BR-54), then redirects the Trader to the gateway payment URL.</w:t>
+        <w:t>The Trader selects a package; the system creates a SUBSCRIPTION_ORDER with status PENDING, a unique order code, the order type, the list price (BR-56), the credit, the amount and an expiry of 15 minutes (BR-54), then redirects the Trader to the gateway payment URL.</w:t>
       </w:r>
       <w:r>
         <w:rPr>
@@ -40644,7 +37605,7 @@
         <w:rPr>
           <w:rtl w:val="0"/>
         </w:rPr>
-        <w:t xml:space="preserve">Shows the result of a payment and the order history (UC-39).</w:t>
+        <w:t>Shows the result of a payment and the order history (UC-35).</w:t>
       </w:r>
     </w:p>
     <w:p>
@@ -40804,7 +37765,7 @@
         <w:rPr>
           <w:rtl w:val="0"/>
         </w:rPr>
-        <w:t xml:space="preserve">Confirms payments and activates subscriptions.</w:t>
+        <w:t>Confirms payments and activates subscriptions (UC-36).</w:t>
       </w:r>
     </w:p>
     <w:p>
@@ -41017,7 +37978,7 @@
         <w:rPr>
           <w:rtl w:val="0"/>
         </w:rPr>
-        <w:t xml:space="preserve">Ends expired subscriptions, starts scheduled subscriptions and reminds Traders.</w:t>
+        <w:t>Ends expired subscriptions, starts scheduled subscriptions and reminds Traders (UC-51).</w:t>
       </w:r>
     </w:p>
     <w:p>
@@ -41215,7 +38176,7 @@
         <w:rPr>
           <w:rtl w:val="0"/>
         </w:rPr>
-        <w:t xml:space="preserve">Provides key indicators and management reports (UC-40, UC-41).</w:t>
+        <w:t>Provides key indicators and management reports (UC-45).</w:t>
       </w:r>
     </w:p>
     <w:p>
@@ -41375,7 +38336,7 @@
         <w:rPr>
           <w:rtl w:val="0"/>
         </w:rPr>
-        <w:t xml:space="preserve">Allows Admin to search accounts and change their status or role (UC-42).</w:t>
+        <w:t>Allows Admin to search accounts and change their status or role (UC-37).</w:t>
       </w:r>
     </w:p>
     <w:p>
@@ -41565,7 +38526,7 @@
         <w:rPr>
           <w:rtl w:val="0"/>
         </w:rPr>
-        <w:t xml:space="preserve">Resolves violation reports (UC-43).</w:t>
+        <w:t>Resolves violation reports (UC-40).</w:t>
       </w:r>
     </w:p>
     <w:p>
@@ -41755,7 +38716,7 @@
         <w:rPr>
           <w:rtl w:val="0"/>
         </w:rPr>
-        <w:t xml:space="preserve">Maintains supported pairs and the risk parameters used for liquidation price calculation (UC-45, UC-46).</w:t>
+        <w:t>Maintains supported pairs and the risk parameters used for liquidation price calculation (UC-38).</w:t>
       </w:r>
     </w:p>
     <w:p>
@@ -41945,7 +38906,7 @@
         <w:rPr>
           <w:rtl w:val="0"/>
         </w:rPr>
-        <w:t xml:space="preserve">Maintains packages and monitors orders (UC-47, UC-48).</w:t>
+        <w:t>Maintains packages and monitors orders (UC-42, UC-43).</w:t>
       </w:r>
     </w:p>
     <w:p>
@@ -42105,7 +39066,7 @@
         <w:rPr>
           <w:rtl w:val="0"/>
         </w:rPr>
-        <w:t xml:space="preserve">Maintains RSS sources (UC-49).</w:t>
+        <w:t>Maintains RSS sources and their crawl schedule (UC-44).</w:t>
       </w:r>
     </w:p>
     <w:p>
@@ -42265,7 +39226,7 @@
         <w:rPr>
           <w:rtl w:val="0"/>
         </w:rPr>
-        <w:t xml:space="preserve">Maintains versions of the AI configuration (UC-50).</w:t>
+        <w:t>Maintains versions of the AI configuration (UC-41).</w:t>
       </w:r>
     </w:p>
     <w:p>
@@ -42425,7 +39386,7 @@
         <w:rPr>
           <w:rtl w:val="0"/>
         </w:rPr>
-        <w:t xml:space="preserve">Maintains configurable limits and thresholds (UC-51).</w:t>
+        <w:t>Maintains configurable limits and thresholds (UC-38).</w:t>
       </w:r>
     </w:p>
     <w:p>
@@ -42626,7 +39587,7 @@
         <w:rPr>
           <w:rtl w:val="0"/>
         </w:rPr>
-        <w:t xml:space="preserve">Allows Admin to review recorded actions (UC-52).</w:t>
+        <w:t>Allows Admin to review recorded actions (UC-46).</w:t>
       </w:r>
     </w:p>
     <w:p>
@@ -42809,7 +39770,7 @@
         <w:rPr>
           <w:rtl w:val="0"/>
         </w:rPr>
-        <w:t xml:space="preserve">Opens the Trader's demo account and shows the demo wallets (UC-54).</w:t>
+        <w:t>Opens the Trader's demo account and shows the demo wallets (UC-20).</w:t>
       </w:r>
     </w:p>
     <w:p>
@@ -42997,7 +39958,7 @@
         <w:rPr>
           <w:rtl w:val="0"/>
         </w:rPr>
-        <w:t xml:space="preserve">Moves USDT between the Spot and the Futures demo wallet (UC-55).</w:t>
+        <w:t>Moves USDT between the Spot and the Futures demo wallet (UC-20).</w:t>
       </w:r>
     </w:p>
     <w:p>
@@ -43185,7 +40146,7 @@
         <w:rPr>
           <w:rtl w:val="0"/>
         </w:rPr>
-        <w:t xml:space="preserve">Places a demo Spot order on an enabled pair (UC-56).</w:t>
+        <w:t>Places a demo Spot order on an enabled pair (UC-15).</w:t>
       </w:r>
     </w:p>
     <w:p>
@@ -43477,7 +40438,7 @@
         <w:rPr>
           <w:rtl w:val="0"/>
         </w:rPr>
-        <w:t xml:space="preserve">Cancels demo orders and shows the order and balance history (UC-57).</w:t>
+        <w:t>Cancels demo orders and shows the order and balance history (UC-19).</w:t>
       </w:r>
     </w:p>
     <w:p>
@@ -43635,7 +40596,7 @@
         <w:rPr>
           <w:rtl w:val="0"/>
         </w:rPr>
-        <w:t xml:space="preserve">Shows the results of demo trading (UC-58).</w:t>
+        <w:t>Shows the results of demo trading (UC-20).</w:t>
       </w:r>
     </w:p>
     <w:p>
@@ -43823,7 +40784,7 @@
         <w:rPr>
           <w:rtl w:val="0"/>
         </w:rPr>
-        <w:t xml:space="preserve">Executes demo orders and records the worth of demo accounts.</w:t>
+        <w:t>Executes demo orders and records the worth of demo accounts (UC-50).</w:t>
       </w:r>
     </w:p>
     <w:p>
@@ -44571,7 +41532,7 @@
                 <w:szCs w:val="17"/>
                 <w:rtl w:val="0"/>
               </w:rPr>
-              <w:t xml:space="preserve">LLM Provider (Anthropic Claude API)</w:t>
+              <w:t>LLM Provider (configurable)</w:t>
             </w:r>
             <w:r>
               <w:rPr>
@@ -44656,117 +41617,6 @@
                 <w:rtl w:val="0"/>
               </w:rPr>
               <w:t xml:space="preserve">API key stored as a secret; provider rate limits; 60-second timeout; no personal data sent.</w:t>
-            </w:r>
-            <w:r>
-              <w:rPr>
-                <w:rtl w:val="0"/>
-              </w:rPr>
-            </w:r>
-          </w:p>
-        </w:tc>
-      </w:tr>
-      <w:tr>
-        <w:trPr>
-          <w:cantSplit w:val="0"/>
-          <w:tblHeader w:val="0"/>
-        </w:trPr>
-        <w:tc>
-          <w:tcPr/>
-          <w:p>
-            <w:pPr>
-              <w:rPr/>
-            </w:pPr>
-            <w:r>
-              <w:rPr>
-                <w:sz w:val="17"/>
-                <w:szCs w:val="17"/>
-                <w:rtl w:val="0"/>
-              </w:rPr>
-              <w:t xml:space="preserve">VNPay</w:t>
-            </w:r>
-            <w:r>
-              <w:rPr>
-                <w:rtl w:val="0"/>
-              </w:rPr>
-            </w:r>
-          </w:p>
-        </w:tc>
-        <w:tc>
-          <w:tcPr/>
-          <w:p>
-            <w:pPr>
-              <w:rPr/>
-            </w:pPr>
-            <w:r>
-              <w:rPr>
-                <w:sz w:val="17"/>
-                <w:szCs w:val="17"/>
-                <w:rtl w:val="0"/>
-              </w:rPr>
-              <w:t xml:space="preserve">Subscription payment</w:t>
-            </w:r>
-            <w:r>
-              <w:rPr>
-                <w:rtl w:val="0"/>
-              </w:rPr>
-            </w:r>
-          </w:p>
-        </w:tc>
-        <w:tc>
-          <w:tcPr/>
-          <w:p>
-            <w:pPr>
-              <w:rPr/>
-            </w:pPr>
-            <w:r>
-              <w:rPr>
-                <w:sz w:val="17"/>
-                <w:szCs w:val="17"/>
-                <w:rtl w:val="0"/>
-              </w:rPr>
-              <w:t xml:space="preserve">Signed payment URL (redirect), IPN callback, transaction query API</w:t>
-            </w:r>
-            <w:r>
-              <w:rPr>
-                <w:rtl w:val="0"/>
-              </w:rPr>
-            </w:r>
-          </w:p>
-        </w:tc>
-        <w:tc>
-          <w:tcPr/>
-          <w:p>
-            <w:pPr>
-              <w:rPr/>
-            </w:pPr>
-            <w:r>
-              <w:rPr>
-                <w:sz w:val="17"/>
-                <w:szCs w:val="17"/>
-                <w:rtl w:val="0"/>
-              </w:rPr>
-              <w:t xml:space="preserve">Order code, amount, result code, gateway transaction number</w:t>
-            </w:r>
-            <w:r>
-              <w:rPr>
-                <w:rtl w:val="0"/>
-              </w:rPr>
-            </w:r>
-          </w:p>
-        </w:tc>
-        <w:tc>
-          <w:tcPr/>
-          <w:p>
-            <w:pPr>
-              <w:rPr/>
-            </w:pPr>
-            <w:r>
-              <w:rPr>
-                <w:sz w:val="17"/>
-                <w:szCs w:val="17"/>
-                <w:rtl w:val="0"/>
-              </w:rPr>
-              <w:t xml:space="preserve">HMAC-SHA512 signature; sandbox environment for development and demonstration.</w:t>
             </w:r>
             <w:r>
               <w:rPr>
@@ -49225,7 +46075,7 @@
                 <w:szCs w:val="18"/>
                 <w:rtl w:val="0"/>
               </w:rPr>
-              <w:t xml:space="preserve">Posting requires a Trader account; posting a video requires the PRO or PREMIUM plan. After the paid subscription ends or the Trader moves to a plan without video posting, existing videos remain visible but new videos cannot be posted.</w:t>
+              <w:t>Posting requires a Trader account; posting a video requires the PRO or PREMIUM plan and is limited to the number of video posts per calendar month of the plan (BR-62). After the paid subscription ends or the Trader moves to a plan without video posting, existing videos remain visible but new videos cannot be posted.</w:t>
             </w:r>
             <w:r>
               <w:rPr>
@@ -50137,7 +46987,7 @@
                 <w:szCs w:val="18"/>
                 <w:rtl w:val="0"/>
               </w:rPr>
-              <w:t xml:space="preserve">Plan entitlements (default values of Table 3.1, maintained per tier in SCR-39). FREE: Spot analysis, total setup score only, 3 ACTIVE plans and open positions, 5 watchlist items, 3 active price alerts on the Spot market with in-app delivery, basic performance statistics, news titles and excerpts, no AI Assistant, no video posting. PRO: adds Futures analysis, Futures plans and Futures alerts, setup score components, unlimited ACTIVE plans and positions, 50 watchlist items, 20 active alerts including indicator alerts, email and push alert delivery, the full performance dashboard, news AI summary and sentiment, 30 AI questions per day, video posting. PREMIUM: as PRO with 100 watchlist items, 50 active alerts, 100 AI questions per day with the own performance context. The effective plan is the tier of the ACTIVE subscription, or FREE when none exists; entitlements are checked at request time. All packages of one tier have the same entitlements; exactly one FREE package exists, with price 0, no duration and not purchasable.</w:t>
+              <w:t>Plan entitlements (default values of Table 3.1, maintained per tier in SCR-39). FREE: Spot analysis, total setup score only, 3 ACTIVE plans and open positions, 5 watchlist items, 3 active price alerts on the Spot market with in-app delivery, basic performance statistics, news titles and excerpts, no AI Assistant, no video posting. PRO: adds Futures analysis, Futures plans and Futures alerts, setup score components, unlimited ACTIVE plans and positions, 50 watchlist items, 20 active alerts including indicator alerts, email and push alert delivery, the full performance dashboard, news AI summary and sentiment, 30 AI questions per day, 5 video posts per calendar month. PREMIUM: as PRO with 100 watchlist items, 50 active alerts, 100 AI questions per day with the own performance context, 30 video posts per calendar month. The effective plan is the tier of the ACTIVE subscription, or FREE when none exists; entitlements are checked at request time. All packages of one tier have the same entitlements; exactly one FREE package exists, with price 0, no duration and not purchasable.</w:t>
             </w:r>
             <w:r>
               <w:rPr>

--- a/specs/CryptoPilot_Report3_SRS.docx
+++ b/specs/CryptoPilot_Report3_SRS.docx
@@ -3709,7 +3709,7 @@
                 <w:szCs w:val="19"/>
                 <w:rtl w:val="0"/>
               </w:rPr>
-              <w:t xml:space="preserve">Payment in cryptocurrency, automatic subscription renewal, cancellation with refund, in-system refunds, stored credit balance</w:t>
+              <w:t>Payment in cryptocurrency, automatic subscription renewal, refunds and stored credit balance</w:t>
             </w:r>
             <w:r>
               <w:rPr>
@@ -4177,7 +4177,7 @@
                 <w:szCs w:val="18"/>
                 <w:rtl w:val="0"/>
               </w:rPr>
-              <w:t xml:space="preserve">Registration details, email verification code, login credentials, password reset request, new password</w:t>
+              <w:t>Registration details, email verification token, login credentials, password reset request, new password</w:t>
             </w:r>
             <w:r>
               <w:rPr>
@@ -10848,7 +10848,7 @@
                 <w:szCs w:val="19"/>
                 <w:rtl w:val="0"/>
               </w:rPr>
-              <w:t>Internal timer (secondary actor) that starts the system use cases UC-47 to UC-52, which are realized by the non-screen functions of Section 3.1.4.</w:t>
+              <w:t>Internal timer (secondary actor) that starts the system use cases UC-47 to UC-52, which are realized by the non-screen functions of section 3.1.4.</w:t>
             </w:r>
           </w:p>
         </w:tc>
@@ -10914,7 +10914,7 @@
         <w:rPr>
           <w:rtl w:val="0"/>
         </w:rPr>
-        <w:t>Guest and Trader are drawn on the left of the diagram, Admin and the external systems on the right. A secondary actor is associated with a use case only when CryptoPilot exchanges data with it to produce the result of that use case. Steps, alternative flows and variants of a use case are specified in Section 3 and are not drawn as separate use cases; the function description of each requirement in Section 3 names the use cases it realizes.</w:t>
+        <w:t>Guest and Trader are drawn on the left of the diagram, Admin and the external systems on the right. A secondary actor is associated with a use case only when CryptoPilot exchanges data with it to produce the result of that use case. Steps, alternative flows and variants of a use case are specified in section 3 and are not drawn as separate use cases; the function description of each requirement in section 3 names the use cases it realizes.</w:t>
       </w:r>
     </w:p>
     <w:p>
@@ -11435,7 +11435,7 @@
                 <w:szCs w:val="18"/>
                 <w:rtl w:val="0"/>
               </w:rPr>
-              <w:t>User searches the enabled pairs by symbol or coin name.</w:t>
+              <w:t>User searches the enabled pairs by symbol.</w:t>
             </w:r>
           </w:p>
         </w:tc>
@@ -11715,7 +11715,7 @@
                 <w:szCs w:val="18"/>
                 <w:rtl w:val="0"/>
               </w:rPr>
-              <w:t>Trader sets the default capital and the maximum risk per trade and the risk profile, optionally using the profile suggested by the risk questionnaire; the values pre-fill new trading plans.</w:t>
+              <w:t>Trader sets the default capital, the maximum risk per trade and the risk profile, optionally using the profile suggested by the risk questionnaire; the values pre-fill new trading plans.</w:t>
             </w:r>
           </w:p>
         </w:tc>
@@ -12205,7 +12205,7 @@
                 <w:szCs w:val="18"/>
                 <w:rtl w:val="0"/>
               </w:rPr>
-              <w:t>Trader places a demo Spot order (limit, market, post-only, stop, trailing stop, OCO, OTO, OTOCO) without a trading plan; the order is matched against live Binance prices and order book. Includes UC-16.</w:t>
+              <w:t>Trader places a demo Spot order (limit, market, post-only, stop limit, stop market, trailing stop, OCO, OTO or OTOCO) without a trading plan; the order is matched against live Binance prices and order book. Includes UC-16.</w:t>
             </w:r>
           </w:p>
         </w:tc>
@@ -13045,7 +13045,7 @@
                 <w:szCs w:val="18"/>
                 <w:rtl w:val="0"/>
               </w:rPr>
-              <w:t>Trader comments on a post or replies to a comment and edits or deletes own comments, likes or unlikes a post or a comment, and bookmarks posts and views the saved posts.</w:t>
+              <w:t>Trader comments on a post or replies to a comment, edits or deletes own comments, likes or unlikes posts and comments, and saves posts and views the saved posts.</w:t>
             </w:r>
           </w:p>
         </w:tc>
@@ -14025,7 +14025,7 @@
                 <w:szCs w:val="18"/>
                 <w:rtl w:val="0"/>
               </w:rPr>
-              <w:t>Admin creates and activates AI configuration versions: provider model, system prompt and templates, disclaimer and generation parameters.</w:t>
+              <w:t>Admin creates and activates AI configuration versions: model, system prompt and templates, disclaimer and generation parameters.</w:t>
             </w:r>
           </w:p>
         </w:tc>
@@ -16012,7 +16012,7 @@
                 <w:szCs w:val="18"/>
                 <w:rtl w:val="0"/>
               </w:rPr>
-              <w:t xml:space="preserve">Tabs: Profile (display name, avatar, default capital, risk %, trading style, risk profile and risk questionnaire), Security (change password), Notifications (email and push), Subscription (current plan, end date, scheduled subscriptions, usage of limits and AI quota, links to SCR-30 and SCR-32).</w:t>
+              <w:t>Tabs: Profile (display name, avatar, default capital, risk %, trading style, risk profile, market of interest and risk questionnaire), Security (change password), Notifications (email and push), Subscription (current plan, end date, scheduled subscriptions, usage of limits and AI quota, links to SCR-30 and SCR-32).</w:t>
             </w:r>
             <w:r>
               <w:rPr>
@@ -25159,7 +25159,7 @@
                 <w:szCs w:val="18"/>
                 <w:rtl w:val="0"/>
               </w:rPr>
-              <w:t xml:space="preserve">One-to-one profile of a user: display name, avatar, default capital, default risk %, trading style, risk profile, notification preferences.</w:t>
+              <w:t>One-to-one profile of a user: display name, avatar, default capital, default risk %, trading style, risk profile, market of interest, notification preferences.</w:t>
             </w:r>
             <w:r>
               <w:rPr>
@@ -29304,7 +29304,7 @@
           <w:color w:val="000000"/>
           <w:rtl w:val="0"/>
         </w:rPr>
-        <w:t>Profile tab: display name (2-50 characters), avatar (JPG, PNG or WEBP, maximum 2 MB, stored in Media Storage), default capital (greater than 0), default risk % (0.1-10, BR-30; initially the risk per trade of the risk profile), trading style (SCALPING, DAY, SWING, POSITION; selects the setup score preset, BR-13) and risk profile (CONSERVATIVE, BALANCED, AGGRESSIVE; default CONSERVATIVE, BR-66) and market of interest (SPOT or FUTURES; default SPOT), which opens the market overview and a new trading plan on that market; FUTURES is applied only while the effective plan includes Futures analysis (BR-62). Default capital and risk % pre-fill new trading plans.</w:t>
+        <w:t>Profile tab: display name (2-50 characters), avatar (JPG, PNG or WEBP, maximum 2 MB, stored in Media Storage), default capital (greater than 0), default risk % (0.1-10, BR-30; initially the risk per trade of the risk profile), trading style (SCALPING, DAY, SWING, POSITION; selects the setup score preset, BR-13), risk profile (CONSERVATIVE, BALANCED, AGGRESSIVE; default CONSERVATIVE, BR-66) and market of interest (SPOT or FUTURES; default SPOT), which opens the market overview and a new trading plan on that market; FUTURES is applied only while the effective plan includes Futures analysis (BR-62). Default capital and risk % pre-fill new trading plans.</w:t>
       </w:r>
       <w:r>
         <w:rPr>
@@ -42113,7 +42113,7 @@
           <w:color w:val="000000"/>
           <w:rtl w:val="0"/>
         </w:rPr>
-        <w:t xml:space="preserve">The monolithic backend and the AI Service communicate over the private network of the deployment through an internal request queue; the AI Service is not exposed to the Internet.</w:t>
+        <w:t>The monolithic backend calls the AI Service over HTTP on the private network of the deployment, authenticated with a shared secret; the AI Service holds the LLM Provider key and is not exposed to the Internet.</w:t>
       </w:r>
       <w:r>
         <w:rPr>
@@ -43636,7 +43636,7 @@
           <w:color w:val="000000"/>
           <w:rtl w:val="0"/>
         </w:rPr>
-        <w:t xml:space="preserve">Every formula in section 5.1 is covered by automated unit tests; business logic has at least 70% line coverage.</w:t>
+        <w:t>Every formula in section 5.1 is covered by automated unit tests; the automated tests cover at least 95% of the lines and 90% of the branches, and at least 90% of the lines of every calculation package.</w:t>
       </w:r>
       <w:r>
         <w:rPr>
@@ -48536,7 +48536,7 @@
                 <w:szCs w:val="17"/>
                 <w:rtl w:val="0"/>
               </w:rPr>
-              <w:t xml:space="preserve">Password must be 8-64 characters and include uppercase, lowercase letters and a digit.</w:t>
+              <w:t>Password must be 8-64 characters and include an uppercase letter, a lowercase letter and a digit.</w:t>
             </w:r>
             <w:r>
               <w:rPr>
@@ -54784,12 +54784,7 @@
                 <w:szCs w:val="18"/>
                 <w:rtl w:val="0"/>
               </w:rPr>
-              <w:t xml:space="preserve">To confirm</w:t>
-            </w:r>
-            <w:r>
-              <w:rPr>
-                <w:rtl w:val="0"/>
-              </w:rPr>
+              <w:t>Confirmed</w:t>
             </w:r>
           </w:p>
         </w:tc>
@@ -54876,12 +54871,7 @@
                 <w:szCs w:val="18"/>
                 <w:rtl w:val="0"/>
               </w:rPr>
-              <w:t xml:space="preserve">To confirm</w:t>
-            </w:r>
-            <w:r>
-              <w:rPr>
-                <w:rtl w:val="0"/>
-              </w:rPr>
+              <w:t>Confirmed</w:t>
             </w:r>
           </w:p>
         </w:tc>
@@ -54968,12 +54958,7 @@
                 <w:szCs w:val="18"/>
                 <w:rtl w:val="0"/>
               </w:rPr>
-              <w:t xml:space="preserve">To confirm</w:t>
-            </w:r>
-            <w:r>
-              <w:rPr>
-                <w:rtl w:val="0"/>
-              </w:rPr>
+              <w:t>Confirmed</w:t>
             </w:r>
           </w:p>
         </w:tc>
@@ -55060,12 +55045,7 @@
                 <w:szCs w:val="18"/>
                 <w:rtl w:val="0"/>
               </w:rPr>
-              <w:t xml:space="preserve">To confirm</w:t>
-            </w:r>
-            <w:r>
-              <w:rPr>
-                <w:rtl w:val="0"/>
-              </w:rPr>
+              <w:t>Confirmed</w:t>
             </w:r>
           </w:p>
         </w:tc>
@@ -55152,12 +55132,7 @@
                 <w:szCs w:val="18"/>
                 <w:rtl w:val="0"/>
               </w:rPr>
-              <w:t xml:space="preserve">To confirm</w:t>
-            </w:r>
-            <w:r>
-              <w:rPr>
-                <w:rtl w:val="0"/>
-              </w:rPr>
+              <w:t>Confirmed</w:t>
             </w:r>
           </w:p>
         </w:tc>
@@ -55704,12 +55679,7 @@
                 <w:szCs w:val="18"/>
                 <w:rtl w:val="0"/>
               </w:rPr>
-              <w:t xml:space="preserve">To confirm</w:t>
-            </w:r>
-            <w:r>
-              <w:rPr>
-                <w:rtl w:val="0"/>
-              </w:rPr>
+              <w:t>Confirmed</w:t>
             </w:r>
           </w:p>
         </w:tc>
@@ -55866,7 +55836,7 @@
                 <w:szCs w:val="18"/>
                 <w:rtl w:val="0"/>
               </w:rPr>
-              <w:t xml:space="preserve">Only posts can be reported, following the conceptual model.</w:t>
+              <w:t>Posts are reported through SCR-27 (BR-46); this specification does not define the reporting of comments.</w:t>
             </w:r>
             <w:r>
               <w:rPr>
@@ -56348,12 +56318,7 @@
                 <w:szCs w:val="18"/>
                 <w:rtl w:val="0"/>
               </w:rPr>
-              <w:t xml:space="preserve">To confirm</w:t>
-            </w:r>
-            <w:r>
-              <w:rPr>
-                <w:rtl w:val="0"/>
-              </w:rPr>
+              <w:t>Confirmed</w:t>
             </w:r>
           </w:p>
         </w:tc>
@@ -56532,12 +56497,7 @@
                 <w:szCs w:val="18"/>
                 <w:rtl w:val="0"/>
               </w:rPr>
-              <w:t xml:space="preserve">To confirm</w:t>
-            </w:r>
-            <w:r>
-              <w:rPr>
-                <w:rtl w:val="0"/>
-              </w:rPr>
+              <w:t>Confirmed</w:t>
             </w:r>
           </w:p>
         </w:tc>
@@ -56970,7 +56930,7 @@
                 <w:szCs w:val="18"/>
                 <w:rtl w:val="0"/>
               </w:rPr>
-              <w:t xml:space="preserve">Follows the registered topic: Guests read posts and coin discussions, Admin can hide or remove reported posts, video posting on PRO and PREMIUM, official posts have a category; public member pages and search are added. Following, Bullish/Bearish voting, hashtags and polls are not included.</w:t>
+              <w:t>Follows the registered topic: Guests read posts and coin discussions, Admin can hide or remove reported posts, video posting on PRO and PREMIUM, official posts have a category; public member pages and search are added. Hashtags and polls are not included.</w:t>
             </w:r>
             <w:r>
               <w:rPr>

--- a/specs/CryptoPilot_Report3_SRS.docx
+++ b/specs/CryptoPilot_Report3_SRS.docx
@@ -3225,182 +3225,6 @@
               <w:rPr>
                 <w:rtl w:val="0"/>
               </w:rPr>
-            </w:r>
-          </w:p>
-        </w:tc>
-      </w:tr>
-      <w:tr>
-        <w:trPr>
-          <w:cantSplit w:val="0"/>
-          <w:tblHeader w:val="0"/>
-        </w:trPr>
-        <w:tc>
-          <w:tcPr/>
-          <w:p>
-            <w:pPr>
-              <w:jc w:val="center"/>
-              <w:rPr/>
-            </w:pPr>
-            <w:r>
-              <w:rPr>
-                <w:sz w:val="19"/>
-                <w:szCs w:val="19"/>
-                <w:rtl w:val="0"/>
-              </w:rPr>
-              <w:t xml:space="preserve">21/10/2026</w:t>
-            </w:r>
-            <w:r>
-              <w:rPr>
-                <w:rtl w:val="0"/>
-              </w:rPr>
-            </w:r>
-          </w:p>
-        </w:tc>
-        <w:tc>
-          <w:tcPr/>
-          <w:p>
-            <w:pPr>
-              <w:jc w:val="center"/>
-              <w:rPr/>
-            </w:pPr>
-            <w:r>
-              <w:rPr>
-                <w:sz w:val="19"/>
-                <w:szCs w:val="19"/>
-                <w:rtl w:val="0"/>
-              </w:rPr>
-              <w:t xml:space="preserve">A, M</w:t>
-            </w:r>
-            <w:r>
-              <w:rPr>
-                <w:rtl w:val="0"/>
-              </w:rPr>
-            </w:r>
-          </w:p>
-        </w:tc>
-        <w:tc>
-          <w:tcPr/>
-          <w:p>
-            <w:pPr>
-              <w:rPr/>
-            </w:pPr>
-            <w:r>
-              <w:rPr>
-                <w:sz w:val="19"/>
-                <w:szCs w:val="19"/>
-                <w:rtl w:val="0"/>
-              </w:rPr>
-              <w:t xml:space="preserve">CryptoPilot Team</w:t>
-            </w:r>
-            <w:r>
-              <w:rPr>
-                <w:rtl w:val="0"/>
-              </w:rPr>
-            </w:r>
-          </w:p>
-        </w:tc>
-        <w:tc>
-          <w:tcPr/>
-          <w:p>
-            <w:pPr>
-              <w:rPr/>
-            </w:pPr>
-            <w:r>
-              <w:rPr>
-                <w:sz w:val="19"/>
-                <w:szCs w:val="19"/>
-                <w:rtl w:val="0"/>
-              </w:rPr>
-              <w:t>Aligned with the implemented system: realized, fee, funding and net profit/loss of a trade and the liquidation clearance fee (BR-35, BR-36, BR-38, BR-42, sections 3.5 and 3.6, MSG23, MSG24); added Demo Trading (section 3.12; UC-15, UC-19, UC-20, SCR-45 to SCR-47, NSF-19, NSF-20, BR-68 to BR-73, demo trading entities); community forum aligned with the registered topic (Guest read access, post removal by Admin, official post categories, video posting on PRO and PREMIUM), with search and the public member page (UC-06, SCR-48, section 3.7.5) and comment notifications; Futures MARKET entry at the mark price and fills from 1-minute candles (BR-33, section 3.5.4); settled funding rates in FUNDING_RATE_HISTORY; order book and trade streams (NSF-03); timeframe and threshold units of FUNDING_RATE and OPEN_INTEREST_CHANGE alerts; rate limits and MSG50; Market List without the setup score column; English user interface first (to confirm).</w:t>
-            </w:r>
-            <w:r>
-              <w:rPr>
-                <w:rtl w:val="0"/>
-              </w:rPr>
-            </w:r>
-          </w:p>
-        </w:tc>
-      </w:tr>
-      <w:tr>
-        <w:trPr>
-          <w:cantSplit w:val="0"/>
-          <w:tblHeader w:val="0"/>
-        </w:trPr>
-        <w:tc>
-          <w:tcPr/>
-          <w:p>
-            <w:pPr>
-              <w:jc w:val="center"/>
-              <w:rPr>
-                <w:sz w:val="19"/>
-                <w:szCs w:val="19"/>
-              </w:rPr>
-            </w:pPr>
-            <w:r>
-              <w:rPr>
-                <w:sz w:val="19"/>
-                <w:szCs w:val="19"/>
-                <w:rtl w:val="0"/>
-              </w:rPr>
-              <w:t xml:space="preserve">23/10/2026</w:t>
-            </w:r>
-          </w:p>
-        </w:tc>
-        <w:tc>
-          <w:tcPr/>
-          <w:p>
-            <w:pPr>
-              <w:jc w:val="center"/>
-              <w:rPr>
-                <w:sz w:val="19"/>
-                <w:szCs w:val="19"/>
-              </w:rPr>
-            </w:pPr>
-            <w:r>
-              <w:rPr>
-                <w:sz w:val="19"/>
-                <w:szCs w:val="19"/>
-                <w:rtl w:val="0"/>
-              </w:rPr>
-              <w:t xml:space="preserve">A, M</w:t>
-            </w:r>
-          </w:p>
-        </w:tc>
-        <w:tc>
-          <w:tcPr/>
-          <w:p>
-            <w:pPr>
-              <w:rPr>
-                <w:sz w:val="19"/>
-                <w:szCs w:val="19"/>
-              </w:rPr>
-            </w:pPr>
-            <w:r>
-              <w:rPr>
-                <w:sz w:val="19"/>
-                <w:szCs w:val="19"/>
-                <w:rtl w:val="0"/>
-              </w:rPr>
-              <w:t xml:space="preserve">CryptoPilot Team</w:t>
-            </w:r>
-          </w:p>
-        </w:tc>
-        <w:tc>
-          <w:tcPr/>
-          <w:p>
-            <w:pPr>
-              <w:rPr>
-                <w:sz w:val="19"/>
-                <w:szCs w:val="19"/>
-              </w:rPr>
-            </w:pPr>
-            <w:r>
-              <w:rPr>
-                <w:sz w:val="19"/>
-                <w:szCs w:val="19"/>
-                <w:rtl w:val="0"/>
-              </w:rPr>
-              <w:t xml:space="preserve">Supervisor feedback GY-03 of 07/10/2026 (trading plan validity, entry deviation and realistic fills): STOP (stop-market) entries, the INVALIDATED plan status and the optional invalidation price (BR-32, BR-33, BR-74, NSF-09, sections 3.5.1 to 3.5.4), entry deviation in R with confirmation and refusal of a late MARKET entry (BR-75, MSG51, MSG52), fees by liquidity role and simulated slippage (BR-36), the Futures last price from the 1-minute candle stream (BR-33, confirmed item 28), learning data of a simulated trade (BR-76, MSG55), plan expiry and invalidation notifications (MSG53, MSG54), settings of section 3.11.8, MSG16 for a price on the wrong side; a HIDDEN post cannot be edited and the media of a hidden or reported post is kept as moderation evidence (BR-47, section 3.7.2, MSG56); demo trading aligned with the implemented system: orders checked against the exchange filters of the pair and refused instead of rounded, idempotent order lists, pending orders of OTO and OTOCO, orders of a pair that stops trading cancelled (BR-69, BR-70, sections 3.12.3 and 3.12.6, NSF-01). The business rules of GY-03 are numbered BR-74 to BR-76 because BR-68 to BR-73 are the demo trading rules.</w:t>
             </w:r>
           </w:p>
         </w:tc>

--- a/specs/CryptoPilot_Report3_SRS.docx
+++ b/specs/CryptoPilot_Report3_SRS.docx
@@ -3229,182 +3229,6 @@
           </w:p>
         </w:tc>
       </w:tr>
-      <w:tr>
-        <w:trPr>
-          <w:cantSplit w:val="0"/>
-          <w:tblHeader w:val="0"/>
-        </w:trPr>
-        <w:tc>
-          <w:tcPr/>
-          <w:p>
-            <w:pPr>
-              <w:jc w:val="center"/>
-              <w:rPr/>
-            </w:pPr>
-            <w:r>
-              <w:rPr>
-                <w:sz w:val="19"/>
-                <w:szCs w:val="19"/>
-                <w:rtl w:val="0"/>
-              </w:rPr>
-              <w:t xml:space="preserve">21/10/2026</w:t>
-            </w:r>
-            <w:r>
-              <w:rPr>
-                <w:rtl w:val="0"/>
-              </w:rPr>
-            </w:r>
-          </w:p>
-        </w:tc>
-        <w:tc>
-          <w:tcPr/>
-          <w:p>
-            <w:pPr>
-              <w:jc w:val="center"/>
-              <w:rPr/>
-            </w:pPr>
-            <w:r>
-              <w:rPr>
-                <w:sz w:val="19"/>
-                <w:szCs w:val="19"/>
-                <w:rtl w:val="0"/>
-              </w:rPr>
-              <w:t xml:space="preserve">A, M</w:t>
-            </w:r>
-            <w:r>
-              <w:rPr>
-                <w:rtl w:val="0"/>
-              </w:rPr>
-            </w:r>
-          </w:p>
-        </w:tc>
-        <w:tc>
-          <w:tcPr/>
-          <w:p>
-            <w:pPr>
-              <w:rPr/>
-            </w:pPr>
-            <w:r>
-              <w:rPr>
-                <w:sz w:val="19"/>
-                <w:szCs w:val="19"/>
-                <w:rtl w:val="0"/>
-              </w:rPr>
-              <w:t xml:space="preserve">CryptoPilot Team</w:t>
-            </w:r>
-            <w:r>
-              <w:rPr>
-                <w:rtl w:val="0"/>
-              </w:rPr>
-            </w:r>
-          </w:p>
-        </w:tc>
-        <w:tc>
-          <w:tcPr/>
-          <w:p>
-            <w:pPr>
-              <w:rPr/>
-            </w:pPr>
-            <w:r>
-              <w:rPr>
-                <w:sz w:val="19"/>
-                <w:szCs w:val="19"/>
-                <w:rtl w:val="0"/>
-              </w:rPr>
-              <w:t xml:space="preserve">Aligned with the implemented system: realized, fee, funding and net profit/loss of a trade and the liquidation clearance fee (BR-35, BR-36, BR-38, BR-42, sections 3.5 and 3.6, MSG23, MSG24); added Demo Trading (section 3.12; UC-54 to UC-58, SCR-45 to SCR-47, NSF-19, NSF-20, BR-68 to BR-73, demo trading entities); community forum aligned with the registered topic (Guest read access, post removal by Admin, official post categories, video posting on PRO and PREMIUM), with search and the public member page (UC-59, SCR-48, section 3.7.5) and comment notifications; Futures MARKET entry at the mark price and fills from 1-minute candles (BR-33, section 3.5.4); settled funding rates in FUNDING_RATE_HISTORY; order book and trade streams (NSF-03); timeframe and threshold units of FUNDING_RATE and OPEN_INTEREST_CHANGE alerts; rate limits and MSG50; Market List without the setup score column; English user interface first (to confirm).</w:t>
-            </w:r>
-            <w:r>
-              <w:rPr>
-                <w:rtl w:val="0"/>
-              </w:rPr>
-            </w:r>
-          </w:p>
-        </w:tc>
-      </w:tr>
-      <w:tr>
-        <w:trPr>
-          <w:cantSplit w:val="0"/>
-          <w:tblHeader w:val="0"/>
-        </w:trPr>
-        <w:tc>
-          <w:tcPr/>
-          <w:p>
-            <w:pPr>
-              <w:jc w:val="center"/>
-              <w:rPr>
-                <w:sz w:val="19"/>
-                <w:szCs w:val="19"/>
-              </w:rPr>
-            </w:pPr>
-            <w:r>
-              <w:rPr>
-                <w:sz w:val="19"/>
-                <w:szCs w:val="19"/>
-                <w:rtl w:val="0"/>
-              </w:rPr>
-              <w:t xml:space="preserve">23/10/2026</w:t>
-            </w:r>
-          </w:p>
-        </w:tc>
-        <w:tc>
-          <w:tcPr/>
-          <w:p>
-            <w:pPr>
-              <w:jc w:val="center"/>
-              <w:rPr>
-                <w:sz w:val="19"/>
-                <w:szCs w:val="19"/>
-              </w:rPr>
-            </w:pPr>
-            <w:r>
-              <w:rPr>
-                <w:sz w:val="19"/>
-                <w:szCs w:val="19"/>
-                <w:rtl w:val="0"/>
-              </w:rPr>
-              <w:t xml:space="preserve">A, M</w:t>
-            </w:r>
-          </w:p>
-        </w:tc>
-        <w:tc>
-          <w:tcPr/>
-          <w:p>
-            <w:pPr>
-              <w:rPr>
-                <w:sz w:val="19"/>
-                <w:szCs w:val="19"/>
-              </w:rPr>
-            </w:pPr>
-            <w:r>
-              <w:rPr>
-                <w:sz w:val="19"/>
-                <w:szCs w:val="19"/>
-                <w:rtl w:val="0"/>
-              </w:rPr>
-              <w:t xml:space="preserve">CryptoPilot Team</w:t>
-            </w:r>
-          </w:p>
-        </w:tc>
-        <w:tc>
-          <w:tcPr/>
-          <w:p>
-            <w:pPr>
-              <w:rPr>
-                <w:sz w:val="19"/>
-                <w:szCs w:val="19"/>
-              </w:rPr>
-            </w:pPr>
-            <w:r>
-              <w:rPr>
-                <w:sz w:val="19"/>
-                <w:szCs w:val="19"/>
-                <w:rtl w:val="0"/>
-              </w:rPr>
-              <w:t xml:space="preserve">Supervisor feedback GY-03 of 07/10/2026 (trading plan validity, entry deviation and realistic fills): STOP (stop-market) entries, the INVALIDATED plan status and the optional invalidation price (BR-32, BR-33, BR-74, NSF-09, sections 3.5.1 to 3.5.4), entry deviation in R with confirmation and refusal of a late MARKET entry (BR-75, MSG51, MSG52), fees by liquidity role and simulated slippage (BR-36), the Futures last price from the 1-minute candle stream (BR-33, confirmed item 28), learning data of a simulated trade (BR-76, MSG55), plan expiry and invalidation notifications (MSG53, MSG54), settings of section 3.11.8, MSG16 for a price on the wrong side; a HIDDEN post cannot be edited and the media of a hidden or reported post is kept as moderation evidence (BR-47, section 3.7.2, MSG56); demo trading aligned with the implemented system: orders checked against the exchange filters of the pair and refused instead of rounded, idempotent order lists, pending orders of OTO and OTOCO, orders of a pair that stops trading cancelled (BR-69, BR-70, sections 3.12.3 and 3.12.6, NSF-01). The business rules of GY-03 are numbered BR-74 to BR-76 because BR-68 to BR-73 are the demo trading rules.</w:t>
-            </w:r>
-          </w:p>
-        </w:tc>
-      </w:tr>
     </w:tbl>
     <w:p>
       <w:pPr>
@@ -3498,7 +3322,7 @@
         <w:rPr>
           <w:rtl w:val="0"/>
         </w:rPr>
-        <w:t xml:space="preserve">CryptoPilot collects public market data from Binance, calculates technical indicators and a setup score, and lets traders build trading plans with automatic risk calculation and warnings. Active plans are executed in a simulation against live prices, and each result is recorded in a trading journal with performance statistics. A demo trading exchange lets Traders practice placing orders with virtual funds against live Binance prices. The platform also includes a community forum, aggregated crypto news and an AI assistant that explains the analysis using the trader's own data. Traders use one of three subscription plans. FREE covers the Spot workflow with low limits. The paid plans PRO and PREMIUM are bought through VNPay or MoMo and add Futures analysis and plans, setup score details, higher limits, indicator alerts with email and push delivery, the full performance dashboard, AI news insight, the AI Assistant and video posting.</w:t>
+        <w:t>CryptoPilot collects public market data from Binance, calculates technical indicators and a setup score, and lets traders build trading plans with automatic risk calculation and warnings. Active plans are executed in a simulation against live prices, and each result is recorded in a trading journal with performance statistics. A demo trading exchange lets Traders practice placing orders with virtual funds against live Binance prices. The platform also includes a community forum, aggregated crypto news and an AI assistant that explains the analysis using the trader's own data. Traders use one of three subscription plans. FREE covers the Spot workflow with low limits. The paid plans PRO and PREMIUM are bought through MoMo and add Futures analysis and plans, setup score details, higher limits, indicator alerts with email and push delivery, the full performance dashboard, AI news insight, the AI Assistant and video posting.</w:t>
       </w:r>
     </w:p>
     <w:p>
@@ -3885,7 +3709,7 @@
                 <w:szCs w:val="19"/>
                 <w:rtl w:val="0"/>
               </w:rPr>
-              <w:t xml:space="preserve">Payment in cryptocurrency, automatic subscription renewal, cancellation with refund, in-system refunds, stored credit balance</w:t>
+              <w:t>Payment in cryptocurrency, automatic subscription renewal, refunds and stored credit balance</w:t>
             </w:r>
             <w:r>
               <w:rPr>
@@ -3912,7 +3736,7 @@
                 <w:szCs w:val="19"/>
                 <w:rtl w:val="0"/>
               </w:rPr>
-              <w:t xml:space="preserve">Subscription plans FREE, PRO and PREMIUM; purchase and upgrade via VNPay and MoMo</w:t>
+              <w:t>Subscription plans FREE, PRO and PREMIUM; purchase and upgrade via MoMo</w:t>
             </w:r>
             <w:r>
               <w:rPr>
@@ -4353,7 +4177,7 @@
                 <w:szCs w:val="18"/>
                 <w:rtl w:val="0"/>
               </w:rPr>
-              <w:t xml:space="preserve">Registration details, email verification code, login credentials, password reset request, new password</w:t>
+              <w:t>Registration details, email verification token, login credentials, password reset request, new password</w:t>
             </w:r>
             <w:r>
               <w:rPr>
@@ -10404,7 +10228,7 @@
                 <w:szCs w:val="19"/>
                 <w:rtl w:val="0"/>
               </w:rPr>
-              <w:t xml:space="preserve">A registered, verified user with role TRADER. A Trader analyzes the market, manages the watchlist and alerts, creates trading plans, follows simulated positions, keeps a trading journal, practices on the demo trading exchange with virtual funds, participates in the community, reads news and buys subscriptions. Each Trader has exactly one effective plan: FREE by default, or PRO or PREMIUM while a paid subscription is active. The plan determines limits and features such as indicator alerts, the AI Assistant and video posting (BR-62); it is an entitlement of the Trader, not a separate role.</w:t>
+              <w:t>A registered, verified user with role TRADER. A Trader analyzes the market, manages the watchlist and alerts, creates trading plans, follows simulated positions, keeps a trading journal, practices on the demo trading exchange with virtual funds, participates in the community, reads news and buys subscriptions. Each Trader has exactly one effective plan: FREE by default, or PRO or PREMIUM while a paid subscription is active. The plan determines limits and features such as indicator alerts, the AI Assistant and video posting (BR-62); it is an entitlement of the Trader, not a separate role. A Trader can also perform every use case of a Guest (Trader specializes Guest in Figure 2.1).</w:t>
             </w:r>
             <w:r>
               <w:rPr>
@@ -10544,7 +10368,7 @@
                 <w:szCs w:val="19"/>
                 <w:rtl w:val="0"/>
               </w:rPr>
-              <w:t xml:space="preserve">External system (secondary actor) that provides public Spot and USD-M Futures market data through REST and WebSocket interfaces. No API key or user account is used. It interacts with CryptoPilot only through non-screen functions NSF-01 to NSF-04 and is therefore not associated with any use case.</w:t>
+              <w:t>External system (secondary actor) that provides public Spot and USD-M Futures market data through REST and WebSocket interfaces. No API key or user account is used. It interacts with CryptoPilot through non-screen functions NSF-01 to NSF-04 and is associated with the system use case UC-47.</w:t>
             </w:r>
             <w:r>
               <w:rPr>
@@ -10614,7 +10438,7 @@
                 <w:szCs w:val="19"/>
                 <w:rtl w:val="0"/>
               </w:rPr>
-              <w:t xml:space="preserve">External system (secondary actor), the Anthropic Claude API, that generates AI Assistant answers and news summaries.</w:t>
+              <w:t>External system (secondary actor), a large language model API, that generates AI Assistant answers and news summaries (drawn as AI Service (LLM)). The provider and the model are not fixed by this specification: they are set in the active AI configuration (UC-41) and can be changed without changing the requirements.</w:t>
             </w:r>
             <w:r>
               <w:rPr>
@@ -10684,7 +10508,7 @@
                 <w:szCs w:val="19"/>
                 <w:rtl w:val="0"/>
               </w:rPr>
-              <w:t xml:space="preserve">External systems VNPay and MoMo (secondary actors) that process subscription payments and send payment result notifications (IPN).</w:t>
+              <w:t>External system MoMo (secondary actor) that processes subscription payments and sends payment result notifications (IPN).</w:t>
             </w:r>
             <w:r>
               <w:rPr>
@@ -10970,6 +10794,61 @@
               <w:rPr>
                 <w:rtl w:val="0"/>
               </w:rPr>
+            </w:r>
+          </w:p>
+        </w:tc>
+      </w:tr>
+      <w:tr>
+        <w:trPr>
+          <w:cantSplit w:val="0"/>
+          <w:tblHeader w:val="0"/>
+        </w:trPr>
+        <w:tc>
+          <w:tcPr/>
+          <w:p>
+            <w:pPr>
+              <w:jc w:val="center"/>
+              <w:rPr/>
+            </w:pPr>
+            <w:r>
+              <w:rPr>
+                <w:sz w:val="19"/>
+                <w:szCs w:val="19"/>
+                <w:rtl w:val="0"/>
+              </w:rPr>
+              <w:t>11</w:t>
+            </w:r>
+          </w:p>
+        </w:tc>
+        <w:tc>
+          <w:tcPr/>
+          <w:p>
+            <w:pPr>
+              <w:rPr/>
+            </w:pPr>
+            <w:r>
+              <w:rPr>
+                <w:sz w:val="19"/>
+                <w:szCs w:val="19"/>
+                <w:rtl w:val="0"/>
+              </w:rPr>
+              <w:t>Scheduler (Timer)</w:t>
+            </w:r>
+          </w:p>
+        </w:tc>
+        <w:tc>
+          <w:tcPr/>
+          <w:p>
+            <w:pPr>
+              <w:rPr/>
+            </w:pPr>
+            <w:r>
+              <w:rPr>
+                <w:sz w:val="19"/>
+                <w:szCs w:val="19"/>
+                <w:rtl w:val="0"/>
+              </w:rPr>
+              <w:t>Internal timer (secondary actor) that starts the system use cases UC-47 to UC-52, which are realized by the non-screen functions of section 3.1.4.</w:t>
             </w:r>
           </w:p>
         </w:tc>
@@ -11023,776 +10902,9 @@
         <w:rPr>
           <w:rtl w:val="0"/>
         </w:rPr>
-        <w:t xml:space="preserve">The use cases are presented in seven diagrams, one per functional area. The included use case UC-53 is drawn in every diagram whose use cases include it:</w:t>
+        <w:t>All use cases are presented in one diagram (Figure 2.1). Trader specializes Guest and inherits its use cases. Included use cases are UC-16 (included by UC-13, UC-14 and UC-15), UC-17 (included by UC-16), UC-32 (included by UC-30 and UC-31), UC-33 (included by UC-29 and UC-32), UC-36 (included by UC-34 and UC-35) and UC-48 (included by UC-47); UC-18 extends UC-16 and UC-29 extends UC-26. UC-47 to UC-52 are system use cases started by the Scheduler.</w:t>
       </w:r>
     </w:p>
-    <w:tbl>
-      <w:tblPr>
-        <w:tblStyle w:val="Table5"/>
-        <w:tblW w:w="8928.0" w:type="dxa"/>
-        <w:jc w:val="center"/>
-        <w:tblBorders>
-          <w:top w:color="000000" w:space="0" w:sz="4" w:val="single"/>
-          <w:left w:color="000000" w:space="0" w:sz="4" w:val="single"/>
-          <w:bottom w:color="000000" w:space="0" w:sz="4" w:val="single"/>
-          <w:right w:color="000000" w:space="0" w:sz="4" w:val="single"/>
-          <w:insideH w:color="000000" w:space="0" w:sz="4" w:val="single"/>
-          <w:insideV w:color="000000" w:space="0" w:sz="4" w:val="single"/>
-        </w:tblBorders>
-        <w:tblLayout w:type="fixed"/>
-        <w:tblLook w:val="0400"/>
-      </w:tblPr>
-      <w:tblGrid>
-        <w:gridCol w:w="1152"/>
-        <w:gridCol w:w="2448"/>
-        <w:gridCol w:w="1728"/>
-        <w:gridCol w:w="3600"/>
-        <w:tblGridChange w:id="0">
-          <w:tblGrid>
-            <w:gridCol w:w="1152"/>
-            <w:gridCol w:w="2448"/>
-            <w:gridCol w:w="1728"/>
-            <w:gridCol w:w="3600"/>
-          </w:tblGrid>
-        </w:tblGridChange>
-      </w:tblGrid>
-      <w:tr>
-        <w:trPr>
-          <w:cantSplit w:val="0"/>
-          <w:tblHeader w:val="1"/>
-        </w:trPr>
-        <w:tc>
-          <w:tcPr>
-            <w:shd w:fill="ffe8e1" w:val="clear"/>
-          </w:tcPr>
-          <w:p>
-            <w:pPr>
-              <w:rPr/>
-            </w:pPr>
-            <w:r>
-              <w:rPr>
-                <w:b w:val="1"/>
-                <w:bCs w:val="1"/>
-                <w:sz w:val="19"/>
-                <w:szCs w:val="19"/>
-                <w:rtl w:val="0"/>
-              </w:rPr>
-              <w:t xml:space="preserve">Figure</w:t>
-            </w:r>
-            <w:r>
-              <w:rPr>
-                <w:rtl w:val="0"/>
-              </w:rPr>
-            </w:r>
-          </w:p>
-        </w:tc>
-        <w:tc>
-          <w:tcPr>
-            <w:shd w:fill="ffe8e1" w:val="clear"/>
-          </w:tcPr>
-          <w:p>
-            <w:pPr>
-              <w:rPr/>
-            </w:pPr>
-            <w:r>
-              <w:rPr>
-                <w:b w:val="1"/>
-                <w:bCs w:val="1"/>
-                <w:sz w:val="19"/>
-                <w:szCs w:val="19"/>
-                <w:rtl w:val="0"/>
-              </w:rPr>
-              <w:t xml:space="preserve">Area</w:t>
-            </w:r>
-            <w:r>
-              <w:rPr>
-                <w:rtl w:val="0"/>
-              </w:rPr>
-            </w:r>
-          </w:p>
-        </w:tc>
-        <w:tc>
-          <w:tcPr>
-            <w:shd w:fill="ffe8e1" w:val="clear"/>
-          </w:tcPr>
-          <w:p>
-            <w:pPr>
-              <w:rPr/>
-            </w:pPr>
-            <w:r>
-              <w:rPr>
-                <w:b w:val="1"/>
-                <w:bCs w:val="1"/>
-                <w:sz w:val="19"/>
-                <w:szCs w:val="19"/>
-                <w:rtl w:val="0"/>
-              </w:rPr>
-              <w:t xml:space="preserve">Use cases</w:t>
-            </w:r>
-            <w:r>
-              <w:rPr>
-                <w:rtl w:val="0"/>
-              </w:rPr>
-            </w:r>
-          </w:p>
-        </w:tc>
-        <w:tc>
-          <w:tcPr>
-            <w:shd w:fill="ffe8e1" w:val="clear"/>
-          </w:tcPr>
-          <w:p>
-            <w:pPr>
-              <w:rPr/>
-            </w:pPr>
-            <w:r>
-              <w:rPr>
-                <w:b w:val="1"/>
-                <w:bCs w:val="1"/>
-                <w:sz w:val="19"/>
-                <w:szCs w:val="19"/>
-                <w:rtl w:val="0"/>
-              </w:rPr>
-              <w:t xml:space="preserve">Actors</w:t>
-            </w:r>
-            <w:r>
-              <w:rPr>
-                <w:rtl w:val="0"/>
-              </w:rPr>
-            </w:r>
-          </w:p>
-        </w:tc>
-      </w:tr>
-      <w:tr>
-        <w:trPr>
-          <w:cantSplit w:val="0"/>
-          <w:tblHeader w:val="0"/>
-        </w:trPr>
-        <w:tc>
-          <w:tcPr/>
-          <w:p>
-            <w:pPr>
-              <w:rPr/>
-            </w:pPr>
-            <w:r>
-              <w:rPr>
-                <w:sz w:val="19"/>
-                <w:szCs w:val="19"/>
-                <w:rtl w:val="0"/>
-              </w:rPr>
-              <w:t xml:space="preserve">Figure 2.1</w:t>
-            </w:r>
-            <w:r>
-              <w:rPr>
-                <w:rtl w:val="0"/>
-              </w:rPr>
-            </w:r>
-          </w:p>
-        </w:tc>
-        <w:tc>
-          <w:tcPr/>
-          <w:p>
-            <w:pPr>
-              <w:rPr/>
-            </w:pPr>
-            <w:r>
-              <w:rPr>
-                <w:sz w:val="19"/>
-                <w:szCs w:val="19"/>
-                <w:rtl w:val="0"/>
-              </w:rPr>
-              <w:t xml:space="preserve">Authentication and Account</w:t>
-            </w:r>
-            <w:r>
-              <w:rPr>
-                <w:rtl w:val="0"/>
-              </w:rPr>
-            </w:r>
-          </w:p>
-        </w:tc>
-        <w:tc>
-          <w:tcPr/>
-          <w:p>
-            <w:pPr>
-              <w:rPr/>
-            </w:pPr>
-            <w:r>
-              <w:rPr>
-                <w:sz w:val="19"/>
-                <w:szCs w:val="19"/>
-                <w:rtl w:val="0"/>
-              </w:rPr>
-              <w:t xml:space="preserve">UC-01 to UC-08</w:t>
-            </w:r>
-            <w:r>
-              <w:rPr>
-                <w:rtl w:val="0"/>
-              </w:rPr>
-            </w:r>
-          </w:p>
-        </w:tc>
-        <w:tc>
-          <w:tcPr/>
-          <w:p>
-            <w:pPr>
-              <w:rPr/>
-            </w:pPr>
-            <w:r>
-              <w:rPr>
-                <w:sz w:val="19"/>
-                <w:szCs w:val="19"/>
-                <w:rtl w:val="0"/>
-              </w:rPr>
-              <w:t xml:space="preserve">Guest, Trader, Admin, Email Service, Media Storage</w:t>
-            </w:r>
-            <w:r>
-              <w:rPr>
-                <w:rtl w:val="0"/>
-              </w:rPr>
-            </w:r>
-          </w:p>
-        </w:tc>
-      </w:tr>
-      <w:tr>
-        <w:trPr>
-          <w:cantSplit w:val="0"/>
-          <w:tblHeader w:val="0"/>
-        </w:trPr>
-        <w:tc>
-          <w:tcPr/>
-          <w:p>
-            <w:pPr>
-              <w:rPr/>
-            </w:pPr>
-            <w:r>
-              <w:rPr>
-                <w:sz w:val="19"/>
-                <w:szCs w:val="19"/>
-                <w:rtl w:val="0"/>
-              </w:rPr>
-              <w:t xml:space="preserve">Figure 2.2</w:t>
-            </w:r>
-            <w:r>
-              <w:rPr>
-                <w:rtl w:val="0"/>
-              </w:rPr>
-            </w:r>
-          </w:p>
-        </w:tc>
-        <w:tc>
-          <w:tcPr/>
-          <w:p>
-            <w:pPr>
-              <w:rPr/>
-            </w:pPr>
-            <w:r>
-              <w:rPr>
-                <w:sz w:val="19"/>
-                <w:szCs w:val="19"/>
-                <w:rtl w:val="0"/>
-              </w:rPr>
-              <w:t xml:space="preserve">Market Analysis and Trading Plan</w:t>
-            </w:r>
-            <w:r>
-              <w:rPr>
-                <w:rtl w:val="0"/>
-              </w:rPr>
-            </w:r>
-          </w:p>
-        </w:tc>
-        <w:tc>
-          <w:tcPr/>
-          <w:p>
-            <w:pPr>
-              <w:rPr/>
-            </w:pPr>
-            <w:r>
-              <w:rPr>
-                <w:sz w:val="19"/>
-                <w:szCs w:val="19"/>
-                <w:rtl w:val="0"/>
-              </w:rPr>
-              <w:t xml:space="preserve">UC-09 to UC-11, UC-16 to UC-21, UC-53</w:t>
-            </w:r>
-            <w:r>
-              <w:rPr>
-                <w:rtl w:val="0"/>
-              </w:rPr>
-            </w:r>
-          </w:p>
-        </w:tc>
-        <w:tc>
-          <w:tcPr/>
-          <w:p>
-            <w:pPr>
-              <w:rPr/>
-            </w:pPr>
-            <w:r>
-              <w:rPr>
-                <w:sz w:val="19"/>
-                <w:szCs w:val="19"/>
-                <w:rtl w:val="0"/>
-              </w:rPr>
-              <w:t xml:space="preserve">Guest, Trader</w:t>
-            </w:r>
-            <w:r>
-              <w:rPr>
-                <w:rtl w:val="0"/>
-              </w:rPr>
-            </w:r>
-          </w:p>
-        </w:tc>
-      </w:tr>
-      <w:tr>
-        <w:trPr>
-          <w:cantSplit w:val="0"/>
-          <w:tblHeader w:val="0"/>
-        </w:trPr>
-        <w:tc>
-          <w:tcPr/>
-          <w:p>
-            <w:pPr>
-              <w:rPr/>
-            </w:pPr>
-            <w:r>
-              <w:rPr>
-                <w:sz w:val="19"/>
-                <w:szCs w:val="19"/>
-                <w:rtl w:val="0"/>
-              </w:rPr>
-              <w:t xml:space="preserve">Figure 2.3</w:t>
-            </w:r>
-            <w:r>
-              <w:rPr>
-                <w:rtl w:val="0"/>
-              </w:rPr>
-            </w:r>
-          </w:p>
-        </w:tc>
-        <w:tc>
-          <w:tcPr/>
-          <w:p>
-            <w:pPr>
-              <w:rPr/>
-            </w:pPr>
-            <w:r>
-              <w:rPr>
-                <w:sz w:val="19"/>
-                <w:szCs w:val="19"/>
-                <w:rtl w:val="0"/>
-              </w:rPr>
-              <w:t xml:space="preserve">Watchlist, Trading Journal and Alert</w:t>
-            </w:r>
-            <w:r>
-              <w:rPr>
-                <w:rtl w:val="0"/>
-              </w:rPr>
-            </w:r>
-          </w:p>
-        </w:tc>
-        <w:tc>
-          <w:tcPr/>
-          <w:p>
-            <w:pPr>
-              <w:rPr/>
-            </w:pPr>
-            <w:r>
-              <w:rPr>
-                <w:sz w:val="19"/>
-                <w:szCs w:val="19"/>
-                <w:rtl w:val="0"/>
-              </w:rPr>
-              <w:t xml:space="preserve">UC-12 to UC-15, UC-22 to UC-25, UC-53</w:t>
-            </w:r>
-            <w:r>
-              <w:rPr>
-                <w:rtl w:val="0"/>
-              </w:rPr>
-            </w:r>
-          </w:p>
-        </w:tc>
-        <w:tc>
-          <w:tcPr/>
-          <w:p>
-            <w:pPr>
-              <w:rPr/>
-            </w:pPr>
-            <w:r>
-              <w:rPr>
-                <w:sz w:val="19"/>
-                <w:szCs w:val="19"/>
-                <w:rtl w:val="0"/>
-              </w:rPr>
-              <w:t xml:space="preserve">Trader</w:t>
-            </w:r>
-            <w:r>
-              <w:rPr>
-                <w:rtl w:val="0"/>
-              </w:rPr>
-            </w:r>
-          </w:p>
-        </w:tc>
-      </w:tr>
-      <w:tr>
-        <w:trPr>
-          <w:cantSplit w:val="0"/>
-          <w:tblHeader w:val="0"/>
-        </w:trPr>
-        <w:tc>
-          <w:tcPr/>
-          <w:p>
-            <w:pPr>
-              <w:rPr/>
-            </w:pPr>
-            <w:r>
-              <w:rPr>
-                <w:sz w:val="19"/>
-                <w:szCs w:val="19"/>
-                <w:rtl w:val="0"/>
-              </w:rPr>
-              <w:t xml:space="preserve">Figure 2.4</w:t>
-            </w:r>
-            <w:r>
-              <w:rPr>
-                <w:rtl w:val="0"/>
-              </w:rPr>
-            </w:r>
-          </w:p>
-        </w:tc>
-        <w:tc>
-          <w:tcPr/>
-          <w:p>
-            <w:pPr>
-              <w:rPr/>
-            </w:pPr>
-            <w:r>
-              <w:rPr>
-                <w:sz w:val="19"/>
-                <w:szCs w:val="19"/>
-                <w:rtl w:val="0"/>
-              </w:rPr>
-              <w:t xml:space="preserve">Community and News</w:t>
-            </w:r>
-            <w:r>
-              <w:rPr>
-                <w:rtl w:val="0"/>
-              </w:rPr>
-            </w:r>
-          </w:p>
-        </w:tc>
-        <w:tc>
-          <w:tcPr/>
-          <w:p>
-            <w:pPr>
-              <w:rPr/>
-            </w:pPr>
-            <w:r>
-              <w:rPr>
-                <w:sz w:val="19"/>
-                <w:szCs w:val="19"/>
-                <w:rtl w:val="0"/>
-              </w:rPr>
-              <w:t xml:space="preserve">UC-26 to UC-34, UC-53, UC-59</w:t>
-            </w:r>
-            <w:r>
-              <w:rPr>
-                <w:rtl w:val="0"/>
-              </w:rPr>
-            </w:r>
-          </w:p>
-        </w:tc>
-        <w:tc>
-          <w:tcPr/>
-          <w:p>
-            <w:pPr>
-              <w:rPr/>
-            </w:pPr>
-            <w:r>
-              <w:rPr>
-                <w:sz w:val="19"/>
-                <w:szCs w:val="19"/>
-                <w:rtl w:val="0"/>
-              </w:rPr>
-              <w:t xml:space="preserve">Guest, Trader, Media Storage</w:t>
-            </w:r>
-            <w:r>
-              <w:rPr>
-                <w:rtl w:val="0"/>
-              </w:rPr>
-            </w:r>
-          </w:p>
-        </w:tc>
-      </w:tr>
-      <w:tr>
-        <w:trPr>
-          <w:cantSplit w:val="0"/>
-          <w:tblHeader w:val="0"/>
-        </w:trPr>
-        <w:tc>
-          <w:tcPr/>
-          <w:p>
-            <w:pPr>
-              <w:rPr/>
-            </w:pPr>
-            <w:r>
-              <w:rPr>
-                <w:sz w:val="19"/>
-                <w:szCs w:val="19"/>
-                <w:rtl w:val="0"/>
-              </w:rPr>
-              <w:t xml:space="preserve">Figure 2.5</w:t>
-            </w:r>
-            <w:r>
-              <w:rPr>
-                <w:rtl w:val="0"/>
-              </w:rPr>
-            </w:r>
-          </w:p>
-        </w:tc>
-        <w:tc>
-          <w:tcPr/>
-          <w:p>
-            <w:pPr>
-              <w:rPr/>
-            </w:pPr>
-            <w:r>
-              <w:rPr>
-                <w:sz w:val="19"/>
-                <w:szCs w:val="19"/>
-                <w:rtl w:val="0"/>
-              </w:rPr>
-              <w:t xml:space="preserve">AI Assistant and Subscription</w:t>
-            </w:r>
-            <w:r>
-              <w:rPr>
-                <w:rtl w:val="0"/>
-              </w:rPr>
-            </w:r>
-          </w:p>
-        </w:tc>
-        <w:tc>
-          <w:tcPr/>
-          <w:p>
-            <w:pPr>
-              <w:rPr/>
-            </w:pPr>
-            <w:r>
-              <w:rPr>
-                <w:sz w:val="19"/>
-                <w:szCs w:val="19"/>
-                <w:rtl w:val="0"/>
-              </w:rPr>
-              <w:t xml:space="preserve">UC-35 to UC-39, UC-53</w:t>
-            </w:r>
-            <w:r>
-              <w:rPr>
-                <w:rtl w:val="0"/>
-              </w:rPr>
-            </w:r>
-          </w:p>
-        </w:tc>
-        <w:tc>
-          <w:tcPr/>
-          <w:p>
-            <w:pPr>
-              <w:rPr/>
-            </w:pPr>
-            <w:r>
-              <w:rPr>
-                <w:sz w:val="19"/>
-                <w:szCs w:val="19"/>
-                <w:rtl w:val="0"/>
-              </w:rPr>
-              <w:t xml:space="preserve">Trader, LLM Provider, Payment Gateway</w:t>
-            </w:r>
-            <w:r>
-              <w:rPr>
-                <w:rtl w:val="0"/>
-              </w:rPr>
-            </w:r>
-          </w:p>
-        </w:tc>
-      </w:tr>
-      <w:tr>
-        <w:trPr>
-          <w:cantSplit w:val="0"/>
-          <w:tblHeader w:val="0"/>
-        </w:trPr>
-        <w:tc>
-          <w:tcPr/>
-          <w:p>
-            <w:pPr>
-              <w:rPr/>
-            </w:pPr>
-            <w:r>
-              <w:rPr>
-                <w:sz w:val="19"/>
-                <w:szCs w:val="19"/>
-                <w:rtl w:val="0"/>
-              </w:rPr>
-              <w:t xml:space="preserve">Figure 2.6</w:t>
-            </w:r>
-            <w:r>
-              <w:rPr>
-                <w:rtl w:val="0"/>
-              </w:rPr>
-            </w:r>
-          </w:p>
-        </w:tc>
-        <w:tc>
-          <w:tcPr/>
-          <w:p>
-            <w:pPr>
-              <w:rPr/>
-            </w:pPr>
-            <w:r>
-              <w:rPr>
-                <w:sz w:val="19"/>
-                <w:szCs w:val="19"/>
-                <w:rtl w:val="0"/>
-              </w:rPr>
-              <w:t xml:space="preserve">Administration</w:t>
-            </w:r>
-            <w:r>
-              <w:rPr>
-                <w:rtl w:val="0"/>
-              </w:rPr>
-            </w:r>
-          </w:p>
-        </w:tc>
-        <w:tc>
-          <w:tcPr/>
-          <w:p>
-            <w:pPr>
-              <w:rPr/>
-            </w:pPr>
-            <w:r>
-              <w:rPr>
-                <w:sz w:val="19"/>
-                <w:szCs w:val="19"/>
-                <w:rtl w:val="0"/>
-              </w:rPr>
-              <w:t xml:space="preserve">UC-40 to UC-52</w:t>
-            </w:r>
-            <w:r>
-              <w:rPr>
-                <w:rtl w:val="0"/>
-              </w:rPr>
-            </w:r>
-          </w:p>
-        </w:tc>
-        <w:tc>
-          <w:tcPr/>
-          <w:p>
-            <w:pPr>
-              <w:rPr/>
-            </w:pPr>
-            <w:r>
-              <w:rPr>
-                <w:sz w:val="19"/>
-                <w:szCs w:val="19"/>
-                <w:rtl w:val="0"/>
-              </w:rPr>
-              <w:t xml:space="preserve">Admin, Media Storage, Payment Gateway, News Source</w:t>
-            </w:r>
-            <w:r>
-              <w:rPr>
-                <w:rtl w:val="0"/>
-              </w:rPr>
-            </w:r>
-          </w:p>
-        </w:tc>
-      </w:tr>
-      <w:tr>
-        <w:trPr>
-          <w:cantSplit w:val="0"/>
-          <w:tblHeader w:val="0"/>
-        </w:trPr>
-        <w:tc>
-          <w:tcPr/>
-          <w:p>
-            <w:pPr>
-              <w:rPr/>
-            </w:pPr>
-            <w:r>
-              <w:rPr>
-                <w:sz w:val="19"/>
-                <w:szCs w:val="19"/>
-                <w:rtl w:val="0"/>
-              </w:rPr>
-              <w:t xml:space="preserve">Figure 2.7</w:t>
-            </w:r>
-            <w:r>
-              <w:rPr>
-                <w:rtl w:val="0"/>
-              </w:rPr>
-            </w:r>
-          </w:p>
-        </w:tc>
-        <w:tc>
-          <w:tcPr/>
-          <w:p>
-            <w:pPr>
-              <w:rPr/>
-            </w:pPr>
-            <w:r>
-              <w:rPr>
-                <w:sz w:val="19"/>
-                <w:szCs w:val="19"/>
-                <w:rtl w:val="0"/>
-              </w:rPr>
-              <w:t xml:space="preserve">Demo Trading</w:t>
-            </w:r>
-            <w:r>
-              <w:rPr>
-                <w:rtl w:val="0"/>
-              </w:rPr>
-            </w:r>
-          </w:p>
-        </w:tc>
-        <w:tc>
-          <w:tcPr/>
-          <w:p>
-            <w:pPr>
-              <w:rPr/>
-            </w:pPr>
-            <w:r>
-              <w:rPr>
-                <w:sz w:val="19"/>
-                <w:szCs w:val="19"/>
-                <w:rtl w:val="0"/>
-              </w:rPr>
-              <w:t xml:space="preserve">UC-54 to UC-58</w:t>
-            </w:r>
-            <w:r>
-              <w:rPr>
-                <w:rtl w:val="0"/>
-              </w:rPr>
-            </w:r>
-          </w:p>
-        </w:tc>
-        <w:tc>
-          <w:tcPr/>
-          <w:p>
-            <w:pPr>
-              <w:rPr/>
-            </w:pPr>
-            <w:r>
-              <w:rPr>
-                <w:sz w:val="19"/>
-                <w:szCs w:val="19"/>
-                <w:rtl w:val="0"/>
-              </w:rPr>
-              <w:t xml:space="preserve">Trader</w:t>
-            </w:r>
-            <w:r>
-              <w:rPr>
-                <w:rtl w:val="0"/>
-              </w:rPr>
-            </w:r>
-          </w:p>
-        </w:tc>
-      </w:tr>
-    </w:tbl>
     <w:p>
       <w:pPr>
         <w:spacing w:after="120" w:lineRule="auto"/>
@@ -11802,7 +10914,7 @@
         <w:rPr>
           <w:rtl w:val="0"/>
         </w:rPr>
-        <w:t xml:space="preserve">Primary actors are drawn on the left of each diagram and secondary actors (external systems) on the right. A secondary actor is associated with a use case only when CryptoPilot exchanges data with it to produce the result of that use case, either within the use case flow or through a non-screen function that the use case triggers and waits for. External systems that only supply or receive data through scheduled or event-driven non-screen functions (Section 3.1.4) are not associated with the use cases that later read the stored data. Steps, alternative flows and variants of a use case are specified in Section 3 and are not drawn as separate use cases.</w:t>
+        <w:t>Guest and Trader are drawn on the left of the diagram, Admin and the external systems on the right. A secondary actor is associated with a use case only when CryptoPilot exchanges data with it to produce the result of that use case. Steps, alternative flows and variants of a use case are specified in section 3 and are not drawn as separate use cases; the function description of each requirement in section 3 names the use cases it realizes.</w:t>
       </w:r>
     </w:p>
     <w:p>
@@ -11830,35 +10942,22 @@
         <w:rPr/>
       </w:pPr>
       <w:r>
-        <w:rPr>
-          <w:i w:val="1"/>
-          <w:iCs w:val="1"/>
-          <w:color w:val="808080"/>
-          <w:rtl w:val="0"/>
-        </w:rPr>
-        <w:br w:type="textWrapping"/>
-      </w:r>
-      <w:r>
-        <w:rPr>
-          <w:i w:val="1"/>
-          <w:iCs w:val="1"/>
-          <w:color w:val="808080"/>
-        </w:rPr>
         <w:drawing>
-          <wp:inline distB="114300" distT="114300" distL="114300" distR="114300">
-            <wp:extent cx="5746440" cy="5432488"/>
-            <wp:effectExtent b="0" l="0" r="0" t="0"/>
-            <wp:docPr id="2" name="image2.png"/>
+          <wp:inline>
+            <wp:extent cx="5746750" cy="5561086"/>
+            <wp:docPr id="12" name="Picture 12"/>
+            <wp:cNvGraphicFramePr>
+              <a:graphicFrameLocks noChangeAspect="1"/>
+            </wp:cNvGraphicFramePr>
             <a:graphic>
               <a:graphicData uri="http://schemas.openxmlformats.org/drawingml/2006/picture">
                 <pic:pic>
                   <pic:nvPicPr>
-                    <pic:cNvPr id="0" name="image2.png"/>
-                    <pic:cNvPicPr preferRelativeResize="0"/>
+                    <pic:cNvPr id="0" name="uc_diagram.png"/>
+                    <pic:cNvPicPr/>
                   </pic:nvPicPr>
                   <pic:blipFill>
-                    <a:blip r:embed="rId8"/>
-                    <a:srcRect b="0" l="0" r="0" t="0"/>
+                    <a:blip r:embed="rId18"/>
                     <a:stretch>
                       <a:fillRect/>
                     </a:stretch>
@@ -11866,30 +10965,15 @@
                   <pic:spPr>
                     <a:xfrm>
                       <a:off x="0" y="0"/>
-                      <a:ext cx="5746440" cy="5432488"/>
+                      <a:ext cx="5746750" cy="5561086"/>
                     </a:xfrm>
                     <a:prstGeom prst="rect"/>
-                    <a:ln/>
                   </pic:spPr>
                 </pic:pic>
               </a:graphicData>
             </a:graphic>
           </wp:inline>
         </w:drawing>
-      </w:r>
-      <w:r>
-        <w:rPr>
-          <w:i w:val="1"/>
-          <w:iCs w:val="1"/>
-          <w:color w:val="808080"/>
-          <w:rtl w:val="0"/>
-        </w:rPr>
-        <w:br w:type="textWrapping"/>
-      </w:r>
-      <w:r>
-        <w:rPr>
-          <w:rtl w:val="0"/>
-        </w:rPr>
       </w:r>
     </w:p>
     <w:p>
@@ -11922,616 +11006,7 @@
           <w:szCs w:val="18"/>
           <w:rtl w:val="0"/>
         </w:rPr>
-        <w:t xml:space="preserve">Figure 2.1: Use Case Diagram – Authentication and Account</w:t>
-      </w:r>
-    </w:p>
-    <w:p>
-      <w:pPr>
-        <w:keepNext w:val="1"/>
-        <w:pBdr>
-          <w:top w:color="808080" w:space="8" w:sz="6" w:val="dashed"/>
-          <w:left w:color="808080" w:space="8" w:sz="6" w:val="dashed"/>
-          <w:bottom w:color="808080" w:space="8" w:sz="6" w:val="dashed"/>
-          <w:right w:color="808080" w:space="8" w:sz="6" w:val="dashed"/>
-        </w:pBdr>
-        <w:spacing w:after="80" w:before="240" w:lineRule="auto"/>
-        <w:jc w:val="center"/>
-        <w:rPr/>
-      </w:pPr>
-      <w:r>
-        <w:rPr>
-          <w:i w:val="1"/>
-          <w:iCs w:val="1"/>
-          <w:color w:val="808080"/>
-          <w:rtl w:val="0"/>
-        </w:rPr>
-        <w:br w:type="textWrapping"/>
-      </w:r>
-      <w:r>
-        <w:rPr>
-          <w:i w:val="1"/>
-          <w:iCs w:val="1"/>
-          <w:color w:val="808080"/>
-        </w:rPr>
-        <w:drawing>
-          <wp:inline distB="114300" distT="114300" distL="114300" distR="114300">
-            <wp:extent cx="5746440" cy="4349460"/>
-            <wp:effectExtent b="0" l="0" r="0" t="0"/>
-            <wp:docPr id="5" name="image7.png"/>
-            <a:graphic>
-              <a:graphicData uri="http://schemas.openxmlformats.org/drawingml/2006/picture">
-                <pic:pic>
-                  <pic:nvPicPr>
-                    <pic:cNvPr id="0" name="image7.png"/>
-                    <pic:cNvPicPr preferRelativeResize="0"/>
-                  </pic:nvPicPr>
-                  <pic:blipFill>
-                    <a:blip r:embed="rId9"/>
-                    <a:srcRect b="0" l="0" r="0" t="0"/>
-                    <a:stretch>
-                      <a:fillRect/>
-                    </a:stretch>
-                  </pic:blipFill>
-                  <pic:spPr>
-                    <a:xfrm>
-                      <a:off x="0" y="0"/>
-                      <a:ext cx="5746440" cy="4349460"/>
-                    </a:xfrm>
-                    <a:prstGeom prst="rect"/>
-                    <a:ln/>
-                  </pic:spPr>
-                </pic:pic>
-              </a:graphicData>
-            </a:graphic>
-          </wp:inline>
-        </w:drawing>
-      </w:r>
-      <w:r>
-        <w:rPr>
-          <w:i w:val="1"/>
-          <w:iCs w:val="1"/>
-          <w:color w:val="808080"/>
-          <w:rtl w:val="0"/>
-        </w:rPr>
-        <w:br w:type="textWrapping"/>
-      </w:r>
-      <w:r>
-        <w:rPr>
-          <w:rtl w:val="0"/>
-        </w:rPr>
-      </w:r>
-    </w:p>
-    <w:p>
-      <w:pPr>
-        <w:pBdr>
-          <w:top w:space="0" w:sz="0" w:val="nil"/>
-          <w:left w:space="0" w:sz="0" w:val="nil"/>
-          <w:bottom w:space="0" w:sz="0" w:val="nil"/>
-          <w:right w:space="0" w:sz="0" w:val="nil"/>
-          <w:between w:space="0" w:sz="0" w:val="nil"/>
-        </w:pBdr>
-        <w:spacing w:after="200" w:before="60" w:line="360" w:lineRule="auto"/>
-        <w:jc w:val="center"/>
-        <w:rPr>
-          <w:rFonts w:ascii="Arial" w:cs="Arial" w:eastAsia="Arial" w:hAnsi="Arial"/>
-          <w:b w:val="1"/>
-          <w:bCs w:val="1"/>
-          <w:color w:val="44546a"/>
-          <w:sz w:val="18"/>
-          <w:szCs w:val="18"/>
-        </w:rPr>
-      </w:pPr>
-      <w:r>
-        <w:rPr>
-          <w:rFonts w:ascii="Arial" w:cs="Arial" w:eastAsia="Arial" w:hAnsi="Arial"/>
-          <w:b w:val="1"/>
-          <w:bCs w:val="1"/>
-          <w:color w:val="44546a"/>
-          <w:sz w:val="18"/>
-          <w:szCs w:val="18"/>
-          <w:rtl w:val="0"/>
-        </w:rPr>
-        <w:t xml:space="preserve">Figure 2.2: Use Case Diagram – Market Analysis and Trading Plan</w:t>
-      </w:r>
-    </w:p>
-    <w:p>
-      <w:pPr>
-        <w:keepNext w:val="1"/>
-        <w:pBdr>
-          <w:top w:color="808080" w:space="8" w:sz="6" w:val="dashed"/>
-          <w:left w:color="808080" w:space="8" w:sz="6" w:val="dashed"/>
-          <w:bottom w:color="808080" w:space="8" w:sz="6" w:val="dashed"/>
-          <w:right w:color="808080" w:space="8" w:sz="6" w:val="dashed"/>
-        </w:pBdr>
-        <w:spacing w:after="80" w:before="240" w:lineRule="auto"/>
-        <w:jc w:val="center"/>
-        <w:rPr/>
-      </w:pPr>
-      <w:r>
-        <w:rPr>
-          <w:i w:val="1"/>
-          <w:iCs w:val="1"/>
-          <w:color w:val="808080"/>
-          <w:rtl w:val="0"/>
-        </w:rPr>
-        <w:br w:type="textWrapping"/>
-      </w:r>
-      <w:r>
-        <w:rPr>
-          <w:i w:val="1"/>
-          <w:iCs w:val="1"/>
-          <w:color w:val="808080"/>
-        </w:rPr>
-        <w:drawing>
-          <wp:inline distB="114300" distT="114300" distL="114300" distR="114300">
-            <wp:extent cx="5746440" cy="3233444"/>
-            <wp:effectExtent b="0" l="0" r="0" t="0"/>
-            <wp:docPr id="4" name="image10.png"/>
-            <a:graphic>
-              <a:graphicData uri="http://schemas.openxmlformats.org/drawingml/2006/picture">
-                <pic:pic>
-                  <pic:nvPicPr>
-                    <pic:cNvPr id="0" name="image10.png"/>
-                    <pic:cNvPicPr preferRelativeResize="0"/>
-                  </pic:nvPicPr>
-                  <pic:blipFill>
-                    <a:blip r:embed="rId10"/>
-                    <a:srcRect b="0" l="0" r="0" t="0"/>
-                    <a:stretch>
-                      <a:fillRect/>
-                    </a:stretch>
-                  </pic:blipFill>
-                  <pic:spPr>
-                    <a:xfrm>
-                      <a:off x="0" y="0"/>
-                      <a:ext cx="5746440" cy="3233444"/>
-                    </a:xfrm>
-                    <a:prstGeom prst="rect"/>
-                    <a:ln/>
-                  </pic:spPr>
-                </pic:pic>
-              </a:graphicData>
-            </a:graphic>
-          </wp:inline>
-        </w:drawing>
-      </w:r>
-      <w:r>
-        <w:rPr>
-          <w:i w:val="1"/>
-          <w:iCs w:val="1"/>
-          <w:color w:val="808080"/>
-          <w:rtl w:val="0"/>
-        </w:rPr>
-        <w:br w:type="textWrapping"/>
-      </w:r>
-      <w:r>
-        <w:rPr>
-          <w:rtl w:val="0"/>
-        </w:rPr>
-      </w:r>
-    </w:p>
-    <w:p>
-      <w:pPr>
-        <w:pBdr>
-          <w:top w:space="0" w:sz="0" w:val="nil"/>
-          <w:left w:space="0" w:sz="0" w:val="nil"/>
-          <w:bottom w:space="0" w:sz="0" w:val="nil"/>
-          <w:right w:space="0" w:sz="0" w:val="nil"/>
-          <w:between w:space="0" w:sz="0" w:val="nil"/>
-        </w:pBdr>
-        <w:spacing w:after="200" w:before="60" w:line="360" w:lineRule="auto"/>
-        <w:jc w:val="center"/>
-        <w:rPr>
-          <w:rFonts w:ascii="Arial" w:cs="Arial" w:eastAsia="Arial" w:hAnsi="Arial"/>
-          <w:b w:val="1"/>
-          <w:bCs w:val="1"/>
-          <w:color w:val="44546a"/>
-          <w:sz w:val="18"/>
-          <w:szCs w:val="18"/>
-        </w:rPr>
-      </w:pPr>
-      <w:r>
-        <w:rPr>
-          <w:rFonts w:ascii="Arial" w:cs="Arial" w:eastAsia="Arial" w:hAnsi="Arial"/>
-          <w:b w:val="1"/>
-          <w:bCs w:val="1"/>
-          <w:color w:val="44546a"/>
-          <w:sz w:val="18"/>
-          <w:szCs w:val="18"/>
-          <w:rtl w:val="0"/>
-        </w:rPr>
-        <w:t xml:space="preserve">Figure 2.3: Use Case Diagram – Watchlist, Trading Journal and Alert</w:t>
-      </w:r>
-    </w:p>
-    <w:p>
-      <w:pPr>
-        <w:keepNext w:val="1"/>
-        <w:pBdr>
-          <w:top w:color="808080" w:space="8" w:sz="6" w:val="dashed"/>
-          <w:left w:color="808080" w:space="8" w:sz="6" w:val="dashed"/>
-          <w:bottom w:color="808080" w:space="8" w:sz="6" w:val="dashed"/>
-          <w:right w:color="808080" w:space="8" w:sz="6" w:val="dashed"/>
-        </w:pBdr>
-        <w:spacing w:after="80" w:before="240" w:lineRule="auto"/>
-        <w:jc w:val="center"/>
-        <w:rPr/>
-      </w:pPr>
-      <w:r>
-        <w:rPr>
-          <w:i w:val="1"/>
-          <w:iCs w:val="1"/>
-          <w:color w:val="808080"/>
-          <w:rtl w:val="0"/>
-        </w:rPr>
-        <w:br w:type="textWrapping"/>
-      </w:r>
-      <w:r>
-        <w:rPr>
-          <w:i w:val="1"/>
-          <w:iCs w:val="1"/>
-          <w:color w:val="808080"/>
-        </w:rPr>
-        <w:drawing>
-          <wp:inline distB="114300" distT="114300" distL="114300" distR="114300">
-            <wp:extent cx="5746440" cy="4275740"/>
-            <wp:effectExtent b="0" l="0" r="0" t="0"/>
-            <wp:docPr id="7" name="image4.png"/>
-            <a:graphic>
-              <a:graphicData uri="http://schemas.openxmlformats.org/drawingml/2006/picture">
-                <pic:pic>
-                  <pic:nvPicPr>
-                    <pic:cNvPr id="0" name="image4.png"/>
-                    <pic:cNvPicPr preferRelativeResize="0"/>
-                  </pic:nvPicPr>
-                  <pic:blipFill>
-                    <a:blip r:embed="rId11"/>
-                    <a:srcRect b="0" l="0" r="0" t="0"/>
-                    <a:stretch>
-                      <a:fillRect/>
-                    </a:stretch>
-                  </pic:blipFill>
-                  <pic:spPr>
-                    <a:xfrm>
-                      <a:off x="0" y="0"/>
-                      <a:ext cx="5746440" cy="4275740"/>
-                    </a:xfrm>
-                    <a:prstGeom prst="rect"/>
-                    <a:ln/>
-                  </pic:spPr>
-                </pic:pic>
-              </a:graphicData>
-            </a:graphic>
-          </wp:inline>
-        </w:drawing>
-      </w:r>
-      <w:r>
-        <w:rPr>
-          <w:rtl w:val="0"/>
-        </w:rPr>
-      </w:r>
-    </w:p>
-    <w:p>
-      <w:pPr>
-        <w:pBdr>
-          <w:top w:space="0" w:sz="0" w:val="nil"/>
-          <w:left w:space="0" w:sz="0" w:val="nil"/>
-          <w:bottom w:space="0" w:sz="0" w:val="nil"/>
-          <w:right w:space="0" w:sz="0" w:val="nil"/>
-          <w:between w:space="0" w:sz="0" w:val="nil"/>
-        </w:pBdr>
-        <w:spacing w:after="200" w:before="60" w:line="360" w:lineRule="auto"/>
-        <w:jc w:val="center"/>
-        <w:rPr>
-          <w:rFonts w:ascii="Arial" w:cs="Arial" w:eastAsia="Arial" w:hAnsi="Arial"/>
-          <w:b w:val="1"/>
-          <w:bCs w:val="1"/>
-          <w:color w:val="44546a"/>
-          <w:sz w:val="18"/>
-          <w:szCs w:val="18"/>
-        </w:rPr>
-      </w:pPr>
-      <w:r>
-        <w:rPr>
-          <w:rFonts w:ascii="Arial" w:cs="Arial" w:eastAsia="Arial" w:hAnsi="Arial"/>
-          <w:b w:val="1"/>
-          <w:bCs w:val="1"/>
-          <w:color w:val="44546a"/>
-          <w:sz w:val="18"/>
-          <w:szCs w:val="18"/>
-          <w:rtl w:val="0"/>
-        </w:rPr>
-        <w:t xml:space="preserve">Figure 2.4: Use Case Diagram – Community and News</w:t>
-      </w:r>
-    </w:p>
-    <w:p>
-      <w:pPr>
-        <w:keepNext w:val="1"/>
-        <w:pBdr>
-          <w:top w:color="808080" w:space="8" w:sz="6" w:val="dashed"/>
-          <w:left w:color="808080" w:space="8" w:sz="6" w:val="dashed"/>
-          <w:bottom w:color="808080" w:space="8" w:sz="6" w:val="dashed"/>
-          <w:right w:color="808080" w:space="8" w:sz="6" w:val="dashed"/>
-        </w:pBdr>
-        <w:spacing w:after="80" w:before="240" w:lineRule="auto"/>
-        <w:jc w:val="center"/>
-        <w:rPr/>
-      </w:pPr>
-      <w:r>
-        <w:rPr>
-          <w:i w:val="1"/>
-          <w:iCs w:val="1"/>
-          <w:color w:val="808080"/>
-          <w:rtl w:val="0"/>
-        </w:rPr>
-        <w:br w:type="textWrapping"/>
-      </w:r>
-      <w:r>
-        <w:rPr>
-          <w:i w:val="1"/>
-          <w:iCs w:val="1"/>
-          <w:color w:val="808080"/>
-        </w:rPr>
-        <w:drawing>
-          <wp:inline distB="114300" distT="114300" distL="114300" distR="114300">
-            <wp:extent cx="5746440" cy="2748713"/>
-            <wp:effectExtent b="0" l="0" r="0" t="0"/>
-            <wp:docPr id="6" name="image6.png"/>
-            <a:graphic>
-              <a:graphicData uri="http://schemas.openxmlformats.org/drawingml/2006/picture">
-                <pic:pic>
-                  <pic:nvPicPr>
-                    <pic:cNvPr id="0" name="image6.png"/>
-                    <pic:cNvPicPr preferRelativeResize="0"/>
-                  </pic:nvPicPr>
-                  <pic:blipFill>
-                    <a:blip r:embed="rId12"/>
-                    <a:srcRect b="0" l="0" r="0" t="0"/>
-                    <a:stretch>
-                      <a:fillRect/>
-                    </a:stretch>
-                  </pic:blipFill>
-                  <pic:spPr>
-                    <a:xfrm>
-                      <a:off x="0" y="0"/>
-                      <a:ext cx="5746440" cy="2748713"/>
-                    </a:xfrm>
-                    <a:prstGeom prst="rect"/>
-                    <a:ln/>
-                  </pic:spPr>
-                </pic:pic>
-              </a:graphicData>
-            </a:graphic>
-          </wp:inline>
-        </w:drawing>
-      </w:r>
-      <w:r>
-        <w:rPr>
-          <w:i w:val="1"/>
-          <w:iCs w:val="1"/>
-          <w:color w:val="808080"/>
-          <w:rtl w:val="0"/>
-        </w:rPr>
-        <w:br w:type="textWrapping"/>
-      </w:r>
-      <w:r>
-        <w:rPr>
-          <w:rtl w:val="0"/>
-        </w:rPr>
-      </w:r>
-    </w:p>
-    <w:p>
-      <w:pPr>
-        <w:pBdr>
-          <w:top w:space="0" w:sz="0" w:val="nil"/>
-          <w:left w:space="0" w:sz="0" w:val="nil"/>
-          <w:bottom w:space="0" w:sz="0" w:val="nil"/>
-          <w:right w:space="0" w:sz="0" w:val="nil"/>
-          <w:between w:space="0" w:sz="0" w:val="nil"/>
-        </w:pBdr>
-        <w:spacing w:after="200" w:before="60" w:line="360" w:lineRule="auto"/>
-        <w:jc w:val="center"/>
-        <w:rPr>
-          <w:rFonts w:ascii="Arial" w:cs="Arial" w:eastAsia="Arial" w:hAnsi="Arial"/>
-          <w:b w:val="1"/>
-          <w:bCs w:val="1"/>
-          <w:color w:val="44546a"/>
-          <w:sz w:val="18"/>
-          <w:szCs w:val="18"/>
-        </w:rPr>
-      </w:pPr>
-      <w:r>
-        <w:rPr>
-          <w:rFonts w:ascii="Arial" w:cs="Arial" w:eastAsia="Arial" w:hAnsi="Arial"/>
-          <w:b w:val="1"/>
-          <w:bCs w:val="1"/>
-          <w:color w:val="44546a"/>
-          <w:sz w:val="18"/>
-          <w:szCs w:val="18"/>
-          <w:rtl w:val="0"/>
-        </w:rPr>
-        <w:t xml:space="preserve">Figure 2.5: Use Case Diagram – AI Assistant and Subscription</w:t>
-      </w:r>
-    </w:p>
-    <w:p>
-      <w:pPr>
-        <w:keepNext w:val="1"/>
-        <w:pBdr>
-          <w:top w:color="808080" w:space="8" w:sz="6" w:val="dashed"/>
-          <w:left w:color="808080" w:space="8" w:sz="6" w:val="dashed"/>
-          <w:bottom w:color="808080" w:space="8" w:sz="6" w:val="dashed"/>
-          <w:right w:color="808080" w:space="8" w:sz="6" w:val="dashed"/>
-        </w:pBdr>
-        <w:spacing w:after="80" w:before="240" w:lineRule="auto"/>
-        <w:jc w:val="center"/>
-        <w:rPr/>
-      </w:pPr>
-      <w:r>
-        <w:rPr>
-          <w:i w:val="1"/>
-          <w:iCs w:val="1"/>
-          <w:color w:val="808080"/>
-          <w:rtl w:val="0"/>
-        </w:rPr>
-        <w:br w:type="textWrapping"/>
-      </w:r>
-      <w:r>
-        <w:rPr>
-          <w:i w:val="1"/>
-          <w:iCs w:val="1"/>
-          <w:color w:val="808080"/>
-        </w:rPr>
-        <w:drawing>
-          <wp:inline distB="114300" distT="114300" distL="114300" distR="114300">
-            <wp:extent cx="5746440" cy="6573927"/>
-            <wp:effectExtent b="0" l="0" r="0" t="0"/>
-            <wp:docPr id="9" name="image3.png"/>
-            <a:graphic>
-              <a:graphicData uri="http://schemas.openxmlformats.org/drawingml/2006/picture">
-                <pic:pic>
-                  <pic:nvPicPr>
-                    <pic:cNvPr id="0" name="image3.png"/>
-                    <pic:cNvPicPr preferRelativeResize="0"/>
-                  </pic:nvPicPr>
-                  <pic:blipFill>
-                    <a:blip r:embed="rId13"/>
-                    <a:srcRect b="0" l="0" r="0" t="0"/>
-                    <a:stretch>
-                      <a:fillRect/>
-                    </a:stretch>
-                  </pic:blipFill>
-                  <pic:spPr>
-                    <a:xfrm>
-                      <a:off x="0" y="0"/>
-                      <a:ext cx="5746440" cy="6573927"/>
-                    </a:xfrm>
-                    <a:prstGeom prst="rect"/>
-                    <a:ln/>
-                  </pic:spPr>
-                </pic:pic>
-              </a:graphicData>
-            </a:graphic>
-          </wp:inline>
-        </w:drawing>
-      </w:r>
-      <w:r>
-        <w:rPr>
-          <w:i w:val="1"/>
-          <w:iCs w:val="1"/>
-          <w:color w:val="808080"/>
-          <w:rtl w:val="0"/>
-        </w:rPr>
-        <w:br w:type="textWrapping"/>
-      </w:r>
-      <w:r>
-        <w:rPr>
-          <w:rtl w:val="0"/>
-        </w:rPr>
-      </w:r>
-    </w:p>
-    <w:p>
-      <w:pPr>
-        <w:pBdr>
-          <w:top w:space="0" w:sz="0" w:val="nil"/>
-          <w:left w:space="0" w:sz="0" w:val="nil"/>
-          <w:bottom w:space="0" w:sz="0" w:val="nil"/>
-          <w:right w:space="0" w:sz="0" w:val="nil"/>
-          <w:between w:space="0" w:sz="0" w:val="nil"/>
-        </w:pBdr>
-        <w:spacing w:after="200" w:before="60" w:line="360" w:lineRule="auto"/>
-        <w:jc w:val="center"/>
-        <w:rPr>
-          <w:rFonts w:ascii="Arial" w:cs="Arial" w:eastAsia="Arial" w:hAnsi="Arial"/>
-          <w:b w:val="1"/>
-          <w:bCs w:val="1"/>
-          <w:color w:val="44546a"/>
-          <w:sz w:val="18"/>
-          <w:szCs w:val="18"/>
-        </w:rPr>
-      </w:pPr>
-      <w:r>
-        <w:rPr>
-          <w:rFonts w:ascii="Arial" w:cs="Arial" w:eastAsia="Arial" w:hAnsi="Arial"/>
-          <w:b w:val="1"/>
-          <w:bCs w:val="1"/>
-          <w:color w:val="44546a"/>
-          <w:sz w:val="18"/>
-          <w:szCs w:val="18"/>
-          <w:rtl w:val="0"/>
-        </w:rPr>
-        <w:t xml:space="preserve">Figure 2.6: Use Case Diagram – Administration</w:t>
-      </w:r>
-    </w:p>
-    <w:p>
-      <w:pPr>
-        <w:pBdr>
-          <w:top w:space="0" w:sz="0" w:val="nil"/>
-          <w:left w:space="0" w:sz="0" w:val="nil"/>
-          <w:bottom w:space="0" w:sz="0" w:val="nil"/>
-          <w:right w:space="0" w:sz="0" w:val="nil"/>
-          <w:between w:space="0" w:sz="0" w:val="nil"/>
-        </w:pBdr>
-        <w:spacing w:after="200" w:before="60" w:line="360" w:lineRule="auto"/>
-        <w:jc w:val="center"/>
-        <w:rPr>
-          <w:rFonts w:ascii="Arial" w:cs="Arial" w:eastAsia="Arial" w:hAnsi="Arial"/>
-          <w:b w:val="1"/>
-          <w:bCs w:val="1"/>
-          <w:color w:val="44546a"/>
-          <w:sz w:val="18"/>
-          <w:szCs w:val="18"/>
-        </w:rPr>
-      </w:pPr>
-      <w:r>
-        <w:rPr>
-          <w:rFonts w:ascii="Arial" w:cs="Arial" w:eastAsia="Arial" w:hAnsi="Arial"/>
-          <w:b w:val="0"/>
-          <w:bCs w:val="0"/>
-          <w:i w:val="1"/>
-          <w:iCs w:val="1"/>
-          <w:color w:val="44546a"/>
-          <w:sz w:val="18"/>
-          <w:szCs w:val="18"/>
-          <w:rtl w:val="0"/>
-        </w:rPr>
-        <w:t xml:space="preserve">[ Insert use case diagram (UC-54 to UC-58) ]</w:t>
-      </w:r>
-      <w:r>
-        <w:rPr>
-          <w:rtl w:val="0"/>
-        </w:rPr>
-      </w:r>
-    </w:p>
-    <w:p>
-      <w:pPr>
-        <w:pBdr>
-          <w:top w:space="0" w:sz="0" w:val="nil"/>
-          <w:left w:space="0" w:sz="0" w:val="nil"/>
-          <w:bottom w:space="0" w:sz="0" w:val="nil"/>
-          <w:right w:space="0" w:sz="0" w:val="nil"/>
-          <w:between w:space="0" w:sz="0" w:val="nil"/>
-        </w:pBdr>
-        <w:spacing w:after="200" w:before="60" w:line="360" w:lineRule="auto"/>
-        <w:jc w:val="center"/>
-        <w:rPr>
-          <w:rFonts w:ascii="Arial" w:cs="Arial" w:eastAsia="Arial" w:hAnsi="Arial"/>
-          <w:b w:val="1"/>
-          <w:bCs w:val="1"/>
-          <w:color w:val="44546a"/>
-          <w:sz w:val="18"/>
-          <w:szCs w:val="18"/>
-        </w:rPr>
-      </w:pPr>
-      <w:r>
-        <w:rPr>
-          <w:rFonts w:ascii="Arial" w:cs="Arial" w:eastAsia="Arial" w:hAnsi="Arial"/>
-          <w:b w:val="1"/>
-          <w:bCs w:val="1"/>
-          <w:color w:val="44546a"/>
-          <w:sz w:val="18"/>
-          <w:szCs w:val="18"/>
-          <w:rtl w:val="0"/>
-        </w:rPr>
-        <w:t xml:space="preserve">Figure 2.7: Use Case Diagram – Demo Trading</w:t>
+        <w:t>Figure 2.1: Use Case Diagram of CryptoPilot</w:t>
       </w:r>
     </w:p>
     <w:p>
@@ -12702,75 +11177,55 @@
                 <w:szCs w:val="18"/>
                 <w:rtl w:val="0"/>
               </w:rPr>
-              <w:t xml:space="preserve">UC-01</w:t>
-            </w:r>
-            <w:r>
-              <w:rPr>
-                <w:rtl w:val="0"/>
-              </w:rPr>
-            </w:r>
-          </w:p>
-        </w:tc>
-        <w:tc>
-          <w:tcPr/>
-          <w:p>
-            <w:pPr>
-              <w:rPr/>
-            </w:pPr>
-            <w:r>
-              <w:rPr>
-                <w:sz w:val="18"/>
-                <w:szCs w:val="18"/>
-                <w:rtl w:val="0"/>
-              </w:rPr>
-              <w:t xml:space="preserve">Register Account</w:t>
-            </w:r>
-            <w:r>
-              <w:rPr>
-                <w:rtl w:val="0"/>
-              </w:rPr>
-            </w:r>
-          </w:p>
-        </w:tc>
-        <w:tc>
-          <w:tcPr/>
-          <w:p>
-            <w:pPr>
-              <w:rPr/>
-            </w:pPr>
-            <w:r>
-              <w:rPr>
-                <w:sz w:val="18"/>
-                <w:szCs w:val="18"/>
-                <w:rtl w:val="0"/>
-              </w:rPr>
-              <w:t xml:space="preserve">Guest, Email Service</w:t>
-            </w:r>
-            <w:r>
-              <w:rPr>
-                <w:rtl w:val="0"/>
-              </w:rPr>
-            </w:r>
-          </w:p>
-        </w:tc>
-        <w:tc>
-          <w:tcPr/>
-          <w:p>
-            <w:pPr>
-              <w:rPr/>
-            </w:pPr>
-            <w:r>
-              <w:rPr>
-                <w:sz w:val="18"/>
-                <w:szCs w:val="18"/>
-                <w:rtl w:val="0"/>
-              </w:rPr>
-              <w:t xml:space="preserve">Guest creates a Trader account with email and password and receives a verification email.</w:t>
-            </w:r>
-            <w:r>
-              <w:rPr>
-                <w:rtl w:val="0"/>
-              </w:rPr>
+              <w:t>UC-01</w:t>
+            </w:r>
+          </w:p>
+        </w:tc>
+        <w:tc>
+          <w:tcPr/>
+          <w:p>
+            <w:pPr>
+              <w:rPr/>
+            </w:pPr>
+            <w:r>
+              <w:rPr>
+                <w:sz w:val="18"/>
+                <w:szCs w:val="18"/>
+                <w:rtl w:val="0"/>
+              </w:rPr>
+              <w:t>Log In</w:t>
+            </w:r>
+          </w:p>
+        </w:tc>
+        <w:tc>
+          <w:tcPr/>
+          <w:p>
+            <w:pPr>
+              <w:rPr/>
+            </w:pPr>
+            <w:r>
+              <w:rPr>
+                <w:sz w:val="18"/>
+                <w:szCs w:val="18"/>
+                <w:rtl w:val="0"/>
+              </w:rPr>
+              <w:t>Guest, Admin</w:t>
+            </w:r>
+          </w:p>
+        </w:tc>
+        <w:tc>
+          <w:tcPr/>
+          <w:p>
+            <w:pPr>
+              <w:rPr/>
+            </w:pPr>
+            <w:r>
+              <w:rPr>
+                <w:sz w:val="18"/>
+                <w:szCs w:val="18"/>
+                <w:rtl w:val="0"/>
+              </w:rPr>
+              <w:t>A registered user authenticates with email and password and is routed to the Trader or Admin area according to role. The user can log out, which revokes the refresh token, and a Guest can reset a forgotten password through an emailed link.</w:t>
             </w:r>
           </w:p>
         </w:tc>
@@ -12792,75 +11247,55 @@
                 <w:szCs w:val="18"/>
                 <w:rtl w:val="0"/>
               </w:rPr>
-              <w:t xml:space="preserve">UC-02</w:t>
-            </w:r>
-            <w:r>
-              <w:rPr>
-                <w:rtl w:val="0"/>
-              </w:rPr>
-            </w:r>
-          </w:p>
-        </w:tc>
-        <w:tc>
-          <w:tcPr/>
-          <w:p>
-            <w:pPr>
-              <w:rPr/>
-            </w:pPr>
-            <w:r>
-              <w:rPr>
-                <w:sz w:val="18"/>
-                <w:szCs w:val="18"/>
-                <w:rtl w:val="0"/>
-              </w:rPr>
-              <w:t xml:space="preserve">Verify Email</w:t>
-            </w:r>
-            <w:r>
-              <w:rPr>
-                <w:rtl w:val="0"/>
-              </w:rPr>
-            </w:r>
-          </w:p>
-        </w:tc>
-        <w:tc>
-          <w:tcPr/>
-          <w:p>
-            <w:pPr>
-              <w:rPr/>
-            </w:pPr>
-            <w:r>
-              <w:rPr>
-                <w:sz w:val="18"/>
-                <w:szCs w:val="18"/>
-                <w:rtl w:val="0"/>
-              </w:rPr>
-              <w:t xml:space="preserve">Guest, Email Service</w:t>
-            </w:r>
-            <w:r>
-              <w:rPr>
-                <w:rtl w:val="0"/>
-              </w:rPr>
-            </w:r>
-          </w:p>
-        </w:tc>
-        <w:tc>
-          <w:tcPr/>
-          <w:p>
-            <w:pPr>
-              <w:rPr/>
-            </w:pPr>
-            <w:r>
-              <w:rPr>
-                <w:sz w:val="18"/>
-                <w:szCs w:val="18"/>
-                <w:rtl w:val="0"/>
-              </w:rPr>
-              <w:t xml:space="preserve">Guest confirms ownership of the email address through the verification link, or requests a new verification email when the link is invalid or expired.</w:t>
-            </w:r>
-            <w:r>
-              <w:rPr>
-                <w:rtl w:val="0"/>
-              </w:rPr>
+              <w:t>UC-02</w:t>
+            </w:r>
+          </w:p>
+        </w:tc>
+        <w:tc>
+          <w:tcPr/>
+          <w:p>
+            <w:pPr>
+              <w:rPr/>
+            </w:pPr>
+            <w:r>
+              <w:rPr>
+                <w:sz w:val="18"/>
+                <w:szCs w:val="18"/>
+                <w:rtl w:val="0"/>
+              </w:rPr>
+              <w:t>Register Account</w:t>
+            </w:r>
+          </w:p>
+        </w:tc>
+        <w:tc>
+          <w:tcPr/>
+          <w:p>
+            <w:pPr>
+              <w:rPr/>
+            </w:pPr>
+            <w:r>
+              <w:rPr>
+                <w:sz w:val="18"/>
+                <w:szCs w:val="18"/>
+                <w:rtl w:val="0"/>
+              </w:rPr>
+              <w:t>Guest</w:t>
+            </w:r>
+          </w:p>
+        </w:tc>
+        <w:tc>
+          <w:tcPr/>
+          <w:p>
+            <w:pPr>
+              <w:rPr/>
+            </w:pPr>
+            <w:r>
+              <w:rPr>
+                <w:sz w:val="18"/>
+                <w:szCs w:val="18"/>
+                <w:rtl w:val="0"/>
+              </w:rPr>
+              <w:t>Guest creates a Trader account with email and password and confirms the email address through the verification link, or requests a new verification email when the link is invalid or expired.</w:t>
             </w:r>
           </w:p>
         </w:tc>
@@ -12882,75 +11317,55 @@
                 <w:szCs w:val="18"/>
                 <w:rtl w:val="0"/>
               </w:rPr>
-              <w:t xml:space="preserve">UC-03</w:t>
-            </w:r>
-            <w:r>
-              <w:rPr>
-                <w:rtl w:val="0"/>
-              </w:rPr>
-            </w:r>
-          </w:p>
-        </w:tc>
-        <w:tc>
-          <w:tcPr/>
-          <w:p>
-            <w:pPr>
-              <w:rPr/>
-            </w:pPr>
-            <w:r>
-              <w:rPr>
-                <w:sz w:val="18"/>
-                <w:szCs w:val="18"/>
-                <w:rtl w:val="0"/>
-              </w:rPr>
-              <w:t xml:space="preserve">Log In</w:t>
-            </w:r>
-            <w:r>
-              <w:rPr>
-                <w:rtl w:val="0"/>
-              </w:rPr>
-            </w:r>
-          </w:p>
-        </w:tc>
-        <w:tc>
-          <w:tcPr/>
-          <w:p>
-            <w:pPr>
-              <w:rPr/>
-            </w:pPr>
-            <w:r>
-              <w:rPr>
-                <w:sz w:val="18"/>
-                <w:szCs w:val="18"/>
-                <w:rtl w:val="0"/>
-              </w:rPr>
-              <w:t xml:space="preserve">Guest</w:t>
-            </w:r>
-            <w:r>
-              <w:rPr>
-                <w:rtl w:val="0"/>
-              </w:rPr>
-            </w:r>
-          </w:p>
-        </w:tc>
-        <w:tc>
-          <w:tcPr/>
-          <w:p>
-            <w:pPr>
-              <w:rPr/>
-            </w:pPr>
-            <w:r>
-              <w:rPr>
-                <w:sz w:val="18"/>
-                <w:szCs w:val="18"/>
-                <w:rtl w:val="0"/>
-              </w:rPr>
-              <w:t xml:space="preserve">A registered user authenticates with email and password and is routed to the Trader or Admin area according to role.</w:t>
-            </w:r>
-            <w:r>
-              <w:rPr>
-                <w:rtl w:val="0"/>
-              </w:rPr>
+              <w:t>UC-03</w:t>
+            </w:r>
+          </w:p>
+        </w:tc>
+        <w:tc>
+          <w:tcPr/>
+          <w:p>
+            <w:pPr>
+              <w:rPr/>
+            </w:pPr>
+            <w:r>
+              <w:rPr>
+                <w:sz w:val="18"/>
+                <w:szCs w:val="18"/>
+                <w:rtl w:val="0"/>
+              </w:rPr>
+              <w:t>View Market Overview (Spot &amp; Futures)</w:t>
+            </w:r>
+          </w:p>
+        </w:tc>
+        <w:tc>
+          <w:tcPr/>
+          <w:p>
+            <w:pPr>
+              <w:rPr/>
+            </w:pPr>
+            <w:r>
+              <w:rPr>
+                <w:sz w:val="18"/>
+                <w:szCs w:val="18"/>
+                <w:rtl w:val="0"/>
+              </w:rPr>
+              <w:t>Guest</w:t>
+            </w:r>
+          </w:p>
+        </w:tc>
+        <w:tc>
+          <w:tcPr/>
+          <w:p>
+            <w:pPr>
+              <w:rPr/>
+            </w:pPr>
+            <w:r>
+              <w:rPr>
+                <w:sz w:val="18"/>
+                <w:szCs w:val="18"/>
+                <w:rtl w:val="0"/>
+              </w:rPr>
+              <w:t>User views realtime prices and 24h statistics of the Spot and Futures pairs enabled by Admin.</w:t>
             </w:r>
           </w:p>
         </w:tc>
@@ -12972,75 +11387,55 @@
                 <w:szCs w:val="18"/>
                 <w:rtl w:val="0"/>
               </w:rPr>
-              <w:t xml:space="preserve">UC-04</w:t>
-            </w:r>
-            <w:r>
-              <w:rPr>
-                <w:rtl w:val="0"/>
-              </w:rPr>
-            </w:r>
-          </w:p>
-        </w:tc>
-        <w:tc>
-          <w:tcPr/>
-          <w:p>
-            <w:pPr>
-              <w:rPr/>
-            </w:pPr>
-            <w:r>
-              <w:rPr>
-                <w:sz w:val="18"/>
-                <w:szCs w:val="18"/>
-                <w:rtl w:val="0"/>
-              </w:rPr>
-              <w:t xml:space="preserve">Reset Password</w:t>
-            </w:r>
-            <w:r>
-              <w:rPr>
-                <w:rtl w:val="0"/>
-              </w:rPr>
-            </w:r>
-          </w:p>
-        </w:tc>
-        <w:tc>
-          <w:tcPr/>
-          <w:p>
-            <w:pPr>
-              <w:rPr/>
-            </w:pPr>
-            <w:r>
-              <w:rPr>
-                <w:sz w:val="18"/>
-                <w:szCs w:val="18"/>
-                <w:rtl w:val="0"/>
-              </w:rPr>
-              <w:t xml:space="preserve">Guest, Email Service</w:t>
-            </w:r>
-            <w:r>
-              <w:rPr>
-                <w:rtl w:val="0"/>
-              </w:rPr>
-            </w:r>
-          </w:p>
-        </w:tc>
-        <w:tc>
-          <w:tcPr/>
-          <w:p>
-            <w:pPr>
-              <w:rPr/>
-            </w:pPr>
-            <w:r>
-              <w:rPr>
-                <w:sz w:val="18"/>
-                <w:szCs w:val="18"/>
-                <w:rtl w:val="0"/>
-              </w:rPr>
-              <w:t xml:space="preserve">Guest requests a reset link by email and sets a new password.</w:t>
-            </w:r>
-            <w:r>
-              <w:rPr>
-                <w:rtl w:val="0"/>
-              </w:rPr>
+              <w:t>UC-04</w:t>
+            </w:r>
+          </w:p>
+        </w:tc>
+        <w:tc>
+          <w:tcPr/>
+          <w:p>
+            <w:pPr>
+              <w:rPr/>
+            </w:pPr>
+            <w:r>
+              <w:rPr>
+                <w:sz w:val="18"/>
+                <w:szCs w:val="18"/>
+                <w:rtl w:val="0"/>
+              </w:rPr>
+              <w:t>Search Crypto Pairs</w:t>
+            </w:r>
+          </w:p>
+        </w:tc>
+        <w:tc>
+          <w:tcPr/>
+          <w:p>
+            <w:pPr>
+              <w:rPr/>
+            </w:pPr>
+            <w:r>
+              <w:rPr>
+                <w:sz w:val="18"/>
+                <w:szCs w:val="18"/>
+                <w:rtl w:val="0"/>
+              </w:rPr>
+              <w:t>Guest</w:t>
+            </w:r>
+          </w:p>
+        </w:tc>
+        <w:tc>
+          <w:tcPr/>
+          <w:p>
+            <w:pPr>
+              <w:rPr/>
+            </w:pPr>
+            <w:r>
+              <w:rPr>
+                <w:sz w:val="18"/>
+                <w:szCs w:val="18"/>
+                <w:rtl w:val="0"/>
+              </w:rPr>
+              <w:t>User searches the enabled pairs by symbol.</w:t>
             </w:r>
           </w:p>
         </w:tc>
@@ -13062,75 +11457,55 @@
                 <w:szCs w:val="18"/>
                 <w:rtl w:val="0"/>
               </w:rPr>
-              <w:t xml:space="preserve">UC-05</w:t>
-            </w:r>
-            <w:r>
-              <w:rPr>
-                <w:rtl w:val="0"/>
-              </w:rPr>
-            </w:r>
-          </w:p>
-        </w:tc>
-        <w:tc>
-          <w:tcPr/>
-          <w:p>
-            <w:pPr>
-              <w:rPr/>
-            </w:pPr>
-            <w:r>
-              <w:rPr>
-                <w:sz w:val="18"/>
-                <w:szCs w:val="18"/>
-                <w:rtl w:val="0"/>
-              </w:rPr>
-              <w:t xml:space="preserve">Log Out</w:t>
-            </w:r>
-            <w:r>
-              <w:rPr>
-                <w:rtl w:val="0"/>
-              </w:rPr>
-            </w:r>
-          </w:p>
-        </w:tc>
-        <w:tc>
-          <w:tcPr/>
-          <w:p>
-            <w:pPr>
-              <w:rPr/>
-            </w:pPr>
-            <w:r>
-              <w:rPr>
-                <w:sz w:val="18"/>
-                <w:szCs w:val="18"/>
-                <w:rtl w:val="0"/>
-              </w:rPr>
-              <w:t xml:space="preserve">Trader, Admin</w:t>
-            </w:r>
-            <w:r>
-              <w:rPr>
-                <w:rtl w:val="0"/>
-              </w:rPr>
-            </w:r>
-          </w:p>
-        </w:tc>
-        <w:tc>
-          <w:tcPr/>
-          <w:p>
-            <w:pPr>
-              <w:rPr/>
-            </w:pPr>
-            <w:r>
-              <w:rPr>
-                <w:sz w:val="18"/>
-                <w:szCs w:val="18"/>
-                <w:rtl w:val="0"/>
-              </w:rPr>
-              <w:t xml:space="preserve">User ends the current session; the refresh token is revoked.</w:t>
-            </w:r>
-            <w:r>
-              <w:rPr>
-                <w:rtl w:val="0"/>
-              </w:rPr>
+              <w:t>UC-05</w:t>
+            </w:r>
+          </w:p>
+        </w:tc>
+        <w:tc>
+          <w:tcPr/>
+          <w:p>
+            <w:pPr>
+              <w:rPr/>
+            </w:pPr>
+            <w:r>
+              <w:rPr>
+                <w:sz w:val="18"/>
+                <w:szCs w:val="18"/>
+                <w:rtl w:val="0"/>
+              </w:rPr>
+              <w:t>View Coin Detail &amp; Candlestick Chart</w:t>
+            </w:r>
+          </w:p>
+        </w:tc>
+        <w:tc>
+          <w:tcPr/>
+          <w:p>
+            <w:pPr>
+              <w:rPr/>
+            </w:pPr>
+            <w:r>
+              <w:rPr>
+                <w:sz w:val="18"/>
+                <w:szCs w:val="18"/>
+                <w:rtl w:val="0"/>
+              </w:rPr>
+              <w:t>Guest</w:t>
+            </w:r>
+          </w:p>
+        </w:tc>
+        <w:tc>
+          <w:tcPr/>
+          <w:p>
+            <w:pPr>
+              <w:rPr/>
+            </w:pPr>
+            <w:r>
+              <w:rPr>
+                <w:sz w:val="18"/>
+                <w:szCs w:val="18"/>
+                <w:rtl w:val="0"/>
+              </w:rPr>
+              <w:t>User opens a pair and views its candlestick chart; a Guest sees a basic price chart without indicators.</w:t>
             </w:r>
           </w:p>
         </w:tc>
@@ -13152,75 +11527,55 @@
                 <w:szCs w:val="18"/>
                 <w:rtl w:val="0"/>
               </w:rPr>
-              <w:t xml:space="preserve">UC-06</w:t>
-            </w:r>
-            <w:r>
-              <w:rPr>
-                <w:rtl w:val="0"/>
-              </w:rPr>
-            </w:r>
-          </w:p>
-        </w:tc>
-        <w:tc>
-          <w:tcPr/>
-          <w:p>
-            <w:pPr>
-              <w:rPr/>
-            </w:pPr>
-            <w:r>
-              <w:rPr>
-                <w:sz w:val="18"/>
-                <w:szCs w:val="18"/>
-                <w:rtl w:val="0"/>
-              </w:rPr>
-              <w:t xml:space="preserve">Update Profile</w:t>
-            </w:r>
-            <w:r>
-              <w:rPr>
-                <w:rtl w:val="0"/>
-              </w:rPr>
-            </w:r>
-          </w:p>
-        </w:tc>
-        <w:tc>
-          <w:tcPr/>
-          <w:p>
-            <w:pPr>
-              <w:rPr/>
-            </w:pPr>
-            <w:r>
-              <w:rPr>
-                <w:sz w:val="18"/>
-                <w:szCs w:val="18"/>
-                <w:rtl w:val="0"/>
-              </w:rPr>
-              <w:t xml:space="preserve">Trader, Media Storage</w:t>
-            </w:r>
-            <w:r>
-              <w:rPr>
-                <w:rtl w:val="0"/>
-              </w:rPr>
-            </w:r>
-          </w:p>
-        </w:tc>
-        <w:tc>
-          <w:tcPr/>
-          <w:p>
-            <w:pPr>
-              <w:rPr/>
-            </w:pPr>
-            <w:r>
-              <w:rPr>
-                <w:sz w:val="18"/>
-                <w:szCs w:val="18"/>
-                <w:rtl w:val="0"/>
-              </w:rPr>
-              <w:t xml:space="preserve">Trader updates display name, avatar, default trading parameters, trading style and risk profile, optionally using the profile suggested by the risk questionnaire.</w:t>
-            </w:r>
-            <w:r>
-              <w:rPr>
-                <w:rtl w:val="0"/>
-              </w:rPr>
+              <w:t>UC-06</w:t>
+            </w:r>
+          </w:p>
+        </w:tc>
+        <w:tc>
+          <w:tcPr/>
+          <w:p>
+            <w:pPr>
+              <w:rPr/>
+            </w:pPr>
+            <w:r>
+              <w:rPr>
+                <w:sz w:val="18"/>
+                <w:szCs w:val="18"/>
+                <w:rtl w:val="0"/>
+              </w:rPr>
+              <w:t>View Public Forum Posts</w:t>
+            </w:r>
+          </w:p>
+        </w:tc>
+        <w:tc>
+          <w:tcPr/>
+          <w:p>
+            <w:pPr>
+              <w:rPr/>
+            </w:pPr>
+            <w:r>
+              <w:rPr>
+                <w:sz w:val="18"/>
+                <w:szCs w:val="18"/>
+                <w:rtl w:val="0"/>
+              </w:rPr>
+              <w:t>Guest</w:t>
+            </w:r>
+          </w:p>
+        </w:tc>
+        <w:tc>
+          <w:tcPr/>
+          <w:p>
+            <w:pPr>
+              <w:rPr/>
+            </w:pPr>
+            <w:r>
+              <w:rPr>
+                <w:sz w:val="18"/>
+                <w:szCs w:val="18"/>
+                <w:rtl w:val="0"/>
+              </w:rPr>
+              <w:t>User browses, searches, filters and opens community posts and official announcements and views the public page of a community member; a Guest can only read.</w:t>
             </w:r>
           </w:p>
         </w:tc>
@@ -13242,75 +11597,55 @@
                 <w:szCs w:val="18"/>
                 <w:rtl w:val="0"/>
               </w:rPr>
-              <w:t xml:space="preserve">UC-07</w:t>
-            </w:r>
-            <w:r>
-              <w:rPr>
-                <w:rtl w:val="0"/>
-              </w:rPr>
-            </w:r>
-          </w:p>
-        </w:tc>
-        <w:tc>
-          <w:tcPr/>
-          <w:p>
-            <w:pPr>
-              <w:rPr/>
-            </w:pPr>
-            <w:r>
-              <w:rPr>
-                <w:sz w:val="18"/>
-                <w:szCs w:val="18"/>
-                <w:rtl w:val="0"/>
-              </w:rPr>
-              <w:t xml:space="preserve">Change Password</w:t>
-            </w:r>
-            <w:r>
-              <w:rPr>
-                <w:rtl w:val="0"/>
-              </w:rPr>
-            </w:r>
-          </w:p>
-        </w:tc>
-        <w:tc>
-          <w:tcPr/>
-          <w:p>
-            <w:pPr>
-              <w:rPr/>
-            </w:pPr>
-            <w:r>
-              <w:rPr>
-                <w:sz w:val="18"/>
-                <w:szCs w:val="18"/>
-                <w:rtl w:val="0"/>
-              </w:rPr>
-              <w:t xml:space="preserve">Trader, Admin</w:t>
-            </w:r>
-            <w:r>
-              <w:rPr>
-                <w:rtl w:val="0"/>
-              </w:rPr>
-            </w:r>
-          </w:p>
-        </w:tc>
-        <w:tc>
-          <w:tcPr/>
-          <w:p>
-            <w:pPr>
-              <w:rPr/>
-            </w:pPr>
-            <w:r>
-              <w:rPr>
-                <w:sz w:val="18"/>
-                <w:szCs w:val="18"/>
-                <w:rtl w:val="0"/>
-              </w:rPr>
-              <w:t xml:space="preserve">User changes the password after confirming the current one.</w:t>
-            </w:r>
-            <w:r>
-              <w:rPr>
-                <w:rtl w:val="0"/>
-              </w:rPr>
+              <w:t>UC-07</w:t>
+            </w:r>
+          </w:p>
+        </w:tc>
+        <w:tc>
+          <w:tcPr/>
+          <w:p>
+            <w:pPr>
+              <w:rPr/>
+            </w:pPr>
+            <w:r>
+              <w:rPr>
+                <w:sz w:val="18"/>
+                <w:szCs w:val="18"/>
+                <w:rtl w:val="0"/>
+              </w:rPr>
+              <w:t>Manage Personal Profile</w:t>
+            </w:r>
+          </w:p>
+        </w:tc>
+        <w:tc>
+          <w:tcPr/>
+          <w:p>
+            <w:pPr>
+              <w:rPr/>
+            </w:pPr>
+            <w:r>
+              <w:rPr>
+                <w:sz w:val="18"/>
+                <w:szCs w:val="18"/>
+                <w:rtl w:val="0"/>
+              </w:rPr>
+              <w:t>Trader</w:t>
+            </w:r>
+          </w:p>
+        </w:tc>
+        <w:tc>
+          <w:tcPr/>
+          <w:p>
+            <w:pPr>
+              <w:rPr/>
+            </w:pPr>
+            <w:r>
+              <w:rPr>
+                <w:sz w:val="18"/>
+                <w:szCs w:val="18"/>
+                <w:rtl w:val="0"/>
+              </w:rPr>
+              <w:t>Trader updates display name and avatar, changes the password and enables or disables email and push notifications.</w:t>
             </w:r>
           </w:p>
         </w:tc>
@@ -13332,75 +11667,55 @@
                 <w:szCs w:val="18"/>
                 <w:rtl w:val="0"/>
               </w:rPr>
-              <w:t xml:space="preserve">UC-08</w:t>
-            </w:r>
-            <w:r>
-              <w:rPr>
-                <w:rtl w:val="0"/>
-              </w:rPr>
-            </w:r>
-          </w:p>
-        </w:tc>
-        <w:tc>
-          <w:tcPr/>
-          <w:p>
-            <w:pPr>
-              <w:rPr/>
-            </w:pPr>
-            <w:r>
-              <w:rPr>
-                <w:sz w:val="18"/>
-                <w:szCs w:val="18"/>
-                <w:rtl w:val="0"/>
-              </w:rPr>
-              <w:t xml:space="preserve">Configure Notification Preferences</w:t>
-            </w:r>
-            <w:r>
-              <w:rPr>
-                <w:rtl w:val="0"/>
-              </w:rPr>
-            </w:r>
-          </w:p>
-        </w:tc>
-        <w:tc>
-          <w:tcPr/>
-          <w:p>
-            <w:pPr>
-              <w:rPr/>
-            </w:pPr>
-            <w:r>
-              <w:rPr>
-                <w:sz w:val="18"/>
-                <w:szCs w:val="18"/>
-                <w:rtl w:val="0"/>
-              </w:rPr>
-              <w:t xml:space="preserve">Trader</w:t>
-            </w:r>
-            <w:r>
-              <w:rPr>
-                <w:rtl w:val="0"/>
-              </w:rPr>
-            </w:r>
-          </w:p>
-        </w:tc>
-        <w:tc>
-          <w:tcPr/>
-          <w:p>
-            <w:pPr>
-              <w:rPr/>
-            </w:pPr>
-            <w:r>
-              <w:rPr>
-                <w:sz w:val="18"/>
-                <w:szCs w:val="18"/>
-                <w:rtl w:val="0"/>
-              </w:rPr>
-              <w:t xml:space="preserve">Trader enables or disables email and push notifications.</w:t>
-            </w:r>
-            <w:r>
-              <w:rPr>
-                <w:rtl w:val="0"/>
-              </w:rPr>
+              <w:t>UC-08</w:t>
+            </w:r>
+          </w:p>
+        </w:tc>
+        <w:tc>
+          <w:tcPr/>
+          <w:p>
+            <w:pPr>
+              <w:rPr/>
+            </w:pPr>
+            <w:r>
+              <w:rPr>
+                <w:sz w:val="18"/>
+                <w:szCs w:val="18"/>
+                <w:rtl w:val="0"/>
+              </w:rPr>
+              <w:t>Configure Trading Capital &amp; Max Risk %</w:t>
+            </w:r>
+          </w:p>
+        </w:tc>
+        <w:tc>
+          <w:tcPr/>
+          <w:p>
+            <w:pPr>
+              <w:rPr/>
+            </w:pPr>
+            <w:r>
+              <w:rPr>
+                <w:sz w:val="18"/>
+                <w:szCs w:val="18"/>
+                <w:rtl w:val="0"/>
+              </w:rPr>
+              <w:t>Trader</w:t>
+            </w:r>
+          </w:p>
+        </w:tc>
+        <w:tc>
+          <w:tcPr/>
+          <w:p>
+            <w:pPr>
+              <w:rPr/>
+            </w:pPr>
+            <w:r>
+              <w:rPr>
+                <w:sz w:val="18"/>
+                <w:szCs w:val="18"/>
+                <w:rtl w:val="0"/>
+              </w:rPr>
+              <w:t>Trader sets the default capital, the maximum risk per trade and the risk profile, optionally using the profile suggested by the risk questionnaire; the values pre-fill new trading plans.</w:t>
             </w:r>
           </w:p>
         </w:tc>
@@ -13422,75 +11737,55 @@
                 <w:szCs w:val="18"/>
                 <w:rtl w:val="0"/>
               </w:rPr>
-              <w:t xml:space="preserve">UC-09</w:t>
-            </w:r>
-            <w:r>
-              <w:rPr>
-                <w:rtl w:val="0"/>
-              </w:rPr>
-            </w:r>
-          </w:p>
-        </w:tc>
-        <w:tc>
-          <w:tcPr/>
-          <w:p>
-            <w:pPr>
-              <w:rPr/>
-            </w:pPr>
-            <w:r>
-              <w:rPr>
-                <w:sz w:val="18"/>
-                <w:szCs w:val="18"/>
-                <w:rtl w:val="0"/>
-              </w:rPr>
-              <w:t xml:space="preserve">View Market Overview</w:t>
-            </w:r>
-            <w:r>
-              <w:rPr>
-                <w:rtl w:val="0"/>
-              </w:rPr>
-            </w:r>
-          </w:p>
-        </w:tc>
-        <w:tc>
-          <w:tcPr/>
-          <w:p>
-            <w:pPr>
-              <w:rPr/>
-            </w:pPr>
-            <w:r>
-              <w:rPr>
-                <w:sz w:val="18"/>
-                <w:szCs w:val="18"/>
-                <w:rtl w:val="0"/>
-              </w:rPr>
-              <w:t xml:space="preserve">Guest, Trader</w:t>
-            </w:r>
-            <w:r>
-              <w:rPr>
-                <w:rtl w:val="0"/>
-              </w:rPr>
-            </w:r>
-          </w:p>
-        </w:tc>
-        <w:tc>
-          <w:tcPr/>
-          <w:p>
-            <w:pPr>
-              <w:rPr/>
-            </w:pPr>
-            <w:r>
-              <w:rPr>
-                <w:sz w:val="18"/>
-                <w:szCs w:val="18"/>
-                <w:rtl w:val="0"/>
-              </w:rPr>
-              <w:t xml:space="preserve">User views realtime prices and 24h statistics of enabled pairs and a basic price chart.</w:t>
-            </w:r>
-            <w:r>
-              <w:rPr>
-                <w:rtl w:val="0"/>
-              </w:rPr>
+              <w:t>UC-09</w:t>
+            </w:r>
+          </w:p>
+        </w:tc>
+        <w:tc>
+          <w:tcPr/>
+          <w:p>
+            <w:pPr>
+              <w:rPr/>
+            </w:pPr>
+            <w:r>
+              <w:rPr>
+                <w:sz w:val="18"/>
+                <w:szCs w:val="18"/>
+                <w:rtl w:val="0"/>
+              </w:rPr>
+              <w:t>Select Trading Style &amp; Market of Interest</w:t>
+            </w:r>
+          </w:p>
+        </w:tc>
+        <w:tc>
+          <w:tcPr/>
+          <w:p>
+            <w:pPr>
+              <w:rPr/>
+            </w:pPr>
+            <w:r>
+              <w:rPr>
+                <w:sz w:val="18"/>
+                <w:szCs w:val="18"/>
+                <w:rtl w:val="0"/>
+              </w:rPr>
+              <w:t>Trader</w:t>
+            </w:r>
+          </w:p>
+        </w:tc>
+        <w:tc>
+          <w:tcPr/>
+          <w:p>
+            <w:pPr>
+              <w:rPr/>
+            </w:pPr>
+            <w:r>
+              <w:rPr>
+                <w:sz w:val="18"/>
+                <w:szCs w:val="18"/>
+                <w:rtl w:val="0"/>
+              </w:rPr>
+              <w:t>Trader selects the trading style, which determines the setup score preset, and the market of interest (Spot or Futures).</w:t>
             </w:r>
           </w:p>
         </w:tc>
@@ -13512,75 +11807,55 @@
                 <w:szCs w:val="18"/>
                 <w:rtl w:val="0"/>
               </w:rPr>
-              <w:t xml:space="preserve">UC-10</w:t>
-            </w:r>
-            <w:r>
-              <w:rPr>
-                <w:rtl w:val="0"/>
-              </w:rPr>
-            </w:r>
-          </w:p>
-        </w:tc>
-        <w:tc>
-          <w:tcPr/>
-          <w:p>
-            <w:pPr>
-              <w:rPr/>
-            </w:pPr>
-            <w:r>
-              <w:rPr>
-                <w:sz w:val="18"/>
-                <w:szCs w:val="18"/>
-                <w:rtl w:val="0"/>
-              </w:rPr>
-              <w:t xml:space="preserve">Analyze Spot Pair</w:t>
-            </w:r>
-            <w:r>
-              <w:rPr>
-                <w:rtl w:val="0"/>
-              </w:rPr>
-            </w:r>
-          </w:p>
-        </w:tc>
-        <w:tc>
-          <w:tcPr/>
-          <w:p>
-            <w:pPr>
-              <w:rPr/>
-            </w:pPr>
-            <w:r>
-              <w:rPr>
-                <w:sz w:val="18"/>
-                <w:szCs w:val="18"/>
-                <w:rtl w:val="0"/>
-              </w:rPr>
-              <w:t xml:space="preserve">Trader</w:t>
-            </w:r>
-            <w:r>
-              <w:rPr>
-                <w:rtl w:val="0"/>
-              </w:rPr>
-            </w:r>
-          </w:p>
-        </w:tc>
-        <w:tc>
-          <w:tcPr/>
-          <w:p>
-            <w:pPr>
-              <w:rPr/>
-            </w:pPr>
-            <w:r>
-              <w:rPr>
-                <w:sz w:val="18"/>
-                <w:szCs w:val="18"/>
-                <w:rtl w:val="0"/>
-              </w:rPr>
-              <w:t xml:space="preserve">Trader views the spot chart with indicators, support/resistance and setup score of a pair.</w:t>
-            </w:r>
-            <w:r>
-              <w:rPr>
-                <w:rtl w:val="0"/>
-              </w:rPr>
+              <w:t>UC-10</w:t>
+            </w:r>
+          </w:p>
+        </w:tc>
+        <w:tc>
+          <w:tcPr/>
+          <w:p>
+            <w:pPr>
+              <w:rPr/>
+            </w:pPr>
+            <w:r>
+              <w:rPr>
+                <w:sz w:val="18"/>
+                <w:szCs w:val="18"/>
+                <w:rtl w:val="0"/>
+              </w:rPr>
+              <w:t>View Indicators, S/R Zones &amp; Setup Score</w:t>
+            </w:r>
+          </w:p>
+        </w:tc>
+        <w:tc>
+          <w:tcPr/>
+          <w:p>
+            <w:pPr>
+              <w:rPr/>
+            </w:pPr>
+            <w:r>
+              <w:rPr>
+                <w:sz w:val="18"/>
+                <w:szCs w:val="18"/>
+                <w:rtl w:val="0"/>
+              </w:rPr>
+              <w:t>Trader</w:t>
+            </w:r>
+          </w:p>
+        </w:tc>
+        <w:tc>
+          <w:tcPr/>
+          <w:p>
+            <w:pPr>
+              <w:rPr/>
+            </w:pPr>
+            <w:r>
+              <w:rPr>
+                <w:sz w:val="18"/>
+                <w:szCs w:val="18"/>
+                <w:rtl w:val="0"/>
+              </w:rPr>
+              <w:t>Trader views the indicators, support/resistance zones and setup score of a pair; the setup score components are shown on the PRO and PREMIUM plans.</w:t>
             </w:r>
           </w:p>
         </w:tc>
@@ -13602,75 +11877,55 @@
                 <w:szCs w:val="18"/>
                 <w:rtl w:val="0"/>
               </w:rPr>
-              <w:t xml:space="preserve">UC-11</w:t>
-            </w:r>
-            <w:r>
-              <w:rPr>
-                <w:rtl w:val="0"/>
-              </w:rPr>
-            </w:r>
-          </w:p>
-        </w:tc>
-        <w:tc>
-          <w:tcPr/>
-          <w:p>
-            <w:pPr>
-              <w:rPr/>
-            </w:pPr>
-            <w:r>
-              <w:rPr>
-                <w:sz w:val="18"/>
-                <w:szCs w:val="18"/>
-                <w:rtl w:val="0"/>
-              </w:rPr>
-              <w:t xml:space="preserve">Analyze Futures Pair</w:t>
-            </w:r>
-            <w:r>
-              <w:rPr>
-                <w:rtl w:val="0"/>
-              </w:rPr>
-            </w:r>
-          </w:p>
-        </w:tc>
-        <w:tc>
-          <w:tcPr/>
-          <w:p>
-            <w:pPr>
-              <w:rPr/>
-            </w:pPr>
-            <w:r>
-              <w:rPr>
-                <w:sz w:val="18"/>
-                <w:szCs w:val="18"/>
-                <w:rtl w:val="0"/>
-              </w:rPr>
-              <w:t xml:space="preserve">Trader</w:t>
-            </w:r>
-            <w:r>
-              <w:rPr>
-                <w:rtl w:val="0"/>
-              </w:rPr>
-            </w:r>
-          </w:p>
-        </w:tc>
-        <w:tc>
-          <w:tcPr/>
-          <w:p>
-            <w:pPr>
-              <w:rPr/>
-            </w:pPr>
-            <w:r>
-              <w:rPr>
-                <w:sz w:val="18"/>
-                <w:szCs w:val="18"/>
-                <w:rtl w:val="0"/>
-              </w:rPr>
-              <w:t xml:space="preserve">Trader with a PRO or PREMIUM plan views the futures chart with mark price, funding rate, open interest, long/short ratio and setup score.</w:t>
-            </w:r>
-            <w:r>
-              <w:rPr>
-                <w:rtl w:val="0"/>
-              </w:rPr>
+              <w:t>UC-11</w:t>
+            </w:r>
+          </w:p>
+        </w:tc>
+        <w:tc>
+          <w:tcPr/>
+          <w:p>
+            <w:pPr>
+              <w:rPr/>
+            </w:pPr>
+            <w:r>
+              <w:rPr>
+                <w:sz w:val="18"/>
+                <w:szCs w:val="18"/>
+                <w:rtl w:val="0"/>
+              </w:rPr>
+              <w:t>View Futures Metrics &amp; Liquidation Risk</w:t>
+            </w:r>
+          </w:p>
+        </w:tc>
+        <w:tc>
+          <w:tcPr/>
+          <w:p>
+            <w:pPr>
+              <w:rPr/>
+            </w:pPr>
+            <w:r>
+              <w:rPr>
+                <w:sz w:val="18"/>
+                <w:szCs w:val="18"/>
+                <w:rtl w:val="0"/>
+              </w:rPr>
+              <w:t>Trader</w:t>
+            </w:r>
+          </w:p>
+        </w:tc>
+        <w:tc>
+          <w:tcPr/>
+          <w:p>
+            <w:pPr>
+              <w:rPr/>
+            </w:pPr>
+            <w:r>
+              <w:rPr>
+                <w:sz w:val="18"/>
+                <w:szCs w:val="18"/>
+                <w:rtl w:val="0"/>
+              </w:rPr>
+              <w:t>Trader with a PRO or PREMIUM plan views the Futures chart with mark price, funding rate, open interest, long/short ratio and setup score, and the liquidation risk of a planned position.</w:t>
             </w:r>
           </w:p>
         </w:tc>
@@ -13692,75 +11947,55 @@
                 <w:szCs w:val="18"/>
                 <w:rtl w:val="0"/>
               </w:rPr>
-              <w:t xml:space="preserve">UC-12</w:t>
-            </w:r>
-            <w:r>
-              <w:rPr>
-                <w:rtl w:val="0"/>
-              </w:rPr>
-            </w:r>
-          </w:p>
-        </w:tc>
-        <w:tc>
-          <w:tcPr/>
-          <w:p>
-            <w:pPr>
-              <w:rPr/>
-            </w:pPr>
-            <w:r>
-              <w:rPr>
-                <w:sz w:val="18"/>
-                <w:szCs w:val="18"/>
-                <w:rtl w:val="0"/>
-              </w:rPr>
-              <w:t xml:space="preserve">Manage Watchlist</w:t>
-            </w:r>
-            <w:r>
-              <w:rPr>
-                <w:rtl w:val="0"/>
-              </w:rPr>
-            </w:r>
-          </w:p>
-        </w:tc>
-        <w:tc>
-          <w:tcPr/>
-          <w:p>
-            <w:pPr>
-              <w:rPr/>
-            </w:pPr>
-            <w:r>
-              <w:rPr>
-                <w:sz w:val="18"/>
-                <w:szCs w:val="18"/>
-                <w:rtl w:val="0"/>
-              </w:rPr>
-              <w:t xml:space="preserve">Trader</w:t>
-            </w:r>
-            <w:r>
-              <w:rPr>
-                <w:rtl w:val="0"/>
-              </w:rPr>
-            </w:r>
-          </w:p>
-        </w:tc>
-        <w:tc>
-          <w:tcPr/>
-          <w:p>
-            <w:pPr>
-              <w:rPr/>
-            </w:pPr>
-            <w:r>
-              <w:rPr>
-                <w:sz w:val="18"/>
-                <w:szCs w:val="18"/>
-                <w:rtl w:val="0"/>
-              </w:rPr>
-              <w:t xml:space="preserve">Trader adds, removes, groups and reorders pairs in the watchlist within the limit of the subscription plan.</w:t>
-            </w:r>
-            <w:r>
-              <w:rPr>
-                <w:rtl w:val="0"/>
-              </w:rPr>
+              <w:t>UC-12</w:t>
+            </w:r>
+          </w:p>
+        </w:tc>
+        <w:tc>
+          <w:tcPr/>
+          <w:p>
+            <w:pPr>
+              <w:rPr/>
+            </w:pPr>
+            <w:r>
+              <w:rPr>
+                <w:sz w:val="18"/>
+                <w:szCs w:val="18"/>
+                <w:rtl w:val="0"/>
+              </w:rPr>
+              <w:t>View Aggregated Crypto News</w:t>
+            </w:r>
+          </w:p>
+        </w:tc>
+        <w:tc>
+          <w:tcPr/>
+          <w:p>
+            <w:pPr>
+              <w:rPr/>
+            </w:pPr>
+            <w:r>
+              <w:rPr>
+                <w:sz w:val="18"/>
+                <w:szCs w:val="18"/>
+                <w:rtl w:val="0"/>
+              </w:rPr>
+              <w:t>Trader</w:t>
+            </w:r>
+          </w:p>
+        </w:tc>
+        <w:tc>
+          <w:tcPr/>
+          <w:p>
+            <w:pPr>
+              <w:rPr/>
+            </w:pPr>
+            <w:r>
+              <w:rPr>
+                <w:sz w:val="18"/>
+                <w:szCs w:val="18"/>
+                <w:rtl w:val="0"/>
+              </w:rPr>
+              <w:t>Trader reads aggregated news filtered by coin; AI summaries and sentiment are shown on the PRO and PREMIUM plans.</w:t>
             </w:r>
           </w:p>
         </w:tc>
@@ -13782,75 +12017,55 @@
                 <w:szCs w:val="18"/>
                 <w:rtl w:val="0"/>
               </w:rPr>
-              <w:t xml:space="preserve">UC-13</w:t>
-            </w:r>
-            <w:r>
-              <w:rPr>
-                <w:rtl w:val="0"/>
-              </w:rPr>
-            </w:r>
-          </w:p>
-        </w:tc>
-        <w:tc>
-          <w:tcPr/>
-          <w:p>
-            <w:pPr>
-              <w:rPr/>
-            </w:pPr>
-            <w:r>
-              <w:rPr>
-                <w:sz w:val="18"/>
-                <w:szCs w:val="18"/>
-                <w:rtl w:val="0"/>
-              </w:rPr>
-              <w:t xml:space="preserve">Create Alert</w:t>
-            </w:r>
-            <w:r>
-              <w:rPr>
-                <w:rtl w:val="0"/>
-              </w:rPr>
-            </w:r>
-          </w:p>
-        </w:tc>
-        <w:tc>
-          <w:tcPr/>
-          <w:p>
-            <w:pPr>
-              <w:rPr/>
-            </w:pPr>
-            <w:r>
-              <w:rPr>
-                <w:sz w:val="18"/>
-                <w:szCs w:val="18"/>
-                <w:rtl w:val="0"/>
-              </w:rPr>
-              <w:t xml:space="preserve">Trader</w:t>
-            </w:r>
-            <w:r>
-              <w:rPr>
-                <w:rtl w:val="0"/>
-              </w:rPr>
-            </w:r>
-          </w:p>
-        </w:tc>
-        <w:tc>
-          <w:tcPr/>
-          <w:p>
-            <w:pPr>
-              <w:rPr/>
-            </w:pPr>
-            <w:r>
-              <w:rPr>
-                <w:sz w:val="18"/>
-                <w:szCs w:val="18"/>
-                <w:rtl w:val="0"/>
-              </w:rPr>
-              <w:t xml:space="preserve">Trader creates a price alert, or an indicator alert on PRO and PREMIUM plans, on a watchlist pair within the active alert limit of the subscription plan.</w:t>
-            </w:r>
-            <w:r>
-              <w:rPr>
-                <w:rtl w:val="0"/>
-              </w:rPr>
+              <w:t>UC-13</w:t>
+            </w:r>
+          </w:p>
+        </w:tc>
+        <w:tc>
+          <w:tcPr/>
+          <w:p>
+            <w:pPr>
+              <w:rPr/>
+            </w:pPr>
+            <w:r>
+              <w:rPr>
+                <w:sz w:val="18"/>
+                <w:szCs w:val="18"/>
+                <w:rtl w:val="0"/>
+              </w:rPr>
+              <w:t>Create Trading Plan (Spot / Futures)</w:t>
+            </w:r>
+          </w:p>
+        </w:tc>
+        <w:tc>
+          <w:tcPr/>
+          <w:p>
+            <w:pPr>
+              <w:rPr/>
+            </w:pPr>
+            <w:r>
+              <w:rPr>
+                <w:sz w:val="18"/>
+                <w:szCs w:val="18"/>
+                <w:rtl w:val="0"/>
+              </w:rPr>
+              <w:t>Trader</w:t>
+            </w:r>
+          </w:p>
+        </w:tc>
+        <w:tc>
+          <w:tcPr/>
+          <w:p>
+            <w:pPr>
+              <w:rPr/>
+            </w:pPr>
+            <w:r>
+              <w:rPr>
+                <w:sz w:val="18"/>
+                <w:szCs w:val="18"/>
+                <w:rtl w:val="0"/>
+              </w:rPr>
+              <w:t>Trader enters entry, stop loss, take profit, capital, risk and leverage and receives the risk calculation and warnings, edits the plan while it is in DRAFT status or cancels it; Futures plans require a PRO or PREMIUM plan. Includes UC-16.</w:t>
             </w:r>
           </w:p>
         </w:tc>
@@ -13872,75 +12087,55 @@
                 <w:szCs w:val="18"/>
                 <w:rtl w:val="0"/>
               </w:rPr>
-              <w:t xml:space="preserve">UC-14</w:t>
-            </w:r>
-            <w:r>
-              <w:rPr>
-                <w:rtl w:val="0"/>
-              </w:rPr>
-            </w:r>
-          </w:p>
-        </w:tc>
-        <w:tc>
-          <w:tcPr/>
-          <w:p>
-            <w:pPr>
-              <w:rPr/>
-            </w:pPr>
-            <w:r>
-              <w:rPr>
-                <w:sz w:val="18"/>
-                <w:szCs w:val="18"/>
-                <w:rtl w:val="0"/>
-              </w:rPr>
-              <w:t xml:space="preserve">Manage Alerts</w:t>
-            </w:r>
-            <w:r>
-              <w:rPr>
-                <w:rtl w:val="0"/>
-              </w:rPr>
-            </w:r>
-          </w:p>
-        </w:tc>
-        <w:tc>
-          <w:tcPr/>
-          <w:p>
-            <w:pPr>
-              <w:rPr/>
-            </w:pPr>
-            <w:r>
-              <w:rPr>
-                <w:sz w:val="18"/>
-                <w:szCs w:val="18"/>
-                <w:rtl w:val="0"/>
-              </w:rPr>
-              <w:t xml:space="preserve">Trader</w:t>
-            </w:r>
-            <w:r>
-              <w:rPr>
-                <w:rtl w:val="0"/>
-              </w:rPr>
-            </w:r>
-          </w:p>
-        </w:tc>
-        <w:tc>
-          <w:tcPr/>
-          <w:p>
-            <w:pPr>
-              <w:rPr/>
-            </w:pPr>
-            <w:r>
-              <w:rPr>
-                <w:sz w:val="18"/>
-                <w:szCs w:val="18"/>
-                <w:rtl w:val="0"/>
-              </w:rPr>
-              <w:t xml:space="preserve">Trader edits, pauses, resumes or deletes alerts and views their trigger history.</w:t>
-            </w:r>
-            <w:r>
-              <w:rPr>
-                <w:rtl w:val="0"/>
-              </w:rPr>
+              <w:t>UC-14</w:t>
+            </w:r>
+          </w:p>
+        </w:tc>
+        <w:tc>
+          <w:tcPr/>
+          <w:p>
+            <w:pPr>
+              <w:rPr/>
+            </w:pPr>
+            <w:r>
+              <w:rPr>
+                <w:sz w:val="18"/>
+                <w:szCs w:val="18"/>
+                <w:rtl w:val="0"/>
+              </w:rPr>
+              <w:t>Execute Trade from Plan</w:t>
+            </w:r>
+          </w:p>
+        </w:tc>
+        <w:tc>
+          <w:tcPr/>
+          <w:p>
+            <w:pPr>
+              <w:rPr/>
+            </w:pPr>
+            <w:r>
+              <w:rPr>
+                <w:sz w:val="18"/>
+                <w:szCs w:val="18"/>
+                <w:rtl w:val="0"/>
+              </w:rPr>
+              <w:t>Trader</w:t>
+            </w:r>
+          </w:p>
+        </w:tc>
+        <w:tc>
+          <w:tcPr/>
+          <w:p>
+            <w:pPr>
+              <w:rPr/>
+            </w:pPr>
+            <w:r>
+              <w:rPr>
+                <w:sz w:val="18"/>
+                <w:szCs w:val="18"/>
+                <w:rtl w:val="0"/>
+              </w:rPr>
+              <w:t>Trader activates a plan without blocking warnings, within the plan limit of ACTIVE plans and open positions, so that the simulation executes it against live prices. Includes UC-16.</w:t>
             </w:r>
           </w:p>
         </w:tc>
@@ -13962,75 +12157,55 @@
                 <w:szCs w:val="18"/>
                 <w:rtl w:val="0"/>
               </w:rPr>
-              <w:t xml:space="preserve">UC-15</w:t>
-            </w:r>
-            <w:r>
-              <w:rPr>
-                <w:rtl w:val="0"/>
-              </w:rPr>
-            </w:r>
-          </w:p>
-        </w:tc>
-        <w:tc>
-          <w:tcPr/>
-          <w:p>
-            <w:pPr>
-              <w:rPr/>
-            </w:pPr>
-            <w:r>
-              <w:rPr>
-                <w:sz w:val="18"/>
-                <w:szCs w:val="18"/>
-                <w:rtl w:val="0"/>
-              </w:rPr>
-              <w:t xml:space="preserve">View Notifications</w:t>
-            </w:r>
-            <w:r>
-              <w:rPr>
-                <w:rtl w:val="0"/>
-              </w:rPr>
-            </w:r>
-          </w:p>
-        </w:tc>
-        <w:tc>
-          <w:tcPr/>
-          <w:p>
-            <w:pPr>
-              <w:rPr/>
-            </w:pPr>
-            <w:r>
-              <w:rPr>
-                <w:sz w:val="18"/>
-                <w:szCs w:val="18"/>
-                <w:rtl w:val="0"/>
-              </w:rPr>
-              <w:t xml:space="preserve">Trader</w:t>
-            </w:r>
-            <w:r>
-              <w:rPr>
-                <w:rtl w:val="0"/>
-              </w:rPr>
-            </w:r>
-          </w:p>
-        </w:tc>
-        <w:tc>
-          <w:tcPr/>
-          <w:p>
-            <w:pPr>
-              <w:rPr/>
-            </w:pPr>
-            <w:r>
-              <w:rPr>
-                <w:sz w:val="18"/>
-                <w:szCs w:val="18"/>
-                <w:rtl w:val="0"/>
-              </w:rPr>
-              <w:t xml:space="preserve">Trader views in-app notifications, marks them as read and opens the referenced alert, plan, post or subscription.</w:t>
-            </w:r>
-            <w:r>
-              <w:rPr>
-                <w:rtl w:val="0"/>
-              </w:rPr>
+              <w:t>UC-15</w:t>
+            </w:r>
+          </w:p>
+        </w:tc>
+        <w:tc>
+          <w:tcPr/>
+          <w:p>
+            <w:pPr>
+              <w:rPr/>
+            </w:pPr>
+            <w:r>
+              <w:rPr>
+                <w:sz w:val="18"/>
+                <w:szCs w:val="18"/>
+                <w:rtl w:val="0"/>
+              </w:rPr>
+              <w:t>Place Direct Order (No Plan)</w:t>
+            </w:r>
+          </w:p>
+        </w:tc>
+        <w:tc>
+          <w:tcPr/>
+          <w:p>
+            <w:pPr>
+              <w:rPr/>
+            </w:pPr>
+            <w:r>
+              <w:rPr>
+                <w:sz w:val="18"/>
+                <w:szCs w:val="18"/>
+                <w:rtl w:val="0"/>
+              </w:rPr>
+              <w:t>Trader</w:t>
+            </w:r>
+          </w:p>
+        </w:tc>
+        <w:tc>
+          <w:tcPr/>
+          <w:p>
+            <w:pPr>
+              <w:rPr/>
+            </w:pPr>
+            <w:r>
+              <w:rPr>
+                <w:sz w:val="18"/>
+                <w:szCs w:val="18"/>
+                <w:rtl w:val="0"/>
+              </w:rPr>
+              <w:t>Trader places a demo Spot order (limit, market, post-only, stop limit, stop market, trailing stop, OCO, OTO or OTOCO) without a trading plan; the order is matched against live Binance prices and order book. Includes UC-16.</w:t>
             </w:r>
           </w:p>
         </w:tc>
@@ -14052,75 +12227,55 @@
                 <w:szCs w:val="18"/>
                 <w:rtl w:val="0"/>
               </w:rPr>
-              <w:t xml:space="preserve">UC-16</w:t>
-            </w:r>
-            <w:r>
-              <w:rPr>
-                <w:rtl w:val="0"/>
-              </w:rPr>
-            </w:r>
-          </w:p>
-        </w:tc>
-        <w:tc>
-          <w:tcPr/>
-          <w:p>
-            <w:pPr>
-              <w:rPr/>
-            </w:pPr>
-            <w:r>
-              <w:rPr>
-                <w:sz w:val="18"/>
-                <w:szCs w:val="18"/>
-                <w:rtl w:val="0"/>
-              </w:rPr>
-              <w:t xml:space="preserve">Create Trading Plan</w:t>
-            </w:r>
-            <w:r>
-              <w:rPr>
-                <w:rtl w:val="0"/>
-              </w:rPr>
-            </w:r>
-          </w:p>
-        </w:tc>
-        <w:tc>
-          <w:tcPr/>
-          <w:p>
-            <w:pPr>
-              <w:rPr/>
-            </w:pPr>
-            <w:r>
-              <w:rPr>
-                <w:sz w:val="18"/>
-                <w:szCs w:val="18"/>
-                <w:rtl w:val="0"/>
-              </w:rPr>
-              <w:t xml:space="preserve">Trader</w:t>
-            </w:r>
-            <w:r>
-              <w:rPr>
-                <w:rtl w:val="0"/>
-              </w:rPr>
-            </w:r>
-          </w:p>
-        </w:tc>
-        <w:tc>
-          <w:tcPr/>
-          <w:p>
-            <w:pPr>
-              <w:rPr/>
-            </w:pPr>
-            <w:r>
-              <w:rPr>
-                <w:sz w:val="18"/>
-                <w:szCs w:val="18"/>
-                <w:rtl w:val="0"/>
-              </w:rPr>
-              <w:t xml:space="preserve">Trader enters entry, stop loss, take profit, capital, risk and leverage and receives the risk calculation and warnings; Futures plans require a PRO or PREMIUM plan.</w:t>
-            </w:r>
-            <w:r>
-              <w:rPr>
-                <w:rtl w:val="0"/>
-              </w:rPr>
+              <w:t>UC-16</w:t>
+            </w:r>
+          </w:p>
+        </w:tc>
+        <w:tc>
+          <w:tcPr/>
+          <w:p>
+            <w:pPr>
+              <w:rPr/>
+            </w:pPr>
+            <w:r>
+              <w:rPr>
+                <w:sz w:val="18"/>
+                <w:szCs w:val="18"/>
+                <w:rtl w:val="0"/>
+              </w:rPr>
+              <w:t>Validate Trading Rules</w:t>
+            </w:r>
+          </w:p>
+        </w:tc>
+        <w:tc>
+          <w:tcPr/>
+          <w:p>
+            <w:pPr>
+              <w:rPr/>
+            </w:pPr>
+            <w:r>
+              <w:rPr>
+                <w:sz w:val="18"/>
+                <w:szCs w:val="18"/>
+                <w:rtl w:val="0"/>
+              </w:rPr>
+              <w:t>Trader (included use case)</w:t>
+            </w:r>
+          </w:p>
+        </w:tc>
+        <w:tc>
+          <w:tcPr/>
+          <w:p>
+            <w:pPr>
+              <w:rPr/>
+            </w:pPr>
+            <w:r>
+              <w:rPr>
+                <w:sz w:val="18"/>
+                <w:szCs w:val="18"/>
+                <w:rtl w:val="0"/>
+              </w:rPr>
+              <w:t>System validates a plan or an order against the trading rules, the exchange filters of the pair and the limits of the subscription plan before it is saved, activated or placed. Includes UC-17; extended by UC-18.</w:t>
             </w:r>
           </w:p>
         </w:tc>
@@ -14142,75 +12297,55 @@
                 <w:szCs w:val="18"/>
                 <w:rtl w:val="0"/>
               </w:rPr>
-              <w:t xml:space="preserve">UC-17</w:t>
-            </w:r>
-            <w:r>
-              <w:rPr>
-                <w:rtl w:val="0"/>
-              </w:rPr>
-            </w:r>
-          </w:p>
-        </w:tc>
-        <w:tc>
-          <w:tcPr/>
-          <w:p>
-            <w:pPr>
-              <w:rPr/>
-            </w:pPr>
-            <w:r>
-              <w:rPr>
-                <w:sz w:val="18"/>
-                <w:szCs w:val="18"/>
-                <w:rtl w:val="0"/>
-              </w:rPr>
-              <w:t xml:space="preserve">Edit Trading Plan</w:t>
-            </w:r>
-            <w:r>
-              <w:rPr>
-                <w:rtl w:val="0"/>
-              </w:rPr>
-            </w:r>
-          </w:p>
-        </w:tc>
-        <w:tc>
-          <w:tcPr/>
-          <w:p>
-            <w:pPr>
-              <w:rPr/>
-            </w:pPr>
-            <w:r>
-              <w:rPr>
-                <w:sz w:val="18"/>
-                <w:szCs w:val="18"/>
-                <w:rtl w:val="0"/>
-              </w:rPr>
-              <w:t xml:space="preserve">Trader</w:t>
-            </w:r>
-            <w:r>
-              <w:rPr>
-                <w:rtl w:val="0"/>
-              </w:rPr>
-            </w:r>
-          </w:p>
-        </w:tc>
-        <w:tc>
-          <w:tcPr/>
-          <w:p>
-            <w:pPr>
-              <w:rPr/>
-            </w:pPr>
-            <w:r>
-              <w:rPr>
-                <w:sz w:val="18"/>
-                <w:szCs w:val="18"/>
-                <w:rtl w:val="0"/>
-              </w:rPr>
-              <w:t xml:space="preserve">Trader modifies a plan that is still in DRAFT status.</w:t>
-            </w:r>
-            <w:r>
-              <w:rPr>
-                <w:rtl w:val="0"/>
-              </w:rPr>
+              <w:t>UC-17</w:t>
+            </w:r>
+          </w:p>
+        </w:tc>
+        <w:tc>
+          <w:tcPr/>
+          <w:p>
+            <w:pPr>
+              <w:rPr/>
+            </w:pPr>
+            <w:r>
+              <w:rPr>
+                <w:sz w:val="18"/>
+                <w:szCs w:val="18"/>
+                <w:rtl w:val="0"/>
+              </w:rPr>
+              <w:t>Calculate R/R, Position Size &amp; Liq. Price</w:t>
+            </w:r>
+          </w:p>
+        </w:tc>
+        <w:tc>
+          <w:tcPr/>
+          <w:p>
+            <w:pPr>
+              <w:rPr/>
+            </w:pPr>
+            <w:r>
+              <w:rPr>
+                <w:sz w:val="18"/>
+                <w:szCs w:val="18"/>
+                <w:rtl w:val="0"/>
+              </w:rPr>
+              <w:t>Trader (included use case)</w:t>
+            </w:r>
+          </w:p>
+        </w:tc>
+        <w:tc>
+          <w:tcPr/>
+          <w:p>
+            <w:pPr>
+              <w:rPr/>
+            </w:pPr>
+            <w:r>
+              <w:rPr>
+                <w:sz w:val="18"/>
+                <w:szCs w:val="18"/>
+                <w:rtl w:val="0"/>
+              </w:rPr>
+              <w:t>System calculates the position size, the risk/reward ratio, the maximum loss and, for Futures, the liquidation price.</w:t>
             </w:r>
           </w:p>
         </w:tc>
@@ -14232,75 +12367,55 @@
                 <w:szCs w:val="18"/>
                 <w:rtl w:val="0"/>
               </w:rPr>
-              <w:t xml:space="preserve">UC-18</w:t>
-            </w:r>
-            <w:r>
-              <w:rPr>
-                <w:rtl w:val="0"/>
-              </w:rPr>
-            </w:r>
-          </w:p>
-        </w:tc>
-        <w:tc>
-          <w:tcPr/>
-          <w:p>
-            <w:pPr>
-              <w:rPr/>
-            </w:pPr>
-            <w:r>
-              <w:rPr>
-                <w:sz w:val="18"/>
-                <w:szCs w:val="18"/>
-                <w:rtl w:val="0"/>
-              </w:rPr>
-              <w:t xml:space="preserve">Activate Trading Plan</w:t>
-            </w:r>
-            <w:r>
-              <w:rPr>
-                <w:rtl w:val="0"/>
-              </w:rPr>
-            </w:r>
-          </w:p>
-        </w:tc>
-        <w:tc>
-          <w:tcPr/>
-          <w:p>
-            <w:pPr>
-              <w:rPr/>
-            </w:pPr>
-            <w:r>
-              <w:rPr>
-                <w:sz w:val="18"/>
-                <w:szCs w:val="18"/>
-                <w:rtl w:val="0"/>
-              </w:rPr>
-              <w:t xml:space="preserve">Trader</w:t>
-            </w:r>
-            <w:r>
-              <w:rPr>
-                <w:rtl w:val="0"/>
-              </w:rPr>
-            </w:r>
-          </w:p>
-        </w:tc>
-        <w:tc>
-          <w:tcPr/>
-          <w:p>
-            <w:pPr>
-              <w:rPr/>
-            </w:pPr>
-            <w:r>
-              <w:rPr>
-                <w:sz w:val="18"/>
-                <w:szCs w:val="18"/>
-                <w:rtl w:val="0"/>
-              </w:rPr>
-              <w:t xml:space="preserve">Trader activates a plan without blocking warnings, within the subscription plan limit of ACTIVE plans and open positions, so that the simulation can execute it.</w:t>
-            </w:r>
-            <w:r>
-              <w:rPr>
-                <w:rtl w:val="0"/>
-              </w:rPr>
+              <w:t>UC-18</w:t>
+            </w:r>
+          </w:p>
+        </w:tc>
+        <w:tc>
+          <w:tcPr/>
+          <w:p>
+            <w:pPr>
+              <w:rPr/>
+            </w:pPr>
+            <w:r>
+              <w:rPr>
+                <w:sz w:val="18"/>
+                <w:szCs w:val="18"/>
+                <w:rtl w:val="0"/>
+              </w:rPr>
+              <w:t>Show Risk Warnings</w:t>
+            </w:r>
+          </w:p>
+        </w:tc>
+        <w:tc>
+          <w:tcPr/>
+          <w:p>
+            <w:pPr>
+              <w:rPr/>
+            </w:pPr>
+            <w:r>
+              <w:rPr>
+                <w:sz w:val="18"/>
+                <w:szCs w:val="18"/>
+                <w:rtl w:val="0"/>
+              </w:rPr>
+              <w:t>Trader (extending use case)</w:t>
+            </w:r>
+          </w:p>
+        </w:tc>
+        <w:tc>
+          <w:tcPr/>
+          <w:p>
+            <w:pPr>
+              <w:rPr/>
+            </w:pPr>
+            <w:r>
+              <w:rPr>
+                <w:sz w:val="18"/>
+                <w:szCs w:val="18"/>
+                <w:rtl w:val="0"/>
+              </w:rPr>
+              <w:t>System shows the soft and blocking risk warnings whose conditions hold (BR-28, BR-29); a blocking warning prevents activation.</w:t>
             </w:r>
           </w:p>
         </w:tc>
@@ -14322,75 +12437,55 @@
                 <w:szCs w:val="18"/>
                 <w:rtl w:val="0"/>
               </w:rPr>
-              <w:t xml:space="preserve">UC-19</w:t>
-            </w:r>
-            <w:r>
-              <w:rPr>
-                <w:rtl w:val="0"/>
-              </w:rPr>
-            </w:r>
-          </w:p>
-        </w:tc>
-        <w:tc>
-          <w:tcPr/>
-          <w:p>
-            <w:pPr>
-              <w:rPr/>
-            </w:pPr>
-            <w:r>
-              <w:rPr>
-                <w:sz w:val="18"/>
-                <w:szCs w:val="18"/>
-                <w:rtl w:val="0"/>
-              </w:rPr>
-              <w:t xml:space="preserve">Cancel Trading Plan</w:t>
-            </w:r>
-            <w:r>
-              <w:rPr>
-                <w:rtl w:val="0"/>
-              </w:rPr>
-            </w:r>
-          </w:p>
-        </w:tc>
-        <w:tc>
-          <w:tcPr/>
-          <w:p>
-            <w:pPr>
-              <w:rPr/>
-            </w:pPr>
-            <w:r>
-              <w:rPr>
-                <w:sz w:val="18"/>
-                <w:szCs w:val="18"/>
-                <w:rtl w:val="0"/>
-              </w:rPr>
-              <w:t xml:space="preserve">Trader</w:t>
-            </w:r>
-            <w:r>
-              <w:rPr>
-                <w:rtl w:val="0"/>
-              </w:rPr>
-            </w:r>
-          </w:p>
-        </w:tc>
-        <w:tc>
-          <w:tcPr/>
-          <w:p>
-            <w:pPr>
-              <w:rPr/>
-            </w:pPr>
-            <w:r>
-              <w:rPr>
-                <w:sz w:val="18"/>
-                <w:szCs w:val="18"/>
-                <w:rtl w:val="0"/>
-              </w:rPr>
-              <w:t xml:space="preserve">Trader cancels a DRAFT or ACTIVE plan.</w:t>
-            </w:r>
-            <w:r>
-              <w:rPr>
-                <w:rtl w:val="0"/>
-              </w:rPr>
+              <w:t>UC-19</w:t>
+            </w:r>
+          </w:p>
+        </w:tc>
+        <w:tc>
+          <w:tcPr/>
+          <w:p>
+            <w:pPr>
+              <w:rPr/>
+            </w:pPr>
+            <w:r>
+              <w:rPr>
+                <w:sz w:val="18"/>
+                <w:szCs w:val="18"/>
+                <w:rtl w:val="0"/>
+              </w:rPr>
+              <w:t>Manage Open Orders &amp; Positions</w:t>
+            </w:r>
+          </w:p>
+        </w:tc>
+        <w:tc>
+          <w:tcPr/>
+          <w:p>
+            <w:pPr>
+              <w:rPr/>
+            </w:pPr>
+            <w:r>
+              <w:rPr>
+                <w:sz w:val="18"/>
+                <w:szCs w:val="18"/>
+                <w:rtl w:val="0"/>
+              </w:rPr>
+              <w:t>Trader</w:t>
+            </w:r>
+          </w:p>
+        </w:tc>
+        <w:tc>
+          <w:tcPr/>
+          <w:p>
+            <w:pPr>
+              <w:rPr/>
+            </w:pPr>
+            <w:r>
+              <w:rPr>
+                <w:sz w:val="18"/>
+                <w:szCs w:val="18"/>
+                <w:rtl w:val="0"/>
+              </w:rPr>
+              <w:t>Trader lists plans by status, open demo orders and simulated positions, cancels a plan or open demo orders, closes an open simulated position at the current market price and views the order and trade history.</w:t>
             </w:r>
           </w:p>
         </w:tc>
@@ -14412,75 +12507,55 @@
                 <w:szCs w:val="18"/>
                 <w:rtl w:val="0"/>
               </w:rPr>
-              <w:t xml:space="preserve">UC-20</w:t>
-            </w:r>
-            <w:r>
-              <w:rPr>
-                <w:rtl w:val="0"/>
-              </w:rPr>
-            </w:r>
-          </w:p>
-        </w:tc>
-        <w:tc>
-          <w:tcPr/>
-          <w:p>
-            <w:pPr>
-              <w:rPr/>
-            </w:pPr>
-            <w:r>
-              <w:rPr>
-                <w:sz w:val="18"/>
-                <w:szCs w:val="18"/>
-                <w:rtl w:val="0"/>
-              </w:rPr>
-              <w:t xml:space="preserve">View Trading Plans</w:t>
-            </w:r>
-            <w:r>
-              <w:rPr>
-                <w:rtl w:val="0"/>
-              </w:rPr>
-            </w:r>
-          </w:p>
-        </w:tc>
-        <w:tc>
-          <w:tcPr/>
-          <w:p>
-            <w:pPr>
-              <w:rPr/>
-            </w:pPr>
-            <w:r>
-              <w:rPr>
-                <w:sz w:val="18"/>
-                <w:szCs w:val="18"/>
-                <w:rtl w:val="0"/>
-              </w:rPr>
-              <w:t xml:space="preserve">Trader</w:t>
-            </w:r>
-            <w:r>
-              <w:rPr>
-                <w:rtl w:val="0"/>
-              </w:rPr>
-            </w:r>
-          </w:p>
-        </w:tc>
-        <w:tc>
-          <w:tcPr/>
-          <w:p>
-            <w:pPr>
-              <w:rPr/>
-            </w:pPr>
-            <w:r>
-              <w:rPr>
-                <w:sz w:val="18"/>
-                <w:szCs w:val="18"/>
-                <w:rtl w:val="0"/>
-              </w:rPr>
-              <w:t xml:space="preserve">Trader lists plans by status and views plan details and live position status.</w:t>
-            </w:r>
-            <w:r>
-              <w:rPr>
-                <w:rtl w:val="0"/>
-              </w:rPr>
+              <w:t>UC-20</w:t>
+            </w:r>
+          </w:p>
+        </w:tc>
+        <w:tc>
+          <w:tcPr/>
+          <w:p>
+            <w:pPr>
+              <w:rPr/>
+            </w:pPr>
+            <w:r>
+              <w:rPr>
+                <w:sz w:val="18"/>
+                <w:szCs w:val="18"/>
+                <w:rtl w:val="0"/>
+              </w:rPr>
+              <w:t>Manage Virtual Wallet</w:t>
+            </w:r>
+          </w:p>
+        </w:tc>
+        <w:tc>
+          <w:tcPr/>
+          <w:p>
+            <w:pPr>
+              <w:rPr/>
+            </w:pPr>
+            <w:r>
+              <w:rPr>
+                <w:sz w:val="18"/>
+                <w:szCs w:val="18"/>
+                <w:rtl w:val="0"/>
+              </w:rPr>
+              <w:t>Trader</w:t>
+            </w:r>
+          </w:p>
+        </w:tc>
+        <w:tc>
+          <w:tcPr/>
+          <w:p>
+            <w:pPr>
+              <w:rPr/>
+            </w:pPr>
+            <w:r>
+              <w:rPr>
+                <w:sz w:val="18"/>
+                <w:szCs w:val="18"/>
+                <w:rtl w:val="0"/>
+              </w:rPr>
+              <w:t>Trader opens the demo account once and receives the virtual starting funds, views the Spot and Futures wallet balances and their estimated value, moves USDT between the wallets and views the ledger and the PnL analysis of the account.</w:t>
             </w:r>
           </w:p>
         </w:tc>
@@ -14502,75 +12577,55 @@
                 <w:szCs w:val="18"/>
                 <w:rtl w:val="0"/>
               </w:rPr>
-              <w:t xml:space="preserve">UC-21</w:t>
-            </w:r>
-            <w:r>
-              <w:rPr>
-                <w:rtl w:val="0"/>
-              </w:rPr>
-            </w:r>
-          </w:p>
-        </w:tc>
-        <w:tc>
-          <w:tcPr/>
-          <w:p>
-            <w:pPr>
-              <w:rPr/>
-            </w:pPr>
-            <w:r>
-              <w:rPr>
-                <w:sz w:val="18"/>
-                <w:szCs w:val="18"/>
-                <w:rtl w:val="0"/>
-              </w:rPr>
-              <w:t xml:space="preserve">Close Simulated Position</w:t>
-            </w:r>
-            <w:r>
-              <w:rPr>
-                <w:rtl w:val="0"/>
-              </w:rPr>
-            </w:r>
-          </w:p>
-        </w:tc>
-        <w:tc>
-          <w:tcPr/>
-          <w:p>
-            <w:pPr>
-              <w:rPr/>
-            </w:pPr>
-            <w:r>
-              <w:rPr>
-                <w:sz w:val="18"/>
-                <w:szCs w:val="18"/>
-                <w:rtl w:val="0"/>
-              </w:rPr>
-              <w:t xml:space="preserve">Trader</w:t>
-            </w:r>
-            <w:r>
-              <w:rPr>
-                <w:rtl w:val="0"/>
-              </w:rPr>
-            </w:r>
-          </w:p>
-        </w:tc>
-        <w:tc>
-          <w:tcPr/>
-          <w:p>
-            <w:pPr>
-              <w:rPr/>
-            </w:pPr>
-            <w:r>
-              <w:rPr>
-                <w:sz w:val="18"/>
-                <w:szCs w:val="18"/>
-                <w:rtl w:val="0"/>
-              </w:rPr>
-              <w:t xml:space="preserve">Trader closes an open simulated position at the current market price.</w:t>
-            </w:r>
-            <w:r>
-              <w:rPr>
-                <w:rtl w:val="0"/>
-              </w:rPr>
+              <w:t>UC-21</w:t>
+            </w:r>
+          </w:p>
+        </w:tc>
+        <w:tc>
+          <w:tcPr/>
+          <w:p>
+            <w:pPr>
+              <w:rPr/>
+            </w:pPr>
+            <w:r>
+              <w:rPr>
+                <w:sz w:val="18"/>
+                <w:szCs w:val="18"/>
+                <w:rtl w:val="0"/>
+              </w:rPr>
+              <w:t>View &amp; Annotate Trading Journal</w:t>
+            </w:r>
+          </w:p>
+        </w:tc>
+        <w:tc>
+          <w:tcPr/>
+          <w:p>
+            <w:pPr>
+              <w:rPr/>
+            </w:pPr>
+            <w:r>
+              <w:rPr>
+                <w:sz w:val="18"/>
+                <w:szCs w:val="18"/>
+                <w:rtl w:val="0"/>
+              </w:rPr>
+              <w:t>Trader</w:t>
+            </w:r>
+          </w:p>
+        </w:tc>
+        <w:tc>
+          <w:tcPr/>
+          <w:p>
+            <w:pPr>
+              <w:rPr/>
+            </w:pPr>
+            <w:r>
+              <w:rPr>
+                <w:sz w:val="18"/>
+                <w:szCs w:val="18"/>
+                <w:rtl w:val="0"/>
+              </w:rPr>
+              <w:t>Trader lists simulated and manual trades with their results, records a trade executed on another platform and writes a review of a trade (setup description, lessons learned, mistakes, strategy and a chart image).</w:t>
             </w:r>
           </w:p>
         </w:tc>
@@ -14592,75 +12647,55 @@
                 <w:szCs w:val="18"/>
                 <w:rtl w:val="0"/>
               </w:rPr>
-              <w:t xml:space="preserve">UC-22</w:t>
-            </w:r>
-            <w:r>
-              <w:rPr>
-                <w:rtl w:val="0"/>
-              </w:rPr>
-            </w:r>
-          </w:p>
-        </w:tc>
-        <w:tc>
-          <w:tcPr/>
-          <w:p>
-            <w:pPr>
-              <w:rPr/>
-            </w:pPr>
-            <w:r>
-              <w:rPr>
-                <w:sz w:val="18"/>
-                <w:szCs w:val="18"/>
-                <w:rtl w:val="0"/>
-              </w:rPr>
-              <w:t xml:space="preserve">View Trading Journal</w:t>
-            </w:r>
-            <w:r>
-              <w:rPr>
-                <w:rtl w:val="0"/>
-              </w:rPr>
-            </w:r>
-          </w:p>
-        </w:tc>
-        <w:tc>
-          <w:tcPr/>
-          <w:p>
-            <w:pPr>
-              <w:rPr/>
-            </w:pPr>
-            <w:r>
-              <w:rPr>
-                <w:sz w:val="18"/>
-                <w:szCs w:val="18"/>
-                <w:rtl w:val="0"/>
-              </w:rPr>
-              <w:t xml:space="preserve">Trader</w:t>
-            </w:r>
-            <w:r>
-              <w:rPr>
-                <w:rtl w:val="0"/>
-              </w:rPr>
-            </w:r>
-          </w:p>
-        </w:tc>
-        <w:tc>
-          <w:tcPr/>
-          <w:p>
-            <w:pPr>
-              <w:rPr/>
-            </w:pPr>
-            <w:r>
-              <w:rPr>
-                <w:sz w:val="18"/>
-                <w:szCs w:val="18"/>
-                <w:rtl w:val="0"/>
-              </w:rPr>
-              <w:t xml:space="preserve">Trader lists simulated and manual trades with their results.</w:t>
-            </w:r>
-            <w:r>
-              <w:rPr>
-                <w:rtl w:val="0"/>
-              </w:rPr>
+              <w:t>UC-22</w:t>
+            </w:r>
+          </w:p>
+        </w:tc>
+        <w:tc>
+          <w:tcPr/>
+          <w:p>
+            <w:pPr>
+              <w:rPr/>
+            </w:pPr>
+            <w:r>
+              <w:rPr>
+                <w:sz w:val="18"/>
+                <w:szCs w:val="18"/>
+                <w:rtl w:val="0"/>
+              </w:rPr>
+              <w:t>View Performance Dashboard</w:t>
+            </w:r>
+          </w:p>
+        </w:tc>
+        <w:tc>
+          <w:tcPr/>
+          <w:p>
+            <w:pPr>
+              <w:rPr/>
+            </w:pPr>
+            <w:r>
+              <w:rPr>
+                <w:sz w:val="18"/>
+                <w:szCs w:val="18"/>
+                <w:rtl w:val="0"/>
+              </w:rPr>
+              <w:t>Trader</w:t>
+            </w:r>
+          </w:p>
+        </w:tc>
+        <w:tc>
+          <w:tcPr/>
+          <w:p>
+            <w:pPr>
+              <w:rPr/>
+            </w:pPr>
+            <w:r>
+              <w:rPr>
+                <w:sz w:val="18"/>
+                <w:szCs w:val="18"/>
+                <w:rtl w:val="0"/>
+              </w:rPr>
+              <w:t>Trader views basic statistics (FREE) or the full dashboard with R-multiple, equity curve and breakdowns by coin, strategy and market (PRO, PREMIUM).</w:t>
             </w:r>
           </w:p>
         </w:tc>
@@ -14682,75 +12717,55 @@
                 <w:szCs w:val="18"/>
                 <w:rtl w:val="0"/>
               </w:rPr>
-              <w:t xml:space="preserve">UC-23</w:t>
-            </w:r>
-            <w:r>
-              <w:rPr>
-                <w:rtl w:val="0"/>
-              </w:rPr>
-            </w:r>
-          </w:p>
-        </w:tc>
-        <w:tc>
-          <w:tcPr/>
-          <w:p>
-            <w:pPr>
-              <w:rPr/>
-            </w:pPr>
-            <w:r>
-              <w:rPr>
-                <w:sz w:val="18"/>
-                <w:szCs w:val="18"/>
-                <w:rtl w:val="0"/>
-              </w:rPr>
-              <w:t xml:space="preserve">Write Trade Review</w:t>
-            </w:r>
-            <w:r>
-              <w:rPr>
-                <w:rtl w:val="0"/>
-              </w:rPr>
-            </w:r>
-          </w:p>
-        </w:tc>
-        <w:tc>
-          <w:tcPr/>
-          <w:p>
-            <w:pPr>
-              <w:rPr/>
-            </w:pPr>
-            <w:r>
-              <w:rPr>
-                <w:sz w:val="18"/>
-                <w:szCs w:val="18"/>
-                <w:rtl w:val="0"/>
-              </w:rPr>
-              <w:t xml:space="preserve">Trader</w:t>
-            </w:r>
-            <w:r>
-              <w:rPr>
-                <w:rtl w:val="0"/>
-              </w:rPr>
-            </w:r>
-          </w:p>
-        </w:tc>
-        <w:tc>
-          <w:tcPr/>
-          <w:p>
-            <w:pPr>
-              <w:rPr/>
-            </w:pPr>
-            <w:r>
-              <w:rPr>
-                <w:sz w:val="18"/>
-                <w:szCs w:val="18"/>
-                <w:rtl w:val="0"/>
-              </w:rPr>
-              <w:t xml:space="preserve">Trader records setup description, lessons learned, mistakes, strategy and a chart image for a trade.</w:t>
-            </w:r>
-            <w:r>
-              <w:rPr>
-                <w:rtl w:val="0"/>
-              </w:rPr>
+              <w:t>UC-23</w:t>
+            </w:r>
+          </w:p>
+        </w:tc>
+        <w:tc>
+          <w:tcPr/>
+          <w:p>
+            <w:pPr>
+              <w:rPr/>
+            </w:pPr>
+            <w:r>
+              <w:rPr>
+                <w:sz w:val="18"/>
+                <w:szCs w:val="18"/>
+                <w:rtl w:val="0"/>
+              </w:rPr>
+              <w:t>Manage Watchlist</w:t>
+            </w:r>
+          </w:p>
+        </w:tc>
+        <w:tc>
+          <w:tcPr/>
+          <w:p>
+            <w:pPr>
+              <w:rPr/>
+            </w:pPr>
+            <w:r>
+              <w:rPr>
+                <w:sz w:val="18"/>
+                <w:szCs w:val="18"/>
+                <w:rtl w:val="0"/>
+              </w:rPr>
+              <w:t>Trader</w:t>
+            </w:r>
+          </w:p>
+        </w:tc>
+        <w:tc>
+          <w:tcPr/>
+          <w:p>
+            <w:pPr>
+              <w:rPr/>
+            </w:pPr>
+            <w:r>
+              <w:rPr>
+                <w:sz w:val="18"/>
+                <w:szCs w:val="18"/>
+                <w:rtl w:val="0"/>
+              </w:rPr>
+              <w:t>Trader adds, removes, groups and reorders pairs in the watchlist within the limit of the subscription plan.</w:t>
             </w:r>
           </w:p>
         </w:tc>
@@ -14772,75 +12787,55 @@
                 <w:szCs w:val="18"/>
                 <w:rtl w:val="0"/>
               </w:rPr>
-              <w:t xml:space="preserve">UC-24</w:t>
-            </w:r>
-            <w:r>
-              <w:rPr>
-                <w:rtl w:val="0"/>
-              </w:rPr>
-            </w:r>
-          </w:p>
-        </w:tc>
-        <w:tc>
-          <w:tcPr/>
-          <w:p>
-            <w:pPr>
-              <w:rPr/>
-            </w:pPr>
-            <w:r>
-              <w:rPr>
-                <w:sz w:val="18"/>
-                <w:szCs w:val="18"/>
-                <w:rtl w:val="0"/>
-              </w:rPr>
-              <w:t xml:space="preserve">Record Manual Trade</w:t>
-            </w:r>
-            <w:r>
-              <w:rPr>
-                <w:rtl w:val="0"/>
-              </w:rPr>
-            </w:r>
-          </w:p>
-        </w:tc>
-        <w:tc>
-          <w:tcPr/>
-          <w:p>
-            <w:pPr>
-              <w:rPr/>
-            </w:pPr>
-            <w:r>
-              <w:rPr>
-                <w:sz w:val="18"/>
-                <w:szCs w:val="18"/>
-                <w:rtl w:val="0"/>
-              </w:rPr>
-              <w:t xml:space="preserve">Trader</w:t>
-            </w:r>
-            <w:r>
-              <w:rPr>
-                <w:rtl w:val="0"/>
-              </w:rPr>
-            </w:r>
-          </w:p>
-        </w:tc>
-        <w:tc>
-          <w:tcPr/>
-          <w:p>
-            <w:pPr>
-              <w:rPr/>
-            </w:pPr>
-            <w:r>
-              <w:rPr>
-                <w:sz w:val="18"/>
-                <w:szCs w:val="18"/>
-                <w:rtl w:val="0"/>
-              </w:rPr>
-              <w:t xml:space="preserve">Trader records a trade executed on another platform.</w:t>
-            </w:r>
-            <w:r>
-              <w:rPr>
-                <w:rtl w:val="0"/>
-              </w:rPr>
+              <w:t>UC-24</w:t>
+            </w:r>
+          </w:p>
+        </w:tc>
+        <w:tc>
+          <w:tcPr/>
+          <w:p>
+            <w:pPr>
+              <w:rPr/>
+            </w:pPr>
+            <w:r>
+              <w:rPr>
+                <w:sz w:val="18"/>
+                <w:szCs w:val="18"/>
+                <w:rtl w:val="0"/>
+              </w:rPr>
+              <w:t>Manage Price / Indicator Alerts</w:t>
+            </w:r>
+          </w:p>
+        </w:tc>
+        <w:tc>
+          <w:tcPr/>
+          <w:p>
+            <w:pPr>
+              <w:rPr/>
+            </w:pPr>
+            <w:r>
+              <w:rPr>
+                <w:sz w:val="18"/>
+                <w:szCs w:val="18"/>
+                <w:rtl w:val="0"/>
+              </w:rPr>
+              <w:t>Trader</w:t>
+            </w:r>
+          </w:p>
+        </w:tc>
+        <w:tc>
+          <w:tcPr/>
+          <w:p>
+            <w:pPr>
+              <w:rPr/>
+            </w:pPr>
+            <w:r>
+              <w:rPr>
+                <w:sz w:val="18"/>
+                <w:szCs w:val="18"/>
+                <w:rtl w:val="0"/>
+              </w:rPr>
+              <w:t>Trader creates a price alert, or an indicator alert on the PRO and PREMIUM plans, within the active alert limit of the subscription plan, and edits, pauses, resumes or deletes alerts and views their trigger history.</w:t>
             </w:r>
           </w:p>
         </w:tc>
@@ -14862,75 +12857,55 @@
                 <w:szCs w:val="18"/>
                 <w:rtl w:val="0"/>
               </w:rPr>
-              <w:t xml:space="preserve">UC-25</w:t>
-            </w:r>
-            <w:r>
-              <w:rPr>
-                <w:rtl w:val="0"/>
-              </w:rPr>
-            </w:r>
-          </w:p>
-        </w:tc>
-        <w:tc>
-          <w:tcPr/>
-          <w:p>
-            <w:pPr>
-              <w:rPr/>
-            </w:pPr>
-            <w:r>
-              <w:rPr>
-                <w:sz w:val="18"/>
-                <w:szCs w:val="18"/>
-                <w:rtl w:val="0"/>
-              </w:rPr>
-              <w:t xml:space="preserve">View Performance Dashboard</w:t>
-            </w:r>
-            <w:r>
-              <w:rPr>
-                <w:rtl w:val="0"/>
-              </w:rPr>
-            </w:r>
-          </w:p>
-        </w:tc>
-        <w:tc>
-          <w:tcPr/>
-          <w:p>
-            <w:pPr>
-              <w:rPr/>
-            </w:pPr>
-            <w:r>
-              <w:rPr>
-                <w:sz w:val="18"/>
-                <w:szCs w:val="18"/>
-                <w:rtl w:val="0"/>
-              </w:rPr>
-              <w:t xml:space="preserve">Trader</w:t>
-            </w:r>
-            <w:r>
-              <w:rPr>
-                <w:rtl w:val="0"/>
-              </w:rPr>
-            </w:r>
-          </w:p>
-        </w:tc>
-        <w:tc>
-          <w:tcPr/>
-          <w:p>
-            <w:pPr>
-              <w:rPr/>
-            </w:pPr>
-            <w:r>
-              <w:rPr>
-                <w:sz w:val="18"/>
-                <w:szCs w:val="18"/>
-                <w:rtl w:val="0"/>
-              </w:rPr>
-              <w:t xml:space="preserve">Trader views basic statistics (FREE) or the full dashboard with R-multiple, equity curve and breakdowns by coin, strategy and market (PRO, PREMIUM).</w:t>
-            </w:r>
-            <w:r>
-              <w:rPr>
-                <w:rtl w:val="0"/>
-              </w:rPr>
+              <w:t>UC-25</w:t>
+            </w:r>
+          </w:p>
+        </w:tc>
+        <w:tc>
+          <w:tcPr/>
+          <w:p>
+            <w:pPr>
+              <w:rPr/>
+            </w:pPr>
+            <w:r>
+              <w:rPr>
+                <w:sz w:val="18"/>
+                <w:szCs w:val="18"/>
+                <w:rtl w:val="0"/>
+              </w:rPr>
+              <w:t>View Notifications</w:t>
+            </w:r>
+          </w:p>
+        </w:tc>
+        <w:tc>
+          <w:tcPr/>
+          <w:p>
+            <w:pPr>
+              <w:rPr/>
+            </w:pPr>
+            <w:r>
+              <w:rPr>
+                <w:sz w:val="18"/>
+                <w:szCs w:val="18"/>
+                <w:rtl w:val="0"/>
+              </w:rPr>
+              <w:t>Trader</w:t>
+            </w:r>
+          </w:p>
+        </w:tc>
+        <w:tc>
+          <w:tcPr/>
+          <w:p>
+            <w:pPr>
+              <w:rPr/>
+            </w:pPr>
+            <w:r>
+              <w:rPr>
+                <w:sz w:val="18"/>
+                <w:szCs w:val="18"/>
+                <w:rtl w:val="0"/>
+              </w:rPr>
+              <w:t>Trader views in-app notifications, marks them as read and opens the referenced alert, plan, post or subscription.</w:t>
             </w:r>
           </w:p>
         </w:tc>
@@ -14952,75 +12927,55 @@
                 <w:szCs w:val="18"/>
                 <w:rtl w:val="0"/>
               </w:rPr>
-              <w:t xml:space="preserve">UC-26</w:t>
-            </w:r>
-            <w:r>
-              <w:rPr>
-                <w:rtl w:val="0"/>
-              </w:rPr>
-            </w:r>
-          </w:p>
-        </w:tc>
-        <w:tc>
-          <w:tcPr/>
-          <w:p>
-            <w:pPr>
-              <w:rPr/>
-            </w:pPr>
-            <w:r>
-              <w:rPr>
-                <w:sz w:val="18"/>
-                <w:szCs w:val="18"/>
-                <w:rtl w:val="0"/>
-              </w:rPr>
-              <w:t xml:space="preserve">View Community Feed</w:t>
-            </w:r>
-            <w:r>
-              <w:rPr>
-                <w:rtl w:val="0"/>
-              </w:rPr>
-            </w:r>
-          </w:p>
-        </w:tc>
-        <w:tc>
-          <w:tcPr/>
-          <w:p>
-            <w:pPr>
-              <w:rPr/>
-            </w:pPr>
-            <w:r>
-              <w:rPr>
-                <w:sz w:val="18"/>
-                <w:szCs w:val="18"/>
-                <w:rtl w:val="0"/>
-              </w:rPr>
-              <w:t xml:space="preserve">Guest, Trader</w:t>
-            </w:r>
-            <w:r>
-              <w:rPr>
-                <w:rtl w:val="0"/>
-              </w:rPr>
-            </w:r>
-          </w:p>
-        </w:tc>
-        <w:tc>
-          <w:tcPr/>
-          <w:p>
-            <w:pPr>
-              <w:rPr/>
-            </w:pPr>
-            <w:r>
-              <w:rPr>
-                <w:sz w:val="18"/>
-                <w:szCs w:val="18"/>
-                <w:rtl w:val="0"/>
-              </w:rPr>
-              <w:t xml:space="preserve">User browses, searches, filters and opens community posts and official announcements; a Guest can only read.</w:t>
-            </w:r>
-            <w:r>
-              <w:rPr>
-                <w:rtl w:val="0"/>
-              </w:rPr>
+              <w:t>UC-26</w:t>
+            </w:r>
+          </w:p>
+        </w:tc>
+        <w:tc>
+          <w:tcPr/>
+          <w:p>
+            <w:pPr>
+              <w:rPr/>
+            </w:pPr>
+            <w:r>
+              <w:rPr>
+                <w:sz w:val="18"/>
+                <w:szCs w:val="18"/>
+                <w:rtl w:val="0"/>
+              </w:rPr>
+              <w:t>Create Forum Post</w:t>
+            </w:r>
+          </w:p>
+        </w:tc>
+        <w:tc>
+          <w:tcPr/>
+          <w:p>
+            <w:pPr>
+              <w:rPr/>
+            </w:pPr>
+            <w:r>
+              <w:rPr>
+                <w:sz w:val="18"/>
+                <w:szCs w:val="18"/>
+                <w:rtl w:val="0"/>
+              </w:rPr>
+              <w:t>Trader</w:t>
+            </w:r>
+          </w:p>
+        </w:tc>
+        <w:tc>
+          <w:tcPr/>
+          <w:p>
+            <w:pPr>
+              <w:rPr/>
+            </w:pPr>
+            <w:r>
+              <w:rPr>
+                <w:sz w:val="18"/>
+                <w:szCs w:val="18"/>
+                <w:rtl w:val="0"/>
+              </w:rPr>
+              <w:t>Trader publishes a text post with optional images, coin tags and market type, and edits or deletes own posts. Extended by UC-29.</w:t>
             </w:r>
           </w:p>
         </w:tc>
@@ -15042,75 +12997,55 @@
                 <w:szCs w:val="18"/>
                 <w:rtl w:val="0"/>
               </w:rPr>
-              <w:t xml:space="preserve">UC-27</w:t>
-            </w:r>
-            <w:r>
-              <w:rPr>
-                <w:rtl w:val="0"/>
-              </w:rPr>
-            </w:r>
-          </w:p>
-        </w:tc>
-        <w:tc>
-          <w:tcPr/>
-          <w:p>
-            <w:pPr>
-              <w:rPr/>
-            </w:pPr>
-            <w:r>
-              <w:rPr>
-                <w:sz w:val="18"/>
-                <w:szCs w:val="18"/>
-                <w:rtl w:val="0"/>
-              </w:rPr>
-              <w:t xml:space="preserve">Create Post</w:t>
-            </w:r>
-            <w:r>
-              <w:rPr>
-                <w:rtl w:val="0"/>
-              </w:rPr>
-            </w:r>
-          </w:p>
-        </w:tc>
-        <w:tc>
-          <w:tcPr/>
-          <w:p>
-            <w:pPr>
-              <w:rPr/>
-            </w:pPr>
-            <w:r>
-              <w:rPr>
-                <w:sz w:val="18"/>
-                <w:szCs w:val="18"/>
-                <w:rtl w:val="0"/>
-              </w:rPr>
-              <w:t xml:space="preserve">Trader, Media Storage</w:t>
-            </w:r>
-            <w:r>
-              <w:rPr>
-                <w:rtl w:val="0"/>
-              </w:rPr>
-            </w:r>
-          </w:p>
-        </w:tc>
-        <w:tc>
-          <w:tcPr/>
-          <w:p>
-            <w:pPr>
-              <w:rPr/>
-            </w:pPr>
-            <w:r>
-              <w:rPr>
-                <w:sz w:val="18"/>
-                <w:szCs w:val="18"/>
-                <w:rtl w:val="0"/>
-              </w:rPr>
-              <w:t xml:space="preserve">Trader publishes a text post with optional images, coin tags and market type.</w:t>
-            </w:r>
-            <w:r>
-              <w:rPr>
-                <w:rtl w:val="0"/>
-              </w:rPr>
+              <w:t>UC-27</w:t>
+            </w:r>
+          </w:p>
+        </w:tc>
+        <w:tc>
+          <w:tcPr/>
+          <w:p>
+            <w:pPr>
+              <w:rPr/>
+            </w:pPr>
+            <w:r>
+              <w:rPr>
+                <w:sz w:val="18"/>
+                <w:szCs w:val="18"/>
+                <w:rtl w:val="0"/>
+              </w:rPr>
+              <w:t>Comment, Like &amp; Save Posts</w:t>
+            </w:r>
+          </w:p>
+        </w:tc>
+        <w:tc>
+          <w:tcPr/>
+          <w:p>
+            <w:pPr>
+              <w:rPr/>
+            </w:pPr>
+            <w:r>
+              <w:rPr>
+                <w:sz w:val="18"/>
+                <w:szCs w:val="18"/>
+                <w:rtl w:val="0"/>
+              </w:rPr>
+              <w:t>Trader</w:t>
+            </w:r>
+          </w:p>
+        </w:tc>
+        <w:tc>
+          <w:tcPr/>
+          <w:p>
+            <w:pPr>
+              <w:rPr/>
+            </w:pPr>
+            <w:r>
+              <w:rPr>
+                <w:sz w:val="18"/>
+                <w:szCs w:val="18"/>
+                <w:rtl w:val="0"/>
+              </w:rPr>
+              <w:t>Trader comments on a post or replies to a comment, edits or deletes own comments, likes or unlikes posts and comments, and saves posts and views the saved posts.</w:t>
             </w:r>
           </w:p>
         </w:tc>
@@ -15132,75 +13067,55 @@
                 <w:szCs w:val="18"/>
                 <w:rtl w:val="0"/>
               </w:rPr>
-              <w:t xml:space="preserve">UC-28</w:t>
-            </w:r>
-            <w:r>
-              <w:rPr>
-                <w:rtl w:val="0"/>
-              </w:rPr>
-            </w:r>
-          </w:p>
-        </w:tc>
-        <w:tc>
-          <w:tcPr/>
-          <w:p>
-            <w:pPr>
-              <w:rPr/>
-            </w:pPr>
-            <w:r>
-              <w:rPr>
-                <w:sz w:val="18"/>
-                <w:szCs w:val="18"/>
-                <w:rtl w:val="0"/>
-              </w:rPr>
-              <w:t xml:space="preserve">Post Video</w:t>
-            </w:r>
-            <w:r>
-              <w:rPr>
-                <w:rtl w:val="0"/>
-              </w:rPr>
-            </w:r>
-          </w:p>
-        </w:tc>
-        <w:tc>
-          <w:tcPr/>
-          <w:p>
-            <w:pPr>
-              <w:rPr/>
-            </w:pPr>
-            <w:r>
-              <w:rPr>
-                <w:sz w:val="18"/>
-                <w:szCs w:val="18"/>
-                <w:rtl w:val="0"/>
-              </w:rPr>
-              <w:t xml:space="preserve">Trader (PRO, PREMIUM), Media Storage</w:t>
-            </w:r>
-            <w:r>
-              <w:rPr>
-                <w:rtl w:val="0"/>
-              </w:rPr>
-            </w:r>
-          </w:p>
-        </w:tc>
-        <w:tc>
-          <w:tcPr/>
-          <w:p>
-            <w:pPr>
-              <w:rPr/>
-            </w:pPr>
-            <w:r>
-              <w:rPr>
-                <w:sz w:val="18"/>
-                <w:szCs w:val="18"/>
-                <w:rtl w:val="0"/>
-              </w:rPr>
-              <w:t xml:space="preserve">Trader with an active PRO or PREMIUM plan publishes a video post.</w:t>
-            </w:r>
-            <w:r>
-              <w:rPr>
-                <w:rtl w:val="0"/>
-              </w:rPr>
+              <w:t>UC-28</w:t>
+            </w:r>
+          </w:p>
+        </w:tc>
+        <w:tc>
+          <w:tcPr/>
+          <w:p>
+            <w:pPr>
+              <w:rPr/>
+            </w:pPr>
+            <w:r>
+              <w:rPr>
+                <w:sz w:val="18"/>
+                <w:szCs w:val="18"/>
+                <w:rtl w:val="0"/>
+              </w:rPr>
+              <w:t>Report Post</w:t>
+            </w:r>
+          </w:p>
+        </w:tc>
+        <w:tc>
+          <w:tcPr/>
+          <w:p>
+            <w:pPr>
+              <w:rPr/>
+            </w:pPr>
+            <w:r>
+              <w:rPr>
+                <w:sz w:val="18"/>
+                <w:szCs w:val="18"/>
+                <w:rtl w:val="0"/>
+              </w:rPr>
+              <w:t>Trader</w:t>
+            </w:r>
+          </w:p>
+        </w:tc>
+        <w:tc>
+          <w:tcPr/>
+          <w:p>
+            <w:pPr>
+              <w:rPr/>
+            </w:pPr>
+            <w:r>
+              <w:rPr>
+                <w:sz w:val="18"/>
+                <w:szCs w:val="18"/>
+                <w:rtl w:val="0"/>
+              </w:rPr>
+              <w:t>Trader reports a post that violates community rules.</w:t>
             </w:r>
           </w:p>
         </w:tc>
@@ -15222,75 +13137,55 @@
                 <w:szCs w:val="18"/>
                 <w:rtl w:val="0"/>
               </w:rPr>
-              <w:t xml:space="preserve">UC-29</w:t>
-            </w:r>
-            <w:r>
-              <w:rPr>
-                <w:rtl w:val="0"/>
-              </w:rPr>
-            </w:r>
-          </w:p>
-        </w:tc>
-        <w:tc>
-          <w:tcPr/>
-          <w:p>
-            <w:pPr>
-              <w:rPr/>
-            </w:pPr>
-            <w:r>
-              <w:rPr>
-                <w:sz w:val="18"/>
-                <w:szCs w:val="18"/>
-                <w:rtl w:val="0"/>
-              </w:rPr>
-              <w:t xml:space="preserve">Manage Own Posts</w:t>
-            </w:r>
-            <w:r>
-              <w:rPr>
-                <w:rtl w:val="0"/>
-              </w:rPr>
-            </w:r>
-          </w:p>
-        </w:tc>
-        <w:tc>
-          <w:tcPr/>
-          <w:p>
-            <w:pPr>
-              <w:rPr/>
-            </w:pPr>
-            <w:r>
-              <w:rPr>
-                <w:sz w:val="18"/>
-                <w:szCs w:val="18"/>
-                <w:rtl w:val="0"/>
-              </w:rPr>
-              <w:t xml:space="preserve">Trader, Media Storage</w:t>
-            </w:r>
-            <w:r>
-              <w:rPr>
-                <w:rtl w:val="0"/>
-              </w:rPr>
-            </w:r>
-          </w:p>
-        </w:tc>
-        <w:tc>
-          <w:tcPr/>
-          <w:p>
-            <w:pPr>
-              <w:rPr/>
-            </w:pPr>
-            <w:r>
-              <w:rPr>
-                <w:sz w:val="18"/>
-                <w:szCs w:val="18"/>
-                <w:rtl w:val="0"/>
-              </w:rPr>
-              <w:t xml:space="preserve">Trader edits or deletes own posts.</w:t>
-            </w:r>
-            <w:r>
-              <w:rPr>
-                <w:rtl w:val="0"/>
-              </w:rPr>
+              <w:t>UC-29</w:t>
+            </w:r>
+          </w:p>
+        </w:tc>
+        <w:tc>
+          <w:tcPr/>
+          <w:p>
+            <w:pPr>
+              <w:rPr/>
+            </w:pPr>
+            <w:r>
+              <w:rPr>
+                <w:sz w:val="18"/>
+                <w:szCs w:val="18"/>
+                <w:rtl w:val="0"/>
+              </w:rPr>
+              <w:t>Attach Video to Post</w:t>
+            </w:r>
+          </w:p>
+        </w:tc>
+        <w:tc>
+          <w:tcPr/>
+          <w:p>
+            <w:pPr>
+              <w:rPr/>
+            </w:pPr>
+            <w:r>
+              <w:rPr>
+                <w:sz w:val="18"/>
+                <w:szCs w:val="18"/>
+                <w:rtl w:val="0"/>
+              </w:rPr>
+              <w:t>Trader, Media Storage</w:t>
+            </w:r>
+          </w:p>
+        </w:tc>
+        <w:tc>
+          <w:tcPr/>
+          <w:p>
+            <w:pPr>
+              <w:rPr/>
+            </w:pPr>
+            <w:r>
+              <w:rPr>
+                <w:sz w:val="18"/>
+                <w:szCs w:val="18"/>
+                <w:rtl w:val="0"/>
+              </w:rPr>
+              <w:t>Trader with an active PRO or PREMIUM plan attaches a video to a post, within the number of video posts per calendar month of the plan (BR-43, BR-62). Extends UC-26; includes UC-33.</w:t>
             </w:r>
           </w:p>
         </w:tc>
@@ -15312,75 +13207,55 @@
                 <w:szCs w:val="18"/>
                 <w:rtl w:val="0"/>
               </w:rPr>
-              <w:t xml:space="preserve">UC-30</w:t>
-            </w:r>
-            <w:r>
-              <w:rPr>
-                <w:rtl w:val="0"/>
-              </w:rPr>
-            </w:r>
-          </w:p>
-        </w:tc>
-        <w:tc>
-          <w:tcPr/>
-          <w:p>
-            <w:pPr>
-              <w:rPr/>
-            </w:pPr>
-            <w:r>
-              <w:rPr>
-                <w:sz w:val="18"/>
-                <w:szCs w:val="18"/>
-                <w:rtl w:val="0"/>
-              </w:rPr>
-              <w:t xml:space="preserve">Comment on Post</w:t>
-            </w:r>
-            <w:r>
-              <w:rPr>
-                <w:rtl w:val="0"/>
-              </w:rPr>
-            </w:r>
-          </w:p>
-        </w:tc>
-        <w:tc>
-          <w:tcPr/>
-          <w:p>
-            <w:pPr>
-              <w:rPr/>
-            </w:pPr>
-            <w:r>
-              <w:rPr>
-                <w:sz w:val="18"/>
-                <w:szCs w:val="18"/>
-                <w:rtl w:val="0"/>
-              </w:rPr>
-              <w:t xml:space="preserve">Trader</w:t>
-            </w:r>
-            <w:r>
-              <w:rPr>
-                <w:rtl w:val="0"/>
-              </w:rPr>
-            </w:r>
-          </w:p>
-        </w:tc>
-        <w:tc>
-          <w:tcPr/>
-          <w:p>
-            <w:pPr>
-              <w:rPr/>
-            </w:pPr>
-            <w:r>
-              <w:rPr>
-                <w:sz w:val="18"/>
-                <w:szCs w:val="18"/>
-                <w:rtl w:val="0"/>
-              </w:rPr>
-              <w:t xml:space="preserve">Trader comments on a post or replies to a comment, and edits or deletes own comments.</w:t>
-            </w:r>
-            <w:r>
-              <w:rPr>
-                <w:rtl w:val="0"/>
-              </w:rPr>
+              <w:t>UC-30</w:t>
+            </w:r>
+          </w:p>
+        </w:tc>
+        <w:tc>
+          <w:tcPr/>
+          <w:p>
+            <w:pPr>
+              <w:rPr/>
+            </w:pPr>
+            <w:r>
+              <w:rPr>
+                <w:sz w:val="18"/>
+                <w:szCs w:val="18"/>
+                <w:rtl w:val="0"/>
+              </w:rPr>
+              <w:t>Ask AI to Explain Analysis &amp; Risk</w:t>
+            </w:r>
+          </w:p>
+        </w:tc>
+        <w:tc>
+          <w:tcPr/>
+          <w:p>
+            <w:pPr>
+              <w:rPr/>
+            </w:pPr>
+            <w:r>
+              <w:rPr>
+                <w:sz w:val="18"/>
+                <w:szCs w:val="18"/>
+                <w:rtl w:val="0"/>
+              </w:rPr>
+              <w:t>Trader</w:t>
+            </w:r>
+          </w:p>
+        </w:tc>
+        <w:tc>
+          <w:tcPr/>
+          <w:p>
+            <w:pPr>
+              <w:rPr/>
+            </w:pPr>
+            <w:r>
+              <w:rPr>
+                <w:sz w:val="18"/>
+                <w:szCs w:val="18"/>
+                <w:rtl w:val="0"/>
+              </w:rPr>
+              <w:t>Trader with a PRO or PREMIUM plan asks questions about a pair or a trading plan within the daily quota of the plan and receives an explanation; the Trader views, renames and deletes AI conversations, which remain readable after the paid plan ends. Includes UC-32.</w:t>
             </w:r>
           </w:p>
         </w:tc>
@@ -15402,75 +13277,55 @@
                 <w:szCs w:val="18"/>
                 <w:rtl w:val="0"/>
               </w:rPr>
-              <w:t xml:space="preserve">UC-31</w:t>
-            </w:r>
-            <w:r>
-              <w:rPr>
-                <w:rtl w:val="0"/>
-              </w:rPr>
-            </w:r>
-          </w:p>
-        </w:tc>
-        <w:tc>
-          <w:tcPr/>
-          <w:p>
-            <w:pPr>
-              <w:rPr/>
-            </w:pPr>
-            <w:r>
-              <w:rPr>
-                <w:sz w:val="18"/>
-                <w:szCs w:val="18"/>
-                <w:rtl w:val="0"/>
-              </w:rPr>
-              <w:t xml:space="preserve">React to Content</w:t>
-            </w:r>
-            <w:r>
-              <w:rPr>
-                <w:rtl w:val="0"/>
-              </w:rPr>
-            </w:r>
-          </w:p>
-        </w:tc>
-        <w:tc>
-          <w:tcPr/>
-          <w:p>
-            <w:pPr>
-              <w:rPr/>
-            </w:pPr>
-            <w:r>
-              <w:rPr>
-                <w:sz w:val="18"/>
-                <w:szCs w:val="18"/>
-                <w:rtl w:val="0"/>
-              </w:rPr>
-              <w:t xml:space="preserve">Trader</w:t>
-            </w:r>
-            <w:r>
-              <w:rPr>
-                <w:rtl w:val="0"/>
-              </w:rPr>
-            </w:r>
-          </w:p>
-        </w:tc>
-        <w:tc>
-          <w:tcPr/>
-          <w:p>
-            <w:pPr>
-              <w:rPr/>
-            </w:pPr>
-            <w:r>
-              <w:rPr>
-                <w:sz w:val="18"/>
-                <w:szCs w:val="18"/>
-                <w:rtl w:val="0"/>
-              </w:rPr>
-              <w:t xml:space="preserve">Trader likes or unlikes a post or a comment.</w:t>
-            </w:r>
-            <w:r>
-              <w:rPr>
-                <w:rtl w:val="0"/>
-              </w:rPr>
+              <w:t>UC-31</w:t>
+            </w:r>
+          </w:p>
+        </w:tc>
+        <w:tc>
+          <w:tcPr/>
+          <w:p>
+            <w:pPr>
+              <w:rPr/>
+            </w:pPr>
+            <w:r>
+              <w:rPr>
+                <w:sz w:val="18"/>
+                <w:szCs w:val="18"/>
+                <w:rtl w:val="0"/>
+              </w:rPr>
+              <w:t>Request AI Review of Trading Journal</w:t>
+            </w:r>
+          </w:p>
+        </w:tc>
+        <w:tc>
+          <w:tcPr/>
+          <w:p>
+            <w:pPr>
+              <w:rPr/>
+            </w:pPr>
+            <w:r>
+              <w:rPr>
+                <w:sz w:val="18"/>
+                <w:szCs w:val="18"/>
+                <w:rtl w:val="0"/>
+              </w:rPr>
+              <w:t>Trader</w:t>
+            </w:r>
+          </w:p>
+        </w:tc>
+        <w:tc>
+          <w:tcPr/>
+          <w:p>
+            <w:pPr>
+              <w:rPr/>
+            </w:pPr>
+            <w:r>
+              <w:rPr>
+                <w:sz w:val="18"/>
+                <w:szCs w:val="18"/>
+                <w:rtl w:val="0"/>
+              </w:rPr>
+              <w:t>Trader with a PREMIUM plan asks the AI Assistant to review the own trading journal and performance summary. Includes UC-32.</w:t>
             </w:r>
           </w:p>
         </w:tc>
@@ -15492,75 +13347,55 @@
                 <w:szCs w:val="18"/>
                 <w:rtl w:val="0"/>
               </w:rPr>
-              <w:t xml:space="preserve">UC-32</w:t>
-            </w:r>
-            <w:r>
-              <w:rPr>
-                <w:rtl w:val="0"/>
-              </w:rPr>
-            </w:r>
-          </w:p>
-        </w:tc>
-        <w:tc>
-          <w:tcPr/>
-          <w:p>
-            <w:pPr>
-              <w:rPr/>
-            </w:pPr>
-            <w:r>
-              <w:rPr>
-                <w:sz w:val="18"/>
-                <w:szCs w:val="18"/>
-                <w:rtl w:val="0"/>
-              </w:rPr>
-              <w:t xml:space="preserve">Save Post</w:t>
-            </w:r>
-            <w:r>
-              <w:rPr>
-                <w:rtl w:val="0"/>
-              </w:rPr>
-            </w:r>
-          </w:p>
-        </w:tc>
-        <w:tc>
-          <w:tcPr/>
-          <w:p>
-            <w:pPr>
-              <w:rPr/>
-            </w:pPr>
-            <w:r>
-              <w:rPr>
-                <w:sz w:val="18"/>
-                <w:szCs w:val="18"/>
-                <w:rtl w:val="0"/>
-              </w:rPr>
-              <w:t xml:space="preserve">Trader</w:t>
-            </w:r>
-            <w:r>
-              <w:rPr>
-                <w:rtl w:val="0"/>
-              </w:rPr>
-            </w:r>
-          </w:p>
-        </w:tc>
-        <w:tc>
-          <w:tcPr/>
-          <w:p>
-            <w:pPr>
-              <w:rPr/>
-            </w:pPr>
-            <w:r>
-              <w:rPr>
-                <w:sz w:val="18"/>
-                <w:szCs w:val="18"/>
-                <w:rtl w:val="0"/>
-              </w:rPr>
-              <w:t xml:space="preserve">Trader bookmarks a post and views saved posts.</w:t>
-            </w:r>
-            <w:r>
-              <w:rPr>
-                <w:rtl w:val="0"/>
-              </w:rPr>
+              <w:t>UC-32</w:t>
+            </w:r>
+          </w:p>
+        </w:tc>
+        <w:tc>
+          <w:tcPr/>
+          <w:p>
+            <w:pPr>
+              <w:rPr/>
+            </w:pPr>
+            <w:r>
+              <w:rPr>
+                <w:sz w:val="18"/>
+                <w:szCs w:val="18"/>
+                <w:rtl w:val="0"/>
+              </w:rPr>
+              <w:t>Generate Guarded AI Response</w:t>
+            </w:r>
+          </w:p>
+        </w:tc>
+        <w:tc>
+          <w:tcPr/>
+          <w:p>
+            <w:pPr>
+              <w:rPr/>
+            </w:pPr>
+            <w:r>
+              <w:rPr>
+                <w:sz w:val="18"/>
+                <w:szCs w:val="18"/>
+                <w:rtl w:val="0"/>
+              </w:rPr>
+              <w:t>LLM Provider</w:t>
+            </w:r>
+          </w:p>
+        </w:tc>
+        <w:tc>
+          <w:tcPr/>
+          <w:p>
+            <w:pPr>
+              <w:rPr/>
+            </w:pPr>
+            <w:r>
+              <w:rPr>
+                <w:sz w:val="18"/>
+                <w:szCs w:val="18"/>
+                <w:rtl w:val="0"/>
+              </w:rPr>
+              <w:t>System builds the context snapshot, sends the question to the LLM Provider with the active AI configuration, applies the guardrail (current disclaimer, no buy/sell directive) and stores the answer and token usage. Includes UC-33.</w:t>
             </w:r>
           </w:p>
         </w:tc>
@@ -15582,75 +13417,55 @@
                 <w:szCs w:val="18"/>
                 <w:rtl w:val="0"/>
               </w:rPr>
-              <w:t xml:space="preserve">UC-33</w:t>
-            </w:r>
-            <w:r>
-              <w:rPr>
-                <w:rtl w:val="0"/>
-              </w:rPr>
-            </w:r>
-          </w:p>
-        </w:tc>
-        <w:tc>
-          <w:tcPr/>
-          <w:p>
-            <w:pPr>
-              <w:rPr/>
-            </w:pPr>
-            <w:r>
-              <w:rPr>
-                <w:sz w:val="18"/>
-                <w:szCs w:val="18"/>
-                <w:rtl w:val="0"/>
-              </w:rPr>
-              <w:t xml:space="preserve">Report Post</w:t>
-            </w:r>
-            <w:r>
-              <w:rPr>
-                <w:rtl w:val="0"/>
-              </w:rPr>
-            </w:r>
-          </w:p>
-        </w:tc>
-        <w:tc>
-          <w:tcPr/>
-          <w:p>
-            <w:pPr>
-              <w:rPr/>
-            </w:pPr>
-            <w:r>
-              <w:rPr>
-                <w:sz w:val="18"/>
-                <w:szCs w:val="18"/>
-                <w:rtl w:val="0"/>
-              </w:rPr>
-              <w:t xml:space="preserve">Trader</w:t>
-            </w:r>
-            <w:r>
-              <w:rPr>
-                <w:rtl w:val="0"/>
-              </w:rPr>
-            </w:r>
-          </w:p>
-        </w:tc>
-        <w:tc>
-          <w:tcPr/>
-          <w:p>
-            <w:pPr>
-              <w:rPr/>
-            </w:pPr>
-            <w:r>
-              <w:rPr>
-                <w:sz w:val="18"/>
-                <w:szCs w:val="18"/>
-                <w:rtl w:val="0"/>
-              </w:rPr>
-              <w:t xml:space="preserve">Trader reports a post that violates community rules.</w:t>
-            </w:r>
-            <w:r>
-              <w:rPr>
-                <w:rtl w:val="0"/>
-              </w:rPr>
+              <w:t>UC-33</w:t>
+            </w:r>
+          </w:p>
+        </w:tc>
+        <w:tc>
+          <w:tcPr/>
+          <w:p>
+            <w:pPr>
+              <w:rPr/>
+            </w:pPr>
+            <w:r>
+              <w:rPr>
+                <w:sz w:val="18"/>
+                <w:szCs w:val="18"/>
+                <w:rtl w:val="0"/>
+              </w:rPr>
+              <w:t>Verify Active Package</w:t>
+            </w:r>
+          </w:p>
+        </w:tc>
+        <w:tc>
+          <w:tcPr/>
+          <w:p>
+            <w:pPr>
+              <w:rPr/>
+            </w:pPr>
+            <w:r>
+              <w:rPr>
+                <w:sz w:val="18"/>
+                <w:szCs w:val="18"/>
+                <w:rtl w:val="0"/>
+              </w:rPr>
+              <w:t>Trader (included use case)</w:t>
+            </w:r>
+          </w:p>
+        </w:tc>
+        <w:tc>
+          <w:tcPr/>
+          <w:p>
+            <w:pPr>
+              <w:rPr/>
+            </w:pPr>
+            <w:r>
+              <w:rPr>
+                <w:sz w:val="18"/>
+                <w:szCs w:val="18"/>
+                <w:rtl w:val="0"/>
+              </w:rPr>
+              <w:t>System determines the effective plan of the Trader and checks the feature, limit or daily quota before the action; drawn as included by UC-29 and UC-32 and applied to every action whose availability depends on the plan (Table 3.1).</w:t>
             </w:r>
           </w:p>
         </w:tc>
@@ -15672,75 +13487,55 @@
                 <w:szCs w:val="18"/>
                 <w:rtl w:val="0"/>
               </w:rPr>
-              <w:t xml:space="preserve">UC-34</w:t>
-            </w:r>
-            <w:r>
-              <w:rPr>
-                <w:rtl w:val="0"/>
-              </w:rPr>
-            </w:r>
-          </w:p>
-        </w:tc>
-        <w:tc>
-          <w:tcPr/>
-          <w:p>
-            <w:pPr>
-              <w:rPr/>
-            </w:pPr>
-            <w:r>
-              <w:rPr>
-                <w:sz w:val="18"/>
-                <w:szCs w:val="18"/>
-                <w:rtl w:val="0"/>
-              </w:rPr>
-              <w:t xml:space="preserve">View News Feed</w:t>
-            </w:r>
-            <w:r>
-              <w:rPr>
-                <w:rtl w:val="0"/>
-              </w:rPr>
-            </w:r>
-          </w:p>
-        </w:tc>
-        <w:tc>
-          <w:tcPr/>
-          <w:p>
-            <w:pPr>
-              <w:rPr/>
-            </w:pPr>
-            <w:r>
-              <w:rPr>
-                <w:sz w:val="18"/>
-                <w:szCs w:val="18"/>
-                <w:rtl w:val="0"/>
-              </w:rPr>
-              <w:t xml:space="preserve">Trader</w:t>
-            </w:r>
-            <w:r>
-              <w:rPr>
-                <w:rtl w:val="0"/>
-              </w:rPr>
-            </w:r>
-          </w:p>
-        </w:tc>
-        <w:tc>
-          <w:tcPr/>
-          <w:p>
-            <w:pPr>
-              <w:rPr/>
-            </w:pPr>
-            <w:r>
-              <w:rPr>
-                <w:sz w:val="18"/>
-                <w:szCs w:val="18"/>
-                <w:rtl w:val="0"/>
-              </w:rPr>
-              <w:t xml:space="preserve">Trader reads aggregated news filtered by coin; AI summaries and sentiment are shown on PRO and PREMIUM plans.</w:t>
-            </w:r>
-            <w:r>
-              <w:rPr>
-                <w:rtl w:val="0"/>
-              </w:rPr>
+              <w:t>UC-34</w:t>
+            </w:r>
+          </w:p>
+        </w:tc>
+        <w:tc>
+          <w:tcPr/>
+          <w:p>
+            <w:pPr>
+              <w:rPr/>
+            </w:pPr>
+            <w:r>
+              <w:rPr>
+                <w:sz w:val="18"/>
+                <w:szCs w:val="18"/>
+                <w:rtl w:val="0"/>
+              </w:rPr>
+              <w:t>Purchase Subscription Package</w:t>
+            </w:r>
+          </w:p>
+        </w:tc>
+        <w:tc>
+          <w:tcPr/>
+          <w:p>
+            <w:pPr>
+              <w:rPr/>
+            </w:pPr>
+            <w:r>
+              <w:rPr>
+                <w:sz w:val="18"/>
+                <w:szCs w:val="18"/>
+                <w:rtl w:val="0"/>
+              </w:rPr>
+              <w:t>Trader</w:t>
+            </w:r>
+          </w:p>
+        </w:tc>
+        <w:tc>
+          <w:tcPr/>
+          <w:p>
+            <w:pPr>
+              <w:rPr/>
+            </w:pPr>
+            <w:r>
+              <w:rPr>
+                <w:sz w:val="18"/>
+                <w:szCs w:val="18"/>
+                <w:rtl w:val="0"/>
+              </w:rPr>
+              <w:t>Trader buys a PRO or PREMIUM package through MoMo. Includes UC-36.</w:t>
             </w:r>
           </w:p>
         </w:tc>
@@ -15762,75 +13557,55 @@
                 <w:szCs w:val="18"/>
                 <w:rtl w:val="0"/>
               </w:rPr>
-              <w:t xml:space="preserve">UC-35</w:t>
-            </w:r>
-            <w:r>
-              <w:rPr>
-                <w:rtl w:val="0"/>
-              </w:rPr>
-            </w:r>
-          </w:p>
-        </w:tc>
-        <w:tc>
-          <w:tcPr/>
-          <w:p>
-            <w:pPr>
-              <w:rPr/>
-            </w:pPr>
-            <w:r>
-              <w:rPr>
-                <w:sz w:val="18"/>
-                <w:szCs w:val="18"/>
-                <w:rtl w:val="0"/>
-              </w:rPr>
-              <w:t xml:space="preserve">Ask AI Assistant</w:t>
-            </w:r>
-            <w:r>
-              <w:rPr>
-                <w:rtl w:val="0"/>
-              </w:rPr>
-            </w:r>
-          </w:p>
-        </w:tc>
-        <w:tc>
-          <w:tcPr/>
-          <w:p>
-            <w:pPr>
-              <w:rPr/>
-            </w:pPr>
-            <w:r>
-              <w:rPr>
-                <w:sz w:val="18"/>
-                <w:szCs w:val="18"/>
-                <w:rtl w:val="0"/>
-              </w:rPr>
-              <w:t xml:space="preserve">Trader (PRO, PREMIUM), LLM Provider</w:t>
-            </w:r>
-            <w:r>
-              <w:rPr>
-                <w:rtl w:val="0"/>
-              </w:rPr>
-            </w:r>
-          </w:p>
-        </w:tc>
-        <w:tc>
-          <w:tcPr/>
-          <w:p>
-            <w:pPr>
-              <w:rPr/>
-            </w:pPr>
-            <w:r>
-              <w:rPr>
-                <w:sz w:val="18"/>
-                <w:szCs w:val="18"/>
-                <w:rtl w:val="0"/>
-              </w:rPr>
-              <w:t xml:space="preserve">Trader with a PRO or PREMIUM plan asks questions about a pair, a trading plan or, on PREMIUM, own performance and receives an explanation, within the daily quota of the subscription plan.</w:t>
-            </w:r>
-            <w:r>
-              <w:rPr>
-                <w:rtl w:val="0"/>
-              </w:rPr>
+              <w:t>UC-35</w:t>
+            </w:r>
+          </w:p>
+        </w:tc>
+        <w:tc>
+          <w:tcPr/>
+          <w:p>
+            <w:pPr>
+              <w:rPr/>
+            </w:pPr>
+            <w:r>
+              <w:rPr>
+                <w:sz w:val="18"/>
+                <w:szCs w:val="18"/>
+                <w:rtl w:val="0"/>
+              </w:rPr>
+              <w:t>View, Renew &amp; Upgrade Package</w:t>
+            </w:r>
+          </w:p>
+        </w:tc>
+        <w:tc>
+          <w:tcPr/>
+          <w:p>
+            <w:pPr>
+              <w:rPr/>
+            </w:pPr>
+            <w:r>
+              <w:rPr>
+                <w:sz w:val="18"/>
+                <w:szCs w:val="18"/>
+                <w:rtl w:val="0"/>
+              </w:rPr>
+              <w:t>Trader</w:t>
+            </w:r>
+          </w:p>
+        </w:tc>
+        <w:tc>
+          <w:tcPr/>
+          <w:p>
+            <w:pPr>
+              <w:rPr/>
+            </w:pPr>
+            <w:r>
+              <w:rPr>
+                <w:sz w:val="18"/>
+                <w:szCs w:val="18"/>
+                <w:rtl w:val="0"/>
+              </w:rPr>
+              <w:t>Trader compares the FREE, PRO and PREMIUM plans, views the current and scheduled subscriptions and the payment history, and renews, upgrades or buys a lower-tier package; an upgrade is charged the package price less the unused value of the current subscriptions. Includes UC-36.</w:t>
             </w:r>
           </w:p>
         </w:tc>
@@ -15852,75 +13627,55 @@
                 <w:szCs w:val="18"/>
                 <w:rtl w:val="0"/>
               </w:rPr>
-              <w:t xml:space="preserve">UC-36</w:t>
-            </w:r>
-            <w:r>
-              <w:rPr>
-                <w:rtl w:val="0"/>
-              </w:rPr>
-            </w:r>
-          </w:p>
-        </w:tc>
-        <w:tc>
-          <w:tcPr/>
-          <w:p>
-            <w:pPr>
-              <w:rPr/>
-            </w:pPr>
-            <w:r>
-              <w:rPr>
-                <w:sz w:val="18"/>
-                <w:szCs w:val="18"/>
-                <w:rtl w:val="0"/>
-              </w:rPr>
-              <w:t xml:space="preserve">Manage AI Conversations</w:t>
-            </w:r>
-            <w:r>
-              <w:rPr>
-                <w:rtl w:val="0"/>
-              </w:rPr>
-            </w:r>
-          </w:p>
-        </w:tc>
-        <w:tc>
-          <w:tcPr/>
-          <w:p>
-            <w:pPr>
-              <w:rPr/>
-            </w:pPr>
-            <w:r>
-              <w:rPr>
-                <w:sz w:val="18"/>
-                <w:szCs w:val="18"/>
-                <w:rtl w:val="0"/>
-              </w:rPr>
-              <w:t xml:space="preserve">Trader</w:t>
-            </w:r>
-            <w:r>
-              <w:rPr>
-                <w:rtl w:val="0"/>
-              </w:rPr>
-            </w:r>
-          </w:p>
-        </w:tc>
-        <w:tc>
-          <w:tcPr/>
-          <w:p>
-            <w:pPr>
-              <w:rPr/>
-            </w:pPr>
-            <w:r>
-              <w:rPr>
-                <w:sz w:val="18"/>
-                <w:szCs w:val="18"/>
-                <w:rtl w:val="0"/>
-              </w:rPr>
-              <w:t xml:space="preserve">Trader views, renames and deletes AI conversations; conversations remain readable after the paid plan ends.</w:t>
-            </w:r>
-            <w:r>
-              <w:rPr>
-                <w:rtl w:val="0"/>
-              </w:rPr>
+              <w:t>UC-36</w:t>
+            </w:r>
+          </w:p>
+        </w:tc>
+        <w:tc>
+          <w:tcPr/>
+          <w:p>
+            <w:pPr>
+              <w:rPr/>
+            </w:pPr>
+            <w:r>
+              <w:rPr>
+                <w:sz w:val="18"/>
+                <w:szCs w:val="18"/>
+                <w:rtl w:val="0"/>
+              </w:rPr>
+              <w:t>Process Payment &amp; Activate Package</w:t>
+            </w:r>
+          </w:p>
+        </w:tc>
+        <w:tc>
+          <w:tcPr/>
+          <w:p>
+            <w:pPr>
+              <w:rPr/>
+            </w:pPr>
+            <w:r>
+              <w:rPr>
+                <w:sz w:val="18"/>
+                <w:szCs w:val="18"/>
+                <w:rtl w:val="0"/>
+              </w:rPr>
+              <w:t>Payment Gateway</w:t>
+            </w:r>
+          </w:p>
+        </w:tc>
+        <w:tc>
+          <w:tcPr/>
+          <w:p>
+            <w:pPr>
+              <w:rPr/>
+            </w:pPr>
+            <w:r>
+              <w:rPr>
+                <w:sz w:val="18"/>
+                <w:szCs w:val="18"/>
+                <w:rtl w:val="0"/>
+              </w:rPr>
+              <w:t>System redirects the Trader to MoMo, verifies the payment result notification (IPN), updates the order and activates or schedules the subscription on confirmed payment.</w:t>
             </w:r>
           </w:p>
         </w:tc>
@@ -15942,75 +13697,55 @@
                 <w:szCs w:val="18"/>
                 <w:rtl w:val="0"/>
               </w:rPr>
-              <w:t xml:space="preserve">UC-37</w:t>
-            </w:r>
-            <w:r>
-              <w:rPr>
-                <w:rtl w:val="0"/>
-              </w:rPr>
-            </w:r>
-          </w:p>
-        </w:tc>
-        <w:tc>
-          <w:tcPr/>
-          <w:p>
-            <w:pPr>
-              <w:rPr/>
-            </w:pPr>
-            <w:r>
-              <w:rPr>
-                <w:sz w:val="18"/>
-                <w:szCs w:val="18"/>
-                <w:rtl w:val="0"/>
-              </w:rPr>
-              <w:t xml:space="preserve">View Subscription Plans</w:t>
-            </w:r>
-            <w:r>
-              <w:rPr>
-                <w:rtl w:val="0"/>
-              </w:rPr>
-            </w:r>
-          </w:p>
-        </w:tc>
-        <w:tc>
-          <w:tcPr/>
-          <w:p>
-            <w:pPr>
-              <w:rPr/>
-            </w:pPr>
-            <w:r>
-              <w:rPr>
-                <w:sz w:val="18"/>
-                <w:szCs w:val="18"/>
-                <w:rtl w:val="0"/>
-              </w:rPr>
-              <w:t xml:space="preserve">Trader</w:t>
-            </w:r>
-            <w:r>
-              <w:rPr>
-                <w:rtl w:val="0"/>
-              </w:rPr>
-            </w:r>
-          </w:p>
-        </w:tc>
-        <w:tc>
-          <w:tcPr/>
-          <w:p>
-            <w:pPr>
-              <w:rPr/>
-            </w:pPr>
-            <w:r>
-              <w:rPr>
-                <w:sz w:val="18"/>
-                <w:szCs w:val="18"/>
-                <w:rtl w:val="0"/>
-              </w:rPr>
-              <w:t xml:space="preserve">Trader compares the FREE, PRO and PREMIUM plans, the packages for sale and the current and scheduled subscriptions.</w:t>
-            </w:r>
-            <w:r>
-              <w:rPr>
-                <w:rtl w:val="0"/>
-              </w:rPr>
+              <w:t>UC-37</w:t>
+            </w:r>
+          </w:p>
+        </w:tc>
+        <w:tc>
+          <w:tcPr/>
+          <w:p>
+            <w:pPr>
+              <w:rPr/>
+            </w:pPr>
+            <w:r>
+              <w:rPr>
+                <w:sz w:val="18"/>
+                <w:szCs w:val="18"/>
+                <w:rtl w:val="0"/>
+              </w:rPr>
+              <w:t>Manage User Account Status</w:t>
+            </w:r>
+          </w:p>
+        </w:tc>
+        <w:tc>
+          <w:tcPr/>
+          <w:p>
+            <w:pPr>
+              <w:rPr/>
+            </w:pPr>
+            <w:r>
+              <w:rPr>
+                <w:sz w:val="18"/>
+                <w:szCs w:val="18"/>
+                <w:rtl w:val="0"/>
+              </w:rPr>
+              <w:t>Admin</w:t>
+            </w:r>
+          </w:p>
+        </w:tc>
+        <w:tc>
+          <w:tcPr/>
+          <w:p>
+            <w:pPr>
+              <w:rPr/>
+            </w:pPr>
+            <w:r>
+              <w:rPr>
+                <w:sz w:val="18"/>
+                <w:szCs w:val="18"/>
+                <w:rtl w:val="0"/>
+              </w:rPr>
+              <w:t>Admin searches accounts, locks, unlocks or bans them and assigns roles.</w:t>
             </w:r>
           </w:p>
         </w:tc>
@@ -16032,75 +13767,55 @@
                 <w:szCs w:val="18"/>
                 <w:rtl w:val="0"/>
               </w:rPr>
-              <w:t xml:space="preserve">UC-38</w:t>
-            </w:r>
-            <w:r>
-              <w:rPr>
-                <w:rtl w:val="0"/>
-              </w:rPr>
-            </w:r>
-          </w:p>
-        </w:tc>
-        <w:tc>
-          <w:tcPr/>
-          <w:p>
-            <w:pPr>
-              <w:rPr/>
-            </w:pPr>
-            <w:r>
-              <w:rPr>
-                <w:sz w:val="18"/>
-                <w:szCs w:val="18"/>
-                <w:rtl w:val="0"/>
-              </w:rPr>
-              <w:t xml:space="preserve">Purchase Subscription</w:t>
-            </w:r>
-            <w:r>
-              <w:rPr>
-                <w:rtl w:val="0"/>
-              </w:rPr>
-            </w:r>
-          </w:p>
-        </w:tc>
-        <w:tc>
-          <w:tcPr/>
-          <w:p>
-            <w:pPr>
-              <w:rPr/>
-            </w:pPr>
-            <w:r>
-              <w:rPr>
-                <w:sz w:val="18"/>
-                <w:szCs w:val="18"/>
-                <w:rtl w:val="0"/>
-              </w:rPr>
-              <w:t xml:space="preserve">Trader, Payment Gateway</w:t>
-            </w:r>
-            <w:r>
-              <w:rPr>
-                <w:rtl w:val="0"/>
-              </w:rPr>
-            </w:r>
-          </w:p>
-        </w:tc>
-        <w:tc>
-          <w:tcPr/>
-          <w:p>
-            <w:pPr>
-              <w:rPr/>
-            </w:pPr>
-            <w:r>
-              <w:rPr>
-                <w:sz w:val="18"/>
-                <w:szCs w:val="18"/>
-                <w:rtl w:val="0"/>
-              </w:rPr>
-              <w:t xml:space="preserve">Trader buys a new, renewal, upgrade or lower-tier package through VNPay or MoMo; an upgrade is charged the package price less the unused value of the current subscriptions. The subscription is activated or scheduled on confirmed payment.</w:t>
-            </w:r>
-            <w:r>
-              <w:rPr>
-                <w:rtl w:val="0"/>
-              </w:rPr>
+              <w:t>UC-38</w:t>
+            </w:r>
+          </w:p>
+        </w:tc>
+        <w:tc>
+          <w:tcPr/>
+          <w:p>
+            <w:pPr>
+              <w:rPr/>
+            </w:pPr>
+            <w:r>
+              <w:rPr>
+                <w:sz w:val="18"/>
+                <w:szCs w:val="18"/>
+                <w:rtl w:val="0"/>
+              </w:rPr>
+              <w:t>Manage Trading Pairs &amp; Market Types</w:t>
+            </w:r>
+          </w:p>
+        </w:tc>
+        <w:tc>
+          <w:tcPr/>
+          <w:p>
+            <w:pPr>
+              <w:rPr/>
+            </w:pPr>
+            <w:r>
+              <w:rPr>
+                <w:sz w:val="18"/>
+                <w:szCs w:val="18"/>
+                <w:rtl w:val="0"/>
+              </w:rPr>
+              <w:t>Admin</w:t>
+            </w:r>
+          </w:p>
+        </w:tc>
+        <w:tc>
+          <w:tcPr/>
+          <w:p>
+            <w:pPr>
+              <w:rPr/>
+            </w:pPr>
+            <w:r>
+              <w:rPr>
+                <w:sz w:val="18"/>
+                <w:szCs w:val="18"/>
+                <w:rtl w:val="0"/>
+              </w:rPr>
+              <w:t>Admin enables, disables and orders the pairs and markets supported by the system, maintains the leverage brackets used for liquidation price calculation and maintains fee rates, warning thresholds and other system limits.</w:t>
             </w:r>
           </w:p>
         </w:tc>
@@ -16122,75 +13837,55 @@
                 <w:szCs w:val="18"/>
                 <w:rtl w:val="0"/>
               </w:rPr>
-              <w:t xml:space="preserve">UC-39</w:t>
-            </w:r>
-            <w:r>
-              <w:rPr>
-                <w:rtl w:val="0"/>
-              </w:rPr>
-            </w:r>
-          </w:p>
-        </w:tc>
-        <w:tc>
-          <w:tcPr/>
-          <w:p>
-            <w:pPr>
-              <w:rPr/>
-            </w:pPr>
-            <w:r>
-              <w:rPr>
-                <w:sz w:val="18"/>
-                <w:szCs w:val="18"/>
-                <w:rtl w:val="0"/>
-              </w:rPr>
-              <w:t xml:space="preserve">View Payment History</w:t>
-            </w:r>
-            <w:r>
-              <w:rPr>
-                <w:rtl w:val="0"/>
-              </w:rPr>
-            </w:r>
-          </w:p>
-        </w:tc>
-        <w:tc>
-          <w:tcPr/>
-          <w:p>
-            <w:pPr>
-              <w:rPr/>
-            </w:pPr>
-            <w:r>
-              <w:rPr>
-                <w:sz w:val="18"/>
-                <w:szCs w:val="18"/>
-                <w:rtl w:val="0"/>
-              </w:rPr>
-              <w:t xml:space="preserve">Trader</w:t>
-            </w:r>
-            <w:r>
-              <w:rPr>
-                <w:rtl w:val="0"/>
-              </w:rPr>
-            </w:r>
-          </w:p>
-        </w:tc>
-        <w:tc>
-          <w:tcPr/>
-          <w:p>
-            <w:pPr>
-              <w:rPr/>
-            </w:pPr>
-            <w:r>
-              <w:rPr>
-                <w:sz w:val="18"/>
-                <w:szCs w:val="18"/>
-                <w:rtl w:val="0"/>
-              </w:rPr>
-              <w:t xml:space="preserve">Trader views own subscription orders and their status.</w:t>
-            </w:r>
-            <w:r>
-              <w:rPr>
-                <w:rtl w:val="0"/>
-              </w:rPr>
+              <w:t>UC-39</w:t>
+            </w:r>
+          </w:p>
+        </w:tc>
+        <w:tc>
+          <w:tcPr/>
+          <w:p>
+            <w:pPr>
+              <w:rPr/>
+            </w:pPr>
+            <w:r>
+              <w:rPr>
+                <w:sz w:val="18"/>
+                <w:szCs w:val="18"/>
+                <w:rtl w:val="0"/>
+              </w:rPr>
+              <w:t>Publish Official Posts &amp; Announcements</w:t>
+            </w:r>
+          </w:p>
+        </w:tc>
+        <w:tc>
+          <w:tcPr/>
+          <w:p>
+            <w:pPr>
+              <w:rPr/>
+            </w:pPr>
+            <w:r>
+              <w:rPr>
+                <w:sz w:val="18"/>
+                <w:szCs w:val="18"/>
+                <w:rtl w:val="0"/>
+              </w:rPr>
+              <w:t>Admin</w:t>
+            </w:r>
+          </w:p>
+        </w:tc>
+        <w:tc>
+          <w:tcPr/>
+          <w:p>
+            <w:pPr>
+              <w:rPr/>
+            </w:pPr>
+            <w:r>
+              <w:rPr>
+                <w:sz w:val="18"/>
+                <w:szCs w:val="18"/>
+                <w:rtl w:val="0"/>
+              </w:rPr>
+              <w:t>Admin publishes a pinned official post with a category (announcement, platform update or education) to the community.</w:t>
             </w:r>
           </w:p>
         </w:tc>
@@ -16212,75 +13907,55 @@
                 <w:szCs w:val="18"/>
                 <w:rtl w:val="0"/>
               </w:rPr>
-              <w:t xml:space="preserve">UC-40</w:t>
-            </w:r>
-            <w:r>
-              <w:rPr>
-                <w:rtl w:val="0"/>
-              </w:rPr>
-            </w:r>
-          </w:p>
-        </w:tc>
-        <w:tc>
-          <w:tcPr/>
-          <w:p>
-            <w:pPr>
-              <w:rPr/>
-            </w:pPr>
-            <w:r>
-              <w:rPr>
-                <w:sz w:val="18"/>
-                <w:szCs w:val="18"/>
-                <w:rtl w:val="0"/>
-              </w:rPr>
-              <w:t xml:space="preserve">View Admin Dashboard</w:t>
-            </w:r>
-            <w:r>
-              <w:rPr>
-                <w:rtl w:val="0"/>
-              </w:rPr>
-            </w:r>
-          </w:p>
-        </w:tc>
-        <w:tc>
-          <w:tcPr/>
-          <w:p>
-            <w:pPr>
-              <w:rPr/>
-            </w:pPr>
-            <w:r>
-              <w:rPr>
-                <w:sz w:val="18"/>
-                <w:szCs w:val="18"/>
-                <w:rtl w:val="0"/>
-              </w:rPr>
-              <w:t xml:space="preserve">Admin</w:t>
-            </w:r>
-            <w:r>
-              <w:rPr>
-                <w:rtl w:val="0"/>
-              </w:rPr>
-            </w:r>
-          </w:p>
-        </w:tc>
-        <w:tc>
-          <w:tcPr/>
-          <w:p>
-            <w:pPr>
-              <w:rPr/>
-            </w:pPr>
-            <w:r>
-              <w:rPr>
-                <w:sz w:val="18"/>
-                <w:szCs w:val="18"/>
-                <w:rtl w:val="0"/>
-              </w:rPr>
-              <w:t xml:space="preserve">Admin views key indicators on users, revenue, reports, AI usage and data ingestion status.</w:t>
-            </w:r>
-            <w:r>
-              <w:rPr>
-                <w:rtl w:val="0"/>
-              </w:rPr>
+              <w:t>UC-40</w:t>
+            </w:r>
+          </w:p>
+        </w:tc>
+        <w:tc>
+          <w:tcPr/>
+          <w:p>
+            <w:pPr>
+              <w:rPr/>
+            </w:pPr>
+            <w:r>
+              <w:rPr>
+                <w:sz w:val="18"/>
+                <w:szCs w:val="18"/>
+                <w:rtl w:val="0"/>
+              </w:rPr>
+              <w:t>Moderate Reported Posts</w:t>
+            </w:r>
+          </w:p>
+        </w:tc>
+        <w:tc>
+          <w:tcPr/>
+          <w:p>
+            <w:pPr>
+              <w:rPr/>
+            </w:pPr>
+            <w:r>
+              <w:rPr>
+                <w:sz w:val="18"/>
+                <w:szCs w:val="18"/>
+                <w:rtl w:val="0"/>
+              </w:rPr>
+              <w:t>Admin</w:t>
+            </w:r>
+          </w:p>
+        </w:tc>
+        <w:tc>
+          <w:tcPr/>
+          <w:p>
+            <w:pPr>
+              <w:rPr/>
+            </w:pPr>
+            <w:r>
+              <w:rPr>
+                <w:sz w:val="18"/>
+                <w:szCs w:val="18"/>
+                <w:rtl w:val="0"/>
+              </w:rPr>
+              <w:t>Admin reviews reported posts and hides or removes content, dismisses reports, warns or bans users.</w:t>
             </w:r>
           </w:p>
         </w:tc>
@@ -16302,75 +13977,55 @@
                 <w:szCs w:val="18"/>
                 <w:rtl w:val="0"/>
               </w:rPr>
-              <w:t xml:space="preserve">UC-41</w:t>
-            </w:r>
-            <w:r>
-              <w:rPr>
-                <w:rtl w:val="0"/>
-              </w:rPr>
-            </w:r>
-          </w:p>
-        </w:tc>
-        <w:tc>
-          <w:tcPr/>
-          <w:p>
-            <w:pPr>
-              <w:rPr/>
-            </w:pPr>
-            <w:r>
-              <w:rPr>
-                <w:sz w:val="18"/>
-                <w:szCs w:val="18"/>
-                <w:rtl w:val="0"/>
-              </w:rPr>
-              <w:t xml:space="preserve">Generate Management Report</w:t>
-            </w:r>
-            <w:r>
-              <w:rPr>
-                <w:rtl w:val="0"/>
-              </w:rPr>
-            </w:r>
-          </w:p>
-        </w:tc>
-        <w:tc>
-          <w:tcPr/>
-          <w:p>
-            <w:pPr>
-              <w:rPr/>
-            </w:pPr>
-            <w:r>
-              <w:rPr>
-                <w:sz w:val="18"/>
-                <w:szCs w:val="18"/>
-                <w:rtl w:val="0"/>
-              </w:rPr>
-              <w:t xml:space="preserve">Admin</w:t>
-            </w:r>
-            <w:r>
-              <w:rPr>
-                <w:rtl w:val="0"/>
-              </w:rPr>
-            </w:r>
-          </w:p>
-        </w:tc>
-        <w:tc>
-          <w:tcPr/>
-          <w:p>
-            <w:pPr>
-              <w:rPr/>
-            </w:pPr>
-            <w:r>
-              <w:rPr>
-                <w:sz w:val="18"/>
-                <w:szCs w:val="18"/>
-                <w:rtl w:val="0"/>
-              </w:rPr>
-              <w:t xml:space="preserve">Admin generates revenue and user activity reports for a period and exports them.</w:t>
-            </w:r>
-            <w:r>
-              <w:rPr>
-                <w:rtl w:val="0"/>
-              </w:rPr>
+              <w:t>UC-41</w:t>
+            </w:r>
+          </w:p>
+        </w:tc>
+        <w:tc>
+          <w:tcPr/>
+          <w:p>
+            <w:pPr>
+              <w:rPr/>
+            </w:pPr>
+            <w:r>
+              <w:rPr>
+                <w:sz w:val="18"/>
+                <w:szCs w:val="18"/>
+                <w:rtl w:val="0"/>
+              </w:rPr>
+              <w:t>Configure AI Prompt Templates &amp; Disclaimer</w:t>
+            </w:r>
+          </w:p>
+        </w:tc>
+        <w:tc>
+          <w:tcPr/>
+          <w:p>
+            <w:pPr>
+              <w:rPr/>
+            </w:pPr>
+            <w:r>
+              <w:rPr>
+                <w:sz w:val="18"/>
+                <w:szCs w:val="18"/>
+                <w:rtl w:val="0"/>
+              </w:rPr>
+              <w:t>Admin</w:t>
+            </w:r>
+          </w:p>
+        </w:tc>
+        <w:tc>
+          <w:tcPr/>
+          <w:p>
+            <w:pPr>
+              <w:rPr/>
+            </w:pPr>
+            <w:r>
+              <w:rPr>
+                <w:sz w:val="18"/>
+                <w:szCs w:val="18"/>
+                <w:rtl w:val="0"/>
+              </w:rPr>
+              <w:t>Admin creates and activates AI configuration versions: model, system prompt and templates, disclaimer and generation parameters.</w:t>
             </w:r>
           </w:p>
         </w:tc>
@@ -16392,75 +14047,55 @@
                 <w:szCs w:val="18"/>
                 <w:rtl w:val="0"/>
               </w:rPr>
-              <w:t xml:space="preserve">UC-42</w:t>
-            </w:r>
-            <w:r>
-              <w:rPr>
-                <w:rtl w:val="0"/>
-              </w:rPr>
-            </w:r>
-          </w:p>
-        </w:tc>
-        <w:tc>
-          <w:tcPr/>
-          <w:p>
-            <w:pPr>
-              <w:rPr/>
-            </w:pPr>
-            <w:r>
-              <w:rPr>
-                <w:sz w:val="18"/>
-                <w:szCs w:val="18"/>
-                <w:rtl w:val="0"/>
-              </w:rPr>
-              <w:t xml:space="preserve">Manage User Accounts</w:t>
-            </w:r>
-            <w:r>
-              <w:rPr>
-                <w:rtl w:val="0"/>
-              </w:rPr>
-            </w:r>
-          </w:p>
-        </w:tc>
-        <w:tc>
-          <w:tcPr/>
-          <w:p>
-            <w:pPr>
-              <w:rPr/>
-            </w:pPr>
-            <w:r>
-              <w:rPr>
-                <w:sz w:val="18"/>
-                <w:szCs w:val="18"/>
-                <w:rtl w:val="0"/>
-              </w:rPr>
-              <w:t xml:space="preserve">Admin</w:t>
-            </w:r>
-            <w:r>
-              <w:rPr>
-                <w:rtl w:val="0"/>
-              </w:rPr>
-            </w:r>
-          </w:p>
-        </w:tc>
-        <w:tc>
-          <w:tcPr/>
-          <w:p>
-            <w:pPr>
-              <w:rPr/>
-            </w:pPr>
-            <w:r>
-              <w:rPr>
-                <w:sz w:val="18"/>
-                <w:szCs w:val="18"/>
-                <w:rtl w:val="0"/>
-              </w:rPr>
-              <w:t xml:space="preserve">Admin searches accounts, locks, unlocks or bans them and assigns roles.</w:t>
-            </w:r>
-            <w:r>
-              <w:rPr>
-                <w:rtl w:val="0"/>
-              </w:rPr>
+              <w:t>UC-42</w:t>
+            </w:r>
+          </w:p>
+        </w:tc>
+        <w:tc>
+          <w:tcPr/>
+          <w:p>
+            <w:pPr>
+              <w:rPr/>
+            </w:pPr>
+            <w:r>
+              <w:rPr>
+                <w:sz w:val="18"/>
+                <w:szCs w:val="18"/>
+                <w:rtl w:val="0"/>
+              </w:rPr>
+              <w:t>Manage Subscription Packages</w:t>
+            </w:r>
+          </w:p>
+        </w:tc>
+        <w:tc>
+          <w:tcPr/>
+          <w:p>
+            <w:pPr>
+              <w:rPr/>
+            </w:pPr>
+            <w:r>
+              <w:rPr>
+                <w:sz w:val="18"/>
+                <w:szCs w:val="18"/>
+                <w:rtl w:val="0"/>
+              </w:rPr>
+              <w:t>Admin</w:t>
+            </w:r>
+          </w:p>
+        </w:tc>
+        <w:tc>
+          <w:tcPr/>
+          <w:p>
+            <w:pPr>
+              <w:rPr/>
+            </w:pPr>
+            <w:r>
+              <w:rPr>
+                <w:sz w:val="18"/>
+                <w:szCs w:val="18"/>
+                <w:rtl w:val="0"/>
+              </w:rPr>
+              <w:t>Admin creates, updates and deactivates subscription packages and maintains the limits of each plan tier.</w:t>
             </w:r>
           </w:p>
         </w:tc>
@@ -16482,75 +14117,55 @@
                 <w:szCs w:val="18"/>
                 <w:rtl w:val="0"/>
               </w:rPr>
-              <w:t xml:space="preserve">UC-43</w:t>
-            </w:r>
-            <w:r>
-              <w:rPr>
-                <w:rtl w:val="0"/>
-              </w:rPr>
-            </w:r>
-          </w:p>
-        </w:tc>
-        <w:tc>
-          <w:tcPr/>
-          <w:p>
-            <w:pPr>
-              <w:rPr/>
-            </w:pPr>
-            <w:r>
-              <w:rPr>
-                <w:sz w:val="18"/>
-                <w:szCs w:val="18"/>
-                <w:rtl w:val="0"/>
-              </w:rPr>
-              <w:t xml:space="preserve">Moderate Reported Posts</w:t>
-            </w:r>
-            <w:r>
-              <w:rPr>
-                <w:rtl w:val="0"/>
-              </w:rPr>
-            </w:r>
-          </w:p>
-        </w:tc>
-        <w:tc>
-          <w:tcPr/>
-          <w:p>
-            <w:pPr>
-              <w:rPr/>
-            </w:pPr>
-            <w:r>
-              <w:rPr>
-                <w:sz w:val="18"/>
-                <w:szCs w:val="18"/>
-                <w:rtl w:val="0"/>
-              </w:rPr>
-              <w:t xml:space="preserve">Admin</w:t>
-            </w:r>
-            <w:r>
-              <w:rPr>
-                <w:rtl w:val="0"/>
-              </w:rPr>
-            </w:r>
-          </w:p>
-        </w:tc>
-        <w:tc>
-          <w:tcPr/>
-          <w:p>
-            <w:pPr>
-              <w:rPr/>
-            </w:pPr>
-            <w:r>
-              <w:rPr>
-                <w:sz w:val="18"/>
-                <w:szCs w:val="18"/>
-                <w:rtl w:val="0"/>
-              </w:rPr>
-              <w:t xml:space="preserve">Admin reviews reported posts and hides or removes content, dismisses reports, warns or bans users.</w:t>
-            </w:r>
-            <w:r>
-              <w:rPr>
-                <w:rtl w:val="0"/>
-              </w:rPr>
+              <w:t>UC-43</w:t>
+            </w:r>
+          </w:p>
+        </w:tc>
+        <w:tc>
+          <w:tcPr/>
+          <w:p>
+            <w:pPr>
+              <w:rPr/>
+            </w:pPr>
+            <w:r>
+              <w:rPr>
+                <w:sz w:val="18"/>
+                <w:szCs w:val="18"/>
+                <w:rtl w:val="0"/>
+              </w:rPr>
+              <w:t>Manage User Subscriptions &amp; Payments</w:t>
+            </w:r>
+          </w:p>
+        </w:tc>
+        <w:tc>
+          <w:tcPr/>
+          <w:p>
+            <w:pPr>
+              <w:rPr/>
+            </w:pPr>
+            <w:r>
+              <w:rPr>
+                <w:sz w:val="18"/>
+                <w:szCs w:val="18"/>
+                <w:rtl w:val="0"/>
+              </w:rPr>
+              <w:t>Admin</w:t>
+            </w:r>
+          </w:p>
+        </w:tc>
+        <w:tc>
+          <w:tcPr/>
+          <w:p>
+            <w:pPr>
+              <w:rPr/>
+            </w:pPr>
+            <w:r>
+              <w:rPr>
+                <w:sz w:val="18"/>
+                <w:szCs w:val="18"/>
+                <w:rtl w:val="0"/>
+              </w:rPr>
+              <w:t>Admin views subscriptions and subscription orders, triggers reconciliation of a pending order with the gateway and marks flagged orders as handled.</w:t>
             </w:r>
           </w:p>
         </w:tc>
@@ -16572,75 +14187,55 @@
                 <w:szCs w:val="18"/>
                 <w:rtl w:val="0"/>
               </w:rPr>
-              <w:t xml:space="preserve">UC-44</w:t>
-            </w:r>
-            <w:r>
-              <w:rPr>
-                <w:rtl w:val="0"/>
-              </w:rPr>
-            </w:r>
-          </w:p>
-        </w:tc>
-        <w:tc>
-          <w:tcPr/>
-          <w:p>
-            <w:pPr>
-              <w:rPr/>
-            </w:pPr>
-            <w:r>
-              <w:rPr>
-                <w:sz w:val="18"/>
-                <w:szCs w:val="18"/>
-                <w:rtl w:val="0"/>
-              </w:rPr>
-              <w:t xml:space="preserve">Publish Official Announcement</w:t>
-            </w:r>
-            <w:r>
-              <w:rPr>
-                <w:rtl w:val="0"/>
-              </w:rPr>
-            </w:r>
-          </w:p>
-        </w:tc>
-        <w:tc>
-          <w:tcPr/>
-          <w:p>
-            <w:pPr>
-              <w:rPr/>
-            </w:pPr>
-            <w:r>
-              <w:rPr>
-                <w:sz w:val="18"/>
-                <w:szCs w:val="18"/>
-                <w:rtl w:val="0"/>
-              </w:rPr>
-              <w:t xml:space="preserve">Admin, Media Storage</w:t>
-            </w:r>
-            <w:r>
-              <w:rPr>
-                <w:rtl w:val="0"/>
-              </w:rPr>
-            </w:r>
-          </w:p>
-        </w:tc>
-        <w:tc>
-          <w:tcPr/>
-          <w:p>
-            <w:pPr>
-              <w:rPr/>
-            </w:pPr>
-            <w:r>
-              <w:rPr>
-                <w:sz w:val="18"/>
-                <w:szCs w:val="18"/>
-                <w:rtl w:val="0"/>
-              </w:rPr>
-              <w:t xml:space="preserve">Admin publishes a pinned official post with a category (announcement, platform update or education) to the community.</w:t>
-            </w:r>
-            <w:r>
-              <w:rPr>
-                <w:rtl w:val="0"/>
-              </w:rPr>
+              <w:t>UC-44</w:t>
+            </w:r>
+          </w:p>
+        </w:tc>
+        <w:tc>
+          <w:tcPr/>
+          <w:p>
+            <w:pPr>
+              <w:rPr/>
+            </w:pPr>
+            <w:r>
+              <w:rPr>
+                <w:sz w:val="18"/>
+                <w:szCs w:val="18"/>
+                <w:rtl w:val="0"/>
+              </w:rPr>
+              <w:t>Manage News Sources &amp; Crawl Schedule</w:t>
+            </w:r>
+          </w:p>
+        </w:tc>
+        <w:tc>
+          <w:tcPr/>
+          <w:p>
+            <w:pPr>
+              <w:rPr/>
+            </w:pPr>
+            <w:r>
+              <w:rPr>
+                <w:sz w:val="18"/>
+                <w:szCs w:val="18"/>
+                <w:rtl w:val="0"/>
+              </w:rPr>
+              <w:t>Admin</w:t>
+            </w:r>
+          </w:p>
+        </w:tc>
+        <w:tc>
+          <w:tcPr/>
+          <w:p>
+            <w:pPr>
+              <w:rPr/>
+            </w:pPr>
+            <w:r>
+              <w:rPr>
+                <w:sz w:val="18"/>
+                <w:szCs w:val="18"/>
+                <w:rtl w:val="0"/>
+              </w:rPr>
+              <w:t>Admin maintains RSS sources and their crawl interval and views crawl logs.</w:t>
             </w:r>
           </w:p>
         </w:tc>
@@ -16662,75 +14257,55 @@
                 <w:szCs w:val="18"/>
                 <w:rtl w:val="0"/>
               </w:rPr>
-              <w:t xml:space="preserve">UC-45</w:t>
-            </w:r>
-            <w:r>
-              <w:rPr>
-                <w:rtl w:val="0"/>
-              </w:rPr>
-            </w:r>
-          </w:p>
-        </w:tc>
-        <w:tc>
-          <w:tcPr/>
-          <w:p>
-            <w:pPr>
-              <w:rPr/>
-            </w:pPr>
-            <w:r>
-              <w:rPr>
-                <w:sz w:val="18"/>
-                <w:szCs w:val="18"/>
-                <w:rtl w:val="0"/>
-              </w:rPr>
-              <w:t xml:space="preserve">Manage Supported Pairs</w:t>
-            </w:r>
-            <w:r>
-              <w:rPr>
-                <w:rtl w:val="0"/>
-              </w:rPr>
-            </w:r>
-          </w:p>
-        </w:tc>
-        <w:tc>
-          <w:tcPr/>
-          <w:p>
-            <w:pPr>
-              <w:rPr/>
-            </w:pPr>
-            <w:r>
-              <w:rPr>
-                <w:sz w:val="18"/>
-                <w:szCs w:val="18"/>
-                <w:rtl w:val="0"/>
-              </w:rPr>
-              <w:t xml:space="preserve">Admin</w:t>
-            </w:r>
-            <w:r>
-              <w:rPr>
-                <w:rtl w:val="0"/>
-              </w:rPr>
-            </w:r>
-          </w:p>
-        </w:tc>
-        <w:tc>
-          <w:tcPr/>
-          <w:p>
-            <w:pPr>
-              <w:rPr/>
-            </w:pPr>
-            <w:r>
-              <w:rPr>
-                <w:sz w:val="18"/>
-                <w:szCs w:val="18"/>
-                <w:rtl w:val="0"/>
-              </w:rPr>
-              <w:t xml:space="preserve">Admin enables, disables and orders the pairs and markets supported by the system.</w:t>
-            </w:r>
-            <w:r>
-              <w:rPr>
-                <w:rtl w:val="0"/>
-              </w:rPr>
+              <w:t>UC-45</w:t>
+            </w:r>
+          </w:p>
+        </w:tc>
+        <w:tc>
+          <w:tcPr/>
+          <w:p>
+            <w:pPr>
+              <w:rPr/>
+            </w:pPr>
+            <w:r>
+              <w:rPr>
+                <w:sz w:val="18"/>
+                <w:szCs w:val="18"/>
+                <w:rtl w:val="0"/>
+              </w:rPr>
+              <w:t>View System Reports &amp; Dashboards</w:t>
+            </w:r>
+          </w:p>
+        </w:tc>
+        <w:tc>
+          <w:tcPr/>
+          <w:p>
+            <w:pPr>
+              <w:rPr/>
+            </w:pPr>
+            <w:r>
+              <w:rPr>
+                <w:sz w:val="18"/>
+                <w:szCs w:val="18"/>
+                <w:rtl w:val="0"/>
+              </w:rPr>
+              <w:t>Admin</w:t>
+            </w:r>
+          </w:p>
+        </w:tc>
+        <w:tc>
+          <w:tcPr/>
+          <w:p>
+            <w:pPr>
+              <w:rPr/>
+            </w:pPr>
+            <w:r>
+              <w:rPr>
+                <w:sz w:val="18"/>
+                <w:szCs w:val="18"/>
+                <w:rtl w:val="0"/>
+              </w:rPr>
+              <w:t>Admin views key indicators on users, revenue, reports, AI usage and data ingestion, and generates and exports revenue and user activity reports for a period.</w:t>
             </w:r>
           </w:p>
         </w:tc>
@@ -16752,75 +14327,55 @@
                 <w:szCs w:val="18"/>
                 <w:rtl w:val="0"/>
               </w:rPr>
-              <w:t xml:space="preserve">UC-46</w:t>
-            </w:r>
-            <w:r>
-              <w:rPr>
-                <w:rtl w:val="0"/>
-              </w:rPr>
-            </w:r>
-          </w:p>
-        </w:tc>
-        <w:tc>
-          <w:tcPr/>
-          <w:p>
-            <w:pPr>
-              <w:rPr/>
-            </w:pPr>
-            <w:r>
-              <w:rPr>
-                <w:sz w:val="18"/>
-                <w:szCs w:val="18"/>
-                <w:rtl w:val="0"/>
-              </w:rPr>
-              <w:t xml:space="preserve">Configure Leverage Brackets</w:t>
-            </w:r>
-            <w:r>
-              <w:rPr>
-                <w:rtl w:val="0"/>
-              </w:rPr>
-            </w:r>
-          </w:p>
-        </w:tc>
-        <w:tc>
-          <w:tcPr/>
-          <w:p>
-            <w:pPr>
-              <w:rPr/>
-            </w:pPr>
-            <w:r>
-              <w:rPr>
-                <w:sz w:val="18"/>
-                <w:szCs w:val="18"/>
-                <w:rtl w:val="0"/>
-              </w:rPr>
-              <w:t xml:space="preserve">Admin</w:t>
-            </w:r>
-            <w:r>
-              <w:rPr>
-                <w:rtl w:val="0"/>
-              </w:rPr>
-            </w:r>
-          </w:p>
-        </w:tc>
-        <w:tc>
-          <w:tcPr/>
-          <w:p>
-            <w:pPr>
-              <w:rPr/>
-            </w:pPr>
-            <w:r>
-              <w:rPr>
-                <w:sz w:val="18"/>
-                <w:szCs w:val="18"/>
-                <w:rtl w:val="0"/>
-              </w:rPr>
-              <w:t xml:space="preserve">Admin maintains maintenance margin tiers used for liquidation price calculation.</w:t>
-            </w:r>
-            <w:r>
-              <w:rPr>
-                <w:rtl w:val="0"/>
-              </w:rPr>
+              <w:t>UC-46</w:t>
+            </w:r>
+          </w:p>
+        </w:tc>
+        <w:tc>
+          <w:tcPr/>
+          <w:p>
+            <w:pPr>
+              <w:rPr/>
+            </w:pPr>
+            <w:r>
+              <w:rPr>
+                <w:sz w:val="18"/>
+                <w:szCs w:val="18"/>
+                <w:rtl w:val="0"/>
+              </w:rPr>
+              <w:t>View System Logs &amp; API Health</w:t>
+            </w:r>
+          </w:p>
+        </w:tc>
+        <w:tc>
+          <w:tcPr/>
+          <w:p>
+            <w:pPr>
+              <w:rPr/>
+            </w:pPr>
+            <w:r>
+              <w:rPr>
+                <w:sz w:val="18"/>
+                <w:szCs w:val="18"/>
+                <w:rtl w:val="0"/>
+              </w:rPr>
+              <w:t>Admin</w:t>
+            </w:r>
+          </w:p>
+        </w:tc>
+        <w:tc>
+          <w:tcPr/>
+          <w:p>
+            <w:pPr>
+              <w:rPr/>
+            </w:pPr>
+            <w:r>
+              <w:rPr>
+                <w:sz w:val="18"/>
+                <w:szCs w:val="18"/>
+                <w:rtl w:val="0"/>
+              </w:rPr>
+              <w:t>Admin views the status of the external APIs and of data ingestion and searches the log of administrative and security-relevant actions.</w:t>
             </w:r>
           </w:p>
         </w:tc>
@@ -16842,75 +14397,55 @@
                 <w:szCs w:val="18"/>
                 <w:rtl w:val="0"/>
               </w:rPr>
-              <w:t xml:space="preserve">UC-47</w:t>
-            </w:r>
-            <w:r>
-              <w:rPr>
-                <w:rtl w:val="0"/>
-              </w:rPr>
-            </w:r>
-          </w:p>
-        </w:tc>
-        <w:tc>
-          <w:tcPr/>
-          <w:p>
-            <w:pPr>
-              <w:rPr/>
-            </w:pPr>
-            <w:r>
-              <w:rPr>
-                <w:sz w:val="18"/>
-                <w:szCs w:val="18"/>
-                <w:rtl w:val="0"/>
-              </w:rPr>
-              <w:t xml:space="preserve">Manage Subscription Packages</w:t>
-            </w:r>
-            <w:r>
-              <w:rPr>
-                <w:rtl w:val="0"/>
-              </w:rPr>
-            </w:r>
-          </w:p>
-        </w:tc>
-        <w:tc>
-          <w:tcPr/>
-          <w:p>
-            <w:pPr>
-              <w:rPr/>
-            </w:pPr>
-            <w:r>
-              <w:rPr>
-                <w:sz w:val="18"/>
-                <w:szCs w:val="18"/>
-                <w:rtl w:val="0"/>
-              </w:rPr>
-              <w:t xml:space="preserve">Admin</w:t>
-            </w:r>
-            <w:r>
-              <w:rPr>
-                <w:rtl w:val="0"/>
-              </w:rPr>
-            </w:r>
-          </w:p>
-        </w:tc>
-        <w:tc>
-          <w:tcPr/>
-          <w:p>
-            <w:pPr>
-              <w:rPr/>
-            </w:pPr>
-            <w:r>
-              <w:rPr>
-                <w:sz w:val="18"/>
-                <w:szCs w:val="18"/>
-                <w:rtl w:val="0"/>
-              </w:rPr>
-              <w:t xml:space="preserve">Admin creates, updates and deactivates subscription packages and maintains the limits of each plan tier.</w:t>
-            </w:r>
-            <w:r>
-              <w:rPr>
-                <w:rtl w:val="0"/>
-              </w:rPr>
+              <w:t>UC-47</w:t>
+            </w:r>
+          </w:p>
+        </w:tc>
+        <w:tc>
+          <w:tcPr/>
+          <w:p>
+            <w:pPr>
+              <w:rPr/>
+            </w:pPr>
+            <w:r>
+              <w:rPr>
+                <w:sz w:val="18"/>
+                <w:szCs w:val="18"/>
+                <w:rtl w:val="0"/>
+              </w:rPr>
+              <w:t>Sync Realtime &amp; Historical Market Data</w:t>
+            </w:r>
+          </w:p>
+        </w:tc>
+        <w:tc>
+          <w:tcPr/>
+          <w:p>
+            <w:pPr>
+              <w:rPr/>
+            </w:pPr>
+            <w:r>
+              <w:rPr>
+                <w:sz w:val="18"/>
+                <w:szCs w:val="18"/>
+                <w:rtl w:val="0"/>
+              </w:rPr>
+              <w:t>Scheduler, Binance Market Data API</w:t>
+            </w:r>
+          </w:p>
+        </w:tc>
+        <w:tc>
+          <w:tcPr/>
+          <w:p>
+            <w:pPr>
+              <w:rPr/>
+            </w:pPr>
+            <w:r>
+              <w:rPr>
+                <w:sz w:val="18"/>
+                <w:szCs w:val="18"/>
+                <w:rtl w:val="0"/>
+              </w:rPr>
+              <w:t>System synchronizes symbols, backfills historical candles and ingests the realtime streams and Futures metrics of enabled pairs (NSF-01 to NSF-04). Includes UC-48.</w:t>
             </w:r>
           </w:p>
         </w:tc>
@@ -16932,75 +14467,55 @@
                 <w:szCs w:val="18"/>
                 <w:rtl w:val="0"/>
               </w:rPr>
-              <w:t xml:space="preserve">UC-48</w:t>
-            </w:r>
-            <w:r>
-              <w:rPr>
-                <w:rtl w:val="0"/>
-              </w:rPr>
-            </w:r>
-          </w:p>
-        </w:tc>
-        <w:tc>
-          <w:tcPr/>
-          <w:p>
-            <w:pPr>
-              <w:rPr/>
-            </w:pPr>
-            <w:r>
-              <w:rPr>
-                <w:sz w:val="18"/>
-                <w:szCs w:val="18"/>
-                <w:rtl w:val="0"/>
-              </w:rPr>
-              <w:t xml:space="preserve">Manage Payment Transactions</w:t>
-            </w:r>
-            <w:r>
-              <w:rPr>
-                <w:rtl w:val="0"/>
-              </w:rPr>
-            </w:r>
-          </w:p>
-        </w:tc>
-        <w:tc>
-          <w:tcPr/>
-          <w:p>
-            <w:pPr>
-              <w:rPr/>
-            </w:pPr>
-            <w:r>
-              <w:rPr>
-                <w:sz w:val="18"/>
-                <w:szCs w:val="18"/>
-                <w:rtl w:val="0"/>
-              </w:rPr>
-              <w:t xml:space="preserve">Admin, Payment Gateway</w:t>
-            </w:r>
-            <w:r>
-              <w:rPr>
-                <w:rtl w:val="0"/>
-              </w:rPr>
-            </w:r>
-          </w:p>
-        </w:tc>
-        <w:tc>
-          <w:tcPr/>
-          <w:p>
-            <w:pPr>
-              <w:rPr/>
-            </w:pPr>
-            <w:r>
-              <w:rPr>
-                <w:sz w:val="18"/>
-                <w:szCs w:val="18"/>
-                <w:rtl w:val="0"/>
-              </w:rPr>
-              <w:t xml:space="preserve">Admin views subscription orders, triggers reconciliation of a pending order with the gateway and marks flagged orders as handled.</w:t>
-            </w:r>
-            <w:r>
-              <w:rPr>
-                <w:rtl w:val="0"/>
-              </w:rPr>
+              <w:t>UC-48</w:t>
+            </w:r>
+          </w:p>
+        </w:tc>
+        <w:tc>
+          <w:tcPr/>
+          <w:p>
+            <w:pPr>
+              <w:rPr/>
+            </w:pPr>
+            <w:r>
+              <w:rPr>
+                <w:sz w:val="18"/>
+                <w:szCs w:val="18"/>
+                <w:rtl w:val="0"/>
+              </w:rPr>
+              <w:t>Compute Indicators &amp; Setup Score</w:t>
+            </w:r>
+          </w:p>
+        </w:tc>
+        <w:tc>
+          <w:tcPr/>
+          <w:p>
+            <w:pPr>
+              <w:rPr/>
+            </w:pPr>
+            <w:r>
+              <w:rPr>
+                <w:sz w:val="18"/>
+                <w:szCs w:val="18"/>
+                <w:rtl w:val="0"/>
+              </w:rPr>
+              <w:t>Scheduler (included use case)</w:t>
+            </w:r>
+          </w:p>
+        </w:tc>
+        <w:tc>
+          <w:tcPr/>
+          <w:p>
+            <w:pPr>
+              <w:rPr/>
+            </w:pPr>
+            <w:r>
+              <w:rPr>
+                <w:sz w:val="18"/>
+                <w:szCs w:val="18"/>
+                <w:rtl w:val="0"/>
+              </w:rPr>
+              <w:t>System calculates the indicators, support/resistance and setup score components after each closed candle and pushes the result to clients (NSF-05).</w:t>
             </w:r>
           </w:p>
         </w:tc>
@@ -17022,75 +14537,55 @@
                 <w:szCs w:val="18"/>
                 <w:rtl w:val="0"/>
               </w:rPr>
-              <w:t xml:space="preserve">UC-49</w:t>
-            </w:r>
-            <w:r>
-              <w:rPr>
-                <w:rtl w:val="0"/>
-              </w:rPr>
-            </w:r>
-          </w:p>
-        </w:tc>
-        <w:tc>
-          <w:tcPr/>
-          <w:p>
-            <w:pPr>
-              <w:rPr/>
-            </w:pPr>
-            <w:r>
-              <w:rPr>
-                <w:sz w:val="18"/>
-                <w:szCs w:val="18"/>
-                <w:rtl w:val="0"/>
-              </w:rPr>
-              <w:t xml:space="preserve">Manage News Sources</w:t>
-            </w:r>
-            <w:r>
-              <w:rPr>
-                <w:rtl w:val="0"/>
-              </w:rPr>
-            </w:r>
-          </w:p>
-        </w:tc>
-        <w:tc>
-          <w:tcPr/>
-          <w:p>
-            <w:pPr>
-              <w:rPr/>
-            </w:pPr>
-            <w:r>
-              <w:rPr>
-                <w:sz w:val="18"/>
-                <w:szCs w:val="18"/>
-                <w:rtl w:val="0"/>
-              </w:rPr>
-              <w:t xml:space="preserve">Admin, News Source</w:t>
-            </w:r>
-            <w:r>
-              <w:rPr>
-                <w:rtl w:val="0"/>
-              </w:rPr>
-            </w:r>
-          </w:p>
-        </w:tc>
-        <w:tc>
-          <w:tcPr/>
-          <w:p>
-            <w:pPr>
-              <w:rPr/>
-            </w:pPr>
-            <w:r>
-              <w:rPr>
-                <w:sz w:val="18"/>
-                <w:szCs w:val="18"/>
-                <w:rtl w:val="0"/>
-              </w:rPr>
-              <w:t xml:space="preserve">Admin maintains RSS sources and views crawl logs.</w:t>
-            </w:r>
-            <w:r>
-              <w:rPr>
-                <w:rtl w:val="0"/>
-              </w:rPr>
+              <w:t>UC-49</w:t>
+            </w:r>
+          </w:p>
+        </w:tc>
+        <w:tc>
+          <w:tcPr/>
+          <w:p>
+            <w:pPr>
+              <w:rPr/>
+            </w:pPr>
+            <w:r>
+              <w:rPr>
+                <w:sz w:val="18"/>
+                <w:szCs w:val="18"/>
+                <w:rtl w:val="0"/>
+              </w:rPr>
+              <w:t>Scan Alerts &amp; Send Notifications</w:t>
+            </w:r>
+          </w:p>
+        </w:tc>
+        <w:tc>
+          <w:tcPr/>
+          <w:p>
+            <w:pPr>
+              <w:rPr/>
+            </w:pPr>
+            <w:r>
+              <w:rPr>
+                <w:sz w:val="18"/>
+                <w:szCs w:val="18"/>
+                <w:rtl w:val="0"/>
+              </w:rPr>
+              <w:t>Scheduler</w:t>
+            </w:r>
+          </w:p>
+        </w:tc>
+        <w:tc>
+          <w:tcPr/>
+          <w:p>
+            <w:pPr>
+              <w:rPr/>
+            </w:pPr>
+            <w:r>
+              <w:rPr>
+                <w:sz w:val="18"/>
+                <w:szCs w:val="18"/>
+                <w:rtl w:val="0"/>
+              </w:rPr>
+              <w:t>System evaluates price and indicator alerts and delivers the resulting notifications in-app, by email and by push (NSF-06, NSF-15).</w:t>
             </w:r>
           </w:p>
         </w:tc>
@@ -17112,75 +14607,55 @@
                 <w:szCs w:val="18"/>
                 <w:rtl w:val="0"/>
               </w:rPr>
-              <w:t xml:space="preserve">UC-50</w:t>
-            </w:r>
-            <w:r>
-              <w:rPr>
-                <w:rtl w:val="0"/>
-              </w:rPr>
-            </w:r>
-          </w:p>
-        </w:tc>
-        <w:tc>
-          <w:tcPr/>
-          <w:p>
-            <w:pPr>
-              <w:rPr/>
-            </w:pPr>
-            <w:r>
-              <w:rPr>
-                <w:sz w:val="18"/>
-                <w:szCs w:val="18"/>
-                <w:rtl w:val="0"/>
-              </w:rPr>
-              <w:t xml:space="preserve">Configure AI Assistant</w:t>
-            </w:r>
-            <w:r>
-              <w:rPr>
-                <w:rtl w:val="0"/>
-              </w:rPr>
-            </w:r>
-          </w:p>
-        </w:tc>
-        <w:tc>
-          <w:tcPr/>
-          <w:p>
-            <w:pPr>
-              <w:rPr/>
-            </w:pPr>
-            <w:r>
-              <w:rPr>
-                <w:sz w:val="18"/>
-                <w:szCs w:val="18"/>
-                <w:rtl w:val="0"/>
-              </w:rPr>
-              <w:t xml:space="preserve">Admin</w:t>
-            </w:r>
-            <w:r>
-              <w:rPr>
-                <w:rtl w:val="0"/>
-              </w:rPr>
-            </w:r>
-          </w:p>
-        </w:tc>
-        <w:tc>
-          <w:tcPr/>
-          <w:p>
-            <w:pPr>
-              <w:rPr/>
-            </w:pPr>
-            <w:r>
-              <w:rPr>
-                <w:sz w:val="18"/>
-                <w:szCs w:val="18"/>
-                <w:rtl w:val="0"/>
-              </w:rPr>
-              <w:t xml:space="preserve">Admin creates and activates AI configuration versions (model, system prompt, parameters).</w:t>
-            </w:r>
-            <w:r>
-              <w:rPr>
-                <w:rtl w:val="0"/>
-              </w:rPr>
+              <w:t>UC-50</w:t>
+            </w:r>
+          </w:p>
+        </w:tc>
+        <w:tc>
+          <w:tcPr/>
+          <w:p>
+            <w:pPr>
+              <w:rPr/>
+            </w:pPr>
+            <w:r>
+              <w:rPr>
+                <w:sz w:val="18"/>
+                <w:szCs w:val="18"/>
+                <w:rtl w:val="0"/>
+              </w:rPr>
+              <w:t>Process Orders, TP/SL &amp; Liquidation</w:t>
+            </w:r>
+          </w:p>
+        </w:tc>
+        <w:tc>
+          <w:tcPr/>
+          <w:p>
+            <w:pPr>
+              <w:rPr/>
+            </w:pPr>
+            <w:r>
+              <w:rPr>
+                <w:sz w:val="18"/>
+                <w:szCs w:val="18"/>
+                <w:rtl w:val="0"/>
+              </w:rPr>
+              <w:t>Scheduler</w:t>
+            </w:r>
+          </w:p>
+        </w:tc>
+        <w:tc>
+          <w:tcPr/>
+          <w:p>
+            <w:pPr>
+              <w:rPr/>
+            </w:pPr>
+            <w:r>
+              <w:rPr>
+                <w:sz w:val="18"/>
+                <w:szCs w:val="18"/>
+                <w:rtl w:val="0"/>
+              </w:rPr>
+              <w:t>System fills plan entries and demo orders, closes simulated positions at take profit, stop loss or liquidation, settles funding and expires or invalidates plans (NSF-07 to NSF-09, NSF-19).</w:t>
             </w:r>
           </w:p>
         </w:tc>
@@ -17202,75 +14677,55 @@
                 <w:szCs w:val="18"/>
                 <w:rtl w:val="0"/>
               </w:rPr>
-              <w:t xml:space="preserve">UC-51</w:t>
-            </w:r>
-            <w:r>
-              <w:rPr>
-                <w:rtl w:val="0"/>
-              </w:rPr>
-            </w:r>
-          </w:p>
-        </w:tc>
-        <w:tc>
-          <w:tcPr/>
-          <w:p>
-            <w:pPr>
-              <w:rPr/>
-            </w:pPr>
-            <w:r>
-              <w:rPr>
-                <w:sz w:val="18"/>
-                <w:szCs w:val="18"/>
-                <w:rtl w:val="0"/>
-              </w:rPr>
-              <w:t xml:space="preserve">Configure System Settings</w:t>
-            </w:r>
-            <w:r>
-              <w:rPr>
-                <w:rtl w:val="0"/>
-              </w:rPr>
-            </w:r>
-          </w:p>
-        </w:tc>
-        <w:tc>
-          <w:tcPr/>
-          <w:p>
-            <w:pPr>
-              <w:rPr/>
-            </w:pPr>
-            <w:r>
-              <w:rPr>
-                <w:sz w:val="18"/>
-                <w:szCs w:val="18"/>
-                <w:rtl w:val="0"/>
-              </w:rPr>
-              <w:t xml:space="preserve">Admin</w:t>
-            </w:r>
-            <w:r>
-              <w:rPr>
-                <w:rtl w:val="0"/>
-              </w:rPr>
-            </w:r>
-          </w:p>
-        </w:tc>
-        <w:tc>
-          <w:tcPr/>
-          <w:p>
-            <w:pPr>
-              <w:rPr/>
-            </w:pPr>
-            <w:r>
-              <w:rPr>
-                <w:sz w:val="18"/>
-                <w:szCs w:val="18"/>
-                <w:rtl w:val="0"/>
-              </w:rPr>
-              <w:t xml:space="preserve">Admin maintains fee rates, warning thresholds and other system limits.</w:t>
-            </w:r>
-            <w:r>
-              <w:rPr>
-                <w:rtl w:val="0"/>
-              </w:rPr>
+              <w:t>UC-51</w:t>
+            </w:r>
+          </w:p>
+        </w:tc>
+        <w:tc>
+          <w:tcPr/>
+          <w:p>
+            <w:pPr>
+              <w:rPr/>
+            </w:pPr>
+            <w:r>
+              <w:rPr>
+                <w:sz w:val="18"/>
+                <w:szCs w:val="18"/>
+                <w:rtl w:val="0"/>
+              </w:rPr>
+              <w:t>Expire Subscriptions</w:t>
+            </w:r>
+          </w:p>
+        </w:tc>
+        <w:tc>
+          <w:tcPr/>
+          <w:p>
+            <w:pPr>
+              <w:rPr/>
+            </w:pPr>
+            <w:r>
+              <w:rPr>
+                <w:sz w:val="18"/>
+                <w:szCs w:val="18"/>
+                <w:rtl w:val="0"/>
+              </w:rPr>
+              <w:t>Scheduler</w:t>
+            </w:r>
+          </w:p>
+        </w:tc>
+        <w:tc>
+          <w:tcPr/>
+          <w:p>
+            <w:pPr>
+              <w:rPr/>
+            </w:pPr>
+            <w:r>
+              <w:rPr>
+                <w:sz w:val="18"/>
+                <w:szCs w:val="18"/>
+                <w:rtl w:val="0"/>
+              </w:rPr>
+              <w:t>System ends expired subscriptions, starts scheduled subscriptions, applies the limits of the new effective plan and reminds Traders (NSF-14).</w:t>
             </w:r>
           </w:p>
         </w:tc>
@@ -17292,705 +14747,55 @@
                 <w:szCs w:val="18"/>
                 <w:rtl w:val="0"/>
               </w:rPr>
-              <w:t xml:space="preserve">UC-52</w:t>
-            </w:r>
-            <w:r>
-              <w:rPr>
-                <w:rtl w:val="0"/>
-              </w:rPr>
-            </w:r>
-          </w:p>
-        </w:tc>
-        <w:tc>
-          <w:tcPr/>
-          <w:p>
-            <w:pPr>
-              <w:rPr/>
-            </w:pPr>
-            <w:r>
-              <w:rPr>
-                <w:sz w:val="18"/>
-                <w:szCs w:val="18"/>
-                <w:rtl w:val="0"/>
-              </w:rPr>
-              <w:t xml:space="preserve">View Audit Log</w:t>
-            </w:r>
-            <w:r>
-              <w:rPr>
-                <w:rtl w:val="0"/>
-              </w:rPr>
-            </w:r>
-          </w:p>
-        </w:tc>
-        <w:tc>
-          <w:tcPr/>
-          <w:p>
-            <w:pPr>
-              <w:rPr/>
-            </w:pPr>
-            <w:r>
-              <w:rPr>
-                <w:sz w:val="18"/>
-                <w:szCs w:val="18"/>
-                <w:rtl w:val="0"/>
-              </w:rPr>
-              <w:t xml:space="preserve">Admin</w:t>
-            </w:r>
-            <w:r>
-              <w:rPr>
-                <w:rtl w:val="0"/>
-              </w:rPr>
-            </w:r>
-          </w:p>
-        </w:tc>
-        <w:tc>
-          <w:tcPr/>
-          <w:p>
-            <w:pPr>
-              <w:rPr/>
-            </w:pPr>
-            <w:r>
-              <w:rPr>
-                <w:sz w:val="18"/>
-                <w:szCs w:val="18"/>
-                <w:rtl w:val="0"/>
-              </w:rPr>
-              <w:t xml:space="preserve">Admin searches the log of administrative and security-relevant actions.</w:t>
-            </w:r>
-            <w:r>
-              <w:rPr>
-                <w:rtl w:val="0"/>
-              </w:rPr>
-            </w:r>
-          </w:p>
-        </w:tc>
-      </w:tr>
-      <w:tr>
-        <w:trPr>
-          <w:cantSplit w:val="0"/>
-          <w:tblHeader w:val="0"/>
-        </w:trPr>
-        <w:tc>
-          <w:tcPr/>
-          <w:p>
-            <w:pPr>
-              <w:rPr/>
-            </w:pPr>
-            <w:r>
-              <w:rPr>
-                <w:sz w:val="18"/>
-                <w:szCs w:val="18"/>
-                <w:rtl w:val="0"/>
-              </w:rPr>
-              <w:t xml:space="preserve">UC-53</w:t>
-            </w:r>
-            <w:r>
-              <w:rPr>
-                <w:rtl w:val="0"/>
-              </w:rPr>
-            </w:r>
-          </w:p>
-        </w:tc>
-        <w:tc>
-          <w:tcPr/>
-          <w:p>
-            <w:pPr>
-              <w:rPr/>
-            </w:pPr>
-            <w:r>
-              <w:rPr>
-                <w:sz w:val="18"/>
-                <w:szCs w:val="18"/>
-                <w:rtl w:val="0"/>
-              </w:rPr>
-              <w:t xml:space="preserve">Check Plan Entitlement and Quota</w:t>
-            </w:r>
-            <w:r>
-              <w:rPr>
-                <w:rtl w:val="0"/>
-              </w:rPr>
-            </w:r>
-          </w:p>
-        </w:tc>
-        <w:tc>
-          <w:tcPr/>
-          <w:p>
-            <w:pPr>
-              <w:rPr/>
-            </w:pPr>
-            <w:r>
-              <w:rPr>
-                <w:sz w:val="18"/>
-                <w:szCs w:val="18"/>
-                <w:rtl w:val="0"/>
-              </w:rPr>
-              <w:t xml:space="preserve">Trader (included use case)</w:t>
-            </w:r>
-            <w:r>
-              <w:rPr>
-                <w:rtl w:val="0"/>
-              </w:rPr>
-            </w:r>
-          </w:p>
-        </w:tc>
-        <w:tc>
-          <w:tcPr/>
-          <w:p>
-            <w:pPr>
-              <w:rPr/>
-            </w:pPr>
-            <w:r>
-              <w:rPr>
-                <w:sz w:val="18"/>
-                <w:szCs w:val="18"/>
-                <w:rtl w:val="0"/>
-              </w:rPr>
-              <w:t xml:space="preserve">System determines the effective plan of the Trader and checks the feature, limit or daily quota before the action; included by UC-10, UC-11, UC-12, UC-13, UC-14, UC-16, UC-17, UC-18, UC-25, UC-28, UC-34 and UC-35.</w:t>
-            </w:r>
-            <w:r>
-              <w:rPr>
-                <w:rtl w:val="0"/>
-              </w:rPr>
-            </w:r>
-          </w:p>
-        </w:tc>
-      </w:tr>
-      <w:tr>
-        <w:trPr>
-          <w:cantSplit w:val="0"/>
-          <w:tblHeader w:val="0"/>
-        </w:trPr>
-        <w:tc>
-          <w:tcPr/>
-          <w:p>
-            <w:pPr>
-              <w:rPr/>
-            </w:pPr>
-            <w:r>
-              <w:rPr>
-                <w:sz w:val="18"/>
-                <w:szCs w:val="18"/>
-                <w:rtl w:val="0"/>
-              </w:rPr>
-              <w:t xml:space="preserve">UC-54</w:t>
-            </w:r>
-            <w:r>
-              <w:rPr>
-                <w:rtl w:val="0"/>
-              </w:rPr>
-            </w:r>
-          </w:p>
-        </w:tc>
-        <w:tc>
-          <w:tcPr/>
-          <w:p>
-            <w:pPr>
-              <w:rPr/>
-            </w:pPr>
-            <w:r>
-              <w:rPr>
-                <w:sz w:val="18"/>
-                <w:szCs w:val="18"/>
-                <w:rtl w:val="0"/>
-              </w:rPr>
-              <w:t xml:space="preserve">Open Demo Account</w:t>
-            </w:r>
-            <w:r>
-              <w:rPr>
-                <w:rtl w:val="0"/>
-              </w:rPr>
-            </w:r>
-          </w:p>
-        </w:tc>
-        <w:tc>
-          <w:tcPr/>
-          <w:p>
-            <w:pPr>
-              <w:rPr/>
-            </w:pPr>
-            <w:r>
-              <w:rPr>
-                <w:sz w:val="18"/>
-                <w:szCs w:val="18"/>
-                <w:rtl w:val="0"/>
-              </w:rPr>
-              <w:t xml:space="preserve">Trader</w:t>
-            </w:r>
-            <w:r>
-              <w:rPr>
-                <w:rtl w:val="0"/>
-              </w:rPr>
-            </w:r>
-          </w:p>
-        </w:tc>
-        <w:tc>
-          <w:tcPr/>
-          <w:p>
-            <w:pPr>
-              <w:rPr/>
-            </w:pPr>
-            <w:r>
-              <w:rPr>
-                <w:sz w:val="18"/>
-                <w:szCs w:val="18"/>
-                <w:rtl w:val="0"/>
-              </w:rPr>
-              <w:t xml:space="preserve">Trader opens the demo trading account once, receives the virtual starting funds in the Spot and Futures wallets and views the wallet balances and their estimated value.</w:t>
-            </w:r>
-            <w:r>
-              <w:rPr>
-                <w:rtl w:val="0"/>
-              </w:rPr>
-            </w:r>
-          </w:p>
-        </w:tc>
-      </w:tr>
-      <w:tr>
-        <w:trPr>
-          <w:cantSplit w:val="0"/>
-          <w:tblHeader w:val="0"/>
-        </w:trPr>
-        <w:tc>
-          <w:tcPr/>
-          <w:p>
-            <w:pPr>
-              <w:rPr/>
-            </w:pPr>
-            <w:r>
-              <w:rPr>
-                <w:sz w:val="18"/>
-                <w:szCs w:val="18"/>
-                <w:rtl w:val="0"/>
-              </w:rPr>
-              <w:t xml:space="preserve">UC-55</w:t>
-            </w:r>
-            <w:r>
-              <w:rPr>
-                <w:rtl w:val="0"/>
-              </w:rPr>
-            </w:r>
-          </w:p>
-        </w:tc>
-        <w:tc>
-          <w:tcPr/>
-          <w:p>
-            <w:pPr>
-              <w:rPr/>
-            </w:pPr>
-            <w:r>
-              <w:rPr>
-                <w:sz w:val="18"/>
-                <w:szCs w:val="18"/>
-                <w:rtl w:val="0"/>
-              </w:rPr>
-              <w:t xml:space="preserve">Transfer Demo Funds</w:t>
-            </w:r>
-            <w:r>
-              <w:rPr>
-                <w:rtl w:val="0"/>
-              </w:rPr>
-            </w:r>
-          </w:p>
-        </w:tc>
-        <w:tc>
-          <w:tcPr/>
-          <w:p>
-            <w:pPr>
-              <w:rPr/>
-            </w:pPr>
-            <w:r>
-              <w:rPr>
-                <w:sz w:val="18"/>
-                <w:szCs w:val="18"/>
-                <w:rtl w:val="0"/>
-              </w:rPr>
-              <w:t xml:space="preserve">Trader</w:t>
-            </w:r>
-            <w:r>
-              <w:rPr>
-                <w:rtl w:val="0"/>
-              </w:rPr>
-            </w:r>
-          </w:p>
-        </w:tc>
-        <w:tc>
-          <w:tcPr/>
-          <w:p>
-            <w:pPr>
-              <w:rPr/>
-            </w:pPr>
-            <w:r>
-              <w:rPr>
-                <w:sz w:val="18"/>
-                <w:szCs w:val="18"/>
-                <w:rtl w:val="0"/>
-              </w:rPr>
-              <w:t xml:space="preserve">Trader moves USDT between the Spot and Futures demo wallets and views the transfer history.</w:t>
-            </w:r>
-            <w:r>
-              <w:rPr>
-                <w:rtl w:val="0"/>
-              </w:rPr>
-            </w:r>
-          </w:p>
-        </w:tc>
-      </w:tr>
-      <w:tr>
-        <w:trPr>
-          <w:cantSplit w:val="0"/>
-          <w:tblHeader w:val="0"/>
-        </w:trPr>
-        <w:tc>
-          <w:tcPr/>
-          <w:p>
-            <w:pPr>
-              <w:rPr/>
-            </w:pPr>
-            <w:r>
-              <w:rPr>
-                <w:sz w:val="18"/>
-                <w:szCs w:val="18"/>
-                <w:rtl w:val="0"/>
-              </w:rPr>
-              <w:t xml:space="preserve">UC-56</w:t>
-            </w:r>
-            <w:r>
-              <w:rPr>
-                <w:rtl w:val="0"/>
-              </w:rPr>
-            </w:r>
-          </w:p>
-        </w:tc>
-        <w:tc>
-          <w:tcPr/>
-          <w:p>
-            <w:pPr>
-              <w:rPr/>
-            </w:pPr>
-            <w:r>
-              <w:rPr>
-                <w:sz w:val="18"/>
-                <w:szCs w:val="18"/>
-                <w:rtl w:val="0"/>
-              </w:rPr>
-              <w:t xml:space="preserve">Place Demo Spot Order</w:t>
-            </w:r>
-            <w:r>
-              <w:rPr>
-                <w:rtl w:val="0"/>
-              </w:rPr>
-            </w:r>
-          </w:p>
-        </w:tc>
-        <w:tc>
-          <w:tcPr/>
-          <w:p>
-            <w:pPr>
-              <w:rPr/>
-            </w:pPr>
-            <w:r>
-              <w:rPr>
-                <w:sz w:val="18"/>
-                <w:szCs w:val="18"/>
-                <w:rtl w:val="0"/>
-              </w:rPr>
-              <w:t xml:space="preserve">Trader</w:t>
-            </w:r>
-            <w:r>
-              <w:rPr>
-                <w:rtl w:val="0"/>
-              </w:rPr>
-            </w:r>
-          </w:p>
-        </w:tc>
-        <w:tc>
-          <w:tcPr/>
-          <w:p>
-            <w:pPr>
-              <w:rPr/>
-            </w:pPr>
-            <w:r>
-              <w:rPr>
-                <w:sz w:val="18"/>
-                <w:szCs w:val="18"/>
-                <w:rtl w:val="0"/>
-              </w:rPr>
-              <w:t xml:space="preserve">Trader places a demo Spot order (limit, market, post-only, stop, trailing stop, OCO, OTO, OTOCO) that is matched against live Binance prices and order book.</w:t>
-            </w:r>
-            <w:r>
-              <w:rPr>
-                <w:rtl w:val="0"/>
-              </w:rPr>
-            </w:r>
-          </w:p>
-        </w:tc>
-      </w:tr>
-      <w:tr>
-        <w:trPr>
-          <w:cantSplit w:val="0"/>
-          <w:tblHeader w:val="0"/>
-        </w:trPr>
-        <w:tc>
-          <w:tcPr/>
-          <w:p>
-            <w:pPr>
-              <w:rPr/>
-            </w:pPr>
-            <w:r>
-              <w:rPr>
-                <w:sz w:val="18"/>
-                <w:szCs w:val="18"/>
-                <w:rtl w:val="0"/>
-              </w:rPr>
-              <w:t xml:space="preserve">UC-57</w:t>
-            </w:r>
-            <w:r>
-              <w:rPr>
-                <w:rtl w:val="0"/>
-              </w:rPr>
-            </w:r>
-          </w:p>
-        </w:tc>
-        <w:tc>
-          <w:tcPr/>
-          <w:p>
-            <w:pPr>
-              <w:rPr/>
-            </w:pPr>
-            <w:r>
-              <w:rPr>
-                <w:sz w:val="18"/>
-                <w:szCs w:val="18"/>
-                <w:rtl w:val="0"/>
-              </w:rPr>
-              <w:t xml:space="preserve">Manage Demo Orders</w:t>
-            </w:r>
-            <w:r>
-              <w:rPr>
-                <w:rtl w:val="0"/>
-              </w:rPr>
-            </w:r>
-          </w:p>
-        </w:tc>
-        <w:tc>
-          <w:tcPr/>
-          <w:p>
-            <w:pPr>
-              <w:rPr/>
-            </w:pPr>
-            <w:r>
-              <w:rPr>
-                <w:sz w:val="18"/>
-                <w:szCs w:val="18"/>
-                <w:rtl w:val="0"/>
-              </w:rPr>
-              <w:t xml:space="preserve">Trader</w:t>
-            </w:r>
-            <w:r>
-              <w:rPr>
-                <w:rtl w:val="0"/>
-              </w:rPr>
-            </w:r>
-          </w:p>
-        </w:tc>
-        <w:tc>
-          <w:tcPr/>
-          <w:p>
-            <w:pPr>
-              <w:rPr/>
-            </w:pPr>
-            <w:r>
-              <w:rPr>
-                <w:sz w:val="18"/>
-                <w:szCs w:val="18"/>
-                <w:rtl w:val="0"/>
-              </w:rPr>
-              <w:t xml:space="preserve">Trader cancels open demo orders, one or all of a pair, and views open orders, order history, trade history and the ledger.</w:t>
-            </w:r>
-            <w:r>
-              <w:rPr>
-                <w:rtl w:val="0"/>
-              </w:rPr>
-            </w:r>
-          </w:p>
-        </w:tc>
-      </w:tr>
-      <w:tr>
-        <w:trPr>
-          <w:cantSplit w:val="0"/>
-          <w:tblHeader w:val="0"/>
-        </w:trPr>
-        <w:tc>
-          <w:tcPr/>
-          <w:p>
-            <w:pPr>
-              <w:rPr/>
-            </w:pPr>
-            <w:r>
-              <w:rPr>
-                <w:sz w:val="18"/>
-                <w:szCs w:val="18"/>
-                <w:rtl w:val="0"/>
-              </w:rPr>
-              <w:t xml:space="preserve">UC-58</w:t>
-            </w:r>
-            <w:r>
-              <w:rPr>
-                <w:rtl w:val="0"/>
-              </w:rPr>
-            </w:r>
-          </w:p>
-        </w:tc>
-        <w:tc>
-          <w:tcPr/>
-          <w:p>
-            <w:pPr>
-              <w:rPr/>
-            </w:pPr>
-            <w:r>
-              <w:rPr>
-                <w:sz w:val="18"/>
-                <w:szCs w:val="18"/>
-                <w:rtl w:val="0"/>
-              </w:rPr>
-              <w:t xml:space="preserve">View Demo PnL Analysis</w:t>
-            </w:r>
-            <w:r>
-              <w:rPr>
-                <w:rtl w:val="0"/>
-              </w:rPr>
-            </w:r>
-          </w:p>
-        </w:tc>
-        <w:tc>
-          <w:tcPr/>
-          <w:p>
-            <w:pPr>
-              <w:rPr/>
-            </w:pPr>
-            <w:r>
-              <w:rPr>
-                <w:sz w:val="18"/>
-                <w:szCs w:val="18"/>
-                <w:rtl w:val="0"/>
-              </w:rPr>
-              <w:t xml:space="preserve">Trader</w:t>
-            </w:r>
-            <w:r>
-              <w:rPr>
-                <w:rtl w:val="0"/>
-              </w:rPr>
-            </w:r>
-          </w:p>
-        </w:tc>
-        <w:tc>
-          <w:tcPr/>
-          <w:p>
-            <w:pPr>
-              <w:rPr/>
-            </w:pPr>
-            <w:r>
-              <w:rPr>
-                <w:sz w:val="18"/>
-                <w:szCs w:val="18"/>
-                <w:rtl w:val="0"/>
-              </w:rPr>
-              <w:t xml:space="preserve">Trader views the account worth, today's PnL, the worth over 7, 30 or 90 days and the average cost and unrealized PnL of each Spot coin.</w:t>
-            </w:r>
-            <w:r>
-              <w:rPr>
-                <w:rtl w:val="0"/>
-              </w:rPr>
-            </w:r>
-          </w:p>
-        </w:tc>
-      </w:tr>
-      <w:tr>
-        <w:trPr>
-          <w:cantSplit w:val="0"/>
-          <w:tblHeader w:val="0"/>
-        </w:trPr>
-        <w:tc>
-          <w:tcPr/>
-          <w:p>
-            <w:pPr>
-              <w:rPr/>
-            </w:pPr>
-            <w:r>
-              <w:rPr>
-                <w:sz w:val="18"/>
-                <w:szCs w:val="18"/>
-                <w:rtl w:val="0"/>
-              </w:rPr>
-              <w:t xml:space="preserve">UC-59</w:t>
-            </w:r>
-            <w:r>
-              <w:rPr>
-                <w:rtl w:val="0"/>
-              </w:rPr>
-            </w:r>
-          </w:p>
-        </w:tc>
-        <w:tc>
-          <w:tcPr/>
-          <w:p>
-            <w:pPr>
-              <w:rPr/>
-            </w:pPr>
-            <w:r>
-              <w:rPr>
-                <w:sz w:val="18"/>
-                <w:szCs w:val="18"/>
-                <w:rtl w:val="0"/>
-              </w:rPr>
-              <w:t xml:space="preserve">View Member Page</w:t>
-            </w:r>
-            <w:r>
-              <w:rPr>
-                <w:rtl w:val="0"/>
-              </w:rPr>
-            </w:r>
-          </w:p>
-        </w:tc>
-        <w:tc>
-          <w:tcPr/>
-          <w:p>
-            <w:pPr>
-              <w:rPr/>
-            </w:pPr>
-            <w:r>
-              <w:rPr>
-                <w:sz w:val="18"/>
-                <w:szCs w:val="18"/>
-                <w:rtl w:val="0"/>
-              </w:rPr>
-              <w:t xml:space="preserve">Guest, Trader</w:t>
-            </w:r>
-            <w:r>
-              <w:rPr>
-                <w:rtl w:val="0"/>
-              </w:rPr>
-            </w:r>
-          </w:p>
-        </w:tc>
-        <w:tc>
-          <w:tcPr/>
-          <w:p>
-            <w:pPr>
-              <w:rPr/>
-            </w:pPr>
-            <w:r>
-              <w:rPr>
-                <w:sz w:val="18"/>
-                <w:szCs w:val="18"/>
-                <w:rtl w:val="0"/>
-              </w:rPr>
-              <w:t xml:space="preserve">User views the public page of a community member with display name, avatar, join date, number of posts, likes received and the member's posts.</w:t>
-            </w:r>
-            <w:r>
-              <w:rPr>
-                <w:rtl w:val="0"/>
-              </w:rPr>
+              <w:t>UC-52</w:t>
+            </w:r>
+          </w:p>
+        </w:tc>
+        <w:tc>
+          <w:tcPr/>
+          <w:p>
+            <w:pPr>
+              <w:rPr/>
+            </w:pPr>
+            <w:r>
+              <w:rPr>
+                <w:sz w:val="18"/>
+                <w:szCs w:val="18"/>
+                <w:rtl w:val="0"/>
+              </w:rPr>
+              <w:t>Crawl, De-duplicate &amp; Tag News</w:t>
+            </w:r>
+          </w:p>
+        </w:tc>
+        <w:tc>
+          <w:tcPr/>
+          <w:p>
+            <w:pPr>
+              <w:rPr/>
+            </w:pPr>
+            <w:r>
+              <w:rPr>
+                <w:sz w:val="18"/>
+                <w:szCs w:val="18"/>
+                <w:rtl w:val="0"/>
+              </w:rPr>
+              <w:t>Scheduler, News Source</w:t>
+            </w:r>
+          </w:p>
+        </w:tc>
+        <w:tc>
+          <w:tcPr/>
+          <w:p>
+            <w:pPr>
+              <w:rPr/>
+            </w:pPr>
+            <w:r>
+              <w:rPr>
+                <w:sz w:val="18"/>
+                <w:szCs w:val="18"/>
+                <w:rtl w:val="0"/>
+              </w:rPr>
+              <w:t>System fetches the RSS feeds of active sources, removes duplicates, tags coins and requests AI summaries (NSF-10, NSF-11).</w:t>
             </w:r>
           </w:p>
         </w:tc>
@@ -19207,7 +16012,7 @@
                 <w:szCs w:val="18"/>
                 <w:rtl w:val="0"/>
               </w:rPr>
-              <w:t xml:space="preserve">Tabs: Profile (display name, avatar, default capital, risk %, trading style, risk profile and risk questionnaire), Security (change password), Notifications (email and push), Subscription (current plan, end date, scheduled subscriptions, usage of limits and AI quota, links to SCR-30 and SCR-32).</w:t>
+              <w:t>Tabs: Profile (display name, avatar, default capital, risk %, trading style, risk profile, market of interest and risk questionnaire), Security (change password), Notifications (email and push), Subscription (current plan, end date, scheduled subscriptions, usage of limits and AI quota, links to SCR-30 and SCR-32).</w:t>
             </w:r>
             <w:r>
               <w:rPr>
@@ -21277,7 +18082,7 @@
                 <w:szCs w:val="18"/>
                 <w:rtl w:val="0"/>
               </w:rPr>
-              <w:t xml:space="preserve">Comparison of the FREE, PRO and PREMIUM plans, packages for sale, current and scheduled subscriptions, upgrade credit and checkout with gateway selection.</w:t>
+              <w:t>Comparison of the FREE, PRO and PREMIUM plans, packages for sale, current and scheduled subscriptions, upgrade credit and checkout through MoMo.</w:t>
             </w:r>
             <w:r>
               <w:rPr>
@@ -27278,7 +24083,7 @@
                 <w:szCs w:val="18"/>
                 <w:rtl w:val="0"/>
               </w:rPr>
-              <w:t xml:space="preserve">Receives and verifies IPN from VNPay/MoMo, updates the order, activates, schedules or upgrades the subscription according to the order type and acknowledges the gateway.</w:t>
+              <w:t>Receives and verifies IPN from MoMo, updates the order, activates, schedules or upgrades the subscription according to the order type and acknowledges the gateway.</w:t>
             </w:r>
             <w:r>
               <w:rPr>
@@ -28354,7 +25159,7 @@
                 <w:szCs w:val="18"/>
                 <w:rtl w:val="0"/>
               </w:rPr>
-              <w:t xml:space="preserve">One-to-one profile of a user: display name, avatar, default capital, default risk %, trading style, risk profile, notification preferences.</w:t>
+              <w:t>One-to-one profile of a user: display name, avatar, default capital, default risk %, trading style, risk profile, market of interest, notification preferences.</w:t>
             </w:r>
             <w:r>
               <w:rPr>
@@ -30657,7 +27462,7 @@
                 <w:szCs w:val="18"/>
                 <w:rtl w:val="0"/>
               </w:rPr>
-              <w:t xml:space="preserve">Package of a plan tier (FREE, PRO, PREMIUM) with tier rank, price, duration, purchasable flag, active flag and the entitlements of the tier (Table 3.1): Futures analysis, setup score components, maximum ACTIVE plans and open positions, watchlist items, active alerts, indicator alerts, external alert channels, full performance dashboard, news AI insight, AI daily quota, AI performance context, video posting. FREE is a single package that cannot be purchased.</w:t>
+              <w:t>Package of a plan tier (FREE, PRO, PREMIUM) with tier rank, price, duration, purchasable flag, active flag and the entitlements of the tier (Table 3.1): Futures analysis, setup score components, maximum ACTIVE plans and open positions, watchlist items, active alerts, indicator alerts, external alert channels, full performance dashboard, news AI insight, AI daily quota, AI performance context, video posts per calendar month. FREE is a single package that cannot be purchased.</w:t>
             </w:r>
             <w:r>
               <w:rPr>
@@ -31548,7 +28353,7 @@
         <w:rPr>
           <w:rtl w:val="0"/>
         </w:rPr>
-        <w:t xml:space="preserve">Allows a Guest to create a Trader account (UC-01). Output: an unverified account and a Verification Email sent through the Email Service.</w:t>
+        <w:t>Allows a Guest to create a Trader account (UC-02). Output: an unverified account and a Verification Email sent through the Email Service.</w:t>
       </w:r>
     </w:p>
     <w:p>
@@ -31988,7 +28793,7 @@
         <w:rPr>
           <w:rtl w:val="0"/>
         </w:rPr>
-        <w:t xml:space="preserve">Authenticates a Trader or Admin and issues the session tokens (UC-03, UC-05).</w:t>
+        <w:t>Authenticates a Trader or Admin and issues the session tokens (UC-01).</w:t>
       </w:r>
     </w:p>
     <w:p>
@@ -32238,7 +29043,7 @@
         <w:rPr>
           <w:rtl w:val="0"/>
         </w:rPr>
-        <w:t xml:space="preserve">Allows a user to set a new password through an emailed link (UC-04).</w:t>
+        <w:t>Allows a user to set a new password through an emailed link (UC-01).</w:t>
       </w:r>
     </w:p>
     <w:p>
@@ -32428,7 +29233,7 @@
         <w:rPr>
           <w:rtl w:val="0"/>
         </w:rPr>
-        <w:t xml:space="preserve">Allows a Trader to update profile, password and notification preferences (UC-06, UC-07, UC-08). Admin uses only the Security tab.</w:t>
+        <w:t>Allows a Trader to update profile, password, notification preferences, default capital and risk, trading style and market of interest (UC-07, UC-08, UC-09). Admin uses only the Security tab.</w:t>
       </w:r>
     </w:p>
     <w:p>
@@ -32499,7 +29304,7 @@
           <w:color w:val="000000"/>
           <w:rtl w:val="0"/>
         </w:rPr>
-        <w:t xml:space="preserve">Profile tab: display name (2-50 characters), avatar (JPG, PNG or WEBP, maximum 2 MB, stored in Media Storage), default capital (greater than 0), default risk % (0.1-10, BR-30; initially the risk per trade of the risk profile), trading style (SCALPING, DAY, SWING, POSITION; selects the setup score preset, BR-13) and risk profile (CONSERVATIVE, BALANCED, AGGRESSIVE; default CONSERVATIVE, BR-66). Default capital and risk % pre-fill new trading plans.</w:t>
+        <w:t>Profile tab: display name (2-50 characters), avatar (JPG, PNG or WEBP, maximum 2 MB, stored in Media Storage), default capital (greater than 0), default risk % (0.1-10, BR-30; initially the risk per trade of the risk profile), trading style (SCALPING, DAY, SWING, POSITION; selects the setup score preset, BR-13), risk profile (CONSERVATIVE, BALANCED, AGGRESSIVE; default CONSERVATIVE, BR-66) and market of interest (SPOT or FUTURES; default SPOT), which opens the market overview and a new trading plan on that market; FUTURES is applied only while the effective plan includes Futures analysis (BR-62). Default capital and risk % pre-fill new trading plans.</w:t>
       </w:r>
       <w:r>
         <w:rPr>
@@ -32753,7 +29558,7 @@
         <w:rPr>
           <w:rtl w:val="0"/>
         </w:rPr>
-        <w:t xml:space="preserve">Shows the realtime overview of pairs enabled by Admin (UC-09).</w:t>
+        <w:t>Shows the realtime overview of pairs enabled by Admin (UC-03, UC-04).</w:t>
       </w:r>
     </w:p>
     <w:p>
@@ -33003,7 +29808,7 @@
         <w:rPr>
           <w:rtl w:val="0"/>
         </w:rPr>
-        <w:t xml:space="preserve">Provides the technical analysis of a spot pair (UC-10).</w:t>
+        <w:t>Provides the technical analysis of a spot pair (UC-05, UC-10).</w:t>
       </w:r>
     </w:p>
     <w:p>
@@ -33593,7 +30398,7 @@
         <w:rPr>
           <w:rtl w:val="0"/>
         </w:rPr>
-        <w:t xml:space="preserve">Collects and stores public market data from the Binance Market Data API (BR-09). No user interface.</w:t>
+        <w:t>Collects and stores public market data from the Binance Market Data API (BR-09; UC-47). No user interface.</w:t>
       </w:r>
     </w:p>
     <w:p>
@@ -33849,7 +30654,7 @@
         <w:rPr>
           <w:rtl w:val="0"/>
         </w:rPr>
-        <w:t xml:space="preserve">Computes indicators, support/resistance and setup score for the closed candle.</w:t>
+        <w:t>Computes indicators, support/resistance and setup score for the closed candle (UC-48).</w:t>
       </w:r>
     </w:p>
     <w:p>
@@ -34047,7 +30852,7 @@
         <w:rPr>
           <w:rtl w:val="0"/>
         </w:rPr>
-        <w:t xml:space="preserve">Maintains the list of pairs followed by the Trader (UC-12).</w:t>
+        <w:t>Maintains the list of pairs followed by the Trader (UC-23).</w:t>
       </w:r>
     </w:p>
     <w:p>
@@ -34237,7 +31042,7 @@
         <w:rPr>
           <w:rtl w:val="0"/>
         </w:rPr>
-        <w:t xml:space="preserve">Defines a price or indicator alert (UC-13).</w:t>
+        <w:t>Defines a price or indicator alert (UC-24).</w:t>
       </w:r>
     </w:p>
     <w:p>
@@ -34517,7 +31322,7 @@
         <w:rPr>
           <w:rtl w:val="0"/>
         </w:rPr>
-        <w:t xml:space="preserve">Lists and manages the Trader's alerts (UC-14).</w:t>
+        <w:t>Lists and manages the Trader's alerts (UC-24).</w:t>
       </w:r>
     </w:p>
     <w:p>
@@ -34737,7 +31542,7 @@
         <w:rPr>
           <w:rtl w:val="0"/>
         </w:rPr>
-        <w:t xml:space="preserve">Checks alert conditions and creates notifications.</w:t>
+        <w:t>Checks alert conditions and creates notifications (UC-49).</w:t>
       </w:r>
     </w:p>
     <w:p>
@@ -34950,7 +31755,7 @@
         <w:rPr>
           <w:rtl w:val="0"/>
         </w:rPr>
-        <w:t xml:space="preserve">Shows the Trader's in-app notifications (UC-15). Delivery by email and push is performed by NSF-15 and is not part of this use case.</w:t>
+        <w:t>Shows the Trader's in-app notifications (UC-25). Delivery by email and push is performed by NSF-15 and is not part of this use case.</w:t>
       </w:r>
     </w:p>
     <w:p>
@@ -35155,7 +31960,7 @@
         <w:rPr>
           <w:rtl w:val="0"/>
         </w:rPr>
-        <w:t xml:space="preserve">Captures a trading plan and calculates its risk (UC-16, UC-17).</w:t>
+        <w:t>Captures a trading plan and calculates its risk (UC-13, UC-16, UC-17, UC-18).</w:t>
       </w:r>
     </w:p>
     <w:p>
@@ -35418,7 +32223,7 @@
         <w:rPr>
           <w:rtl w:val="0"/>
         </w:rPr>
-        <w:t xml:space="preserve">Lists the Trader's plans (UC-20).</w:t>
+        <w:t>Lists the Trader's plans (UC-19).</w:t>
       </w:r>
     </w:p>
     <w:p>
@@ -35609,7 +32414,7 @@
         <w:rPr>
           <w:rtl w:val="0"/>
         </w:rPr>
-        <w:t xml:space="preserve">Shows plan details and allows activation, cancellation and manual closing (UC-18, UC-19, UC-21).</w:t>
+        <w:t>Shows plan details and allows activation, cancellation and manual closing (UC-14, UC-19).</w:t>
       </w:r>
     </w:p>
     <w:p>
@@ -35830,7 +32635,7 @@
         <w:rPr>
           <w:rtl w:val="0"/>
         </w:rPr>
-        <w:t xml:space="preserve">Executes active plans against live prices and settles simulated positions.</w:t>
+        <w:t>Executes active plans against live prices and settles simulated positions (UC-50).</w:t>
       </w:r>
     </w:p>
     <w:p>
@@ -36119,7 +32924,7 @@
         <w:rPr>
           <w:rtl w:val="0"/>
         </w:rPr>
-        <w:t xml:space="preserve">Lists trades and lets the Trader review them (UC-22, UC-23).</w:t>
+        <w:t>Lists trades and lets the Trader review them (UC-21).</w:t>
       </w:r>
     </w:p>
     <w:p>
@@ -36309,7 +33114,7 @@
         <w:rPr>
           <w:rtl w:val="0"/>
         </w:rPr>
-        <w:t xml:space="preserve">Records a trade executed outside CryptoPilot (UC-24).</w:t>
+        <w:t>Records a trade executed outside CryptoPilot (UC-21).</w:t>
       </w:r>
     </w:p>
     <w:p>
@@ -36499,7 +33304,7 @@
         <w:rPr>
           <w:rtl w:val="0"/>
         </w:rPr>
-        <w:t xml:space="preserve">Shows statistics of closed trades (UC-25).</w:t>
+        <w:t>Shows statistics of closed trades (UC-22).</w:t>
       </w:r>
     </w:p>
     <w:p>
@@ -36734,7 +33539,7 @@
         <w:rPr>
           <w:rtl w:val="0"/>
         </w:rPr>
-        <w:t xml:space="preserve">Displays community posts and their discussions (UC-26).</w:t>
+        <w:t>Displays community posts and their discussions (UC-06).</w:t>
       </w:r>
     </w:p>
     <w:p>
@@ -36954,7 +33759,7 @@
         <w:rPr>
           <w:rtl w:val="0"/>
         </w:rPr>
-        <w:t xml:space="preserve">Publishes or updates a post (UC-27, UC-28, UC-29, UC-44).</w:t>
+        <w:t>Publishes or updates a post (UC-26, UC-29, UC-39).</w:t>
       </w:r>
     </w:p>
     <w:p>
@@ -37055,7 +33860,7 @@
           <w:color w:val="000000"/>
           <w:rtl w:val="0"/>
         </w:rPr>
-        <w:t xml:space="preserve">Posting a video requires an active PRO or PREMIUM plan (BR-43, BR-62); otherwise MSG29 is shown.</w:t>
+        <w:t>Posting a video requires an active PRO or PREMIUM plan (BR-43, BR-62); otherwise MSG29 is shown. Posting a video beyond the number of video posts per calendar month of the plan shows MSG27.</w:t>
       </w:r>
       <w:r>
         <w:rPr>
@@ -37198,7 +34003,7 @@
         <w:rPr>
           <w:rtl w:val="0"/>
         </w:rPr>
-        <w:t xml:space="preserve">Adds comments, replies, likes and bookmarks (UC-30, UC-31, UC-32).</w:t>
+        <w:t>Adds comments, replies, likes and bookmarks (UC-27).</w:t>
       </w:r>
     </w:p>
     <w:p>
@@ -37388,7 +34193,7 @@
         <w:rPr>
           <w:rtl w:val="0"/>
         </w:rPr>
-        <w:t xml:space="preserve">Reports a post that violates community rules (UC-33).</w:t>
+        <w:t>Reports a post that violates community rules (UC-28).</w:t>
       </w:r>
     </w:p>
     <w:p>
@@ -37548,7 +34353,7 @@
         <w:rPr>
           <w:rtl w:val="0"/>
         </w:rPr>
-        <w:t xml:space="preserve">Shows the public page of a community member (UC-59).</w:t>
+        <w:t>Shows the public page of a community member (UC-06).</w:t>
       </w:r>
     </w:p>
     <w:p>
@@ -37723,7 +34528,7 @@
         <w:rPr>
           <w:rtl w:val="0"/>
         </w:rPr>
-        <w:t xml:space="preserve">Displays aggregated crypto news (UC-34).</w:t>
+        <w:t>Displays aggregated crypto news (UC-12).</w:t>
       </w:r>
     </w:p>
     <w:p>
@@ -37913,7 +34718,7 @@
         <w:rPr>
           <w:rtl w:val="0"/>
         </w:rPr>
-        <w:t xml:space="preserve">Collects, deduplicates, tags and summarizes articles.</w:t>
+        <w:t>Collects, deduplicates, tags and summarizes articles (UC-52).</w:t>
       </w:r>
     </w:p>
     <w:p>
@@ -38171,7 +34976,7 @@
         <w:rPr>
           <w:rtl w:val="0"/>
         </w:rPr>
-        <w:t xml:space="preserve">Answers the Trader's questions using the data of the system (UC-35, UC-36).</w:t>
+        <w:t>Answers the Trader's questions using the data of the system (UC-30, UC-31).</w:t>
       </w:r>
     </w:p>
     <w:p>
@@ -38481,7 +35286,7 @@
         <w:rPr>
           <w:rtl w:val="0"/>
         </w:rPr>
-        <w:t xml:space="preserve">Calls the LLM Provider through the separate AI Service.</w:t>
+        <w:t>Calls the LLM Provider through the separate AI Service (UC-32).</w:t>
       </w:r>
     </w:p>
     <w:p>
@@ -40191,12 +36996,7 @@
                 <w:szCs w:val="18"/>
                 <w:rtl w:val="0"/>
               </w:rPr>
-              <w:t xml:space="preserve">Video posting</w:t>
-            </w:r>
-            <w:r>
-              <w:rPr>
-                <w:rtl w:val="0"/>
-              </w:rPr>
+              <w:t>Video posts per calendar month (maximum)</w:t>
             </w:r>
           </w:p>
         </w:tc>
@@ -40213,12 +37013,7 @@
                 <w:szCs w:val="18"/>
                 <w:rtl w:val="0"/>
               </w:rPr>
-              <w:t xml:space="preserve">No</w:t>
-            </w:r>
-            <w:r>
-              <w:rPr>
-                <w:rtl w:val="0"/>
-              </w:rPr>
+              <w:t>0 (no video posting)</w:t>
             </w:r>
           </w:p>
         </w:tc>
@@ -40235,12 +37030,7 @@
                 <w:szCs w:val="18"/>
                 <w:rtl w:val="0"/>
               </w:rPr>
-              <w:t xml:space="preserve">Yes</w:t>
-            </w:r>
-            <w:r>
-              <w:rPr>
-                <w:rtl w:val="0"/>
-              </w:rPr>
+              <w:t>5</w:t>
             </w:r>
           </w:p>
         </w:tc>
@@ -40257,12 +37047,7 @@
                 <w:szCs w:val="18"/>
                 <w:rtl w:val="0"/>
               </w:rPr>
-              <w:t xml:space="preserve">Yes</w:t>
-            </w:r>
-            <w:r>
-              <w:rPr>
-                <w:rtl w:val="0"/>
-              </w:rPr>
+              <w:t>30</w:t>
             </w:r>
           </w:p>
         </w:tc>
@@ -40424,7 +37209,7 @@
         <w:rPr>
           <w:rtl w:val="0"/>
         </w:rPr>
-        <w:t xml:space="preserve">Lets the Trader buy a package through VNPay or MoMo (UC-37, UC-38).</w:t>
+        <w:t>Lets the Trader buy a package through MoMo (UC-34, UC-35).</w:t>
       </w:r>
     </w:p>
     <w:p>
@@ -40585,7 +37370,7 @@
           <w:color w:val="000000"/>
           <w:rtl w:val="0"/>
         </w:rPr>
-        <w:t xml:space="preserve">The Trader selects a package and a gateway; the system creates a SUBSCRIPTION_ORDER with status PENDING, a unique order code, the order type, the list price (BR-56), the credit, the amount and an expiry of 15 minutes (BR-54), then redirects the Trader to the gateway payment URL.</w:t>
+        <w:t>The Trader selects a package; the system creates a SUBSCRIPTION_ORDER with status PENDING, a unique order code, the order type, the list price (BR-56), the credit, the amount and an expiry of 15 minutes (BR-54), then redirects the Trader to the gateway payment URL.</w:t>
       </w:r>
       <w:r>
         <w:rPr>
@@ -40644,7 +37429,7 @@
         <w:rPr>
           <w:rtl w:val="0"/>
         </w:rPr>
-        <w:t xml:space="preserve">Shows the result of a payment and the order history (UC-39).</w:t>
+        <w:t>Shows the result of a payment and the order history (UC-35).</w:t>
       </w:r>
     </w:p>
     <w:p>
@@ -40804,7 +37589,7 @@
         <w:rPr>
           <w:rtl w:val="0"/>
         </w:rPr>
-        <w:t xml:space="preserve">Confirms payments and activates subscriptions.</w:t>
+        <w:t>Confirms payments and activates subscriptions (UC-36).</w:t>
       </w:r>
     </w:p>
     <w:p>
@@ -41017,7 +37802,7 @@
         <w:rPr>
           <w:rtl w:val="0"/>
         </w:rPr>
-        <w:t xml:space="preserve">Ends expired subscriptions, starts scheduled subscriptions and reminds Traders.</w:t>
+        <w:t>Ends expired subscriptions, starts scheduled subscriptions and reminds Traders (UC-51).</w:t>
       </w:r>
     </w:p>
     <w:p>
@@ -41215,7 +38000,7 @@
         <w:rPr>
           <w:rtl w:val="0"/>
         </w:rPr>
-        <w:t xml:space="preserve">Provides key indicators and management reports (UC-40, UC-41).</w:t>
+        <w:t>Provides key indicators and management reports (UC-45).</w:t>
       </w:r>
     </w:p>
     <w:p>
@@ -41375,7 +38160,7 @@
         <w:rPr>
           <w:rtl w:val="0"/>
         </w:rPr>
-        <w:t xml:space="preserve">Allows Admin to search accounts and change their status or role (UC-42).</w:t>
+        <w:t>Allows Admin to search accounts and change their status or role (UC-37).</w:t>
       </w:r>
     </w:p>
     <w:p>
@@ -41565,7 +38350,7 @@
         <w:rPr>
           <w:rtl w:val="0"/>
         </w:rPr>
-        <w:t xml:space="preserve">Resolves violation reports (UC-43).</w:t>
+        <w:t>Resolves violation reports (UC-40).</w:t>
       </w:r>
     </w:p>
     <w:p>
@@ -41755,7 +38540,7 @@
         <w:rPr>
           <w:rtl w:val="0"/>
         </w:rPr>
-        <w:t xml:space="preserve">Maintains supported pairs and the risk parameters used for liquidation price calculation (UC-45, UC-46).</w:t>
+        <w:t>Maintains supported pairs and the risk parameters used for liquidation price calculation (UC-38).</w:t>
       </w:r>
     </w:p>
     <w:p>
@@ -41945,7 +38730,7 @@
         <w:rPr>
           <w:rtl w:val="0"/>
         </w:rPr>
-        <w:t xml:space="preserve">Maintains packages and monitors orders (UC-47, UC-48).</w:t>
+        <w:t>Maintains packages and monitors orders (UC-42, UC-43).</w:t>
       </w:r>
     </w:p>
     <w:p>
@@ -42105,7 +38890,7 @@
         <w:rPr>
           <w:rtl w:val="0"/>
         </w:rPr>
-        <w:t xml:space="preserve">Maintains RSS sources (UC-49).</w:t>
+        <w:t>Maintains RSS sources and their crawl schedule (UC-44).</w:t>
       </w:r>
     </w:p>
     <w:p>
@@ -42265,7 +39050,7 @@
         <w:rPr>
           <w:rtl w:val="0"/>
         </w:rPr>
-        <w:t xml:space="preserve">Maintains versions of the AI configuration (UC-50).</w:t>
+        <w:t>Maintains versions of the AI configuration (UC-41).</w:t>
       </w:r>
     </w:p>
     <w:p>
@@ -42425,7 +39210,7 @@
         <w:rPr>
           <w:rtl w:val="0"/>
         </w:rPr>
-        <w:t xml:space="preserve">Maintains configurable limits and thresholds (UC-51).</w:t>
+        <w:t>Maintains configurable limits and thresholds (UC-38).</w:t>
       </w:r>
     </w:p>
     <w:p>
@@ -42626,7 +39411,7 @@
         <w:rPr>
           <w:rtl w:val="0"/>
         </w:rPr>
-        <w:t xml:space="preserve">Allows Admin to review recorded actions (UC-52).</w:t>
+        <w:t>Allows Admin to review recorded actions (UC-46).</w:t>
       </w:r>
     </w:p>
     <w:p>
@@ -42809,7 +39594,7 @@
         <w:rPr>
           <w:rtl w:val="0"/>
         </w:rPr>
-        <w:t xml:space="preserve">Opens the Trader's demo account and shows the demo wallets (UC-54).</w:t>
+        <w:t>Opens the Trader's demo account and shows the demo wallets (UC-20).</w:t>
       </w:r>
     </w:p>
     <w:p>
@@ -42997,7 +39782,7 @@
         <w:rPr>
           <w:rtl w:val="0"/>
         </w:rPr>
-        <w:t xml:space="preserve">Moves USDT between the Spot and the Futures demo wallet (UC-55).</w:t>
+        <w:t>Moves USDT between the Spot and the Futures demo wallet (UC-20).</w:t>
       </w:r>
     </w:p>
     <w:p>
@@ -43185,7 +39970,7 @@
         <w:rPr>
           <w:rtl w:val="0"/>
         </w:rPr>
-        <w:t xml:space="preserve">Places a demo Spot order on an enabled pair (UC-56).</w:t>
+        <w:t>Places a demo Spot order on an enabled pair (UC-15).</w:t>
       </w:r>
     </w:p>
     <w:p>
@@ -43477,7 +40262,7 @@
         <w:rPr>
           <w:rtl w:val="0"/>
         </w:rPr>
-        <w:t xml:space="preserve">Cancels demo orders and shows the order and balance history (UC-57).</w:t>
+        <w:t>Cancels demo orders and shows the order and balance history (UC-19).</w:t>
       </w:r>
     </w:p>
     <w:p>
@@ -43635,7 +40420,7 @@
         <w:rPr>
           <w:rtl w:val="0"/>
         </w:rPr>
-        <w:t xml:space="preserve">Shows the results of demo trading (UC-58).</w:t>
+        <w:t>Shows the results of demo trading (UC-20).</w:t>
       </w:r>
     </w:p>
     <w:p>
@@ -43823,7 +40608,7 @@
         <w:rPr>
           <w:rtl w:val="0"/>
         </w:rPr>
-        <w:t xml:space="preserve">Executes demo orders and records the worth of demo accounts.</w:t>
+        <w:t>Executes demo orders and records the worth of demo accounts (UC-50).</w:t>
       </w:r>
     </w:p>
     <w:p>
@@ -44571,7 +41356,7 @@
                 <w:szCs w:val="17"/>
                 <w:rtl w:val="0"/>
               </w:rPr>
-              <w:t xml:space="preserve">LLM Provider (Anthropic Claude API)</w:t>
+              <w:t>LLM Provider (configurable)</w:t>
             </w:r>
             <w:r>
               <w:rPr>
@@ -44656,117 +41441,6 @@
                 <w:rtl w:val="0"/>
               </w:rPr>
               <w:t xml:space="preserve">API key stored as a secret; provider rate limits; 60-second timeout; no personal data sent.</w:t>
-            </w:r>
-            <w:r>
-              <w:rPr>
-                <w:rtl w:val="0"/>
-              </w:rPr>
-            </w:r>
-          </w:p>
-        </w:tc>
-      </w:tr>
-      <w:tr>
-        <w:trPr>
-          <w:cantSplit w:val="0"/>
-          <w:tblHeader w:val="0"/>
-        </w:trPr>
-        <w:tc>
-          <w:tcPr/>
-          <w:p>
-            <w:pPr>
-              <w:rPr/>
-            </w:pPr>
-            <w:r>
-              <w:rPr>
-                <w:sz w:val="17"/>
-                <w:szCs w:val="17"/>
-                <w:rtl w:val="0"/>
-              </w:rPr>
-              <w:t xml:space="preserve">VNPay</w:t>
-            </w:r>
-            <w:r>
-              <w:rPr>
-                <w:rtl w:val="0"/>
-              </w:rPr>
-            </w:r>
-          </w:p>
-        </w:tc>
-        <w:tc>
-          <w:tcPr/>
-          <w:p>
-            <w:pPr>
-              <w:rPr/>
-            </w:pPr>
-            <w:r>
-              <w:rPr>
-                <w:sz w:val="17"/>
-                <w:szCs w:val="17"/>
-                <w:rtl w:val="0"/>
-              </w:rPr>
-              <w:t xml:space="preserve">Subscription payment</w:t>
-            </w:r>
-            <w:r>
-              <w:rPr>
-                <w:rtl w:val="0"/>
-              </w:rPr>
-            </w:r>
-          </w:p>
-        </w:tc>
-        <w:tc>
-          <w:tcPr/>
-          <w:p>
-            <w:pPr>
-              <w:rPr/>
-            </w:pPr>
-            <w:r>
-              <w:rPr>
-                <w:sz w:val="17"/>
-                <w:szCs w:val="17"/>
-                <w:rtl w:val="0"/>
-              </w:rPr>
-              <w:t xml:space="preserve">Signed payment URL (redirect), IPN callback, transaction query API</w:t>
-            </w:r>
-            <w:r>
-              <w:rPr>
-                <w:rtl w:val="0"/>
-              </w:rPr>
-            </w:r>
-          </w:p>
-        </w:tc>
-        <w:tc>
-          <w:tcPr/>
-          <w:p>
-            <w:pPr>
-              <w:rPr/>
-            </w:pPr>
-            <w:r>
-              <w:rPr>
-                <w:sz w:val="17"/>
-                <w:szCs w:val="17"/>
-                <w:rtl w:val="0"/>
-              </w:rPr>
-              <w:t xml:space="preserve">Order code, amount, result code, gateway transaction number</w:t>
-            </w:r>
-            <w:r>
-              <w:rPr>
-                <w:rtl w:val="0"/>
-              </w:rPr>
-            </w:r>
-          </w:p>
-        </w:tc>
-        <w:tc>
-          <w:tcPr/>
-          <w:p>
-            <w:pPr>
-              <w:rPr/>
-            </w:pPr>
-            <w:r>
-              <w:rPr>
-                <w:sz w:val="17"/>
-                <w:szCs w:val="17"/>
-                <w:rtl w:val="0"/>
-              </w:rPr>
-              <w:t xml:space="preserve">HMAC-SHA512 signature; sandbox environment for development and demonstration.</w:t>
             </w:r>
             <w:r>
               <w:rPr>
@@ -45439,7 +42113,7 @@
           <w:color w:val="000000"/>
           <w:rtl w:val="0"/>
         </w:rPr>
-        <w:t xml:space="preserve">The monolithic backend and the AI Service communicate over the private network of the deployment through an internal request queue; the AI Service is not exposed to the Internet.</w:t>
+        <w:t>The monolithic backend calls the AI Service over HTTP on the private network of the deployment, authenticated with a shared secret; the AI Service holds the LLM Provider key and is not exposed to the Internet.</w:t>
       </w:r>
       <w:r>
         <w:rPr>
@@ -46962,7 +43636,7 @@
           <w:color w:val="000000"/>
           <w:rtl w:val="0"/>
         </w:rPr>
-        <w:t xml:space="preserve">Every formula in section 5.1 is covered by automated unit tests; business logic has at least 70% line coverage.</w:t>
+        <w:t>Every formula in section 5.1 is covered by automated unit tests; the automated tests cover at least 95% of the lines and 90% of the branches, and at least 90% of the lines of every calculation package.</w:t>
       </w:r>
       <w:r>
         <w:rPr>
@@ -49225,7 +45899,7 @@
                 <w:szCs w:val="18"/>
                 <w:rtl w:val="0"/>
               </w:rPr>
-              <w:t xml:space="preserve">Posting requires a Trader account; posting a video requires the PRO or PREMIUM plan. After the paid subscription ends or the Trader moves to a plan without video posting, existing videos remain visible but new videos cannot be posted.</w:t>
+              <w:t>Posting requires a Trader account; posting a video requires the PRO or PREMIUM plan and is limited to the number of video posts per calendar month of the plan (BR-62). After the paid subscription ends or the Trader moves to a plan without video posting, existing videos remain visible but new videos cannot be posted.</w:t>
             </w:r>
             <w:r>
               <w:rPr>
@@ -50137,7 +46811,7 @@
                 <w:szCs w:val="18"/>
                 <w:rtl w:val="0"/>
               </w:rPr>
-              <w:t xml:space="preserve">Plan entitlements (default values of Table 3.1, maintained per tier in SCR-39). FREE: Spot analysis, total setup score only, 3 ACTIVE plans and open positions, 5 watchlist items, 3 active price alerts on the Spot market with in-app delivery, basic performance statistics, news titles and excerpts, no AI Assistant, no video posting. PRO: adds Futures analysis, Futures plans and Futures alerts, setup score components, unlimited ACTIVE plans and positions, 50 watchlist items, 20 active alerts including indicator alerts, email and push alert delivery, the full performance dashboard, news AI summary and sentiment, 30 AI questions per day, video posting. PREMIUM: as PRO with 100 watchlist items, 50 active alerts, 100 AI questions per day with the own performance context. The effective plan is the tier of the ACTIVE subscription, or FREE when none exists; entitlements are checked at request time. All packages of one tier have the same entitlements; exactly one FREE package exists, with price 0, no duration and not purchasable.</w:t>
+              <w:t>Plan entitlements (default values of Table 3.1, maintained per tier in SCR-39). FREE: Spot analysis, total setup score only, 3 ACTIVE plans and open positions, 5 watchlist items, 3 active price alerts on the Spot market with in-app delivery, basic performance statistics, news titles and excerpts, no AI Assistant, no video posting. PRO: adds Futures analysis, Futures plans and Futures alerts, setup score components, unlimited ACTIVE plans and positions, 50 watchlist items, 20 active alerts including indicator alerts, email and push alert delivery, the full performance dashboard, news AI summary and sentiment, 30 AI questions per day, 5 video posts per calendar month. PREMIUM: as PRO with 100 watchlist items, 50 active alerts, 100 AI questions per day with the own performance context, 30 video posts per calendar month. The effective plan is the tier of the ACTIVE subscription, or FREE when none exists; entitlements are checked at request time. All packages of one tier have the same entitlements; exactly one FREE package exists, with price 0, no duration and not purchasable.</w:t>
             </w:r>
             <w:r>
               <w:rPr>
@@ -51862,7 +48536,7 @@
                 <w:szCs w:val="17"/>
                 <w:rtl w:val="0"/>
               </w:rPr>
-              <w:t xml:space="preserve">Password must be 8-64 characters and include uppercase, lowercase letters and a digit.</w:t>
+              <w:t>Password must be 8-64 characters and include an uppercase letter, a lowercase letter and a digit.</w:t>
             </w:r>
             <w:r>
               <w:rPr>
@@ -58110,12 +54784,7 @@
                 <w:szCs w:val="18"/>
                 <w:rtl w:val="0"/>
               </w:rPr>
-              <w:t xml:space="preserve">To confirm</w:t>
-            </w:r>
-            <w:r>
-              <w:rPr>
-                <w:rtl w:val="0"/>
-              </w:rPr>
+              <w:t>Confirmed</w:t>
             </w:r>
           </w:p>
         </w:tc>
@@ -58202,12 +54871,7 @@
                 <w:szCs w:val="18"/>
                 <w:rtl w:val="0"/>
               </w:rPr>
-              <w:t xml:space="preserve">To confirm</w:t>
-            </w:r>
-            <w:r>
-              <w:rPr>
-                <w:rtl w:val="0"/>
-              </w:rPr>
+              <w:t>Confirmed</w:t>
             </w:r>
           </w:p>
         </w:tc>
@@ -58294,12 +54958,7 @@
                 <w:szCs w:val="18"/>
                 <w:rtl w:val="0"/>
               </w:rPr>
-              <w:t xml:space="preserve">To confirm</w:t>
-            </w:r>
-            <w:r>
-              <w:rPr>
-                <w:rtl w:val="0"/>
-              </w:rPr>
+              <w:t>Confirmed</w:t>
             </w:r>
           </w:p>
         </w:tc>
@@ -58386,12 +55045,7 @@
                 <w:szCs w:val="18"/>
                 <w:rtl w:val="0"/>
               </w:rPr>
-              <w:t xml:space="preserve">To confirm</w:t>
-            </w:r>
-            <w:r>
-              <w:rPr>
-                <w:rtl w:val="0"/>
-              </w:rPr>
+              <w:t>Confirmed</w:t>
             </w:r>
           </w:p>
         </w:tc>
@@ -58478,12 +55132,7 @@
                 <w:szCs w:val="18"/>
                 <w:rtl w:val="0"/>
               </w:rPr>
-              <w:t xml:space="preserve">To confirm</w:t>
-            </w:r>
-            <w:r>
-              <w:rPr>
-                <w:rtl w:val="0"/>
-              </w:rPr>
+              <w:t>Confirmed</w:t>
             </w:r>
           </w:p>
         </w:tc>
@@ -59030,12 +55679,7 @@
                 <w:szCs w:val="18"/>
                 <w:rtl w:val="0"/>
               </w:rPr>
-              <w:t xml:space="preserve">To confirm</w:t>
-            </w:r>
-            <w:r>
-              <w:rPr>
-                <w:rtl w:val="0"/>
-              </w:rPr>
+              <w:t>Confirmed</w:t>
             </w:r>
           </w:p>
         </w:tc>
@@ -59192,7 +55836,7 @@
                 <w:szCs w:val="18"/>
                 <w:rtl w:val="0"/>
               </w:rPr>
-              <w:t xml:space="preserve">Only posts can be reported, following the conceptual model.</w:t>
+              <w:t>Posts are reported through SCR-27 (BR-46); this specification does not define the reporting of comments.</w:t>
             </w:r>
             <w:r>
               <w:rPr>
@@ -59674,12 +56318,7 @@
                 <w:szCs w:val="18"/>
                 <w:rtl w:val="0"/>
               </w:rPr>
-              <w:t xml:space="preserve">To confirm</w:t>
-            </w:r>
-            <w:r>
-              <w:rPr>
-                <w:rtl w:val="0"/>
-              </w:rPr>
+              <w:t>Confirmed</w:t>
             </w:r>
           </w:p>
         </w:tc>
@@ -59858,12 +56497,7 @@
                 <w:szCs w:val="18"/>
                 <w:rtl w:val="0"/>
               </w:rPr>
-              <w:t xml:space="preserve">To confirm</w:t>
-            </w:r>
-            <w:r>
-              <w:rPr>
-                <w:rtl w:val="0"/>
-              </w:rPr>
+              <w:t>Confirmed</w:t>
             </w:r>
           </w:p>
         </w:tc>
@@ -60296,7 +56930,7 @@
                 <w:szCs w:val="18"/>
                 <w:rtl w:val="0"/>
               </w:rPr>
-              <w:t xml:space="preserve">Follows the registered topic: Guests read posts and coin discussions, Admin can hide or remove reported posts, video posting on PRO and PREMIUM, official posts have a category; public member pages and search are added. Following, Bullish/Bearish voting, hashtags and polls are not included.</w:t>
+              <w:t>Follows the registered topic: Guests read posts and coin discussions, Admin can hide or remove reported posts, video posting on PRO and PREMIUM, official posts have a category; public member pages and search are added. Hashtags and polls are not included.</w:t>
             </w:r>
             <w:r>
               <w:rPr>

--- a/specs/CryptoPilot_Report3_SRS.docx
+++ b/specs/CryptoPilot_Report3_SRS.docx
@@ -25047,54 +25047,39 @@
                 <w:szCs w:val="18"/>
                 <w:rtl w:val="0"/>
               </w:rPr>
-              <w:t xml:space="preserve">1</w:t>
-            </w:r>
-            <w:r>
-              <w:rPr>
-                <w:rtl w:val="0"/>
-              </w:rPr>
-            </w:r>
-          </w:p>
-        </w:tc>
-        <w:tc>
-          <w:tcPr/>
-          <w:p>
-            <w:pPr>
-              <w:rPr/>
-            </w:pPr>
-            <w:r>
-              <w:rPr>
-                <w:sz w:val="18"/>
-                <w:szCs w:val="18"/>
-                <w:rtl w:val="0"/>
-              </w:rPr>
-              <w:t xml:space="preserve">USER</w:t>
-            </w:r>
-            <w:r>
-              <w:rPr>
-                <w:rtl w:val="0"/>
-              </w:rPr>
-            </w:r>
-          </w:p>
-        </w:tc>
-        <w:tc>
-          <w:tcPr/>
-          <w:p>
-            <w:pPr>
-              <w:rPr/>
-            </w:pPr>
-            <w:r>
-              <w:rPr>
-                <w:sz w:val="18"/>
-                <w:szCs w:val="18"/>
-                <w:rtl w:val="0"/>
-              </w:rPr>
-              <w:t xml:space="preserve">Account of a Trader or Admin: email, password hash, role, account status, verification and login times.</w:t>
-            </w:r>
-            <w:r>
-              <w:rPr>
-                <w:rtl w:val="0"/>
-              </w:rPr>
+              <w:t>1</w:t>
+            </w:r>
+          </w:p>
+        </w:tc>
+        <w:tc>
+          <w:tcPr/>
+          <w:p>
+            <w:pPr>
+              <w:rPr/>
+            </w:pPr>
+            <w:r>
+              <w:rPr>
+                <w:sz w:val="18"/>
+                <w:szCs w:val="18"/>
+                <w:rtl w:val="0"/>
+              </w:rPr>
+              <w:t>USER</w:t>
+            </w:r>
+          </w:p>
+        </w:tc>
+        <w:tc>
+          <w:tcPr/>
+          <w:p>
+            <w:pPr>
+              <w:rPr/>
+            </w:pPr>
+            <w:r>
+              <w:rPr>
+                <w:sz w:val="18"/>
+                <w:szCs w:val="18"/>
+                <w:rtl w:val="0"/>
+              </w:rPr>
+              <w:t>Account of a Trader or Admin: email, password hash, role, account status, verification and login times.</w:t>
             </w:r>
           </w:p>
         </w:tc>
@@ -25117,33 +25102,23 @@
                 <w:szCs w:val="18"/>
                 <w:rtl w:val="0"/>
               </w:rPr>
-              <w:t xml:space="preserve">2</w:t>
-            </w:r>
-            <w:r>
-              <w:rPr>
-                <w:rtl w:val="0"/>
-              </w:rPr>
-            </w:r>
-          </w:p>
-        </w:tc>
-        <w:tc>
-          <w:tcPr/>
-          <w:p>
-            <w:pPr>
-              <w:rPr/>
-            </w:pPr>
-            <w:r>
-              <w:rPr>
-                <w:sz w:val="18"/>
-                <w:szCs w:val="18"/>
-                <w:rtl w:val="0"/>
-              </w:rPr>
-              <w:t xml:space="preserve">USER_PROFILE</w:t>
-            </w:r>
-            <w:r>
-              <w:rPr>
-                <w:rtl w:val="0"/>
-              </w:rPr>
+              <w:t>2</w:t>
+            </w:r>
+          </w:p>
+        </w:tc>
+        <w:tc>
+          <w:tcPr/>
+          <w:p>
+            <w:pPr>
+              <w:rPr/>
+            </w:pPr>
+            <w:r>
+              <w:rPr>
+                <w:sz w:val="18"/>
+                <w:szCs w:val="18"/>
+                <w:rtl w:val="0"/>
+              </w:rPr>
+              <w:t>USER_PROFILE</w:t>
             </w:r>
           </w:p>
         </w:tc>
@@ -25160,11 +25135,6 @@
                 <w:rtl w:val="0"/>
               </w:rPr>
               <w:t>One-to-one profile of a user: display name, avatar, default capital, default risk %, trading style, risk profile, market of interest, notification preferences.</w:t>
-            </w:r>
-            <w:r>
-              <w:rPr>
-                <w:rtl w:val="0"/>
-              </w:rPr>
             </w:r>
           </w:p>
         </w:tc>
@@ -25187,54 +25157,39 @@
                 <w:szCs w:val="18"/>
                 <w:rtl w:val="0"/>
               </w:rPr>
-              <w:t xml:space="preserve">3</w:t>
-            </w:r>
-            <w:r>
-              <w:rPr>
-                <w:rtl w:val="0"/>
-              </w:rPr>
-            </w:r>
-          </w:p>
-        </w:tc>
-        <w:tc>
-          <w:tcPr/>
-          <w:p>
-            <w:pPr>
-              <w:rPr/>
-            </w:pPr>
-            <w:r>
-              <w:rPr>
-                <w:sz w:val="18"/>
-                <w:szCs w:val="18"/>
-                <w:rtl w:val="0"/>
-              </w:rPr>
-              <w:t xml:space="preserve">USER_TOKEN</w:t>
-            </w:r>
-            <w:r>
-              <w:rPr>
-                <w:rtl w:val="0"/>
-              </w:rPr>
-            </w:r>
-          </w:p>
-        </w:tc>
-        <w:tc>
-          <w:tcPr/>
-          <w:p>
-            <w:pPr>
-              <w:rPr/>
-            </w:pPr>
-            <w:r>
-              <w:rPr>
-                <w:sz w:val="18"/>
-                <w:szCs w:val="18"/>
-                <w:rtl w:val="0"/>
-              </w:rPr>
-              <w:t xml:space="preserve">Hashed tokens with expiry for email verification, password reset and session refresh.</w:t>
-            </w:r>
-            <w:r>
-              <w:rPr>
-                <w:rtl w:val="0"/>
-              </w:rPr>
+              <w:t>3</w:t>
+            </w:r>
+          </w:p>
+        </w:tc>
+        <w:tc>
+          <w:tcPr/>
+          <w:p>
+            <w:pPr>
+              <w:rPr/>
+            </w:pPr>
+            <w:r>
+              <w:rPr>
+                <w:sz w:val="18"/>
+                <w:szCs w:val="18"/>
+                <w:rtl w:val="0"/>
+              </w:rPr>
+              <w:t>USER_TOKEN</w:t>
+            </w:r>
+          </w:p>
+        </w:tc>
+        <w:tc>
+          <w:tcPr/>
+          <w:p>
+            <w:pPr>
+              <w:rPr/>
+            </w:pPr>
+            <w:r>
+              <w:rPr>
+                <w:sz w:val="18"/>
+                <w:szCs w:val="18"/>
+                <w:rtl w:val="0"/>
+              </w:rPr>
+              <w:t>Hashed tokens with expiry for email verification, password reset and session refresh.</w:t>
             </w:r>
           </w:p>
         </w:tc>
@@ -25257,54 +25212,39 @@
                 <w:szCs w:val="18"/>
                 <w:rtl w:val="0"/>
               </w:rPr>
-              <w:t xml:space="preserve">4</w:t>
-            </w:r>
-            <w:r>
-              <w:rPr>
-                <w:rtl w:val="0"/>
-              </w:rPr>
-            </w:r>
-          </w:p>
-        </w:tc>
-        <w:tc>
-          <w:tcPr/>
-          <w:p>
-            <w:pPr>
-              <w:rPr/>
-            </w:pPr>
-            <w:r>
-              <w:rPr>
-                <w:sz w:val="18"/>
-                <w:szCs w:val="18"/>
-                <w:rtl w:val="0"/>
-              </w:rPr>
-              <w:t xml:space="preserve">USER_DEVICE</w:t>
-            </w:r>
-            <w:r>
-              <w:rPr>
-                <w:rtl w:val="0"/>
-              </w:rPr>
-            </w:r>
-          </w:p>
-        </w:tc>
-        <w:tc>
-          <w:tcPr/>
-          <w:p>
-            <w:pPr>
-              <w:rPr/>
-            </w:pPr>
-            <w:r>
-              <w:rPr>
-                <w:sz w:val="18"/>
-                <w:szCs w:val="18"/>
-                <w:rtl w:val="0"/>
-              </w:rPr>
-              <w:t xml:space="preserve">Mobile devices of a user with the FCM token used for push notifications.</w:t>
-            </w:r>
-            <w:r>
-              <w:rPr>
-                <w:rtl w:val="0"/>
-              </w:rPr>
+              <w:t>4</w:t>
+            </w:r>
+          </w:p>
+        </w:tc>
+        <w:tc>
+          <w:tcPr/>
+          <w:p>
+            <w:pPr>
+              <w:rPr/>
+            </w:pPr>
+            <w:r>
+              <w:rPr>
+                <w:sz w:val="18"/>
+                <w:szCs w:val="18"/>
+                <w:rtl w:val="0"/>
+              </w:rPr>
+              <w:t>USER_DEVICE</w:t>
+            </w:r>
+          </w:p>
+        </w:tc>
+        <w:tc>
+          <w:tcPr/>
+          <w:p>
+            <w:pPr>
+              <w:rPr/>
+            </w:pPr>
+            <w:r>
+              <w:rPr>
+                <w:sz w:val="18"/>
+                <w:szCs w:val="18"/>
+                <w:rtl w:val="0"/>
+              </w:rPr>
+              <w:t>Mobile devices of a user with the FCM token used for push notifications.</w:t>
             </w:r>
           </w:p>
         </w:tc>
@@ -25327,54 +25267,39 @@
                 <w:szCs w:val="18"/>
                 <w:rtl w:val="0"/>
               </w:rPr>
-              <w:t xml:space="preserve">5</w:t>
-            </w:r>
-            <w:r>
-              <w:rPr>
-                <w:rtl w:val="0"/>
-              </w:rPr>
-            </w:r>
-          </w:p>
-        </w:tc>
-        <w:tc>
-          <w:tcPr/>
-          <w:p>
-            <w:pPr>
-              <w:rPr/>
-            </w:pPr>
-            <w:r>
-              <w:rPr>
-                <w:sz w:val="18"/>
-                <w:szCs w:val="18"/>
-                <w:rtl w:val="0"/>
-              </w:rPr>
-              <w:t xml:space="preserve">COIN</w:t>
-            </w:r>
-            <w:r>
-              <w:rPr>
-                <w:rtl w:val="0"/>
-              </w:rPr>
-            </w:r>
-          </w:p>
-        </w:tc>
-        <w:tc>
-          <w:tcPr/>
-          <w:p>
-            <w:pPr>
-              <w:rPr/>
-            </w:pPr>
-            <w:r>
-              <w:rPr>
-                <w:sz w:val="18"/>
-                <w:szCs w:val="18"/>
-                <w:rtl w:val="0"/>
-              </w:rPr>
-              <w:t xml:space="preserve">Crypto asset (e.g. BTC, ETH, USDT) used as base or quote of pairs and as tag of posts and news.</w:t>
-            </w:r>
-            <w:r>
-              <w:rPr>
-                <w:rtl w:val="0"/>
-              </w:rPr>
+              <w:t>5</w:t>
+            </w:r>
+          </w:p>
+        </w:tc>
+        <w:tc>
+          <w:tcPr/>
+          <w:p>
+            <w:pPr>
+              <w:rPr/>
+            </w:pPr>
+            <w:r>
+              <w:rPr>
+                <w:sz w:val="18"/>
+                <w:szCs w:val="18"/>
+                <w:rtl w:val="0"/>
+              </w:rPr>
+              <w:t>USER_RELATION</w:t>
+            </w:r>
+          </w:p>
+        </w:tc>
+        <w:tc>
+          <w:tcPr/>
+          <w:p>
+            <w:pPr>
+              <w:rPr/>
+            </w:pPr>
+            <w:r>
+              <w:rPr>
+                <w:sz w:val="18"/>
+                <w:szCs w:val="18"/>
+                <w:rtl w:val="0"/>
+              </w:rPr>
+              <w:t>Follow or block of one member by another (FOLLOW, BLOCK); a member cannot relate to themselves.</w:t>
             </w:r>
           </w:p>
         </w:tc>
@@ -25397,54 +25322,39 @@
                 <w:szCs w:val="18"/>
                 <w:rtl w:val="0"/>
               </w:rPr>
-              <w:t xml:space="preserve">6</w:t>
-            </w:r>
-            <w:r>
-              <w:rPr>
-                <w:rtl w:val="0"/>
-              </w:rPr>
-            </w:r>
-          </w:p>
-        </w:tc>
-        <w:tc>
-          <w:tcPr/>
-          <w:p>
-            <w:pPr>
-              <w:rPr/>
-            </w:pPr>
-            <w:r>
-              <w:rPr>
-                <w:sz w:val="18"/>
-                <w:szCs w:val="18"/>
-                <w:rtl w:val="0"/>
-              </w:rPr>
-              <w:t xml:space="preserve">CRYPTO_PAIR</w:t>
-            </w:r>
-            <w:r>
-              <w:rPr>
-                <w:rtl w:val="0"/>
-              </w:rPr>
-            </w:r>
-          </w:p>
-        </w:tc>
-        <w:tc>
-          <w:tcPr/>
-          <w:p>
-            <w:pPr>
-              <w:rPr/>
-            </w:pPr>
-            <w:r>
-              <w:rPr>
-                <w:sz w:val="18"/>
-                <w:szCs w:val="18"/>
-                <w:rtl w:val="0"/>
-              </w:rPr>
-              <w:t xml:space="preserve">Trading pair (e.g. BTCUSDT) with enabled markets, tick size, step size, minimum notional, maximum leverage and display order.</w:t>
-            </w:r>
-            <w:r>
-              <w:rPr>
-                <w:rtl w:val="0"/>
-              </w:rPr>
+              <w:t>6</w:t>
+            </w:r>
+          </w:p>
+        </w:tc>
+        <w:tc>
+          <w:tcPr/>
+          <w:p>
+            <w:pPr>
+              <w:rPr/>
+            </w:pPr>
+            <w:r>
+              <w:rPr>
+                <w:sz w:val="18"/>
+                <w:szCs w:val="18"/>
+                <w:rtl w:val="0"/>
+              </w:rPr>
+              <w:t>COIN</w:t>
+            </w:r>
+          </w:p>
+        </w:tc>
+        <w:tc>
+          <w:tcPr/>
+          <w:p>
+            <w:pPr>
+              <w:rPr/>
+            </w:pPr>
+            <w:r>
+              <w:rPr>
+                <w:sz w:val="18"/>
+                <w:szCs w:val="18"/>
+                <w:rtl w:val="0"/>
+              </w:rPr>
+              <w:t>Crypto asset (e.g. BTC, ETH, USDT) used as base or quote of pairs and as tag of posts and news.</w:t>
             </w:r>
           </w:p>
         </w:tc>
@@ -25467,54 +25377,39 @@
                 <w:szCs w:val="18"/>
                 <w:rtl w:val="0"/>
               </w:rPr>
-              <w:t xml:space="preserve">7</w:t>
-            </w:r>
-            <w:r>
-              <w:rPr>
-                <w:rtl w:val="0"/>
-              </w:rPr>
-            </w:r>
-          </w:p>
-        </w:tc>
-        <w:tc>
-          <w:tcPr/>
-          <w:p>
-            <w:pPr>
-              <w:rPr/>
-            </w:pPr>
-            <w:r>
-              <w:rPr>
-                <w:sz w:val="18"/>
-                <w:szCs w:val="18"/>
-                <w:rtl w:val="0"/>
-              </w:rPr>
-              <w:t xml:space="preserve">OHLCV</w:t>
-            </w:r>
-            <w:r>
-              <w:rPr>
-                <w:rtl w:val="0"/>
-              </w:rPr>
-            </w:r>
-          </w:p>
-        </w:tc>
-        <w:tc>
-          <w:tcPr/>
-          <w:p>
-            <w:pPr>
-              <w:rPr/>
-            </w:pPr>
-            <w:r>
-              <w:rPr>
-                <w:sz w:val="18"/>
-                <w:szCs w:val="18"/>
-                <w:rtl w:val="0"/>
-              </w:rPr>
-              <w:t xml:space="preserve">Closed candle of a pair per market type and timeframe: open, high, low, close, volume, trade count.</w:t>
-            </w:r>
-            <w:r>
-              <w:rPr>
-                <w:rtl w:val="0"/>
-              </w:rPr>
+              <w:t>7</w:t>
+            </w:r>
+          </w:p>
+        </w:tc>
+        <w:tc>
+          <w:tcPr/>
+          <w:p>
+            <w:pPr>
+              <w:rPr/>
+            </w:pPr>
+            <w:r>
+              <w:rPr>
+                <w:sz w:val="18"/>
+                <w:szCs w:val="18"/>
+                <w:rtl w:val="0"/>
+              </w:rPr>
+              <w:t>CRYPTO_PAIR</w:t>
+            </w:r>
+          </w:p>
+        </w:tc>
+        <w:tc>
+          <w:tcPr/>
+          <w:p>
+            <w:pPr>
+              <w:rPr/>
+            </w:pPr>
+            <w:r>
+              <w:rPr>
+                <w:sz w:val="18"/>
+                <w:szCs w:val="18"/>
+                <w:rtl w:val="0"/>
+              </w:rPr>
+              <w:t>Trading pair (e.g. BTCUSDT) with enabled markets, tick size, step size, minimum notional, maximum leverage and display order.</w:t>
             </w:r>
           </w:p>
         </w:tc>
@@ -25537,54 +25432,39 @@
                 <w:szCs w:val="18"/>
                 <w:rtl w:val="0"/>
               </w:rPr>
-              <w:t xml:space="preserve">8</w:t>
-            </w:r>
-            <w:r>
-              <w:rPr>
-                <w:rtl w:val="0"/>
-              </w:rPr>
-            </w:r>
-          </w:p>
-        </w:tc>
-        <w:tc>
-          <w:tcPr/>
-          <w:p>
-            <w:pPr>
-              <w:rPr/>
-            </w:pPr>
-            <w:r>
-              <w:rPr>
-                <w:sz w:val="18"/>
-                <w:szCs w:val="18"/>
-                <w:rtl w:val="0"/>
-              </w:rPr>
-              <w:t xml:space="preserve">TECHNICAL_INDICATOR</w:t>
-            </w:r>
-            <w:r>
-              <w:rPr>
-                <w:rtl w:val="0"/>
-              </w:rPr>
-            </w:r>
-          </w:p>
-        </w:tc>
-        <w:tc>
-          <w:tcPr/>
-          <w:p>
-            <w:pPr>
-              <w:rPr/>
-            </w:pPr>
-            <w:r>
-              <w:rPr>
-                <w:sz w:val="18"/>
-                <w:szCs w:val="18"/>
-                <w:rtl w:val="0"/>
-              </w:rPr>
-              <w:t xml:space="preserve">Indicators, nearest support/resistance and setup score component scores (with component version) computed for one closed candle; the setup score is computed when read by applying a preset (BR-13).</w:t>
-            </w:r>
-            <w:r>
-              <w:rPr>
-                <w:rtl w:val="0"/>
-              </w:rPr>
+              <w:t>8</w:t>
+            </w:r>
+          </w:p>
+        </w:tc>
+        <w:tc>
+          <w:tcPr/>
+          <w:p>
+            <w:pPr>
+              <w:rPr/>
+            </w:pPr>
+            <w:r>
+              <w:rPr>
+                <w:sz w:val="18"/>
+                <w:szCs w:val="18"/>
+                <w:rtl w:val="0"/>
+              </w:rPr>
+              <w:t>OHLCV</w:t>
+            </w:r>
+          </w:p>
+        </w:tc>
+        <w:tc>
+          <w:tcPr/>
+          <w:p>
+            <w:pPr>
+              <w:rPr/>
+            </w:pPr>
+            <w:r>
+              <w:rPr>
+                <w:sz w:val="18"/>
+                <w:szCs w:val="18"/>
+                <w:rtl w:val="0"/>
+              </w:rPr>
+              <w:t>Closed candle of a pair per market type and timeframe: open, high, low, close, volume, trade count.</w:t>
             </w:r>
           </w:p>
         </w:tc>
@@ -25607,54 +25487,39 @@
                 <w:szCs w:val="18"/>
                 <w:rtl w:val="0"/>
               </w:rPr>
-              <w:t xml:space="preserve">9</w:t>
-            </w:r>
-            <w:r>
-              <w:rPr>
-                <w:rtl w:val="0"/>
-              </w:rPr>
-            </w:r>
-          </w:p>
-        </w:tc>
-        <w:tc>
-          <w:tcPr/>
-          <w:p>
-            <w:pPr>
-              <w:rPr/>
-            </w:pPr>
-            <w:r>
-              <w:rPr>
-                <w:sz w:val="18"/>
-                <w:szCs w:val="18"/>
-                <w:rtl w:val="0"/>
-              </w:rPr>
-              <w:t xml:space="preserve">SPOT_MARKET_DATA</w:t>
-            </w:r>
-            <w:r>
-              <w:rPr>
-                <w:rtl w:val="0"/>
-              </w:rPr>
-            </w:r>
-          </w:p>
-        </w:tc>
-        <w:tc>
-          <w:tcPr/>
-          <w:p>
-            <w:pPr>
-              <w:rPr/>
-            </w:pPr>
-            <w:r>
-              <w:rPr>
-                <w:sz w:val="18"/>
-                <w:szCs w:val="18"/>
-                <w:rtl w:val="0"/>
-              </w:rPr>
-              <w:t xml:space="preserve">Periodic snapshot of spot market: last price, best bid/ask, 24h statistics.</w:t>
-            </w:r>
-            <w:r>
-              <w:rPr>
-                <w:rtl w:val="0"/>
-              </w:rPr>
+              <w:t>9</w:t>
+            </w:r>
+          </w:p>
+        </w:tc>
+        <w:tc>
+          <w:tcPr/>
+          <w:p>
+            <w:pPr>
+              <w:rPr/>
+            </w:pPr>
+            <w:r>
+              <w:rPr>
+                <w:sz w:val="18"/>
+                <w:szCs w:val="18"/>
+                <w:rtl w:val="0"/>
+              </w:rPr>
+              <w:t>TECHNICAL_INDICATOR</w:t>
+            </w:r>
+          </w:p>
+        </w:tc>
+        <w:tc>
+          <w:tcPr/>
+          <w:p>
+            <w:pPr>
+              <w:rPr/>
+            </w:pPr>
+            <w:r>
+              <w:rPr>
+                <w:sz w:val="18"/>
+                <w:szCs w:val="18"/>
+                <w:rtl w:val="0"/>
+              </w:rPr>
+              <w:t>Indicators, nearest support/resistance and setup score component scores (with component version) computed for one closed candle; the setup score is computed when read by applying a preset (BR-13).</w:t>
             </w:r>
           </w:p>
         </w:tc>
@@ -25677,54 +25542,39 @@
                 <w:szCs w:val="18"/>
                 <w:rtl w:val="0"/>
               </w:rPr>
-              <w:t xml:space="preserve">10</w:t>
-            </w:r>
-            <w:r>
-              <w:rPr>
-                <w:rtl w:val="0"/>
-              </w:rPr>
-            </w:r>
-          </w:p>
-        </w:tc>
-        <w:tc>
-          <w:tcPr/>
-          <w:p>
-            <w:pPr>
-              <w:rPr/>
-            </w:pPr>
-            <w:r>
-              <w:rPr>
-                <w:sz w:val="18"/>
-                <w:szCs w:val="18"/>
-                <w:rtl w:val="0"/>
-              </w:rPr>
-              <w:t xml:space="preserve">FUTURES_MARKET_DATA</w:t>
-            </w:r>
-            <w:r>
-              <w:rPr>
-                <w:rtl w:val="0"/>
-              </w:rPr>
-            </w:r>
-          </w:p>
-        </w:tc>
-        <w:tc>
-          <w:tcPr/>
-          <w:p>
-            <w:pPr>
-              <w:rPr/>
-            </w:pPr>
-            <w:r>
-              <w:rPr>
-                <w:sz w:val="18"/>
-                <w:szCs w:val="18"/>
-                <w:rtl w:val="0"/>
-              </w:rPr>
-              <w:t xml:space="preserve">Periodic snapshot of futures market: mark and index price, funding rate, open interest, long/short ratio.</w:t>
-            </w:r>
-            <w:r>
-              <w:rPr>
-                <w:rtl w:val="0"/>
-              </w:rPr>
+              <w:t>10</w:t>
+            </w:r>
+          </w:p>
+        </w:tc>
+        <w:tc>
+          <w:tcPr/>
+          <w:p>
+            <w:pPr>
+              <w:rPr/>
+            </w:pPr>
+            <w:r>
+              <w:rPr>
+                <w:sz w:val="18"/>
+                <w:szCs w:val="18"/>
+                <w:rtl w:val="0"/>
+              </w:rPr>
+              <w:t>SPOT_MARKET_DATA</w:t>
+            </w:r>
+          </w:p>
+        </w:tc>
+        <w:tc>
+          <w:tcPr/>
+          <w:p>
+            <w:pPr>
+              <w:rPr/>
+            </w:pPr>
+            <w:r>
+              <w:rPr>
+                <w:sz w:val="18"/>
+                <w:szCs w:val="18"/>
+                <w:rtl w:val="0"/>
+              </w:rPr>
+              <w:t>Periodic snapshot of spot market: last price, best bid/ask, 24h statistics.</w:t>
             </w:r>
           </w:p>
         </w:tc>
@@ -25743,51 +25593,43 @@
             </w:pPr>
             <w:r>
               <w:rPr>
-                <w:rtl w:val="0"/>
-              </w:rPr>
-              <w:t xml:space="preserve">11</w:t>
-            </w:r>
-          </w:p>
-        </w:tc>
-        <w:tc>
-          <w:tcPr/>
-          <w:p>
-            <w:pPr>
-              <w:rPr/>
-            </w:pPr>
-            <w:r>
-              <w:rPr>
-                <w:sz w:val="18"/>
-                <w:szCs w:val="18"/>
-                <w:rtl w:val="0"/>
-              </w:rPr>
-              <w:t xml:space="preserve">FUNDING_RATE_HISTORY</w:t>
-            </w:r>
-            <w:r>
-              <w:rPr>
-                <w:rtl w:val="0"/>
-              </w:rPr>
-            </w:r>
-          </w:p>
-        </w:tc>
-        <w:tc>
-          <w:tcPr/>
-          <w:p>
-            <w:pPr>
-              <w:rPr/>
-            </w:pPr>
-            <w:r>
-              <w:rPr>
-                <w:sz w:val="18"/>
-                <w:szCs w:val="18"/>
-                <w:rtl w:val="0"/>
-              </w:rPr>
-              <w:t xml:space="preserve">Settled funding rate of a futures pair at each funding time with the mark price; kept without retention because simulated profit/loss depends on it (BR-37).</w:t>
-            </w:r>
-            <w:r>
-              <w:rPr>
-                <w:rtl w:val="0"/>
-              </w:rPr>
+                <w:sz w:val="18"/>
+                <w:szCs w:val="18"/>
+                <w:rtl w:val="0"/>
+              </w:rPr>
+              <w:t>11</w:t>
+            </w:r>
+          </w:p>
+        </w:tc>
+        <w:tc>
+          <w:tcPr/>
+          <w:p>
+            <w:pPr>
+              <w:rPr/>
+            </w:pPr>
+            <w:r>
+              <w:rPr>
+                <w:sz w:val="18"/>
+                <w:szCs w:val="18"/>
+                <w:rtl w:val="0"/>
+              </w:rPr>
+              <w:t>FUTURES_MARKET_DATA</w:t>
+            </w:r>
+          </w:p>
+        </w:tc>
+        <w:tc>
+          <w:tcPr/>
+          <w:p>
+            <w:pPr>
+              <w:rPr/>
+            </w:pPr>
+            <w:r>
+              <w:rPr>
+                <w:sz w:val="18"/>
+                <w:szCs w:val="18"/>
+                <w:rtl w:val="0"/>
+              </w:rPr>
+              <w:t>Periodic snapshot of futures market: mark and index price, funding rate, open interest, long/short ratio.</w:t>
             </w:r>
           </w:p>
         </w:tc>
@@ -25810,54 +25652,39 @@
                 <w:szCs w:val="18"/>
                 <w:rtl w:val="0"/>
               </w:rPr>
-              <w:t xml:space="preserve">12</w:t>
-            </w:r>
-            <w:r>
-              <w:rPr>
-                <w:rtl w:val="0"/>
-              </w:rPr>
-            </w:r>
-          </w:p>
-        </w:tc>
-        <w:tc>
-          <w:tcPr/>
-          <w:p>
-            <w:pPr>
-              <w:rPr/>
-            </w:pPr>
-            <w:r>
-              <w:rPr>
-                <w:sz w:val="18"/>
-                <w:szCs w:val="18"/>
-                <w:rtl w:val="0"/>
-              </w:rPr>
-              <w:t xml:space="preserve">LEVERAGE_BRACKET</w:t>
-            </w:r>
-            <w:r>
-              <w:rPr>
-                <w:rtl w:val="0"/>
-              </w:rPr>
-            </w:r>
-          </w:p>
-        </w:tc>
-        <w:tc>
-          <w:tcPr/>
-          <w:p>
-            <w:pPr>
-              <w:rPr/>
-            </w:pPr>
-            <w:r>
-              <w:rPr>
-                <w:sz w:val="18"/>
-                <w:szCs w:val="18"/>
-                <w:rtl w:val="0"/>
-              </w:rPr>
-              <w:t xml:space="preserve">Maintenance margin tiers of a futures pair (notional range, maximum leverage, maintenance margin rate) configured by Admin.</w:t>
-            </w:r>
-            <w:r>
-              <w:rPr>
-                <w:rtl w:val="0"/>
-              </w:rPr>
+              <w:t>12</w:t>
+            </w:r>
+          </w:p>
+        </w:tc>
+        <w:tc>
+          <w:tcPr/>
+          <w:p>
+            <w:pPr>
+              <w:rPr/>
+            </w:pPr>
+            <w:r>
+              <w:rPr>
+                <w:sz w:val="18"/>
+                <w:szCs w:val="18"/>
+                <w:rtl w:val="0"/>
+              </w:rPr>
+              <w:t>FUNDING_RATE_HISTORY</w:t>
+            </w:r>
+          </w:p>
+        </w:tc>
+        <w:tc>
+          <w:tcPr/>
+          <w:p>
+            <w:pPr>
+              <w:rPr/>
+            </w:pPr>
+            <w:r>
+              <w:rPr>
+                <w:sz w:val="18"/>
+                <w:szCs w:val="18"/>
+                <w:rtl w:val="0"/>
+              </w:rPr>
+              <w:t>Settled funding rate of a futures pair at each funding time with the mark price; kept without retention because simulated profit/loss depends on it (BR-37).</w:t>
             </w:r>
           </w:p>
         </w:tc>
@@ -25880,54 +25707,39 @@
                 <w:szCs w:val="18"/>
                 <w:rtl w:val="0"/>
               </w:rPr>
-              <w:t xml:space="preserve">13</w:t>
-            </w:r>
-            <w:r>
-              <w:rPr>
-                <w:rtl w:val="0"/>
-              </w:rPr>
-            </w:r>
-          </w:p>
-        </w:tc>
-        <w:tc>
-          <w:tcPr/>
-          <w:p>
-            <w:pPr>
-              <w:rPr/>
-            </w:pPr>
-            <w:r>
-              <w:rPr>
-                <w:sz w:val="18"/>
-                <w:szCs w:val="18"/>
-                <w:rtl w:val="0"/>
-              </w:rPr>
-              <w:t xml:space="preserve">WATCHLIST</w:t>
-            </w:r>
-            <w:r>
-              <w:rPr>
-                <w:rtl w:val="0"/>
-              </w:rPr>
-            </w:r>
-          </w:p>
-        </w:tc>
-        <w:tc>
-          <w:tcPr/>
-          <w:p>
-            <w:pPr>
-              <w:rPr/>
-            </w:pPr>
-            <w:r>
-              <w:rPr>
-                <w:sz w:val="18"/>
-                <w:szCs w:val="18"/>
-                <w:rtl w:val="0"/>
-              </w:rPr>
-              <w:t xml:space="preserve">A pair watched by a Trader, with label, order and note; unique per Trader and pair.</w:t>
-            </w:r>
-            <w:r>
-              <w:rPr>
-                <w:rtl w:val="0"/>
-              </w:rPr>
+              <w:t>13</w:t>
+            </w:r>
+          </w:p>
+        </w:tc>
+        <w:tc>
+          <w:tcPr/>
+          <w:p>
+            <w:pPr>
+              <w:rPr/>
+            </w:pPr>
+            <w:r>
+              <w:rPr>
+                <w:sz w:val="18"/>
+                <w:szCs w:val="18"/>
+                <w:rtl w:val="0"/>
+              </w:rPr>
+              <w:t>LEVERAGE_BRACKET</w:t>
+            </w:r>
+          </w:p>
+        </w:tc>
+        <w:tc>
+          <w:tcPr/>
+          <w:p>
+            <w:pPr>
+              <w:rPr/>
+            </w:pPr>
+            <w:r>
+              <w:rPr>
+                <w:sz w:val="18"/>
+                <w:szCs w:val="18"/>
+                <w:rtl w:val="0"/>
+              </w:rPr>
+              <w:t>Maintenance margin tiers of a futures pair (notional range, maximum leverage, maintenance margin rate) configured by Admin.</w:t>
             </w:r>
           </w:p>
         </w:tc>
@@ -25950,54 +25762,39 @@
                 <w:szCs w:val="18"/>
                 <w:rtl w:val="0"/>
               </w:rPr>
-              <w:t xml:space="preserve">14</w:t>
-            </w:r>
-            <w:r>
-              <w:rPr>
-                <w:rtl w:val="0"/>
-              </w:rPr>
-            </w:r>
-          </w:p>
-        </w:tc>
-        <w:tc>
-          <w:tcPr/>
-          <w:p>
-            <w:pPr>
-              <w:rPr/>
-            </w:pPr>
-            <w:r>
-              <w:rPr>
-                <w:sz w:val="18"/>
-                <w:szCs w:val="18"/>
-                <w:rtl w:val="0"/>
-              </w:rPr>
-              <w:t xml:space="preserve">ALERT</w:t>
-            </w:r>
-            <w:r>
-              <w:rPr>
-                <w:rtl w:val="0"/>
-              </w:rPr>
-            </w:r>
-          </w:p>
-        </w:tc>
-        <w:tc>
-          <w:tcPr/>
-          <w:p>
-            <w:pPr>
-              <w:rPr/>
-            </w:pPr>
-            <w:r>
-              <w:rPr>
-                <w:sz w:val="18"/>
-                <w:szCs w:val="18"/>
-                <w:rtl w:val="0"/>
-              </w:rPr>
-              <w:t xml:space="preserve">Price or indicator alert rule on a watchlist pair with trigger mode, cooldown, channels, status and expiry.</w:t>
-            </w:r>
-            <w:r>
-              <w:rPr>
-                <w:rtl w:val="0"/>
-              </w:rPr>
+              <w:t>14</w:t>
+            </w:r>
+          </w:p>
+        </w:tc>
+        <w:tc>
+          <w:tcPr/>
+          <w:p>
+            <w:pPr>
+              <w:rPr/>
+            </w:pPr>
+            <w:r>
+              <w:rPr>
+                <w:sz w:val="18"/>
+                <w:szCs w:val="18"/>
+                <w:rtl w:val="0"/>
+              </w:rPr>
+              <w:t>WATCHLIST</w:t>
+            </w:r>
+          </w:p>
+        </w:tc>
+        <w:tc>
+          <w:tcPr/>
+          <w:p>
+            <w:pPr>
+              <w:rPr/>
+            </w:pPr>
+            <w:r>
+              <w:rPr>
+                <w:sz w:val="18"/>
+                <w:szCs w:val="18"/>
+                <w:rtl w:val="0"/>
+              </w:rPr>
+              <w:t>A pair watched by a Trader, with label, order and note; unique per Trader and pair.</w:t>
             </w:r>
           </w:p>
         </w:tc>
@@ -26020,54 +25817,39 @@
                 <w:szCs w:val="18"/>
                 <w:rtl w:val="0"/>
               </w:rPr>
-              <w:t xml:space="preserve">15</w:t>
-            </w:r>
-            <w:r>
-              <w:rPr>
-                <w:rtl w:val="0"/>
-              </w:rPr>
-            </w:r>
-          </w:p>
-        </w:tc>
-        <w:tc>
-          <w:tcPr/>
-          <w:p>
-            <w:pPr>
-              <w:rPr/>
-            </w:pPr>
-            <w:r>
-              <w:rPr>
-                <w:sz w:val="18"/>
-                <w:szCs w:val="18"/>
-                <w:rtl w:val="0"/>
-              </w:rPr>
-              <w:t xml:space="preserve">NOTIFICATION</w:t>
-            </w:r>
-            <w:r>
-              <w:rPr>
-                <w:rtl w:val="0"/>
-              </w:rPr>
-            </w:r>
-          </w:p>
-        </w:tc>
-        <w:tc>
-          <w:tcPr/>
-          <w:p>
-            <w:pPr>
-              <w:rPr/>
-            </w:pPr>
-            <w:r>
-              <w:rPr>
-                <w:sz w:val="18"/>
-                <w:szCs w:val="18"/>
-                <w:rtl w:val="0"/>
-              </w:rPr>
-              <w:t xml:space="preserve">Message to a user created by an alert or by trading, moderation, comment or subscription events, with read status.</w:t>
-            </w:r>
-            <w:r>
-              <w:rPr>
-                <w:rtl w:val="0"/>
-              </w:rPr>
+              <w:t>15</w:t>
+            </w:r>
+          </w:p>
+        </w:tc>
+        <w:tc>
+          <w:tcPr/>
+          <w:p>
+            <w:pPr>
+              <w:rPr/>
+            </w:pPr>
+            <w:r>
+              <w:rPr>
+                <w:sz w:val="18"/>
+                <w:szCs w:val="18"/>
+                <w:rtl w:val="0"/>
+              </w:rPr>
+              <w:t>ALERT</w:t>
+            </w:r>
+          </w:p>
+        </w:tc>
+        <w:tc>
+          <w:tcPr/>
+          <w:p>
+            <w:pPr>
+              <w:rPr/>
+            </w:pPr>
+            <w:r>
+              <w:rPr>
+                <w:sz w:val="18"/>
+                <w:szCs w:val="18"/>
+                <w:rtl w:val="0"/>
+              </w:rPr>
+              <w:t>Price or indicator alert rule on a watchlist pair with trigger mode, cooldown, channels, status and expiry.</w:t>
             </w:r>
           </w:p>
         </w:tc>
@@ -26090,54 +25872,39 @@
                 <w:szCs w:val="18"/>
                 <w:rtl w:val="0"/>
               </w:rPr>
-              <w:t xml:space="preserve">16</w:t>
-            </w:r>
-            <w:r>
-              <w:rPr>
-                <w:rtl w:val="0"/>
-              </w:rPr>
-            </w:r>
-          </w:p>
-        </w:tc>
-        <w:tc>
-          <w:tcPr/>
-          <w:p>
-            <w:pPr>
-              <w:rPr/>
-            </w:pPr>
-            <w:r>
-              <w:rPr>
-                <w:sz w:val="18"/>
-                <w:szCs w:val="18"/>
-                <w:rtl w:val="0"/>
-              </w:rPr>
-              <w:t xml:space="preserve">TRADING_STRATEGY</w:t>
-            </w:r>
-            <w:r>
-              <w:rPr>
-                <w:rtl w:val="0"/>
-              </w:rPr>
-            </w:r>
-          </w:p>
-        </w:tc>
-        <w:tc>
-          <w:tcPr/>
-          <w:p>
-            <w:pPr>
-              <w:rPr/>
-            </w:pPr>
-            <w:r>
-              <w:rPr>
-                <w:sz w:val="18"/>
-                <w:szCs w:val="18"/>
-                <w:rtl w:val="0"/>
-              </w:rPr>
-              <w:t xml:space="preserve">System-defined strategy category (e.g. Breakout, Swing, Scalping) used to classify trades.</w:t>
-            </w:r>
-            <w:r>
-              <w:rPr>
-                <w:rtl w:val="0"/>
-              </w:rPr>
+              <w:t>16</w:t>
+            </w:r>
+          </w:p>
+        </w:tc>
+        <w:tc>
+          <w:tcPr/>
+          <w:p>
+            <w:pPr>
+              <w:rPr/>
+            </w:pPr>
+            <w:r>
+              <w:rPr>
+                <w:sz w:val="18"/>
+                <w:szCs w:val="18"/>
+                <w:rtl w:val="0"/>
+              </w:rPr>
+              <w:t>NOTIFICATION</w:t>
+            </w:r>
+          </w:p>
+        </w:tc>
+        <w:tc>
+          <w:tcPr/>
+          <w:p>
+            <w:pPr>
+              <w:rPr/>
+            </w:pPr>
+            <w:r>
+              <w:rPr>
+                <w:sz w:val="18"/>
+                <w:szCs w:val="18"/>
+                <w:rtl w:val="0"/>
+              </w:rPr>
+              <w:t>Message to a user created by an alert or by trading, moderation, comment or subscription events, with read status.</w:t>
             </w:r>
           </w:p>
         </w:tc>
@@ -26160,54 +25927,39 @@
                 <w:szCs w:val="18"/>
                 <w:rtl w:val="0"/>
               </w:rPr>
-              <w:t xml:space="preserve">17</w:t>
-            </w:r>
-            <w:r>
-              <w:rPr>
-                <w:rtl w:val="0"/>
-              </w:rPr>
-            </w:r>
-          </w:p>
-        </w:tc>
-        <w:tc>
-          <w:tcPr/>
-          <w:p>
-            <w:pPr>
-              <w:rPr/>
-            </w:pPr>
-            <w:r>
-              <w:rPr>
-                <w:sz w:val="18"/>
-                <w:szCs w:val="18"/>
-                <w:rtl w:val="0"/>
-              </w:rPr>
-              <w:t xml:space="preserve">TRADING_PLAN</w:t>
-            </w:r>
-            <w:r>
-              <w:rPr>
-                <w:rtl w:val="0"/>
-              </w:rPr>
-            </w:r>
-          </w:p>
-        </w:tc>
-        <w:tc>
-          <w:tcPr/>
-          <w:p>
-            <w:pPr>
-              <w:rPr/>
-            </w:pPr>
-            <w:r>
-              <w:rPr>
-                <w:sz w:val="18"/>
-                <w:szCs w:val="18"/>
-                <w:rtl w:val="0"/>
-              </w:rPr>
-              <w:t xml:space="preserve">Trader's plan: pair, market, direction, entry, stop loss, take profit, capital, risk %, leverage, calculation snapshot and status.</w:t>
-            </w:r>
-            <w:r>
-              <w:rPr>
-                <w:rtl w:val="0"/>
-              </w:rPr>
+              <w:t>17</w:t>
+            </w:r>
+          </w:p>
+        </w:tc>
+        <w:tc>
+          <w:tcPr/>
+          <w:p>
+            <w:pPr>
+              <w:rPr/>
+            </w:pPr>
+            <w:r>
+              <w:rPr>
+                <w:sz w:val="18"/>
+                <w:szCs w:val="18"/>
+                <w:rtl w:val="0"/>
+              </w:rPr>
+              <w:t>TRADING_STRATEGY</w:t>
+            </w:r>
+          </w:p>
+        </w:tc>
+        <w:tc>
+          <w:tcPr/>
+          <w:p>
+            <w:pPr>
+              <w:rPr/>
+            </w:pPr>
+            <w:r>
+              <w:rPr>
+                <w:sz w:val="18"/>
+                <w:szCs w:val="18"/>
+                <w:rtl w:val="0"/>
+              </w:rPr>
+              <w:t>System-defined strategy category (e.g. Breakout, Swing, Scalping) used to classify trades.</w:t>
             </w:r>
           </w:p>
         </w:tc>
@@ -26230,54 +25982,39 @@
                 <w:szCs w:val="18"/>
                 <w:rtl w:val="0"/>
               </w:rPr>
-              <w:t xml:space="preserve">18</w:t>
-            </w:r>
-            <w:r>
-              <w:rPr>
-                <w:rtl w:val="0"/>
-              </w:rPr>
-            </w:r>
-          </w:p>
-        </w:tc>
-        <w:tc>
-          <w:tcPr/>
-          <w:p>
-            <w:pPr>
-              <w:rPr/>
-            </w:pPr>
-            <w:r>
-              <w:rPr>
-                <w:sz w:val="18"/>
-                <w:szCs w:val="18"/>
-                <w:rtl w:val="0"/>
-              </w:rPr>
-              <w:t xml:space="preserve">TRADING_PLAN_WARNING</w:t>
-            </w:r>
-            <w:r>
-              <w:rPr>
-                <w:rtl w:val="0"/>
-              </w:rPr>
-            </w:r>
-          </w:p>
-        </w:tc>
-        <w:tc>
-          <w:tcPr/>
-          <w:p>
-            <w:pPr>
-              <w:rPr/>
-            </w:pPr>
-            <w:r>
-              <w:rPr>
-                <w:sz w:val="18"/>
-                <w:szCs w:val="18"/>
-                <w:rtl w:val="0"/>
-              </w:rPr>
-              <w:t xml:space="preserve">Risk warning raised for a plan with type and severity (INFO, WARNING, BLOCKING).</w:t>
-            </w:r>
-            <w:r>
-              <w:rPr>
-                <w:rtl w:val="0"/>
-              </w:rPr>
+              <w:t>18</w:t>
+            </w:r>
+          </w:p>
+        </w:tc>
+        <w:tc>
+          <w:tcPr/>
+          <w:p>
+            <w:pPr>
+              <w:rPr/>
+            </w:pPr>
+            <w:r>
+              <w:rPr>
+                <w:sz w:val="18"/>
+                <w:szCs w:val="18"/>
+                <w:rtl w:val="0"/>
+              </w:rPr>
+              <w:t>TRADING_PLAN</w:t>
+            </w:r>
+          </w:p>
+        </w:tc>
+        <w:tc>
+          <w:tcPr/>
+          <w:p>
+            <w:pPr>
+              <w:rPr/>
+            </w:pPr>
+            <w:r>
+              <w:rPr>
+                <w:sz w:val="18"/>
+                <w:szCs w:val="18"/>
+                <w:rtl w:val="0"/>
+              </w:rPr>
+              <w:t>Trader's plan: pair, market, direction, entry, stop loss, take profit, capital, risk %, leverage, calculation snapshot and status.</w:t>
             </w:r>
           </w:p>
         </w:tc>
@@ -26300,54 +26037,39 @@
                 <w:szCs w:val="18"/>
                 <w:rtl w:val="0"/>
               </w:rPr>
-              <w:t xml:space="preserve">19</w:t>
-            </w:r>
-            <w:r>
-              <w:rPr>
-                <w:rtl w:val="0"/>
-              </w:rPr>
-            </w:r>
-          </w:p>
-        </w:tc>
-        <w:tc>
-          <w:tcPr/>
-          <w:p>
-            <w:pPr>
-              <w:rPr/>
-            </w:pPr>
-            <w:r>
-              <w:rPr>
-                <w:sz w:val="18"/>
-                <w:szCs w:val="18"/>
-                <w:rtl w:val="0"/>
-              </w:rPr>
-              <w:t xml:space="preserve">TRADING_JOURNAL</w:t>
-            </w:r>
-            <w:r>
-              <w:rPr>
-                <w:rtl w:val="0"/>
-              </w:rPr>
-            </w:r>
-          </w:p>
-        </w:tc>
-        <w:tc>
-          <w:tcPr/>
-          <w:p>
-            <w:pPr>
-              <w:rPr/>
-            </w:pPr>
-            <w:r>
-              <w:rPr>
-                <w:sz w:val="18"/>
-                <w:szCs w:val="18"/>
-                <w:rtl w:val="0"/>
-              </w:rPr>
-              <w:t xml:space="preserve">Record of a simulated or manual trade: execution facts, fees, funding, realized profit/loss (BR-35; net profit/loss is derived, BR-38) and the Trader's review.</w:t>
-            </w:r>
-            <w:r>
-              <w:rPr>
-                <w:rtl w:val="0"/>
-              </w:rPr>
+              <w:t>19</w:t>
+            </w:r>
+          </w:p>
+        </w:tc>
+        <w:tc>
+          <w:tcPr/>
+          <w:p>
+            <w:pPr>
+              <w:rPr/>
+            </w:pPr>
+            <w:r>
+              <w:rPr>
+                <w:sz w:val="18"/>
+                <w:szCs w:val="18"/>
+                <w:rtl w:val="0"/>
+              </w:rPr>
+              <w:t>TRADING_PLAN_WARNING</w:t>
+            </w:r>
+          </w:p>
+        </w:tc>
+        <w:tc>
+          <w:tcPr/>
+          <w:p>
+            <w:pPr>
+              <w:rPr/>
+            </w:pPr>
+            <w:r>
+              <w:rPr>
+                <w:sz w:val="18"/>
+                <w:szCs w:val="18"/>
+                <w:rtl w:val="0"/>
+              </w:rPr>
+              <w:t>Risk warning raised for a plan with type and severity (INFO, WARNING, BLOCKING).</w:t>
             </w:r>
           </w:p>
         </w:tc>
@@ -26370,54 +26092,39 @@
                 <w:szCs w:val="18"/>
                 <w:rtl w:val="0"/>
               </w:rPr>
-              <w:t xml:space="preserve">20</w:t>
-            </w:r>
-            <w:r>
-              <w:rPr>
-                <w:rtl w:val="0"/>
-              </w:rPr>
-            </w:r>
-          </w:p>
-        </w:tc>
-        <w:tc>
-          <w:tcPr/>
-          <w:p>
-            <w:pPr>
-              <w:rPr/>
-            </w:pPr>
-            <w:r>
-              <w:rPr>
-                <w:sz w:val="18"/>
-                <w:szCs w:val="18"/>
-                <w:rtl w:val="0"/>
-              </w:rPr>
-              <w:t xml:space="preserve">FORUM_POST</w:t>
-            </w:r>
-            <w:r>
-              <w:rPr>
-                <w:rtl w:val="0"/>
-              </w:rPr>
-            </w:r>
-          </w:p>
-        </w:tc>
-        <w:tc>
-          <w:tcPr/>
-          <w:p>
-            <w:pPr>
-              <w:rPr/>
-            </w:pPr>
-            <w:r>
-              <w:rPr>
-                <w:sz w:val="18"/>
-                <w:szCs w:val="18"/>
-                <w:rtl w:val="0"/>
-              </w:rPr>
-              <w:t xml:space="preserve">Community post (text or video) with market type, status, official flag and, for official posts, the category (ANNOUNCEMENT, PLATFORM_UPDATE, EDUCATION).</w:t>
-            </w:r>
-            <w:r>
-              <w:rPr>
-                <w:rtl w:val="0"/>
-              </w:rPr>
+              <w:t>20</w:t>
+            </w:r>
+          </w:p>
+        </w:tc>
+        <w:tc>
+          <w:tcPr/>
+          <w:p>
+            <w:pPr>
+              <w:rPr/>
+            </w:pPr>
+            <w:r>
+              <w:rPr>
+                <w:sz w:val="18"/>
+                <w:szCs w:val="18"/>
+                <w:rtl w:val="0"/>
+              </w:rPr>
+              <w:t>TRADING_JOURNAL</w:t>
+            </w:r>
+          </w:p>
+        </w:tc>
+        <w:tc>
+          <w:tcPr/>
+          <w:p>
+            <w:pPr>
+              <w:rPr/>
+            </w:pPr>
+            <w:r>
+              <w:rPr>
+                <w:sz w:val="18"/>
+                <w:szCs w:val="18"/>
+                <w:rtl w:val="0"/>
+              </w:rPr>
+              <w:t>Record of a simulated or manual trade: execution facts, fees, funding, realized profit/loss (BR-35; net profit/loss is derived, BR-38) and the Trader's review.</w:t>
             </w:r>
           </w:p>
         </w:tc>
@@ -26440,54 +26147,39 @@
                 <w:szCs w:val="18"/>
                 <w:rtl w:val="0"/>
               </w:rPr>
-              <w:t xml:space="preserve">21</w:t>
-            </w:r>
-            <w:r>
-              <w:rPr>
-                <w:rtl w:val="0"/>
-              </w:rPr>
-            </w:r>
-          </w:p>
-        </w:tc>
-        <w:tc>
-          <w:tcPr/>
-          <w:p>
-            <w:pPr>
-              <w:rPr/>
-            </w:pPr>
-            <w:r>
-              <w:rPr>
-                <w:sz w:val="18"/>
-                <w:szCs w:val="18"/>
-                <w:rtl w:val="0"/>
-              </w:rPr>
-              <w:t xml:space="preserve">POST_COIN</w:t>
-            </w:r>
-            <w:r>
-              <w:rPr>
-                <w:rtl w:val="0"/>
-              </w:rPr>
-            </w:r>
-          </w:p>
-        </w:tc>
-        <w:tc>
-          <w:tcPr/>
-          <w:p>
-            <w:pPr>
-              <w:rPr/>
-            </w:pPr>
-            <w:r>
-              <w:rPr>
-                <w:sz w:val="18"/>
-                <w:szCs w:val="18"/>
-                <w:rtl w:val="0"/>
-              </w:rPr>
-              <w:t xml:space="preserve">Association between posts and the coins they are tagged with.</w:t>
-            </w:r>
-            <w:r>
-              <w:rPr>
-                <w:rtl w:val="0"/>
-              </w:rPr>
+              <w:t>21</w:t>
+            </w:r>
+          </w:p>
+        </w:tc>
+        <w:tc>
+          <w:tcPr/>
+          <w:p>
+            <w:pPr>
+              <w:rPr/>
+            </w:pPr>
+            <w:r>
+              <w:rPr>
+                <w:sz w:val="18"/>
+                <w:szCs w:val="18"/>
+                <w:rtl w:val="0"/>
+              </w:rPr>
+              <w:t>TRADING_JOURNAL_LEVEL_CHANGE</w:t>
+            </w:r>
+          </w:p>
+        </w:tc>
+        <w:tc>
+          <w:tcPr/>
+          <w:p>
+            <w:pPr>
+              <w:rPr/>
+            </w:pPr>
+            <w:r>
+              <w:rPr>
+                <w:sz w:val="18"/>
+                <w:szCs w:val="18"/>
+                <w:rtl w:val="0"/>
+              </w:rPr>
+              <w:t>Change of the stop loss or take profit of an open simulated position, with the old and new values and the time.</w:t>
             </w:r>
           </w:p>
         </w:tc>
@@ -26510,54 +26202,39 @@
                 <w:szCs w:val="18"/>
                 <w:rtl w:val="0"/>
               </w:rPr>
-              <w:t xml:space="preserve">22</w:t>
-            </w:r>
-            <w:r>
-              <w:rPr>
-                <w:rtl w:val="0"/>
-              </w:rPr>
-            </w:r>
-          </w:p>
-        </w:tc>
-        <w:tc>
-          <w:tcPr/>
-          <w:p>
-            <w:pPr>
-              <w:rPr/>
-            </w:pPr>
-            <w:r>
-              <w:rPr>
-                <w:sz w:val="18"/>
-                <w:szCs w:val="18"/>
-                <w:rtl w:val="0"/>
-              </w:rPr>
-              <w:t xml:space="preserve">FORUM_COMMENT</w:t>
-            </w:r>
-            <w:r>
-              <w:rPr>
-                <w:rtl w:val="0"/>
-              </w:rPr>
-            </w:r>
-          </w:p>
-        </w:tc>
-        <w:tc>
-          <w:tcPr/>
-          <w:p>
-            <w:pPr>
-              <w:rPr/>
-            </w:pPr>
-            <w:r>
-              <w:rPr>
-                <w:sz w:val="18"/>
-                <w:szCs w:val="18"/>
-                <w:rtl w:val="0"/>
-              </w:rPr>
-              <w:t xml:space="preserve">Comment on a post; may reply to another comment.</w:t>
-            </w:r>
-            <w:r>
-              <w:rPr>
-                <w:rtl w:val="0"/>
-              </w:rPr>
+              <w:t>22</w:t>
+            </w:r>
+          </w:p>
+        </w:tc>
+        <w:tc>
+          <w:tcPr/>
+          <w:p>
+            <w:pPr>
+              <w:rPr/>
+            </w:pPr>
+            <w:r>
+              <w:rPr>
+                <w:sz w:val="18"/>
+                <w:szCs w:val="18"/>
+                <w:rtl w:val="0"/>
+              </w:rPr>
+              <w:t>FORUM_POST</w:t>
+            </w:r>
+          </w:p>
+        </w:tc>
+        <w:tc>
+          <w:tcPr/>
+          <w:p>
+            <w:pPr>
+              <w:rPr/>
+            </w:pPr>
+            <w:r>
+              <w:rPr>
+                <w:sz w:val="18"/>
+                <w:szCs w:val="18"/>
+                <w:rtl w:val="0"/>
+              </w:rPr>
+              <w:t>Community post (text or video) with market type, status, official flag and, for official posts, the category (ANNOUNCEMENT, PLATFORM_UPDATE, EDUCATION).</w:t>
             </w:r>
           </w:p>
         </w:tc>
@@ -26580,54 +26257,39 @@
                 <w:szCs w:val="18"/>
                 <w:rtl w:val="0"/>
               </w:rPr>
-              <w:t xml:space="preserve">23</w:t>
-            </w:r>
-            <w:r>
-              <w:rPr>
-                <w:rtl w:val="0"/>
-              </w:rPr>
-            </w:r>
-          </w:p>
-        </w:tc>
-        <w:tc>
-          <w:tcPr/>
-          <w:p>
-            <w:pPr>
-              <w:rPr/>
-            </w:pPr>
-            <w:r>
-              <w:rPr>
-                <w:sz w:val="18"/>
-                <w:szCs w:val="18"/>
-                <w:rtl w:val="0"/>
-              </w:rPr>
-              <w:t xml:space="preserve">ENGAGEMENT</w:t>
-            </w:r>
-            <w:r>
-              <w:rPr>
-                <w:rtl w:val="0"/>
-              </w:rPr>
-            </w:r>
-          </w:p>
-        </w:tc>
-        <w:tc>
-          <w:tcPr/>
-          <w:p>
-            <w:pPr>
-              <w:rPr/>
-            </w:pPr>
-            <w:r>
-              <w:rPr>
-                <w:sz w:val="18"/>
-                <w:szCs w:val="18"/>
-                <w:rtl w:val="0"/>
-              </w:rPr>
-              <w:t xml:space="preserve">Like or save action of a user on exactly one post or comment.</w:t>
-            </w:r>
-            <w:r>
-              <w:rPr>
-                <w:rtl w:val="0"/>
-              </w:rPr>
+              <w:t>23</w:t>
+            </w:r>
+          </w:p>
+        </w:tc>
+        <w:tc>
+          <w:tcPr/>
+          <w:p>
+            <w:pPr>
+              <w:rPr/>
+            </w:pPr>
+            <w:r>
+              <w:rPr>
+                <w:sz w:val="18"/>
+                <w:szCs w:val="18"/>
+                <w:rtl w:val="0"/>
+              </w:rPr>
+              <w:t>POST_COIN</w:t>
+            </w:r>
+          </w:p>
+        </w:tc>
+        <w:tc>
+          <w:tcPr/>
+          <w:p>
+            <w:pPr>
+              <w:rPr/>
+            </w:pPr>
+            <w:r>
+              <w:rPr>
+                <w:sz w:val="18"/>
+                <w:szCs w:val="18"/>
+                <w:rtl w:val="0"/>
+              </w:rPr>
+              <w:t>Association between posts and the coins they are tagged with.</w:t>
             </w:r>
           </w:p>
         </w:tc>
@@ -26650,54 +26312,39 @@
                 <w:szCs w:val="18"/>
                 <w:rtl w:val="0"/>
               </w:rPr>
-              <w:t xml:space="preserve">24</w:t>
-            </w:r>
-            <w:r>
-              <w:rPr>
-                <w:rtl w:val="0"/>
-              </w:rPr>
-            </w:r>
-          </w:p>
-        </w:tc>
-        <w:tc>
-          <w:tcPr/>
-          <w:p>
-            <w:pPr>
-              <w:rPr/>
-            </w:pPr>
-            <w:r>
-              <w:rPr>
-                <w:sz w:val="18"/>
-                <w:szCs w:val="18"/>
-                <w:rtl w:val="0"/>
-              </w:rPr>
-              <w:t xml:space="preserve">POST_MEDIA</w:t>
-            </w:r>
-            <w:r>
-              <w:rPr>
-                <w:rtl w:val="0"/>
-              </w:rPr>
-            </w:r>
-          </w:p>
-        </w:tc>
-        <w:tc>
-          <w:tcPr/>
-          <w:p>
-            <w:pPr>
-              <w:rPr/>
-            </w:pPr>
-            <w:r>
-              <w:rPr>
-                <w:sz w:val="18"/>
-                <w:szCs w:val="18"/>
-                <w:rtl w:val="0"/>
-              </w:rPr>
-              <w:t xml:space="preserve">Image or video attached to a post, stored in Media Storage.</w:t>
-            </w:r>
-            <w:r>
-              <w:rPr>
-                <w:rtl w:val="0"/>
-              </w:rPr>
+              <w:t>24</w:t>
+            </w:r>
+          </w:p>
+        </w:tc>
+        <w:tc>
+          <w:tcPr/>
+          <w:p>
+            <w:pPr>
+              <w:rPr/>
+            </w:pPr>
+            <w:r>
+              <w:rPr>
+                <w:sz w:val="18"/>
+                <w:szCs w:val="18"/>
+                <w:rtl w:val="0"/>
+              </w:rPr>
+              <w:t>FORUM_COMMENT</w:t>
+            </w:r>
+          </w:p>
+        </w:tc>
+        <w:tc>
+          <w:tcPr/>
+          <w:p>
+            <w:pPr>
+              <w:rPr/>
+            </w:pPr>
+            <w:r>
+              <w:rPr>
+                <w:sz w:val="18"/>
+                <w:szCs w:val="18"/>
+                <w:rtl w:val="0"/>
+              </w:rPr>
+              <w:t>Comment on a post; may reply to another comment.</w:t>
             </w:r>
           </w:p>
         </w:tc>
@@ -26720,54 +26367,39 @@
                 <w:szCs w:val="18"/>
                 <w:rtl w:val="0"/>
               </w:rPr>
-              <w:t xml:space="preserve">25</w:t>
-            </w:r>
-            <w:r>
-              <w:rPr>
-                <w:rtl w:val="0"/>
-              </w:rPr>
-            </w:r>
-          </w:p>
-        </w:tc>
-        <w:tc>
-          <w:tcPr/>
-          <w:p>
-            <w:pPr>
-              <w:rPr/>
-            </w:pPr>
-            <w:r>
-              <w:rPr>
-                <w:sz w:val="18"/>
-                <w:szCs w:val="18"/>
-                <w:rtl w:val="0"/>
-              </w:rPr>
-              <w:t xml:space="preserve">POST_REPORT</w:t>
-            </w:r>
-            <w:r>
-              <w:rPr>
-                <w:rtl w:val="0"/>
-              </w:rPr>
-            </w:r>
-          </w:p>
-        </w:tc>
-        <w:tc>
-          <w:tcPr/>
-          <w:p>
-            <w:pPr>
-              <w:rPr/>
-            </w:pPr>
-            <w:r>
-              <w:rPr>
-                <w:sz w:val="18"/>
-                <w:szCs w:val="18"/>
-                <w:rtl w:val="0"/>
-              </w:rPr>
-              <w:t xml:space="preserve">Violation report on a post, with reason, status and the Admin's resolution.</w:t>
-            </w:r>
-            <w:r>
-              <w:rPr>
-                <w:rtl w:val="0"/>
-              </w:rPr>
+              <w:t>25</w:t>
+            </w:r>
+          </w:p>
+        </w:tc>
+        <w:tc>
+          <w:tcPr/>
+          <w:p>
+            <w:pPr>
+              <w:rPr/>
+            </w:pPr>
+            <w:r>
+              <w:rPr>
+                <w:sz w:val="18"/>
+                <w:szCs w:val="18"/>
+                <w:rtl w:val="0"/>
+              </w:rPr>
+              <w:t>ENGAGEMENT</w:t>
+            </w:r>
+          </w:p>
+        </w:tc>
+        <w:tc>
+          <w:tcPr/>
+          <w:p>
+            <w:pPr>
+              <w:rPr/>
+            </w:pPr>
+            <w:r>
+              <w:rPr>
+                <w:sz w:val="18"/>
+                <w:szCs w:val="18"/>
+                <w:rtl w:val="0"/>
+              </w:rPr>
+              <w:t>Like or save action of a user on exactly one post or comment; on a post also a view or a Bullish or Bearish vote.</w:t>
             </w:r>
           </w:p>
         </w:tc>
@@ -26790,54 +26422,39 @@
                 <w:szCs w:val="18"/>
                 <w:rtl w:val="0"/>
               </w:rPr>
-              <w:t xml:space="preserve">26</w:t>
-            </w:r>
-            <w:r>
-              <w:rPr>
-                <w:rtl w:val="0"/>
-              </w:rPr>
-            </w:r>
-          </w:p>
-        </w:tc>
-        <w:tc>
-          <w:tcPr/>
-          <w:p>
-            <w:pPr>
-              <w:rPr/>
-            </w:pPr>
-            <w:r>
-              <w:rPr>
-                <w:sz w:val="18"/>
-                <w:szCs w:val="18"/>
-                <w:rtl w:val="0"/>
-              </w:rPr>
-              <w:t xml:space="preserve">NEWS_SOURCE</w:t>
-            </w:r>
-            <w:r>
-              <w:rPr>
-                <w:rtl w:val="0"/>
-              </w:rPr>
-            </w:r>
-          </w:p>
-        </w:tc>
-        <w:tc>
-          <w:tcPr/>
-          <w:p>
-            <w:pPr>
-              <w:rPr/>
-            </w:pPr>
-            <w:r>
-              <w:rPr>
-                <w:sz w:val="18"/>
-                <w:szCs w:val="18"/>
-                <w:rtl w:val="0"/>
-              </w:rPr>
-              <w:t xml:space="preserve">RSS source managed by Admin with crawl interval and status.</w:t>
-            </w:r>
-            <w:r>
-              <w:rPr>
-                <w:rtl w:val="0"/>
-              </w:rPr>
+              <w:t>26</w:t>
+            </w:r>
+          </w:p>
+        </w:tc>
+        <w:tc>
+          <w:tcPr/>
+          <w:p>
+            <w:pPr>
+              <w:rPr/>
+            </w:pPr>
+            <w:r>
+              <w:rPr>
+                <w:sz w:val="18"/>
+                <w:szCs w:val="18"/>
+                <w:rtl w:val="0"/>
+              </w:rPr>
+              <w:t>POST_MEDIA</w:t>
+            </w:r>
+          </w:p>
+        </w:tc>
+        <w:tc>
+          <w:tcPr/>
+          <w:p>
+            <w:pPr>
+              <w:rPr/>
+            </w:pPr>
+            <w:r>
+              <w:rPr>
+                <w:sz w:val="18"/>
+                <w:szCs w:val="18"/>
+                <w:rtl w:val="0"/>
+              </w:rPr>
+              <w:t>Image or video attached to a post, stored in Media Storage.</w:t>
             </w:r>
           </w:p>
         </w:tc>
@@ -26860,54 +26477,39 @@
                 <w:szCs w:val="18"/>
                 <w:rtl w:val="0"/>
               </w:rPr>
-              <w:t xml:space="preserve">27</w:t>
-            </w:r>
-            <w:r>
-              <w:rPr>
-                <w:rtl w:val="0"/>
-              </w:rPr>
-            </w:r>
-          </w:p>
-        </w:tc>
-        <w:tc>
-          <w:tcPr/>
-          <w:p>
-            <w:pPr>
-              <w:rPr/>
-            </w:pPr>
-            <w:r>
-              <w:rPr>
-                <w:sz w:val="18"/>
-                <w:szCs w:val="18"/>
-                <w:rtl w:val="0"/>
-              </w:rPr>
-              <w:t xml:space="preserve">NEWS_CRAWL_LOG</w:t>
-            </w:r>
-            <w:r>
-              <w:rPr>
-                <w:rtl w:val="0"/>
-              </w:rPr>
-            </w:r>
-          </w:p>
-        </w:tc>
-        <w:tc>
-          <w:tcPr/>
-          <w:p>
-            <w:pPr>
-              <w:rPr/>
-            </w:pPr>
-            <w:r>
-              <w:rPr>
-                <w:sz w:val="18"/>
-                <w:szCs w:val="18"/>
-                <w:rtl w:val="0"/>
-              </w:rPr>
-              <w:t xml:space="preserve">Result of one crawl of a source: time, status, articles found and inserted, error.</w:t>
-            </w:r>
-            <w:r>
-              <w:rPr>
-                <w:rtl w:val="0"/>
-              </w:rPr>
+              <w:t>27</w:t>
+            </w:r>
+          </w:p>
+        </w:tc>
+        <w:tc>
+          <w:tcPr/>
+          <w:p>
+            <w:pPr>
+              <w:rPr/>
+            </w:pPr>
+            <w:r>
+              <w:rPr>
+                <w:sz w:val="18"/>
+                <w:szCs w:val="18"/>
+                <w:rtl w:val="0"/>
+              </w:rPr>
+              <w:t>POST_REPORT</w:t>
+            </w:r>
+          </w:p>
+        </w:tc>
+        <w:tc>
+          <w:tcPr/>
+          <w:p>
+            <w:pPr>
+              <w:rPr/>
+            </w:pPr>
+            <w:r>
+              <w:rPr>
+                <w:sz w:val="18"/>
+                <w:szCs w:val="18"/>
+                <w:rtl w:val="0"/>
+              </w:rPr>
+              <w:t>Violation report on a post or a comment, with reason, status and the Admin's resolution.</w:t>
             </w:r>
           </w:p>
         </w:tc>
@@ -26930,54 +26532,39 @@
                 <w:szCs w:val="18"/>
                 <w:rtl w:val="0"/>
               </w:rPr>
-              <w:t xml:space="preserve">28</w:t>
-            </w:r>
-            <w:r>
-              <w:rPr>
-                <w:rtl w:val="0"/>
-              </w:rPr>
-            </w:r>
-          </w:p>
-        </w:tc>
-        <w:tc>
-          <w:tcPr/>
-          <w:p>
-            <w:pPr>
-              <w:rPr/>
-            </w:pPr>
-            <w:r>
-              <w:rPr>
-                <w:sz w:val="18"/>
-                <w:szCs w:val="18"/>
-                <w:rtl w:val="0"/>
-              </w:rPr>
-              <w:t xml:space="preserve">NEWS_ARTICLE</w:t>
-            </w:r>
-            <w:r>
-              <w:rPr>
-                <w:rtl w:val="0"/>
-              </w:rPr>
-            </w:r>
-          </w:p>
-        </w:tc>
-        <w:tc>
-          <w:tcPr/>
-          <w:p>
-            <w:pPr>
-              <w:rPr/>
-            </w:pPr>
-            <w:r>
-              <w:rPr>
-                <w:sz w:val="18"/>
-                <w:szCs w:val="18"/>
-                <w:rtl w:val="0"/>
-              </w:rPr>
-              <w:t xml:space="preserve">Collected article: title, original URL, excerpt, AI summary, sentiment, publish time.</w:t>
-            </w:r>
-            <w:r>
-              <w:rPr>
-                <w:rtl w:val="0"/>
-              </w:rPr>
+              <w:t>28</w:t>
+            </w:r>
+          </w:p>
+        </w:tc>
+        <w:tc>
+          <w:tcPr/>
+          <w:p>
+            <w:pPr>
+              <w:rPr/>
+            </w:pPr>
+            <w:r>
+              <w:rPr>
+                <w:sz w:val="18"/>
+                <w:szCs w:val="18"/>
+                <w:rtl w:val="0"/>
+              </w:rPr>
+              <w:t>NEWS_SOURCE</w:t>
+            </w:r>
+          </w:p>
+        </w:tc>
+        <w:tc>
+          <w:tcPr/>
+          <w:p>
+            <w:pPr>
+              <w:rPr/>
+            </w:pPr>
+            <w:r>
+              <w:rPr>
+                <w:sz w:val="18"/>
+                <w:szCs w:val="18"/>
+                <w:rtl w:val="0"/>
+              </w:rPr>
+              <w:t>RSS source managed by Admin with crawl interval and status.</w:t>
             </w:r>
           </w:p>
         </w:tc>
@@ -27000,54 +26587,39 @@
                 <w:szCs w:val="18"/>
                 <w:rtl w:val="0"/>
               </w:rPr>
-              <w:t xml:space="preserve">29</w:t>
-            </w:r>
-            <w:r>
-              <w:rPr>
-                <w:rtl w:val="0"/>
-              </w:rPr>
-            </w:r>
-          </w:p>
-        </w:tc>
-        <w:tc>
-          <w:tcPr/>
-          <w:p>
-            <w:pPr>
-              <w:rPr/>
-            </w:pPr>
-            <w:r>
-              <w:rPr>
-                <w:sz w:val="18"/>
-                <w:szCs w:val="18"/>
-                <w:rtl w:val="0"/>
-              </w:rPr>
-              <w:t xml:space="preserve">NEWS_TAG</w:t>
-            </w:r>
-            <w:r>
-              <w:rPr>
-                <w:rtl w:val="0"/>
-              </w:rPr>
-            </w:r>
-          </w:p>
-        </w:tc>
-        <w:tc>
-          <w:tcPr/>
-          <w:p>
-            <w:pPr>
-              <w:rPr/>
-            </w:pPr>
-            <w:r>
-              <w:rPr>
-                <w:sz w:val="18"/>
-                <w:szCs w:val="18"/>
-                <w:rtl w:val="0"/>
-              </w:rPr>
-              <w:t xml:space="preserve">Topic tag of news articles.</w:t>
-            </w:r>
-            <w:r>
-              <w:rPr>
-                <w:rtl w:val="0"/>
-              </w:rPr>
+              <w:t>29</w:t>
+            </w:r>
+          </w:p>
+        </w:tc>
+        <w:tc>
+          <w:tcPr/>
+          <w:p>
+            <w:pPr>
+              <w:rPr/>
+            </w:pPr>
+            <w:r>
+              <w:rPr>
+                <w:sz w:val="18"/>
+                <w:szCs w:val="18"/>
+                <w:rtl w:val="0"/>
+              </w:rPr>
+              <w:t>NEWS_CRAWL_LOG</w:t>
+            </w:r>
+          </w:p>
+        </w:tc>
+        <w:tc>
+          <w:tcPr/>
+          <w:p>
+            <w:pPr>
+              <w:rPr/>
+            </w:pPr>
+            <w:r>
+              <w:rPr>
+                <w:sz w:val="18"/>
+                <w:szCs w:val="18"/>
+                <w:rtl w:val="0"/>
+              </w:rPr>
+              <w:t>Result of one crawl of a source: time, status, articles found and inserted, error.</w:t>
             </w:r>
           </w:p>
         </w:tc>
@@ -27070,54 +26642,39 @@
                 <w:szCs w:val="18"/>
                 <w:rtl w:val="0"/>
               </w:rPr>
-              <w:t xml:space="preserve">30</w:t>
-            </w:r>
-            <w:r>
-              <w:rPr>
-                <w:rtl w:val="0"/>
-              </w:rPr>
-            </w:r>
-          </w:p>
-        </w:tc>
-        <w:tc>
-          <w:tcPr/>
-          <w:p>
-            <w:pPr>
-              <w:rPr/>
-            </w:pPr>
-            <w:r>
-              <w:rPr>
-                <w:sz w:val="18"/>
-                <w:szCs w:val="18"/>
-                <w:rtl w:val="0"/>
-              </w:rPr>
-              <w:t xml:space="preserve">NEWS_ARTICLE_TAG</w:t>
-            </w:r>
-            <w:r>
-              <w:rPr>
-                <w:rtl w:val="0"/>
-              </w:rPr>
-            </w:r>
-          </w:p>
-        </w:tc>
-        <w:tc>
-          <w:tcPr/>
-          <w:p>
-            <w:pPr>
-              <w:rPr/>
-            </w:pPr>
-            <w:r>
-              <w:rPr>
-                <w:sz w:val="18"/>
-                <w:szCs w:val="18"/>
-                <w:rtl w:val="0"/>
-              </w:rPr>
-              <w:t xml:space="preserve">Association between articles and topic tags.</w:t>
-            </w:r>
-            <w:r>
-              <w:rPr>
-                <w:rtl w:val="0"/>
-              </w:rPr>
+              <w:t>30</w:t>
+            </w:r>
+          </w:p>
+        </w:tc>
+        <w:tc>
+          <w:tcPr/>
+          <w:p>
+            <w:pPr>
+              <w:rPr/>
+            </w:pPr>
+            <w:r>
+              <w:rPr>
+                <w:sz w:val="18"/>
+                <w:szCs w:val="18"/>
+                <w:rtl w:val="0"/>
+              </w:rPr>
+              <w:t>NEWS_ARTICLE</w:t>
+            </w:r>
+          </w:p>
+        </w:tc>
+        <w:tc>
+          <w:tcPr/>
+          <w:p>
+            <w:pPr>
+              <w:rPr/>
+            </w:pPr>
+            <w:r>
+              <w:rPr>
+                <w:sz w:val="18"/>
+                <w:szCs w:val="18"/>
+                <w:rtl w:val="0"/>
+              </w:rPr>
+              <w:t>Collected article: title, original URL, excerpt, AI summary, sentiment, publish time.</w:t>
             </w:r>
           </w:p>
         </w:tc>
@@ -27140,54 +26697,39 @@
                 <w:szCs w:val="18"/>
                 <w:rtl w:val="0"/>
               </w:rPr>
-              <w:t xml:space="preserve">31</w:t>
-            </w:r>
-            <w:r>
-              <w:rPr>
-                <w:rtl w:val="0"/>
-              </w:rPr>
-            </w:r>
-          </w:p>
-        </w:tc>
-        <w:tc>
-          <w:tcPr/>
-          <w:p>
-            <w:pPr>
-              <w:rPr/>
-            </w:pPr>
-            <w:r>
-              <w:rPr>
-                <w:sz w:val="18"/>
-                <w:szCs w:val="18"/>
-                <w:rtl w:val="0"/>
-              </w:rPr>
-              <w:t xml:space="preserve">NEWS_ARTICLE_COIN</w:t>
-            </w:r>
-            <w:r>
-              <w:rPr>
-                <w:rtl w:val="0"/>
-              </w:rPr>
-            </w:r>
-          </w:p>
-        </w:tc>
-        <w:tc>
-          <w:tcPr/>
-          <w:p>
-            <w:pPr>
-              <w:rPr/>
-            </w:pPr>
-            <w:r>
-              <w:rPr>
-                <w:sz w:val="18"/>
-                <w:szCs w:val="18"/>
-                <w:rtl w:val="0"/>
-              </w:rPr>
-              <w:t xml:space="preserve">Association between articles and mentioned coins, with primary flag.</w:t>
-            </w:r>
-            <w:r>
-              <w:rPr>
-                <w:rtl w:val="0"/>
-              </w:rPr>
+              <w:t>31</w:t>
+            </w:r>
+          </w:p>
+        </w:tc>
+        <w:tc>
+          <w:tcPr/>
+          <w:p>
+            <w:pPr>
+              <w:rPr/>
+            </w:pPr>
+            <w:r>
+              <w:rPr>
+                <w:sz w:val="18"/>
+                <w:szCs w:val="18"/>
+                <w:rtl w:val="0"/>
+              </w:rPr>
+              <w:t>NEWS_TAG</w:t>
+            </w:r>
+          </w:p>
+        </w:tc>
+        <w:tc>
+          <w:tcPr/>
+          <w:p>
+            <w:pPr>
+              <w:rPr/>
+            </w:pPr>
+            <w:r>
+              <w:rPr>
+                <w:sz w:val="18"/>
+                <w:szCs w:val="18"/>
+                <w:rtl w:val="0"/>
+              </w:rPr>
+              <w:t>Topic tag of news articles.</w:t>
             </w:r>
           </w:p>
         </w:tc>
@@ -27210,54 +26752,39 @@
                 <w:szCs w:val="18"/>
                 <w:rtl w:val="0"/>
               </w:rPr>
-              <w:t xml:space="preserve">32</w:t>
-            </w:r>
-            <w:r>
-              <w:rPr>
-                <w:rtl w:val="0"/>
-              </w:rPr>
-            </w:r>
-          </w:p>
-        </w:tc>
-        <w:tc>
-          <w:tcPr/>
-          <w:p>
-            <w:pPr>
-              <w:rPr/>
-            </w:pPr>
-            <w:r>
-              <w:rPr>
-                <w:sz w:val="18"/>
-                <w:szCs w:val="18"/>
-                <w:rtl w:val="0"/>
-              </w:rPr>
-              <w:t xml:space="preserve">AI_CONVERSATION</w:t>
-            </w:r>
-            <w:r>
-              <w:rPr>
-                <w:rtl w:val="0"/>
-              </w:rPr>
-            </w:r>
-          </w:p>
-        </w:tc>
-        <w:tc>
-          <w:tcPr/>
-          <w:p>
-            <w:pPr>
-              <w:rPr/>
-            </w:pPr>
-            <w:r>
-              <w:rPr>
-                <w:sz w:val="18"/>
-                <w:szCs w:val="18"/>
-                <w:rtl w:val="0"/>
-              </w:rPr>
-              <w:t xml:space="preserve">Conversation of a Trader with the AI Assistant, optionally in the context of a pair.</w:t>
-            </w:r>
-            <w:r>
-              <w:rPr>
-                <w:rtl w:val="0"/>
-              </w:rPr>
+              <w:t>32</w:t>
+            </w:r>
+          </w:p>
+        </w:tc>
+        <w:tc>
+          <w:tcPr/>
+          <w:p>
+            <w:pPr>
+              <w:rPr/>
+            </w:pPr>
+            <w:r>
+              <w:rPr>
+                <w:sz w:val="18"/>
+                <w:szCs w:val="18"/>
+                <w:rtl w:val="0"/>
+              </w:rPr>
+              <w:t>NEWS_ARTICLE_TAG</w:t>
+            </w:r>
+          </w:p>
+        </w:tc>
+        <w:tc>
+          <w:tcPr/>
+          <w:p>
+            <w:pPr>
+              <w:rPr/>
+            </w:pPr>
+            <w:r>
+              <w:rPr>
+                <w:sz w:val="18"/>
+                <w:szCs w:val="18"/>
+                <w:rtl w:val="0"/>
+              </w:rPr>
+              <w:t>Association between articles and topic tags.</w:t>
             </w:r>
           </w:p>
         </w:tc>
@@ -27280,54 +26807,39 @@
                 <w:szCs w:val="18"/>
                 <w:rtl w:val="0"/>
               </w:rPr>
-              <w:t xml:space="preserve">33</w:t>
-            </w:r>
-            <w:r>
-              <w:rPr>
-                <w:rtl w:val="0"/>
-              </w:rPr>
-            </w:r>
-          </w:p>
-        </w:tc>
-        <w:tc>
-          <w:tcPr/>
-          <w:p>
-            <w:pPr>
-              <w:rPr/>
-            </w:pPr>
-            <w:r>
-              <w:rPr>
-                <w:sz w:val="18"/>
-                <w:szCs w:val="18"/>
-                <w:rtl w:val="0"/>
-              </w:rPr>
-              <w:t xml:space="preserve">AI_MESSAGE</w:t>
-            </w:r>
-            <w:r>
-              <w:rPr>
-                <w:rtl w:val="0"/>
-              </w:rPr>
-            </w:r>
-          </w:p>
-        </w:tc>
-        <w:tc>
-          <w:tcPr/>
-          <w:p>
-            <w:pPr>
-              <w:rPr/>
-            </w:pPr>
-            <w:r>
-              <w:rPr>
-                <w:sz w:val="18"/>
-                <w:szCs w:val="18"/>
-                <w:rtl w:val="0"/>
-              </w:rPr>
-              <w:t xml:space="preserve">Question or answer in a conversation with context snapshot, token usage and status.</w:t>
-            </w:r>
-            <w:r>
-              <w:rPr>
-                <w:rtl w:val="0"/>
-              </w:rPr>
+              <w:t>33</w:t>
+            </w:r>
+          </w:p>
+        </w:tc>
+        <w:tc>
+          <w:tcPr/>
+          <w:p>
+            <w:pPr>
+              <w:rPr/>
+            </w:pPr>
+            <w:r>
+              <w:rPr>
+                <w:sz w:val="18"/>
+                <w:szCs w:val="18"/>
+                <w:rtl w:val="0"/>
+              </w:rPr>
+              <w:t>NEWS_ARTICLE_COIN</w:t>
+            </w:r>
+          </w:p>
+        </w:tc>
+        <w:tc>
+          <w:tcPr/>
+          <w:p>
+            <w:pPr>
+              <w:rPr/>
+            </w:pPr>
+            <w:r>
+              <w:rPr>
+                <w:sz w:val="18"/>
+                <w:szCs w:val="18"/>
+                <w:rtl w:val="0"/>
+              </w:rPr>
+              <w:t>Association between articles and mentioned coins, with primary flag.</w:t>
             </w:r>
           </w:p>
         </w:tc>
@@ -27350,54 +26862,39 @@
                 <w:szCs w:val="18"/>
                 <w:rtl w:val="0"/>
               </w:rPr>
-              <w:t xml:space="preserve">34</w:t>
-            </w:r>
-            <w:r>
-              <w:rPr>
-                <w:rtl w:val="0"/>
-              </w:rPr>
-            </w:r>
-          </w:p>
-        </w:tc>
-        <w:tc>
-          <w:tcPr/>
-          <w:p>
-            <w:pPr>
-              <w:rPr/>
-            </w:pPr>
-            <w:r>
-              <w:rPr>
-                <w:sz w:val="18"/>
-                <w:szCs w:val="18"/>
-                <w:rtl w:val="0"/>
-              </w:rPr>
-              <w:t xml:space="preserve">AI_CONFIGURATION</w:t>
-            </w:r>
-            <w:r>
-              <w:rPr>
-                <w:rtl w:val="0"/>
-              </w:rPr>
-            </w:r>
-          </w:p>
-        </w:tc>
-        <w:tc>
-          <w:tcPr/>
-          <w:p>
-            <w:pPr>
-              <w:rPr/>
-            </w:pPr>
-            <w:r>
-              <w:rPr>
-                <w:sz w:val="18"/>
-                <w:szCs w:val="18"/>
-                <w:rtl w:val="0"/>
-              </w:rPr>
-              <w:t xml:space="preserve">Versioned AI settings (model, system prompt, temperature, token limit); exactly one active.</w:t>
-            </w:r>
-            <w:r>
-              <w:rPr>
-                <w:rtl w:val="0"/>
-              </w:rPr>
+              <w:t>34</w:t>
+            </w:r>
+          </w:p>
+        </w:tc>
+        <w:tc>
+          <w:tcPr/>
+          <w:p>
+            <w:pPr>
+              <w:rPr/>
+            </w:pPr>
+            <w:r>
+              <w:rPr>
+                <w:sz w:val="18"/>
+                <w:szCs w:val="18"/>
+                <w:rtl w:val="0"/>
+              </w:rPr>
+              <w:t>AI_CONVERSATION</w:t>
+            </w:r>
+          </w:p>
+        </w:tc>
+        <w:tc>
+          <w:tcPr/>
+          <w:p>
+            <w:pPr>
+              <w:rPr/>
+            </w:pPr>
+            <w:r>
+              <w:rPr>
+                <w:sz w:val="18"/>
+                <w:szCs w:val="18"/>
+                <w:rtl w:val="0"/>
+              </w:rPr>
+              <w:t>Conversation of a Trader with the AI Assistant, optionally in the context of a pair.</w:t>
             </w:r>
           </w:p>
         </w:tc>
@@ -27420,54 +26917,39 @@
                 <w:szCs w:val="18"/>
                 <w:rtl w:val="0"/>
               </w:rPr>
-              <w:t xml:space="preserve">35</w:t>
-            </w:r>
-            <w:r>
-              <w:rPr>
-                <w:rtl w:val="0"/>
-              </w:rPr>
-            </w:r>
-          </w:p>
-        </w:tc>
-        <w:tc>
-          <w:tcPr/>
-          <w:p>
-            <w:pPr>
-              <w:rPr/>
-            </w:pPr>
-            <w:r>
-              <w:rPr>
-                <w:sz w:val="18"/>
-                <w:szCs w:val="18"/>
-                <w:rtl w:val="0"/>
-              </w:rPr>
-              <w:t xml:space="preserve">SUBSCRIPTION_PACKAGE</w:t>
-            </w:r>
-            <w:r>
-              <w:rPr>
-                <w:rtl w:val="0"/>
-              </w:rPr>
-            </w:r>
-          </w:p>
-        </w:tc>
-        <w:tc>
-          <w:tcPr/>
-          <w:p>
-            <w:pPr>
-              <w:rPr/>
-            </w:pPr>
-            <w:r>
-              <w:rPr>
-                <w:sz w:val="18"/>
-                <w:szCs w:val="18"/>
-                <w:rtl w:val="0"/>
-              </w:rPr>
-              <w:t>Package of a plan tier (FREE, PRO, PREMIUM) with tier rank, price, duration, purchasable flag, active flag and the entitlements of the tier (Table 3.1): Futures analysis, setup score components, maximum ACTIVE plans and open positions, watchlist items, active alerts, indicator alerts, external alert channels, full performance dashboard, news AI insight, AI daily quota, AI performance context, video posts per calendar month. FREE is a single package that cannot be purchased.</w:t>
-            </w:r>
-            <w:r>
-              <w:rPr>
-                <w:rtl w:val="0"/>
-              </w:rPr>
+              <w:t>35</w:t>
+            </w:r>
+          </w:p>
+        </w:tc>
+        <w:tc>
+          <w:tcPr/>
+          <w:p>
+            <w:pPr>
+              <w:rPr/>
+            </w:pPr>
+            <w:r>
+              <w:rPr>
+                <w:sz w:val="18"/>
+                <w:szCs w:val="18"/>
+                <w:rtl w:val="0"/>
+              </w:rPr>
+              <w:t>AI_MESSAGE</w:t>
+            </w:r>
+          </w:p>
+        </w:tc>
+        <w:tc>
+          <w:tcPr/>
+          <w:p>
+            <w:pPr>
+              <w:rPr/>
+            </w:pPr>
+            <w:r>
+              <w:rPr>
+                <w:sz w:val="18"/>
+                <w:szCs w:val="18"/>
+                <w:rtl w:val="0"/>
+              </w:rPr>
+              <w:t>Question or answer in a conversation with context snapshot, token usage and status.</w:t>
             </w:r>
           </w:p>
         </w:tc>
@@ -27490,54 +26972,39 @@
                 <w:szCs w:val="18"/>
                 <w:rtl w:val="0"/>
               </w:rPr>
-              <w:t xml:space="preserve">36</w:t>
-            </w:r>
-            <w:r>
-              <w:rPr>
-                <w:rtl w:val="0"/>
-              </w:rPr>
-            </w:r>
-          </w:p>
-        </w:tc>
-        <w:tc>
-          <w:tcPr/>
-          <w:p>
-            <w:pPr>
-              <w:rPr/>
-            </w:pPr>
-            <w:r>
-              <w:rPr>
-                <w:sz w:val="18"/>
-                <w:szCs w:val="18"/>
-                <w:rtl w:val="0"/>
-              </w:rPr>
-              <w:t xml:space="preserve">SUBSCRIPTION_ORDER</w:t>
-            </w:r>
-            <w:r>
-              <w:rPr>
-                <w:rtl w:val="0"/>
-              </w:rPr>
-            </w:r>
-          </w:p>
-        </w:tc>
-        <w:tc>
-          <w:tcPr/>
-          <w:p>
-            <w:pPr>
-              <w:rPr/>
-            </w:pPr>
-            <w:r>
-              <w:rPr>
-                <w:sz w:val="18"/>
-                <w:szCs w:val="18"/>
-                <w:rtl w:val="0"/>
-              </w:rPr>
-              <w:t xml:space="preserve">Purchase of a package by a Trader: order type (NEW, RENEW, UPGRADE, DOWNGRADE), list price, upgrade credit, amount, gateway, status, manual-handling flag and gateway transaction data.</w:t>
-            </w:r>
-            <w:r>
-              <w:rPr>
-                <w:rtl w:val="0"/>
-              </w:rPr>
+              <w:t>36</w:t>
+            </w:r>
+          </w:p>
+        </w:tc>
+        <w:tc>
+          <w:tcPr/>
+          <w:p>
+            <w:pPr>
+              <w:rPr/>
+            </w:pPr>
+            <w:r>
+              <w:rPr>
+                <w:sz w:val="18"/>
+                <w:szCs w:val="18"/>
+                <w:rtl w:val="0"/>
+              </w:rPr>
+              <w:t>AI_CONFIGURATION</w:t>
+            </w:r>
+          </w:p>
+        </w:tc>
+        <w:tc>
+          <w:tcPr/>
+          <w:p>
+            <w:pPr>
+              <w:rPr/>
+            </w:pPr>
+            <w:r>
+              <w:rPr>
+                <w:sz w:val="18"/>
+                <w:szCs w:val="18"/>
+                <w:rtl w:val="0"/>
+              </w:rPr>
+              <w:t>Versioned AI settings (model, system prompt, temperature, token limit); exactly one active.</w:t>
             </w:r>
           </w:p>
         </w:tc>
@@ -27560,54 +27027,39 @@
                 <w:szCs w:val="18"/>
                 <w:rtl w:val="0"/>
               </w:rPr>
-              <w:t xml:space="preserve">37</w:t>
-            </w:r>
-            <w:r>
-              <w:rPr>
-                <w:rtl w:val="0"/>
-              </w:rPr>
-            </w:r>
-          </w:p>
-        </w:tc>
-        <w:tc>
-          <w:tcPr/>
-          <w:p>
-            <w:pPr>
-              <w:rPr/>
-            </w:pPr>
-            <w:r>
-              <w:rPr>
-                <w:sz w:val="18"/>
-                <w:szCs w:val="18"/>
-                <w:rtl w:val="0"/>
-              </w:rPr>
-              <w:t xml:space="preserve">USER_SUBSCRIPTION</w:t>
-            </w:r>
-            <w:r>
-              <w:rPr>
-                <w:rtl w:val="0"/>
-              </w:rPr>
-            </w:r>
-          </w:p>
-        </w:tc>
-        <w:tc>
-          <w:tcPr/>
-          <w:p>
-            <w:pPr>
-              <w:rPr/>
-            </w:pPr>
-            <w:r>
-              <w:rPr>
-                <w:sz w:val="18"/>
-                <w:szCs w:val="18"/>
-                <w:rtl w:val="0"/>
-              </w:rPr>
-              <w:t xml:space="preserve">Subscription period created by a paid order, with start, end and status (SCHEDULED, ACTIVE, EXPIRED, REPLACED); at most one ACTIVE subscription per Trader.</w:t>
-            </w:r>
-            <w:r>
-              <w:rPr>
-                <w:rtl w:val="0"/>
-              </w:rPr>
+              <w:t>37</w:t>
+            </w:r>
+          </w:p>
+        </w:tc>
+        <w:tc>
+          <w:tcPr/>
+          <w:p>
+            <w:pPr>
+              <w:rPr/>
+            </w:pPr>
+            <w:r>
+              <w:rPr>
+                <w:sz w:val="18"/>
+                <w:szCs w:val="18"/>
+                <w:rtl w:val="0"/>
+              </w:rPr>
+              <w:t>SUBSCRIPTION_PACKAGE</w:t>
+            </w:r>
+          </w:p>
+        </w:tc>
+        <w:tc>
+          <w:tcPr/>
+          <w:p>
+            <w:pPr>
+              <w:rPr/>
+            </w:pPr>
+            <w:r>
+              <w:rPr>
+                <w:sz w:val="18"/>
+                <w:szCs w:val="18"/>
+                <w:rtl w:val="0"/>
+              </w:rPr>
+              <w:t>Package of a plan tier (FREE, PRO, PREMIUM) with tier rank, price, duration, purchasable flag, active flag and the entitlements of the tier (Table 3.1): Futures analysis, setup score components, maximum ACTIVE plans and open positions, watchlist items, active alerts, indicator alerts, external alert channels, full performance dashboard, news AI insight, AI daily quota, AI performance context, video posts per calendar month. FREE is a single package that cannot be purchased.</w:t>
             </w:r>
           </w:p>
         </w:tc>
@@ -27630,54 +27082,39 @@
                 <w:szCs w:val="18"/>
                 <w:rtl w:val="0"/>
               </w:rPr>
-              <w:t xml:space="preserve">38</w:t>
-            </w:r>
-            <w:r>
-              <w:rPr>
-                <w:rtl w:val="0"/>
-              </w:rPr>
-            </w:r>
-          </w:p>
-        </w:tc>
-        <w:tc>
-          <w:tcPr/>
-          <w:p>
-            <w:pPr>
-              <w:rPr/>
-            </w:pPr>
-            <w:r>
-              <w:rPr>
-                <w:sz w:val="18"/>
-                <w:szCs w:val="18"/>
-                <w:rtl w:val="0"/>
-              </w:rPr>
-              <w:t xml:space="preserve">SYSTEM_SETTING</w:t>
-            </w:r>
-            <w:r>
-              <w:rPr>
-                <w:rtl w:val="0"/>
-              </w:rPr>
-            </w:r>
-          </w:p>
-        </w:tc>
-        <w:tc>
-          <w:tcPr/>
-          <w:p>
-            <w:pPr>
-              <w:rPr/>
-            </w:pPr>
-            <w:r>
-              <w:rPr>
-                <w:sz w:val="18"/>
-                <w:szCs w:val="18"/>
-                <w:rtl w:val="0"/>
-              </w:rPr>
-              <w:t xml:space="preserve">Key-value configuration maintained by Admin (limits, fee rates, warning thresholds).</w:t>
-            </w:r>
-            <w:r>
-              <w:rPr>
-                <w:rtl w:val="0"/>
-              </w:rPr>
+              <w:t>38</w:t>
+            </w:r>
+          </w:p>
+        </w:tc>
+        <w:tc>
+          <w:tcPr/>
+          <w:p>
+            <w:pPr>
+              <w:rPr/>
+            </w:pPr>
+            <w:r>
+              <w:rPr>
+                <w:sz w:val="18"/>
+                <w:szCs w:val="18"/>
+                <w:rtl w:val="0"/>
+              </w:rPr>
+              <w:t>SUBSCRIPTION_ORDER</w:t>
+            </w:r>
+          </w:p>
+        </w:tc>
+        <w:tc>
+          <w:tcPr/>
+          <w:p>
+            <w:pPr>
+              <w:rPr/>
+            </w:pPr>
+            <w:r>
+              <w:rPr>
+                <w:sz w:val="18"/>
+                <w:szCs w:val="18"/>
+                <w:rtl w:val="0"/>
+              </w:rPr>
+              <w:t>Purchase of a package by a Trader: order type (NEW, RENEW, UPGRADE, DOWNGRADE), list price, upgrade credit, amount, gateway, status, manual-handling flag and gateway transaction data.</w:t>
             </w:r>
           </w:p>
         </w:tc>
@@ -27700,54 +27137,39 @@
                 <w:szCs w:val="18"/>
                 <w:rtl w:val="0"/>
               </w:rPr>
-              <w:t xml:space="preserve">39</w:t>
-            </w:r>
-            <w:r>
-              <w:rPr>
-                <w:rtl w:val="0"/>
-              </w:rPr>
-            </w:r>
-          </w:p>
-        </w:tc>
-        <w:tc>
-          <w:tcPr/>
-          <w:p>
-            <w:pPr>
-              <w:rPr/>
-            </w:pPr>
-            <w:r>
-              <w:rPr>
-                <w:sz w:val="18"/>
-                <w:szCs w:val="18"/>
-                <w:rtl w:val="0"/>
-              </w:rPr>
-              <w:t xml:space="preserve">AUDIT_LOG</w:t>
-            </w:r>
-            <w:r>
-              <w:rPr>
-                <w:rtl w:val="0"/>
-              </w:rPr>
-            </w:r>
-          </w:p>
-        </w:tc>
-        <w:tc>
-          <w:tcPr/>
-          <w:p>
-            <w:pPr>
-              <w:rPr/>
-            </w:pPr>
-            <w:r>
-              <w:rPr>
-                <w:sz w:val="18"/>
-                <w:szCs w:val="18"/>
-                <w:rtl w:val="0"/>
-              </w:rPr>
-              <w:t xml:space="preserve">Log of administrative and security-relevant actions with actor, entity, old and new values.</w:t>
-            </w:r>
-            <w:r>
-              <w:rPr>
-                <w:rtl w:val="0"/>
-              </w:rPr>
+              <w:t>39</w:t>
+            </w:r>
+          </w:p>
+        </w:tc>
+        <w:tc>
+          <w:tcPr/>
+          <w:p>
+            <w:pPr>
+              <w:rPr/>
+            </w:pPr>
+            <w:r>
+              <w:rPr>
+                <w:sz w:val="18"/>
+                <w:szCs w:val="18"/>
+                <w:rtl w:val="0"/>
+              </w:rPr>
+              <w:t>USER_SUBSCRIPTION</w:t>
+            </w:r>
+          </w:p>
+        </w:tc>
+        <w:tc>
+          <w:tcPr/>
+          <w:p>
+            <w:pPr>
+              <w:rPr/>
+            </w:pPr>
+            <w:r>
+              <w:rPr>
+                <w:sz w:val="18"/>
+                <w:szCs w:val="18"/>
+                <w:rtl w:val="0"/>
+              </w:rPr>
+              <w:t>Subscription period created by a paid order, with start, end and status (SCHEDULED, ACTIVE, EXPIRED, REPLACED); at most one ACTIVE subscription per Trader.</w:t>
             </w:r>
           </w:p>
         </w:tc>
@@ -27766,51 +27188,43 @@
             </w:pPr>
             <w:r>
               <w:rPr>
-                <w:rtl w:val="0"/>
-              </w:rPr>
-              <w:t xml:space="preserve">40</w:t>
-            </w:r>
-          </w:p>
-        </w:tc>
-        <w:tc>
-          <w:tcPr/>
-          <w:p>
-            <w:pPr>
-              <w:rPr/>
-            </w:pPr>
-            <w:r>
-              <w:rPr>
-                <w:sz w:val="18"/>
-                <w:szCs w:val="18"/>
-                <w:rtl w:val="0"/>
-              </w:rPr>
-              <w:t xml:space="preserve">PAPER_ACCOUNT</w:t>
-            </w:r>
-            <w:r>
-              <w:rPr>
-                <w:rtl w:val="0"/>
-              </w:rPr>
-            </w:r>
-          </w:p>
-        </w:tc>
-        <w:tc>
-          <w:tcPr/>
-          <w:p>
-            <w:pPr>
-              <w:rPr/>
-            </w:pPr>
-            <w:r>
-              <w:rPr>
-                <w:sz w:val="18"/>
-                <w:szCs w:val="18"/>
-                <w:rtl w:val="0"/>
-              </w:rPr>
-              <w:t xml:space="preserve">Demo trading account of a Trader, at most one per Trader, opened once with the virtual starting funds (BR-68).</w:t>
-            </w:r>
-            <w:r>
-              <w:rPr>
-                <w:rtl w:val="0"/>
-              </w:rPr>
+                <w:sz w:val="18"/>
+                <w:szCs w:val="18"/>
+                <w:rtl w:val="0"/>
+              </w:rPr>
+              <w:t>40</w:t>
+            </w:r>
+          </w:p>
+        </w:tc>
+        <w:tc>
+          <w:tcPr/>
+          <w:p>
+            <w:pPr>
+              <w:rPr/>
+            </w:pPr>
+            <w:r>
+              <w:rPr>
+                <w:sz w:val="18"/>
+                <w:szCs w:val="18"/>
+                <w:rtl w:val="0"/>
+              </w:rPr>
+              <w:t>SYSTEM_SETTING</w:t>
+            </w:r>
+          </w:p>
+        </w:tc>
+        <w:tc>
+          <w:tcPr/>
+          <w:p>
+            <w:pPr>
+              <w:rPr/>
+            </w:pPr>
+            <w:r>
+              <w:rPr>
+                <w:sz w:val="18"/>
+                <w:szCs w:val="18"/>
+                <w:rtl w:val="0"/>
+              </w:rPr>
+              <w:t>Key-value configuration maintained by Admin (limits, fee rates, warning thresholds).</w:t>
             </w:r>
           </w:p>
         </w:tc>
@@ -27829,51 +27243,43 @@
             </w:pPr>
             <w:r>
               <w:rPr>
-                <w:rtl w:val="0"/>
-              </w:rPr>
-              <w:t xml:space="preserve">41</w:t>
-            </w:r>
-          </w:p>
-        </w:tc>
-        <w:tc>
-          <w:tcPr/>
-          <w:p>
-            <w:pPr>
-              <w:rPr/>
-            </w:pPr>
-            <w:r>
-              <w:rPr>
-                <w:sz w:val="18"/>
-                <w:szCs w:val="18"/>
-                <w:rtl w:val="0"/>
-              </w:rPr>
-              <w:t xml:space="preserve">PAPER_BALANCE</w:t>
-            </w:r>
-            <w:r>
-              <w:rPr>
-                <w:rtl w:val="0"/>
-              </w:rPr>
-            </w:r>
-          </w:p>
-        </w:tc>
-        <w:tc>
-          <w:tcPr/>
-          <w:p>
-            <w:pPr>
-              <w:rPr/>
-            </w:pPr>
-            <w:r>
-              <w:rPr>
-                <w:sz w:val="18"/>
-                <w:szCs w:val="18"/>
-                <w:rtl w:val="0"/>
-              </w:rPr>
-              <w:t xml:space="preserve">Balance of one coin in the Spot or Futures demo wallet: free and locked amount and average cost in USDT (BR-73).</w:t>
-            </w:r>
-            <w:r>
-              <w:rPr>
-                <w:rtl w:val="0"/>
-              </w:rPr>
+                <w:sz w:val="18"/>
+                <w:szCs w:val="18"/>
+                <w:rtl w:val="0"/>
+              </w:rPr>
+              <w:t>41</w:t>
+            </w:r>
+          </w:p>
+        </w:tc>
+        <w:tc>
+          <w:tcPr/>
+          <w:p>
+            <w:pPr>
+              <w:rPr/>
+            </w:pPr>
+            <w:r>
+              <w:rPr>
+                <w:sz w:val="18"/>
+                <w:szCs w:val="18"/>
+                <w:rtl w:val="0"/>
+              </w:rPr>
+              <w:t>AUDIT_LOG</w:t>
+            </w:r>
+          </w:p>
+        </w:tc>
+        <w:tc>
+          <w:tcPr/>
+          <w:p>
+            <w:pPr>
+              <w:rPr/>
+            </w:pPr>
+            <w:r>
+              <w:rPr>
+                <w:sz w:val="18"/>
+                <w:szCs w:val="18"/>
+                <w:rtl w:val="0"/>
+              </w:rPr>
+              <w:t>Log of administrative and security-relevant actions with actor, entity, old and new values.</w:t>
             </w:r>
           </w:p>
         </w:tc>
@@ -27892,51 +27298,43 @@
             </w:pPr>
             <w:r>
               <w:rPr>
-                <w:rtl w:val="0"/>
-              </w:rPr>
-              <w:t xml:space="preserve">42</w:t>
-            </w:r>
-          </w:p>
-        </w:tc>
-        <w:tc>
-          <w:tcPr/>
-          <w:p>
-            <w:pPr>
-              <w:rPr/>
-            </w:pPr>
-            <w:r>
-              <w:rPr>
-                <w:sz w:val="18"/>
-                <w:szCs w:val="18"/>
-                <w:rtl w:val="0"/>
-              </w:rPr>
-              <w:t xml:space="preserve">PAPER_LEDGER_ENTRY</w:t>
-            </w:r>
-            <w:r>
-              <w:rPr>
-                <w:rtl w:val="0"/>
-              </w:rPr>
-            </w:r>
-          </w:p>
-        </w:tc>
-        <w:tc>
-          <w:tcPr/>
-          <w:p>
-            <w:pPr>
-              <w:rPr/>
-            </w:pPr>
-            <w:r>
-              <w:rPr>
-                <w:sz w:val="18"/>
-                <w:szCs w:val="18"/>
-                <w:rtl w:val="0"/>
-              </w:rPr>
-              <w:t xml:space="preserve">Immutable record of one demo balance change with its type and the balance after it (BR-69).</w:t>
-            </w:r>
-            <w:r>
-              <w:rPr>
-                <w:rtl w:val="0"/>
-              </w:rPr>
+                <w:sz w:val="18"/>
+                <w:szCs w:val="18"/>
+                <w:rtl w:val="0"/>
+              </w:rPr>
+              <w:t>42</w:t>
+            </w:r>
+          </w:p>
+        </w:tc>
+        <w:tc>
+          <w:tcPr/>
+          <w:p>
+            <w:pPr>
+              <w:rPr/>
+            </w:pPr>
+            <w:r>
+              <w:rPr>
+                <w:sz w:val="18"/>
+                <w:szCs w:val="18"/>
+                <w:rtl w:val="0"/>
+              </w:rPr>
+              <w:t>WALLET_BALANCE</w:t>
+            </w:r>
+          </w:p>
+        </w:tc>
+        <w:tc>
+          <w:tcPr/>
+          <w:p>
+            <w:pPr>
+              <w:rPr/>
+            </w:pPr>
+            <w:r>
+              <w:rPr>
+                <w:sz w:val="18"/>
+                <w:szCs w:val="18"/>
+                <w:rtl w:val="0"/>
+              </w:rPr>
+              <w:t>Balance of one coin in the Spot or Futures demo wallet of a Trader: free and locked amount and average cost in USDT (BR-73).</w:t>
             </w:r>
           </w:p>
         </w:tc>
@@ -27955,51 +27353,43 @@
             </w:pPr>
             <w:r>
               <w:rPr>
-                <w:rtl w:val="0"/>
-              </w:rPr>
-              <w:t xml:space="preserve">43</w:t>
-            </w:r>
-          </w:p>
-        </w:tc>
-        <w:tc>
-          <w:tcPr/>
-          <w:p>
-            <w:pPr>
-              <w:rPr/>
-            </w:pPr>
-            <w:r>
-              <w:rPr>
-                <w:sz w:val="18"/>
-                <w:szCs w:val="18"/>
-                <w:rtl w:val="0"/>
-              </w:rPr>
-              <w:t xml:space="preserve">PAPER_TRANSFER</w:t>
-            </w:r>
-            <w:r>
-              <w:rPr>
-                <w:rtl w:val="0"/>
-              </w:rPr>
-            </w:r>
-          </w:p>
-        </w:tc>
-        <w:tc>
-          <w:tcPr/>
-          <w:p>
-            <w:pPr>
-              <w:rPr/>
-            </w:pPr>
-            <w:r>
-              <w:rPr>
-                <w:sz w:val="18"/>
-                <w:szCs w:val="18"/>
-                <w:rtl w:val="0"/>
-              </w:rPr>
-              <w:t xml:space="preserve">Transfer of USDT between the Spot and Futures demo wallets, unique per client transfer id.</w:t>
-            </w:r>
-            <w:r>
-              <w:rPr>
-                <w:rtl w:val="0"/>
-              </w:rPr>
+                <w:sz w:val="18"/>
+                <w:szCs w:val="18"/>
+                <w:rtl w:val="0"/>
+              </w:rPr>
+              <w:t>43</w:t>
+            </w:r>
+          </w:p>
+        </w:tc>
+        <w:tc>
+          <w:tcPr/>
+          <w:p>
+            <w:pPr>
+              <w:rPr/>
+            </w:pPr>
+            <w:r>
+              <w:rPr>
+                <w:sz w:val="18"/>
+                <w:szCs w:val="18"/>
+                <w:rtl w:val="0"/>
+              </w:rPr>
+              <w:t>WALLET_LEDGER_ENTRY</w:t>
+            </w:r>
+          </w:p>
+        </w:tc>
+        <w:tc>
+          <w:tcPr/>
+          <w:p>
+            <w:pPr>
+              <w:rPr/>
+            </w:pPr>
+            <w:r>
+              <w:rPr>
+                <w:sz w:val="18"/>
+                <w:szCs w:val="18"/>
+                <w:rtl w:val="0"/>
+              </w:rPr>
+              <w:t>Immutable record of one demo balance change with its type and the balance after it; a transfer between the Spot and Futures wallets is a pair of TRANSFER entries, unique per client transfer id (BR-69).</w:t>
             </w:r>
           </w:p>
         </w:tc>
@@ -28018,51 +27408,43 @@
             </w:pPr>
             <w:r>
               <w:rPr>
-                <w:rtl w:val="0"/>
-              </w:rPr>
-              <w:t xml:space="preserve">44</w:t>
-            </w:r>
-          </w:p>
-        </w:tc>
-        <w:tc>
-          <w:tcPr/>
-          <w:p>
-            <w:pPr>
-              <w:rPr/>
-            </w:pPr>
-            <w:r>
-              <w:rPr>
-                <w:sz w:val="18"/>
-                <w:szCs w:val="18"/>
-                <w:rtl w:val="0"/>
-              </w:rPr>
-              <w:t xml:space="preserve">PAPER_ORDER</w:t>
-            </w:r>
-            <w:r>
-              <w:rPr>
-                <w:rtl w:val="0"/>
-              </w:rPr>
-            </w:r>
-          </w:p>
-        </w:tc>
-        <w:tc>
-          <w:tcPr/>
-          <w:p>
-            <w:pPr>
-              <w:rPr/>
-            </w:pPr>
-            <w:r>
-              <w:rPr>
-                <w:sz w:val="18"/>
-                <w:szCs w:val="18"/>
-                <w:rtl w:val="0"/>
-              </w:rPr>
-              <w:t xml:space="preserve">Demo order: pair, market, side, type, time in force, prices, quantities, filled and locked amounts, status and status reason; unique per client order id.</w:t>
-            </w:r>
-            <w:r>
-              <w:rPr>
-                <w:rtl w:val="0"/>
-              </w:rPr>
+                <w:sz w:val="18"/>
+                <w:szCs w:val="18"/>
+                <w:rtl w:val="0"/>
+              </w:rPr>
+              <w:t>44</w:t>
+            </w:r>
+          </w:p>
+        </w:tc>
+        <w:tc>
+          <w:tcPr/>
+          <w:p>
+            <w:pPr>
+              <w:rPr/>
+            </w:pPr>
+            <w:r>
+              <w:rPr>
+                <w:sz w:val="18"/>
+                <w:szCs w:val="18"/>
+                <w:rtl w:val="0"/>
+              </w:rPr>
+              <w:t>TRADE_ORDER</w:t>
+            </w:r>
+          </w:p>
+        </w:tc>
+        <w:tc>
+          <w:tcPr/>
+          <w:p>
+            <w:pPr>
+              <w:rPr/>
+            </w:pPr>
+            <w:r>
+              <w:rPr>
+                <w:sz w:val="18"/>
+                <w:szCs w:val="18"/>
+                <w:rtl w:val="0"/>
+              </w:rPr>
+              <w:t>Demo order: pair, market, side, type, time in force, prices, quantities, filled and locked amounts, status and status reason; unique per client order id.</w:t>
             </w:r>
           </w:p>
         </w:tc>
@@ -28081,51 +27463,43 @@
             </w:pPr>
             <w:r>
               <w:rPr>
-                <w:rtl w:val="0"/>
-              </w:rPr>
-              <w:t xml:space="preserve">45</w:t>
-            </w:r>
-          </w:p>
-        </w:tc>
-        <w:tc>
-          <w:tcPr/>
-          <w:p>
-            <w:pPr>
-              <w:rPr/>
-            </w:pPr>
-            <w:r>
-              <w:rPr>
-                <w:sz w:val="18"/>
-                <w:szCs w:val="18"/>
-                <w:rtl w:val="0"/>
-              </w:rPr>
-              <w:t xml:space="preserve">PAPER_ORDER_LIST</w:t>
-            </w:r>
-            <w:r>
-              <w:rPr>
-                <w:rtl w:val="0"/>
-              </w:rPr>
-            </w:r>
-          </w:p>
-        </w:tc>
-        <w:tc>
-          <w:tcPr/>
-          <w:p>
-            <w:pPr>
-              <w:rPr/>
-            </w:pPr>
-            <w:r>
-              <w:rPr>
-                <w:sz w:val="18"/>
-                <w:szCs w:val="18"/>
-                <w:rtl w:val="0"/>
-              </w:rPr>
-              <w:t xml:space="preserve">Group of linked demo orders (OCO, OTO, OTOCO) with its status.</w:t>
-            </w:r>
-            <w:r>
-              <w:rPr>
-                <w:rtl w:val="0"/>
-              </w:rPr>
+                <w:sz w:val="18"/>
+                <w:szCs w:val="18"/>
+                <w:rtl w:val="0"/>
+              </w:rPr>
+              <w:t>45</w:t>
+            </w:r>
+          </w:p>
+        </w:tc>
+        <w:tc>
+          <w:tcPr/>
+          <w:p>
+            <w:pPr>
+              <w:rPr/>
+            </w:pPr>
+            <w:r>
+              <w:rPr>
+                <w:sz w:val="18"/>
+                <w:szCs w:val="18"/>
+                <w:rtl w:val="0"/>
+              </w:rPr>
+              <w:t>ORDER_LIST</w:t>
+            </w:r>
+          </w:p>
+        </w:tc>
+        <w:tc>
+          <w:tcPr/>
+          <w:p>
+            <w:pPr>
+              <w:rPr/>
+            </w:pPr>
+            <w:r>
+              <w:rPr>
+                <w:sz w:val="18"/>
+                <w:szCs w:val="18"/>
+                <w:rtl w:val="0"/>
+              </w:rPr>
+              <w:t>Group of linked demo orders (OCO, OTO, OTOCO) with its status.</w:t>
             </w:r>
           </w:p>
         </w:tc>
@@ -28144,51 +27518,43 @@
             </w:pPr>
             <w:r>
               <w:rPr>
-                <w:rtl w:val="0"/>
-              </w:rPr>
-              <w:t xml:space="preserve">46</w:t>
-            </w:r>
-          </w:p>
-        </w:tc>
-        <w:tc>
-          <w:tcPr/>
-          <w:p>
-            <w:pPr>
-              <w:rPr/>
-            </w:pPr>
-            <w:r>
-              <w:rPr>
-                <w:sz w:val="18"/>
-                <w:szCs w:val="18"/>
-                <w:rtl w:val="0"/>
-              </w:rPr>
-              <w:t xml:space="preserve">PAPER_FILL</w:t>
-            </w:r>
-            <w:r>
-              <w:rPr>
-                <w:rtl w:val="0"/>
-              </w:rPr>
-            </w:r>
-          </w:p>
-        </w:tc>
-        <w:tc>
-          <w:tcPr/>
-          <w:p>
-            <w:pPr>
-              <w:rPr/>
-            </w:pPr>
-            <w:r>
-              <w:rPr>
-                <w:sz w:val="18"/>
-                <w:szCs w:val="18"/>
-                <w:rtl w:val="0"/>
-              </w:rPr>
-              <w:t xml:space="preserve">Execution of a demo order: price, quantity, fee and fee coin, maker or taker, time, live or replayed, and the USDT price of the quote coin used for the cost.</w:t>
-            </w:r>
-            <w:r>
-              <w:rPr>
-                <w:rtl w:val="0"/>
-              </w:rPr>
+                <w:sz w:val="18"/>
+                <w:szCs w:val="18"/>
+                <w:rtl w:val="0"/>
+              </w:rPr>
+              <w:t>46</w:t>
+            </w:r>
+          </w:p>
+        </w:tc>
+        <w:tc>
+          <w:tcPr/>
+          <w:p>
+            <w:pPr>
+              <w:rPr/>
+            </w:pPr>
+            <w:r>
+              <w:rPr>
+                <w:sz w:val="18"/>
+                <w:szCs w:val="18"/>
+                <w:rtl w:val="0"/>
+              </w:rPr>
+              <w:t>ORDER_FILL</w:t>
+            </w:r>
+          </w:p>
+        </w:tc>
+        <w:tc>
+          <w:tcPr/>
+          <w:p>
+            <w:pPr>
+              <w:rPr/>
+            </w:pPr>
+            <w:r>
+              <w:rPr>
+                <w:sz w:val="18"/>
+                <w:szCs w:val="18"/>
+                <w:rtl w:val="0"/>
+              </w:rPr>
+              <w:t>Execution of a demo order: price, quantity, fee and fee coin, maker or taker, time, live or replayed, and the USDT price of the quote coin used for the cost.</w:t>
             </w:r>
           </w:p>
         </w:tc>
@@ -28207,51 +27573,263 @@
             </w:pPr>
             <w:r>
               <w:rPr>
-                <w:rtl w:val="0"/>
-              </w:rPr>
-              <w:t xml:space="preserve">47</w:t>
-            </w:r>
-          </w:p>
-        </w:tc>
-        <w:tc>
-          <w:tcPr/>
-          <w:p>
-            <w:pPr>
-              <w:rPr/>
-            </w:pPr>
-            <w:r>
-              <w:rPr>
-                <w:sz w:val="18"/>
-                <w:szCs w:val="18"/>
-                <w:rtl w:val="0"/>
-              </w:rPr>
-              <w:t xml:space="preserve">PAPER_EQUITY_SNAPSHOT</w:t>
-            </w:r>
-            <w:r>
-              <w:rPr>
-                <w:rtl w:val="0"/>
-              </w:rPr>
-            </w:r>
-          </w:p>
-        </w:tc>
-        <w:tc>
-          <w:tcPr/>
-          <w:p>
-            <w:pPr>
-              <w:rPr/>
-            </w:pPr>
-            <w:r>
-              <w:rPr>
-                <w:sz w:val="18"/>
-                <w:szCs w:val="18"/>
-                <w:rtl w:val="0"/>
-              </w:rPr>
-              <w:t xml:space="preserve">Worth of a demo account in USDT at the start of a UTC day (NSF-20).</w:t>
-            </w:r>
-            <w:r>
-              <w:rPr>
-                <w:rtl w:val="0"/>
-              </w:rPr>
+                <w:sz w:val="18"/>
+                <w:szCs w:val="18"/>
+                <w:rtl w:val="0"/>
+              </w:rPr>
+              <w:t>47</w:t>
+            </w:r>
+          </w:p>
+        </w:tc>
+        <w:tc>
+          <w:tcPr/>
+          <w:p>
+            <w:pPr>
+              <w:rPr/>
+            </w:pPr>
+            <w:r>
+              <w:rPr>
+                <w:sz w:val="18"/>
+                <w:szCs w:val="18"/>
+                <w:rtl w:val="0"/>
+              </w:rPr>
+              <w:t>EQUITY_SNAPSHOT</w:t>
+            </w:r>
+          </w:p>
+        </w:tc>
+        <w:tc>
+          <w:tcPr/>
+          <w:p>
+            <w:pPr>
+              <w:rPr/>
+            </w:pPr>
+            <w:r>
+              <w:rPr>
+                <w:sz w:val="18"/>
+                <w:szCs w:val="18"/>
+                <w:rtl w:val="0"/>
+              </w:rPr>
+              <w:t>Worth of the demo wallets of a Trader in USDT at the start of a UTC day (NSF-20).</w:t>
+            </w:r>
+          </w:p>
+        </w:tc>
+      </w:tr>
+      <w:tr>
+        <w:trPr>
+          <w:cantSplit w:val="0"/>
+          <w:tblHeader w:val="0"/>
+        </w:trPr>
+        <w:tc>
+          <w:tcPr/>
+          <w:p>
+            <w:pPr>
+              <w:jc w:val="center"/>
+              <w:rPr/>
+            </w:pPr>
+            <w:r>
+              <w:rPr>
+                <w:sz w:val="18"/>
+                <w:szCs w:val="18"/>
+                <w:rtl w:val="0"/>
+              </w:rPr>
+              <w:t>48</w:t>
+            </w:r>
+          </w:p>
+        </w:tc>
+        <w:tc>
+          <w:tcPr/>
+          <w:p>
+            <w:pPr>
+              <w:rPr/>
+            </w:pPr>
+            <w:r>
+              <w:rPr>
+                <w:sz w:val="18"/>
+                <w:szCs w:val="18"/>
+                <w:rtl w:val="0"/>
+              </w:rPr>
+              <w:t>ACADEMY_TOPIC</w:t>
+            </w:r>
+          </w:p>
+        </w:tc>
+        <w:tc>
+          <w:tcPr/>
+          <w:p>
+            <w:pPr>
+              <w:rPr/>
+            </w:pPr>
+            <w:r>
+              <w:rPr>
+                <w:sz w:val="18"/>
+                <w:szCs w:val="18"/>
+                <w:rtl w:val="0"/>
+              </w:rPr>
+              <w:t>Topic of the Academy with its name, description and display order.</w:t>
+            </w:r>
+          </w:p>
+        </w:tc>
+      </w:tr>
+      <w:tr>
+        <w:trPr>
+          <w:cantSplit w:val="0"/>
+          <w:tblHeader w:val="0"/>
+        </w:trPr>
+        <w:tc>
+          <w:tcPr/>
+          <w:p>
+            <w:pPr>
+              <w:jc w:val="center"/>
+              <w:rPr/>
+            </w:pPr>
+            <w:r>
+              <w:rPr>
+                <w:sz w:val="18"/>
+                <w:szCs w:val="18"/>
+                <w:rtl w:val="0"/>
+              </w:rPr>
+              <w:t>49</w:t>
+            </w:r>
+          </w:p>
+        </w:tc>
+        <w:tc>
+          <w:tcPr/>
+          <w:p>
+            <w:pPr>
+              <w:rPr/>
+            </w:pPr>
+            <w:r>
+              <w:rPr>
+                <w:sz w:val="18"/>
+                <w:szCs w:val="18"/>
+                <w:rtl w:val="0"/>
+              </w:rPr>
+              <w:t>ACADEMY_ARTICLE</w:t>
+            </w:r>
+          </w:p>
+        </w:tc>
+        <w:tc>
+          <w:tcPr/>
+          <w:p>
+            <w:pPr>
+              <w:rPr/>
+            </w:pPr>
+            <w:r>
+              <w:rPr>
+                <w:sz w:val="18"/>
+                <w:szCs w:val="18"/>
+                <w:rtl w:val="0"/>
+              </w:rPr>
+              <w:t>Academy lesson: topic, title, summary, content, level, reading time, cover image, publication status and order in the learning path.</w:t>
+            </w:r>
+          </w:p>
+        </w:tc>
+      </w:tr>
+      <w:tr>
+        <w:trPr>
+          <w:cantSplit w:val="0"/>
+          <w:tblHeader w:val="0"/>
+        </w:trPr>
+        <w:tc>
+          <w:tcPr/>
+          <w:p>
+            <w:pPr>
+              <w:jc w:val="center"/>
+              <w:rPr/>
+            </w:pPr>
+            <w:r>
+              <w:rPr>
+                <w:sz w:val="18"/>
+                <w:szCs w:val="18"/>
+                <w:rtl w:val="0"/>
+              </w:rPr>
+              <w:t>50</w:t>
+            </w:r>
+          </w:p>
+        </w:tc>
+        <w:tc>
+          <w:tcPr/>
+          <w:p>
+            <w:pPr>
+              <w:rPr/>
+            </w:pPr>
+            <w:r>
+              <w:rPr>
+                <w:sz w:val="18"/>
+                <w:szCs w:val="18"/>
+                <w:rtl w:val="0"/>
+              </w:rPr>
+              <w:t>ACADEMY_TERM</w:t>
+            </w:r>
+          </w:p>
+        </w:tc>
+        <w:tc>
+          <w:tcPr/>
+          <w:p>
+            <w:pPr>
+              <w:rPr/>
+            </w:pPr>
+            <w:r>
+              <w:rPr>
+                <w:sz w:val="18"/>
+                <w:szCs w:val="18"/>
+                <w:rtl w:val="0"/>
+              </w:rPr>
+              <w:t>Glossary term with its definition, optionally linked to a lesson.</w:t>
+            </w:r>
+          </w:p>
+        </w:tc>
+      </w:tr>
+      <w:tr>
+        <w:trPr>
+          <w:cantSplit w:val="0"/>
+          <w:tblHeader w:val="0"/>
+        </w:trPr>
+        <w:tc>
+          <w:tcPr/>
+          <w:p>
+            <w:pPr>
+              <w:jc w:val="center"/>
+              <w:rPr/>
+            </w:pPr>
+            <w:r>
+              <w:rPr>
+                <w:sz w:val="18"/>
+                <w:szCs w:val="18"/>
+                <w:rtl w:val="0"/>
+              </w:rPr>
+              <w:t>51</w:t>
+            </w:r>
+          </w:p>
+        </w:tc>
+        <w:tc>
+          <w:tcPr/>
+          <w:p>
+            <w:pPr>
+              <w:rPr/>
+            </w:pPr>
+            <w:r>
+              <w:rPr>
+                <w:sz w:val="18"/>
+                <w:szCs w:val="18"/>
+                <w:rtl w:val="0"/>
+              </w:rPr>
+              <w:t>ACADEMY_PROGRESS</w:t>
+            </w:r>
+          </w:p>
+        </w:tc>
+        <w:tc>
+          <w:tcPr/>
+          <w:p>
+            <w:pPr>
+              <w:rPr/>
+            </w:pPr>
+            <w:r>
+              <w:rPr>
+                <w:sz w:val="18"/>
+                <w:szCs w:val="18"/>
+                <w:rtl w:val="0"/>
+              </w:rPr>
+              <w:t>Lesson completed by a Trader; one record per Trader and lesson.</w:t>
             </w:r>
           </w:p>
         </w:tc>
@@ -28279,7 +27857,7 @@
           <w:iCs w:val="1"/>
           <w:rtl w:val="0"/>
         </w:rPr>
-        <w:t xml:space="preserve">Performance statistics by coin, strategy and market are derived views over TRADING_JOURNAL, not stored entities. The demo Futures tables (settings, positions, funding payments) are reserved for Futures demo trading (section 5.4.1, item 25). Technical tables (event publication registry, migration history, exchange ban state, matching watermarks) are not business entities and are not shown in the ERD.</w:t>
+        <w:t>Performance statistics by coin, strategy and market are derived views over TRADING_JOURNAL, not stored entities. Technical tables (event publication registry, migration history, exchange ban state, matching watermarks, dropped backfill gaps, legacy paper rows) are not business entities and are not shown in the ERD.</w:t>
       </w:r>
       <w:r>
         <w:rPr>
@@ -39665,7 +39243,7 @@
           <w:color w:val="000000"/>
           <w:rtl w:val="0"/>
         </w:rPr>
-        <w:t xml:space="preserve">On first entry the system opens one PAPER_ACCOUNT for the Trader and grants the starting funds once (BR-68); opening it again returns the existing account.</w:t>
+        <w:t>On first entry the system opens the Trader's demo account by granting the starting funds once (BR-68); opening it again returns the existing account.</w:t>
       </w:r>
       <w:r>
         <w:rPr>
